--- a/C# Notes.docx
+++ b/C# Notes.docx
@@ -1200,30 +1200,14 @@
       </w:r>
       <w:r>
         <w:tab/>
-        <w:t>Based on Extension - .exe (Executable), .</w:t>
-      </w:r>
-      <w:proofErr w:type="spellStart"/>
-      <w:r>
-        <w:t>dll</w:t>
-      </w:r>
-      <w:proofErr w:type="spellEnd"/>
-      <w:r>
-        <w:t xml:space="preserve"> (Dynamic Link Library)</w:t>
+        <w:t>Based on Extension - .exe (Executable), .dll (Dynamic Link Library)</w:t>
       </w:r>
       <w:r>
         <w:br/>
       </w:r>
       <w:r>
         <w:tab/>
-        <w:t xml:space="preserve">Based on </w:t>
-      </w:r>
-      <w:proofErr w:type="spellStart"/>
-      <w:r>
-        <w:t>Storgae</w:t>
-      </w:r>
-      <w:proofErr w:type="spellEnd"/>
-      <w:r>
-        <w:t xml:space="preserve"> Location – private (project/bin), public (GAC – Global Assembly Cache)</w:t>
+        <w:t>Based on Storgae Location – private (project/bin), public (GAC – Global Assembly Cache)</w:t>
       </w:r>
     </w:p>
     <w:p/>
@@ -1248,15 +1232,7 @@
     </w:p>
     <w:p>
       <w:r>
-        <w:t xml:space="preserve">Using </w:t>
-      </w:r>
-      <w:proofErr w:type="spellStart"/>
-      <w:r>
-        <w:t>Namespace_name</w:t>
-      </w:r>
-      <w:proofErr w:type="spellEnd"/>
-      <w:r>
-        <w:t>;</w:t>
+        <w:t>Using Namespace_name;</w:t>
       </w:r>
     </w:p>
     <w:p/>
@@ -1332,13 +1308,8 @@
         <w:t>n</w:t>
       </w:r>
       <w:r>
-        <w:t xml:space="preserve">amespace </w:t>
-      </w:r>
-      <w:proofErr w:type="spellStart"/>
-      <w:r>
-        <w:t>AppName</w:t>
-      </w:r>
-      <w:proofErr w:type="spellEnd"/>
+        <w:t>amespace AppName</w:t>
+      </w:r>
       <w:r>
         <w:br/>
         <w:t>{</w:t>
@@ -1349,69 +1320,28 @@
       </w:r>
       <w:r>
         <w:br/>
-        <w:t xml:space="preserve">     </w:t>
-      </w:r>
-      <w:proofErr w:type="gramStart"/>
-      <w:r>
-        <w:t xml:space="preserve">   {</w:t>
-      </w:r>
-      <w:proofErr w:type="gramEnd"/>
-      <w:r>
-        <w:br/>
-        <w:t xml:space="preserve">            static void </w:t>
-      </w:r>
-      <w:proofErr w:type="gramStart"/>
-      <w:r>
-        <w:t>Main(</w:t>
-      </w:r>
-      <w:proofErr w:type="gramEnd"/>
-      <w:r>
-        <w:t>String</w:t>
-      </w:r>
-      <w:proofErr w:type="gramStart"/>
-      <w:r>
-        <w:t>[]</w:t>
-      </w:r>
-      <w:proofErr w:type="spellStart"/>
-      <w:r>
-        <w:t>args</w:t>
-      </w:r>
-      <w:proofErr w:type="spellEnd"/>
-      <w:proofErr w:type="gramEnd"/>
-      <w:r>
-        <w:t>)</w:t>
-      </w:r>
-      <w:r>
-        <w:br/>
-        <w:t xml:space="preserve">         </w:t>
-      </w:r>
-      <w:proofErr w:type="gramStart"/>
-      <w:r>
-        <w:t xml:space="preserve">   {</w:t>
-      </w:r>
-      <w:proofErr w:type="gramEnd"/>
+        <w:t xml:space="preserve">        {</w:t>
+      </w:r>
+      <w:r>
+        <w:br/>
+        <w:t xml:space="preserve">            static void Main(String[]args)</w:t>
+      </w:r>
+      <w:r>
+        <w:br/>
+        <w:t xml:space="preserve">            {</w:t>
+      </w:r>
       <w:r>
         <w:br/>
         <w:t xml:space="preserve">                Logic</w:t>
       </w:r>
       <w:r>
         <w:br/>
-        <w:t xml:space="preserve">          </w:t>
-      </w:r>
-      <w:proofErr w:type="gramStart"/>
-      <w:r>
-        <w:t xml:space="preserve">  }</w:t>
-      </w:r>
-      <w:proofErr w:type="gramEnd"/>
-      <w:r>
-        <w:br/>
-        <w:t xml:space="preserve">      </w:t>
-      </w:r>
-      <w:proofErr w:type="gramStart"/>
-      <w:r>
-        <w:t xml:space="preserve">  }</w:t>
-      </w:r>
-      <w:proofErr w:type="gramEnd"/>
+        <w:t xml:space="preserve">            }</w:t>
+      </w:r>
+      <w:r>
+        <w:br/>
+        <w:t xml:space="preserve">        }</w:t>
+      </w:r>
       <w:r>
         <w:br/>
         <w:t>}</w:t>
@@ -1510,13 +1440,8 @@
       <w:r>
         <w:br/>
       </w:r>
-      <w:proofErr w:type="spellStart"/>
-      <w:r>
-        <w:t>DataType</w:t>
-      </w:r>
-      <w:proofErr w:type="spellEnd"/>
-      <w:r>
-        <w:t xml:space="preserve"> identifier;</w:t>
+      <w:r>
+        <w:t>DataType identifier;</w:t>
       </w:r>
     </w:p>
     <w:p/>
@@ -1638,32 +1563,11 @@
       </w:r>
       <w:r>
         <w:br/>
-        <w:t xml:space="preserve">identifier = </w:t>
-      </w:r>
-      <w:proofErr w:type="spellStart"/>
-      <w:proofErr w:type="gramStart"/>
-      <w:r>
-        <w:t>InputFunction</w:t>
-      </w:r>
-      <w:proofErr w:type="spellEnd"/>
-      <w:r>
-        <w:t>(</w:t>
-      </w:r>
-      <w:proofErr w:type="gramEnd"/>
-      <w:r>
-        <w:t>);</w:t>
-      </w:r>
-      <w:r>
-        <w:br/>
-        <w:t xml:space="preserve">name = </w:t>
-      </w:r>
-      <w:proofErr w:type="spellStart"/>
-      <w:r>
-        <w:t>Console.ReadLine</w:t>
-      </w:r>
-      <w:proofErr w:type="spellEnd"/>
-      <w:r>
-        <w:t>();</w:t>
+        <w:t>identifier = InputFunction();</w:t>
+      </w:r>
+      <w:r>
+        <w:br/>
+        <w:t>name = Console.ReadLine();</w:t>
       </w:r>
     </w:p>
     <w:p/>
@@ -1722,46 +1626,14 @@
       </w:r>
       <w:r>
         <w:br/>
-      </w:r>
-      <w:proofErr w:type="spellStart"/>
-      <w:r>
-        <w:t>RequiredDataType.parse</w:t>
-      </w:r>
-      <w:proofErr w:type="spellEnd"/>
-      <w:r>
-        <w:t>(</w:t>
-      </w:r>
-      <w:proofErr w:type="spellStart"/>
-      <w:r>
-        <w:t>Console.ReadLine</w:t>
-      </w:r>
-      <w:proofErr w:type="spellEnd"/>
-      <w:r>
-        <w:t>());</w:t>
-      </w:r>
-      <w:r>
-        <w:br/>
-      </w:r>
-      <w:proofErr w:type="spellStart"/>
-      <w:r>
-        <w:t>Conver.ToRequiredDataType</w:t>
-      </w:r>
-      <w:proofErr w:type="spellEnd"/>
-      <w:r>
-        <w:t>(</w:t>
-      </w:r>
-      <w:proofErr w:type="spellStart"/>
-      <w:r>
-        <w:t>Console.ReadLine</w:t>
-      </w:r>
-      <w:proofErr w:type="spellEnd"/>
-      <w:r>
-        <w:t>());</w:t>
-      </w:r>
-    </w:p>
-    <w:p>
-      <w:proofErr w:type="spellStart"/>
-      <w:proofErr w:type="gramStart"/>
+        <w:t>RequiredDataType.parse(Console.ReadLine());</w:t>
+      </w:r>
+      <w:r>
+        <w:br/>
+        <w:t>Conver.ToRequiredDataType(Console.ReadLine());</w:t>
+      </w:r>
+    </w:p>
+    <w:p>
       <w:r>
         <w:rPr>
           <w:b/>
@@ -1769,9 +1641,14 @@
           <w:sz w:val="24"/>
           <w:szCs w:val="24"/>
         </w:rPr>
-        <w:t>ReadLine</w:t>
-      </w:r>
-      <w:proofErr w:type="spellEnd"/>
+        <w:t>ReadLine():</w:t>
+      </w:r>
+      <w:r>
+        <w:br/>
+        <w:t>The given data will be read and bind.</w:t>
+      </w:r>
+    </w:p>
+    <w:p>
       <w:r>
         <w:rPr>
           <w:b/>
@@ -1779,9 +1656,8 @@
           <w:sz w:val="24"/>
           <w:szCs w:val="24"/>
         </w:rPr>
-        <w:t>(</w:t>
-      </w:r>
-      <w:proofErr w:type="gramEnd"/>
+        <w:t>WriteLine()</w:t>
+      </w:r>
       <w:r>
         <w:rPr>
           <w:b/>
@@ -1789,15 +1665,98 @@
           <w:sz w:val="24"/>
           <w:szCs w:val="24"/>
         </w:rPr>
-        <w:t>):</w:t>
-      </w:r>
-      <w:r>
-        <w:br/>
-        <w:t>The given data will be read and bind.</w:t>
-      </w:r>
-    </w:p>
-    <w:p>
-      <w:proofErr w:type="gramStart"/>
+        <w:t>:</w:t>
+      </w:r>
+      <w:r>
+        <w:br/>
+        <w:t>To display the given data.</w:t>
+      </w:r>
+    </w:p>
+    <w:p/>
+    <w:p>
+      <w:pPr>
+        <w:rPr>
+          <w:b/>
+          <w:bCs/>
+          <w:sz w:val="28"/>
+          <w:szCs w:val="28"/>
+        </w:rPr>
+      </w:pPr>
+      <w:r>
+        <w:rPr>
+          <w:b/>
+          <w:bCs/>
+          <w:sz w:val="28"/>
+          <w:szCs w:val="28"/>
+        </w:rPr>
+        <w:t>Operators:</w:t>
+      </w:r>
+    </w:p>
+    <w:p>
+      <w:r>
+        <w:t>Arithmetic Operators – (+, -, *, (/ - Quotient), (% - Reminder))</w:t>
+      </w:r>
+      <w:r>
+        <w:br/>
+        <w:t>Incremental and Decremental Operators – (Incremental – (+, *), Decremental – (-, /))</w:t>
+      </w:r>
+      <w:r>
+        <w:br/>
+        <w:t>Comparison Operators – (==, !=, &lt;, &lt;=, &gt;, &gt;=)</w:t>
+      </w:r>
+    </w:p>
+    <w:p/>
+    <w:p>
+      <w:pPr>
+        <w:rPr>
+          <w:b/>
+          <w:bCs/>
+          <w:sz w:val="32"/>
+          <w:szCs w:val="32"/>
+        </w:rPr>
+      </w:pPr>
+      <w:r>
+        <w:rPr>
+          <w:b/>
+          <w:bCs/>
+          <w:sz w:val="32"/>
+          <w:szCs w:val="32"/>
+        </w:rPr>
+        <w:t>Control Statements:</w:t>
+      </w:r>
+    </w:p>
+    <w:p>
+      <w:pPr>
+        <w:rPr>
+          <w:b/>
+          <w:bCs/>
+          <w:sz w:val="28"/>
+          <w:szCs w:val="28"/>
+        </w:rPr>
+      </w:pPr>
+      <w:r>
+        <w:rPr>
+          <w:b/>
+          <w:bCs/>
+          <w:sz w:val="28"/>
+          <w:szCs w:val="28"/>
+        </w:rPr>
+        <w:t>Conditional Control Statements:</w:t>
+      </w:r>
+    </w:p>
+    <w:p>
+      <w:r>
+        <w:rPr>
+          <w:b/>
+          <w:bCs/>
+          <w:sz w:val="28"/>
+          <w:szCs w:val="28"/>
+        </w:rPr>
+        <w:t>If else:</w:t>
+      </w:r>
+      <w:r>
+        <w:br/>
+      </w:r>
       <w:r>
         <w:rPr>
           <w:b/>
@@ -1805,9 +1764,54 @@
           <w:sz w:val="24"/>
           <w:szCs w:val="24"/>
         </w:rPr>
-        <w:t>WriteLine(</w:t>
-      </w:r>
-      <w:proofErr w:type="gramEnd"/>
+        <w:t>Syntax:</w:t>
+      </w:r>
+      <w:r>
+        <w:br/>
+        <w:t>if(condition)</w:t>
+      </w:r>
+      <w:r>
+        <w:br/>
+        <w:t>{</w:t>
+      </w:r>
+      <w:r>
+        <w:br/>
+        <w:t xml:space="preserve">    True Block;</w:t>
+      </w:r>
+      <w:r>
+        <w:br/>
+        <w:t>}</w:t>
+      </w:r>
+      <w:r>
+        <w:br/>
+        <w:t>else</w:t>
+      </w:r>
+      <w:r>
+        <w:br/>
+        <w:t>{</w:t>
+      </w:r>
+      <w:r>
+        <w:br/>
+        <w:t xml:space="preserve">    False Block;</w:t>
+      </w:r>
+      <w:r>
+        <w:br/>
+        <w:t>}</w:t>
+      </w:r>
+    </w:p>
+    <w:p>
+      <w:r>
+        <w:rPr>
+          <w:b/>
+          <w:bCs/>
+          <w:sz w:val="28"/>
+          <w:szCs w:val="28"/>
+        </w:rPr>
+        <w:t>If else if:</w:t>
+      </w:r>
+      <w:r>
+        <w:br/>
+      </w:r>
       <w:r>
         <w:rPr>
           <w:b/>
@@ -1815,7 +1819,70 @@
           <w:sz w:val="24"/>
           <w:szCs w:val="24"/>
         </w:rPr>
-        <w:t>)</w:t>
+        <w:t>Syntax:</w:t>
+      </w:r>
+      <w:r>
+        <w:br/>
+        <w:t>if(condition1)</w:t>
+      </w:r>
+      <w:r>
+        <w:br/>
+        <w:t>{</w:t>
+      </w:r>
+      <w:r>
+        <w:br/>
+        <w:t xml:space="preserve">    True Block 1;</w:t>
+      </w:r>
+      <w:r>
+        <w:br/>
+        <w:t>}</w:t>
+      </w:r>
+      <w:r>
+        <w:br/>
+        <w:t>else if(condition2)</w:t>
+      </w:r>
+      <w:r>
+        <w:br/>
+        <w:t>{</w:t>
+      </w:r>
+      <w:r>
+        <w:br/>
+        <w:t xml:space="preserve">    True Block 2;</w:t>
+      </w:r>
+      <w:r>
+        <w:br/>
+        <w:t>}</w:t>
+      </w:r>
+      <w:r>
+        <w:br/>
+        <w:t>else</w:t>
+      </w:r>
+      <w:r>
+        <w:br/>
+        <w:t>{</w:t>
+      </w:r>
+      <w:r>
+        <w:br/>
+        <w:t xml:space="preserve">    False Block;</w:t>
+      </w:r>
+      <w:r>
+        <w:br/>
+        <w:t>}</w:t>
+      </w:r>
+    </w:p>
+    <w:p>
+      <w:r>
+        <w:rPr>
+          <w:b/>
+          <w:bCs/>
+          <w:sz w:val="28"/>
+          <w:szCs w:val="28"/>
+        </w:rPr>
+        <w:lastRenderedPageBreak/>
+        <w:t>Switch Case:</w:t>
+      </w:r>
+      <w:r>
+        <w:br/>
       </w:r>
       <w:r>
         <w:rPr>
@@ -1824,14 +1891,113 @@
           <w:sz w:val="24"/>
           <w:szCs w:val="24"/>
         </w:rPr>
+        <w:t>Syntax:</w:t>
+      </w:r>
+      <w:r>
+        <w:br/>
+        <w:t>switch(variable)</w:t>
+      </w:r>
+      <w:r>
+        <w:br/>
+        <w:t>{</w:t>
+      </w:r>
+      <w:r>
+        <w:br/>
+        <w:t xml:space="preserve">    case1:</w:t>
+      </w:r>
+      <w:r>
+        <w:br/>
+        <w:t xml:space="preserve">    statement;</w:t>
+      </w:r>
+      <w:r>
+        <w:br/>
+        <w:t xml:space="preserve">    break;</w:t>
+      </w:r>
+    </w:p>
+    <w:p>
+      <w:r>
+        <w:t xml:space="preserve">    case2:</w:t>
+      </w:r>
+      <w:r>
+        <w:br/>
+        <w:t xml:space="preserve">    statement;</w:t>
+      </w:r>
+      <w:r>
+        <w:br/>
+        <w:t xml:space="preserve">    break;</w:t>
+      </w:r>
+    </w:p>
+    <w:p>
+      <w:r>
+        <w:t xml:space="preserve">    case3:</w:t>
+      </w:r>
+      <w:r>
+        <w:br/>
+        <w:t xml:space="preserve">    statement;</w:t>
+      </w:r>
+      <w:r>
+        <w:br/>
+        <w:t xml:space="preserve">    break;</w:t>
+      </w:r>
+    </w:p>
+    <w:p>
+      <w:r>
+        <w:t xml:space="preserve">    default:</w:t>
+      </w:r>
+      <w:r>
+        <w:br/>
+        <w:t xml:space="preserve">    statement;</w:t>
+      </w:r>
+      <w:r>
+        <w:br/>
+        <w:t xml:space="preserve">    break;</w:t>
+      </w:r>
+      <w:r>
+        <w:br/>
+        <w:t>}</w:t>
+      </w:r>
+    </w:p>
+    <w:p>
+      <w:pPr>
+        <w:rPr>
+          <w:b/>
+          <w:bCs/>
+          <w:sz w:val="28"/>
+          <w:szCs w:val="28"/>
+        </w:rPr>
+      </w:pPr>
+      <w:r>
+        <w:rPr>
+          <w:b/>
+          <w:bCs/>
+          <w:sz w:val="28"/>
+          <w:szCs w:val="28"/>
+        </w:rPr>
+        <w:t>Unconditional Control Statements</w:t>
+      </w:r>
+      <w:r>
+        <w:rPr>
+          <w:b/>
+          <w:bCs/>
+          <w:sz w:val="28"/>
+          <w:szCs w:val="28"/>
+        </w:rPr>
         <w:t>:</w:t>
       </w:r>
-      <w:r>
-        <w:br/>
-        <w:t>To display the given data.</w:t>
-      </w:r>
-    </w:p>
-    <w:p/>
+    </w:p>
+    <w:p>
+      <w:r>
+        <w:t>Break</w:t>
+      </w:r>
+      <w:r>
+        <w:br/>
+        <w:t>continue</w:t>
+      </w:r>
+      <w:r>
+        <w:br/>
+        <w:t>goto</w:t>
+      </w:r>
+    </w:p>
     <w:p>
       <w:pPr>
         <w:rPr>
@@ -1848,28 +2014,177 @@
           <w:sz w:val="28"/>
           <w:szCs w:val="28"/>
         </w:rPr>
-        <w:t>Operators:</w:t>
-      </w:r>
-    </w:p>
-    <w:p>
-      <w:r>
-        <w:t>Arithmetic Operators – (+, -, *, (/ - Quotient), (% - Reminder))</w:t>
-      </w:r>
-      <w:r>
-        <w:br/>
-        <w:t>Incremental and Decremental Operators – (Incremental – (+, *), Decremental – (-, /))</w:t>
-      </w:r>
-      <w:r>
-        <w:br/>
-        <w:t>Comparison Operators – (==</w:t>
-      </w:r>
-      <w:proofErr w:type="gramStart"/>
-      <w:r>
-        <w:t>, !</w:t>
-      </w:r>
-      <w:proofErr w:type="gramEnd"/>
-      <w:r>
-        <w:t>=, &lt;, &lt;=, &gt;, &gt;=)</w:t>
+        <w:t>Looping</w:t>
+      </w:r>
+      <w:r>
+        <w:rPr>
+          <w:b/>
+          <w:bCs/>
+          <w:sz w:val="28"/>
+          <w:szCs w:val="28"/>
+        </w:rPr>
+        <w:t>:</w:t>
+      </w:r>
+    </w:p>
+    <w:p>
+      <w:r>
+        <w:rPr>
+          <w:b/>
+          <w:bCs/>
+          <w:sz w:val="28"/>
+          <w:szCs w:val="28"/>
+        </w:rPr>
+        <w:t>while:</w:t>
+      </w:r>
+      <w:r>
+        <w:br/>
+      </w:r>
+      <w:r>
+        <w:rPr>
+          <w:b/>
+          <w:bCs/>
+          <w:sz w:val="24"/>
+          <w:szCs w:val="24"/>
+        </w:rPr>
+        <w:t>Syntax:</w:t>
+      </w:r>
+      <w:r>
+        <w:br/>
+        <w:t>while(condition)</w:t>
+      </w:r>
+      <w:r>
+        <w:br/>
+        <w:t>{</w:t>
+      </w:r>
+      <w:r>
+        <w:br/>
+        <w:t xml:space="preserve">    block of code;</w:t>
+      </w:r>
+      <w:r>
+        <w:br/>
+        <w:t xml:space="preserve">    Increment or Decrement</w:t>
+      </w:r>
+      <w:r>
+        <w:br/>
+        <w:t>}</w:t>
+      </w:r>
+    </w:p>
+    <w:p>
+      <w:r>
+        <w:rPr>
+          <w:b/>
+          <w:bCs/>
+          <w:sz w:val="28"/>
+          <w:szCs w:val="28"/>
+        </w:rPr>
+        <w:t>do while:</w:t>
+      </w:r>
+      <w:r>
+        <w:br/>
+      </w:r>
+      <w:r>
+        <w:rPr>
+          <w:b/>
+          <w:bCs/>
+          <w:sz w:val="24"/>
+          <w:szCs w:val="24"/>
+        </w:rPr>
+        <w:t>Syntax:</w:t>
+      </w:r>
+      <w:r>
+        <w:br/>
+        <w:t>do</w:t>
+      </w:r>
+      <w:r>
+        <w:br/>
+        <w:t>{</w:t>
+      </w:r>
+      <w:r>
+        <w:br/>
+        <w:t xml:space="preserve">    block of code;</w:t>
+      </w:r>
+      <w:r>
+        <w:br/>
+        <w:t>} while(condition);</w:t>
+      </w:r>
+    </w:p>
+    <w:p>
+      <w:r>
+        <w:rPr>
+          <w:b/>
+          <w:bCs/>
+          <w:sz w:val="28"/>
+          <w:szCs w:val="28"/>
+        </w:rPr>
+        <w:t>for:</w:t>
+      </w:r>
+      <w:r>
+        <w:br/>
+      </w:r>
+      <w:r>
+        <w:rPr>
+          <w:b/>
+          <w:bCs/>
+          <w:sz w:val="24"/>
+          <w:szCs w:val="24"/>
+        </w:rPr>
+        <w:t>Syntax:</w:t>
+      </w:r>
+      <w:r>
+        <w:br/>
+        <w:t>for(initialization; condition; Increment/Decrement)</w:t>
+      </w:r>
+      <w:r>
+        <w:br/>
+        <w:t>{</w:t>
+      </w:r>
+      <w:r>
+        <w:br/>
+        <w:t xml:space="preserve">    Statements;</w:t>
+      </w:r>
+      <w:r>
+        <w:br/>
+        <w:t>}</w:t>
+      </w:r>
+    </w:p>
+    <w:p>
+      <w:r>
+        <w:rPr>
+          <w:b/>
+          <w:bCs/>
+          <w:sz w:val="28"/>
+          <w:szCs w:val="28"/>
+        </w:rPr>
+        <w:lastRenderedPageBreak/>
+        <w:t>for each:</w:t>
+      </w:r>
+      <w:r>
+        <w:br/>
+      </w:r>
+      <w:r>
+        <w:rPr>
+          <w:b/>
+          <w:bCs/>
+          <w:sz w:val="24"/>
+          <w:szCs w:val="24"/>
+        </w:rPr>
+        <w:t>Syntax:</w:t>
+      </w:r>
+      <w:r>
+        <w:br/>
+        <w:t>for each(DataType identifier in Collection identifier)</w:t>
+      </w:r>
+      <w:r>
+        <w:br/>
+        <w:t>{</w:t>
+      </w:r>
+      <w:r>
+        <w:br/>
+        <w:t xml:space="preserve">    Logic;</w:t>
+      </w:r>
+      <w:r>
+        <w:br/>
+        <w:t>}</w:t>
       </w:r>
     </w:p>
     <w:p/>
@@ -1889,37 +2204,12 @@
           <w:sz w:val="32"/>
           <w:szCs w:val="32"/>
         </w:rPr>
-        <w:t>Control Statements:</w:t>
-      </w:r>
-    </w:p>
-    <w:p>
-      <w:pPr>
-        <w:rPr>
-          <w:b/>
-          <w:bCs/>
-          <w:sz w:val="28"/>
-          <w:szCs w:val="28"/>
-        </w:rPr>
-      </w:pPr>
-      <w:r>
-        <w:rPr>
-          <w:b/>
-          <w:bCs/>
-          <w:sz w:val="28"/>
-          <w:szCs w:val="28"/>
-        </w:rPr>
-        <w:t>Conditional Control Statements:</w:t>
-      </w:r>
-    </w:p>
-    <w:p>
-      <w:r>
-        <w:rPr>
-          <w:b/>
-          <w:bCs/>
-          <w:sz w:val="28"/>
-          <w:szCs w:val="28"/>
-        </w:rPr>
-        <w:t>If else:</w:t>
+        <w:t>Collections:</w:t>
+      </w:r>
+    </w:p>
+    <w:p>
+      <w:r>
+        <w:t>Collection of values can be stored.</w:t>
       </w:r>
       <w:r>
         <w:br/>
@@ -1931,50 +2221,10 @@
           <w:sz w:val="24"/>
           <w:szCs w:val="24"/>
         </w:rPr>
-        <w:t>Syntax:</w:t>
-      </w:r>
-      <w:r>
-        <w:br/>
-        <w:t>if(condition)</w:t>
-      </w:r>
-      <w:r>
-        <w:br/>
-        <w:t>{</w:t>
-      </w:r>
-      <w:r>
-        <w:br/>
-        <w:t xml:space="preserve">    True Block;</w:t>
-      </w:r>
-      <w:r>
-        <w:br/>
-        <w:t>}</w:t>
-      </w:r>
-      <w:r>
-        <w:br/>
-        <w:t>else</w:t>
-      </w:r>
-      <w:r>
-        <w:br/>
-        <w:t>{</w:t>
-      </w:r>
-      <w:r>
-        <w:br/>
-        <w:t xml:space="preserve">    False Block;</w:t>
-      </w:r>
-      <w:r>
-        <w:br/>
-        <w:t>}</w:t>
-      </w:r>
-    </w:p>
-    <w:p>
-      <w:r>
-        <w:rPr>
-          <w:b/>
-          <w:bCs/>
-          <w:sz w:val="28"/>
-          <w:szCs w:val="28"/>
-        </w:rPr>
-        <w:t>If else if:</w:t>
+        <w:t>Collections</w:t>
+      </w:r>
+      <w:r>
+        <w:t xml:space="preserve"> – Different types and more than one value can be stored.</w:t>
       </w:r>
       <w:r>
         <w:br/>
@@ -1986,67 +2236,59 @@
           <w:sz w:val="24"/>
           <w:szCs w:val="24"/>
         </w:rPr>
-        <w:t>Syntax:</w:t>
-      </w:r>
-      <w:r>
-        <w:br/>
-        <w:t>if(condition1)</w:t>
-      </w:r>
-      <w:r>
-        <w:br/>
-        <w:t>{</w:t>
-      </w:r>
-      <w:r>
-        <w:br/>
-        <w:t xml:space="preserve">    True Block 1;</w:t>
-      </w:r>
-      <w:r>
-        <w:br/>
-        <w:t>}</w:t>
-      </w:r>
-      <w:r>
-        <w:br/>
-        <w:t>else if(condition2)</w:t>
-      </w:r>
-      <w:r>
-        <w:br/>
-        <w:t>{</w:t>
-      </w:r>
-      <w:r>
-        <w:br/>
-        <w:t xml:space="preserve">    True Block 2;</w:t>
-      </w:r>
-      <w:r>
-        <w:br/>
-        <w:t>}</w:t>
-      </w:r>
-      <w:r>
-        <w:br/>
-        <w:t>else</w:t>
-      </w:r>
-      <w:r>
-        <w:br/>
-        <w:t>{</w:t>
-      </w:r>
-      <w:r>
-        <w:br/>
-        <w:t xml:space="preserve">    False Block;</w:t>
-      </w:r>
-      <w:r>
-        <w:br/>
-        <w:t>}</w:t>
-      </w:r>
-    </w:p>
-    <w:p>
-      <w:r>
-        <w:rPr>
-          <w:b/>
-          <w:bCs/>
-          <w:sz w:val="28"/>
-          <w:szCs w:val="28"/>
-        </w:rPr>
-        <w:lastRenderedPageBreak/>
-        <w:t>Switch Case:</w:t>
+        <w:t>Model</w:t>
+      </w:r>
+      <w:r>
+        <w:t xml:space="preserve"> – It can store different types, more than one value and set of values can also be stored.</w:t>
+      </w:r>
+    </w:p>
+    <w:p>
+      <w:pPr>
+        <w:rPr>
+          <w:b/>
+          <w:bCs/>
+          <w:sz w:val="32"/>
+          <w:szCs w:val="32"/>
+        </w:rPr>
+      </w:pPr>
+      <w:r>
+        <w:rPr>
+          <w:b/>
+          <w:bCs/>
+          <w:sz w:val="32"/>
+          <w:szCs w:val="32"/>
+        </w:rPr>
+        <w:t>Types of Collections:</w:t>
+      </w:r>
+    </w:p>
+    <w:p>
+      <w:pPr>
+        <w:rPr>
+          <w:b/>
+          <w:bCs/>
+          <w:sz w:val="28"/>
+          <w:szCs w:val="28"/>
+        </w:rPr>
+      </w:pPr>
+      <w:r>
+        <w:rPr>
+          <w:b/>
+          <w:bCs/>
+          <w:sz w:val="28"/>
+          <w:szCs w:val="28"/>
+        </w:rPr>
+        <w:t>Index Based Collection:</w:t>
+      </w:r>
+    </w:p>
+    <w:p>
+      <w:r>
+        <w:rPr>
+          <w:b/>
+          <w:bCs/>
+          <w:sz w:val="28"/>
+          <w:szCs w:val="28"/>
+        </w:rPr>
+        <w:t>Array:</w:t>
       </w:r>
       <w:r>
         <w:br/>
@@ -2062,150 +2304,43 @@
       </w:r>
       <w:r>
         <w:br/>
-        <w:t>switch(variable)</w:t>
-      </w:r>
-      <w:r>
-        <w:br/>
-        <w:t>{</w:t>
-      </w:r>
-      <w:r>
-        <w:br/>
-        <w:t xml:space="preserve">    case1:</w:t>
-      </w:r>
-      <w:r>
-        <w:br/>
-        <w:t xml:space="preserve">    statement;</w:t>
-      </w:r>
-      <w:r>
-        <w:br/>
-        <w:t xml:space="preserve">    break;</w:t>
-      </w:r>
-    </w:p>
-    <w:p>
-      <w:r>
-        <w:t xml:space="preserve">    case2:</w:t>
-      </w:r>
-      <w:r>
-        <w:br/>
-        <w:t xml:space="preserve">    statement;</w:t>
-      </w:r>
-      <w:r>
-        <w:br/>
-        <w:t xml:space="preserve">    break;</w:t>
-      </w:r>
-    </w:p>
-    <w:p>
-      <w:r>
-        <w:t xml:space="preserve">    case3:</w:t>
-      </w:r>
-      <w:r>
-        <w:br/>
-        <w:t xml:space="preserve">    statement;</w:t>
-      </w:r>
-      <w:r>
-        <w:br/>
-        <w:t xml:space="preserve">    break;</w:t>
-      </w:r>
-    </w:p>
-    <w:p>
-      <w:r>
-        <w:t xml:space="preserve">    default:</w:t>
-      </w:r>
-      <w:r>
-        <w:br/>
-        <w:t xml:space="preserve">    statement;</w:t>
-      </w:r>
-      <w:r>
-        <w:br/>
-        <w:t xml:space="preserve">    break;</w:t>
-      </w:r>
-      <w:r>
-        <w:br/>
-        <w:t>}</w:t>
-      </w:r>
-    </w:p>
-    <w:p>
-      <w:pPr>
-        <w:rPr>
-          <w:b/>
-          <w:bCs/>
-          <w:sz w:val="28"/>
-          <w:szCs w:val="28"/>
-        </w:rPr>
-      </w:pPr>
-      <w:r>
-        <w:rPr>
-          <w:b/>
-          <w:bCs/>
-          <w:sz w:val="28"/>
-          <w:szCs w:val="28"/>
-        </w:rPr>
-        <w:t>Unconditional Control Statements</w:t>
-      </w:r>
-      <w:r>
-        <w:rPr>
-          <w:b/>
-          <w:bCs/>
-          <w:sz w:val="28"/>
-          <w:szCs w:val="28"/>
-        </w:rPr>
-        <w:t>:</w:t>
-      </w:r>
-    </w:p>
-    <w:p>
-      <w:r>
-        <w:t>Break</w:t>
-      </w:r>
-      <w:r>
-        <w:br/>
-        <w:t>continue</w:t>
-      </w:r>
-      <w:r>
-        <w:br/>
-      </w:r>
-      <w:proofErr w:type="spellStart"/>
-      <w:r>
-        <w:t>goto</w:t>
-      </w:r>
-      <w:proofErr w:type="spellEnd"/>
-    </w:p>
-    <w:p>
-      <w:pPr>
-        <w:rPr>
-          <w:b/>
-          <w:bCs/>
-          <w:sz w:val="28"/>
-          <w:szCs w:val="28"/>
-        </w:rPr>
-      </w:pPr>
-      <w:r>
-        <w:rPr>
-          <w:b/>
-          <w:bCs/>
-          <w:sz w:val="28"/>
-          <w:szCs w:val="28"/>
-        </w:rPr>
-        <w:t>Looping</w:t>
-      </w:r>
-      <w:r>
-        <w:rPr>
-          <w:b/>
-          <w:bCs/>
-          <w:sz w:val="28"/>
-          <w:szCs w:val="28"/>
-        </w:rPr>
-        <w:t>:</w:t>
-      </w:r>
-    </w:p>
-    <w:p>
-      <w:r>
-        <w:rPr>
-          <w:b/>
-          <w:bCs/>
-          <w:sz w:val="28"/>
-          <w:szCs w:val="28"/>
-        </w:rPr>
-        <w:t>while:</w:t>
+        <w:t>DataType[] identifier = new DataType[size];</w:t>
+      </w:r>
+      <w:r>
+        <w:br/>
+        <w:t>identifier[index] = value;</w:t>
+      </w:r>
+    </w:p>
+    <w:p>
+      <w:r>
+        <w:t>It is an index-based collection.</w:t>
+      </w:r>
+      <w:r>
+        <w:br/>
+        <w:t>Index starts from 0.</w:t>
+      </w:r>
+      <w:r>
+        <w:br/>
+        <w:t>It is a finite set of homogenous elements.</w:t>
+      </w:r>
+      <w:r>
+        <w:br/>
+        <w:t>Type safe.</w:t>
+      </w:r>
+      <w:r>
+        <w:br/>
+        <w:t>Fixed size.</w:t>
+      </w:r>
+    </w:p>
+    <w:p>
+      <w:r>
+        <w:rPr>
+          <w:b/>
+          <w:bCs/>
+          <w:sz w:val="28"/>
+          <w:szCs w:val="28"/>
+        </w:rPr>
+        <w:t>ArrayList:</w:t>
       </w:r>
       <w:r>
         <w:br/>
@@ -2221,34 +2356,70 @@
       </w:r>
       <w:r>
         <w:br/>
-        <w:t>while(condition)</w:t>
-      </w:r>
-      <w:r>
-        <w:br/>
-        <w:t>{</w:t>
-      </w:r>
-      <w:r>
-        <w:br/>
-        <w:t xml:space="preserve">    block of code;</w:t>
-      </w:r>
-      <w:r>
-        <w:br/>
-        <w:t xml:space="preserve">    Increment or Decrement</w:t>
-      </w:r>
-      <w:r>
-        <w:br/>
-        <w:t>}</w:t>
-      </w:r>
-    </w:p>
-    <w:p>
-      <w:r>
-        <w:rPr>
-          <w:b/>
-          <w:bCs/>
-          <w:sz w:val="28"/>
-          <w:szCs w:val="28"/>
-        </w:rPr>
-        <w:t>do while:</w:t>
+        <w:t>ClassName identifier = new ClassName();</w:t>
+      </w:r>
+      <w:r>
+        <w:br/>
+        <w:t>ArrayList identifier = new ArrayList();</w:t>
+      </w:r>
+      <w:r>
+        <w:br/>
+        <w:t>identifier.Add(value);</w:t>
+      </w:r>
+    </w:p>
+    <w:p>
+      <w:r>
+        <w:t>Converts into an object.</w:t>
+      </w:r>
+      <w:r>
+        <w:br/>
+        <w:t>Memory allocation is high in background.</w:t>
+      </w:r>
+      <w:r>
+        <w:br/>
+        <w:t>No fixed size in ArrayList.</w:t>
+      </w:r>
+      <w:r>
+        <w:br/>
+        <w:t>Not a type safe.</w:t>
+      </w:r>
+    </w:p>
+    <w:p>
+      <w:r>
+        <w:rPr>
+          <w:b/>
+          <w:bCs/>
+          <w:sz w:val="28"/>
+          <w:szCs w:val="28"/>
+        </w:rPr>
+        <w:t>List&lt;</w:t>
+      </w:r>
+      <w:r>
+        <w:rPr>
+          <w:b/>
+          <w:bCs/>
+          <w:sz w:val="28"/>
+          <w:szCs w:val="28"/>
+        </w:rPr>
+        <w:t>T</w:t>
+      </w:r>
+      <w:r>
+        <w:rPr>
+          <w:b/>
+          <w:bCs/>
+          <w:sz w:val="28"/>
+          <w:szCs w:val="28"/>
+        </w:rPr>
+        <w:t>&gt;:</w:t>
+      </w:r>
+      <w:r>
+        <w:rPr>
+          <w:b/>
+          <w:bCs/>
+          <w:sz w:val="28"/>
+          <w:szCs w:val="28"/>
+        </w:rPr>
+        <w:t xml:space="preserve"> (Generic Collection)</w:t>
       </w:r>
       <w:r>
         <w:br/>
@@ -2264,30 +2435,56 @@
       </w:r>
       <w:r>
         <w:br/>
-        <w:t>do</w:t>
-      </w:r>
-      <w:r>
-        <w:br/>
-        <w:t>{</w:t>
-      </w:r>
-      <w:r>
-        <w:br/>
-        <w:t xml:space="preserve">    block of code;</w:t>
-      </w:r>
-      <w:r>
-        <w:br/>
-        <w:t>} while(condition);</w:t>
-      </w:r>
-    </w:p>
-    <w:p>
-      <w:r>
-        <w:rPr>
-          <w:b/>
-          <w:bCs/>
-          <w:sz w:val="28"/>
-          <w:szCs w:val="28"/>
-        </w:rPr>
-        <w:t>for:</w:t>
+        <w:t>List&lt;DataType&gt; identifier = new List&lt;DataType&gt;();</w:t>
+      </w:r>
+      <w:r>
+        <w:br/>
+        <w:t>identifier.Add(value);</w:t>
+      </w:r>
+    </w:p>
+    <w:p>
+      <w:r>
+        <w:t>Duplicate values are allowed.</w:t>
+      </w:r>
+    </w:p>
+    <w:p>
+      <w:pPr>
+        <w:rPr>
+          <w:b/>
+          <w:bCs/>
+          <w:sz w:val="28"/>
+          <w:szCs w:val="28"/>
+        </w:rPr>
+      </w:pPr>
+      <w:r>
+        <w:rPr>
+          <w:b/>
+          <w:bCs/>
+          <w:sz w:val="28"/>
+          <w:szCs w:val="28"/>
+        </w:rPr>
+        <w:t>Key Value pair Based Collection</w:t>
+      </w:r>
+      <w:r>
+        <w:rPr>
+          <w:b/>
+          <w:bCs/>
+          <w:sz w:val="28"/>
+          <w:szCs w:val="28"/>
+        </w:rPr>
+        <w:t>:</w:t>
+      </w:r>
+    </w:p>
+    <w:p>
+      <w:r>
+        <w:rPr>
+          <w:b/>
+          <w:bCs/>
+          <w:sz w:val="28"/>
+          <w:szCs w:val="28"/>
+        </w:rPr>
+        <w:lastRenderedPageBreak/>
+        <w:t>Hashtable:</w:t>
       </w:r>
       <w:r>
         <w:br/>
@@ -2303,38 +2500,35 @@
       </w:r>
       <w:r>
         <w:br/>
-      </w:r>
-      <w:proofErr w:type="gramStart"/>
-      <w:r>
-        <w:t>for(</w:t>
-      </w:r>
-      <w:proofErr w:type="gramEnd"/>
-      <w:r>
-        <w:t>initialization; condition; Increment/Decrement)</w:t>
-      </w:r>
-      <w:r>
-        <w:br/>
-        <w:t>{</w:t>
-      </w:r>
-      <w:r>
-        <w:br/>
-        <w:t xml:space="preserve">    Statements;</w:t>
-      </w:r>
-      <w:r>
-        <w:br/>
-        <w:t>}</w:t>
-      </w:r>
-    </w:p>
-    <w:p>
-      <w:r>
-        <w:rPr>
-          <w:b/>
-          <w:bCs/>
-          <w:sz w:val="28"/>
-          <w:szCs w:val="28"/>
-        </w:rPr>
-        <w:lastRenderedPageBreak/>
-        <w:t>for each:</w:t>
+        <w:t>Hashtable identifier = new Hashtable();</w:t>
+      </w:r>
+      <w:r>
+        <w:br/>
+        <w:t>identifier.Add(key, value);</w:t>
+      </w:r>
+    </w:p>
+    <w:p>
+      <w:r>
+        <w:t>Key value pair based.</w:t>
+      </w:r>
+      <w:r>
+        <w:br/>
+        <w:t>Data displayed based on hash key.</w:t>
+      </w:r>
+      <w:r>
+        <w:br/>
+        <w:t>Unordered based.</w:t>
+      </w:r>
+    </w:p>
+    <w:p>
+      <w:r>
+        <w:rPr>
+          <w:b/>
+          <w:bCs/>
+          <w:sz w:val="28"/>
+          <w:szCs w:val="28"/>
+        </w:rPr>
+        <w:t>SortedList:</w:t>
       </w:r>
       <w:r>
         <w:br/>
@@ -2350,32 +2544,233 @@
       </w:r>
       <w:r>
         <w:br/>
-        <w:t xml:space="preserve">for </w:t>
-      </w:r>
-      <w:proofErr w:type="gramStart"/>
-      <w:r>
-        <w:t>each(</w:t>
-      </w:r>
-      <w:proofErr w:type="spellStart"/>
-      <w:proofErr w:type="gramEnd"/>
-      <w:r>
-        <w:t>DataType</w:t>
-      </w:r>
-      <w:proofErr w:type="spellEnd"/>
-      <w:r>
-        <w:t xml:space="preserve"> identifier in Collection identifier)</w:t>
-      </w:r>
-      <w:r>
-        <w:br/>
-        <w:t>{</w:t>
-      </w:r>
-      <w:r>
-        <w:br/>
-        <w:t xml:space="preserve">    Logic;</w:t>
-      </w:r>
-      <w:r>
-        <w:br/>
-        <w:t>}</w:t>
+        <w:t>SortedList identifier = new SortedList();</w:t>
+      </w:r>
+      <w:r>
+        <w:br/>
+        <w:t>identifier.Add(key, value);</w:t>
+      </w:r>
+    </w:p>
+    <w:p>
+      <w:r>
+        <w:t>Order based.</w:t>
+      </w:r>
+      <w:r>
+        <w:br/>
+        <w:t>Sorting can be used with key based.</w:t>
+      </w:r>
+    </w:p>
+    <w:p>
+      <w:r>
+        <w:rPr>
+          <w:b/>
+          <w:bCs/>
+          <w:sz w:val="28"/>
+          <w:szCs w:val="28"/>
+        </w:rPr>
+        <w:t>Dictionary&lt;TKey, TValue&gt;: (Generic Collection)</w:t>
+      </w:r>
+      <w:r>
+        <w:br/>
+      </w:r>
+      <w:r>
+        <w:rPr>
+          <w:b/>
+          <w:bCs/>
+          <w:sz w:val="24"/>
+          <w:szCs w:val="24"/>
+        </w:rPr>
+        <w:t>Syntax:</w:t>
+      </w:r>
+      <w:r>
+        <w:br/>
+        <w:t>Dictionary&lt;TKey, TValue&gt; identifier = new Dictionary&lt;TKey, TValue&gt;();</w:t>
+      </w:r>
+      <w:r>
+        <w:br/>
+        <w:t>identifier.Add(key, value);</w:t>
+      </w:r>
+    </w:p>
+    <w:p>
+      <w:r>
+        <w:t>Order Based.</w:t>
+      </w:r>
+      <w:r>
+        <w:br/>
+        <w:t>Key Value Based.</w:t>
+      </w:r>
+    </w:p>
+    <w:p>
+      <w:pPr>
+        <w:rPr>
+          <w:b/>
+          <w:bCs/>
+          <w:sz w:val="28"/>
+          <w:szCs w:val="28"/>
+        </w:rPr>
+      </w:pPr>
+      <w:r>
+        <w:rPr>
+          <w:b/>
+          <w:bCs/>
+          <w:sz w:val="28"/>
+          <w:szCs w:val="28"/>
+        </w:rPr>
+        <w:t>Priority Based Collection</w:t>
+      </w:r>
+      <w:r>
+        <w:rPr>
+          <w:b/>
+          <w:bCs/>
+          <w:sz w:val="28"/>
+          <w:szCs w:val="28"/>
+        </w:rPr>
+        <w:t>:</w:t>
+      </w:r>
+    </w:p>
+    <w:p>
+      <w:r>
+        <w:rPr>
+          <w:b/>
+          <w:bCs/>
+          <w:sz w:val="28"/>
+          <w:szCs w:val="28"/>
+        </w:rPr>
+        <w:t>Stack</w:t>
+      </w:r>
+      <w:r>
+        <w:rPr>
+          <w:b/>
+          <w:bCs/>
+          <w:sz w:val="28"/>
+          <w:szCs w:val="28"/>
+        </w:rPr>
+        <w:t>:</w:t>
+      </w:r>
+      <w:r>
+        <w:br/>
+      </w:r>
+      <w:r>
+        <w:rPr>
+          <w:b/>
+          <w:bCs/>
+          <w:sz w:val="24"/>
+          <w:szCs w:val="24"/>
+        </w:rPr>
+        <w:t>Syntax:</w:t>
+      </w:r>
+      <w:r>
+        <w:br/>
+        <w:t>Stack identifier = new Stack();</w:t>
+      </w:r>
+      <w:r>
+        <w:br/>
+        <w:t>identifier.push(value); - for adding</w:t>
+      </w:r>
+      <w:r>
+        <w:br/>
+        <w:t>identifier.pop(value); - for display/view</w:t>
+      </w:r>
+    </w:p>
+    <w:p>
+      <w:r>
+        <w:rPr>
+          <w:b/>
+          <w:bCs/>
+          <w:sz w:val="24"/>
+          <w:szCs w:val="24"/>
+        </w:rPr>
+        <w:t>Syntax: (Generic Collection)</w:t>
+      </w:r>
+      <w:r>
+        <w:br/>
+        <w:t>Stack&lt;DataType&gt; identifier = new Stack&lt;DataType&gt;();</w:t>
+      </w:r>
+      <w:r>
+        <w:br/>
+        <w:t>identifier.push(value); - for adding</w:t>
+      </w:r>
+      <w:r>
+        <w:br/>
+        <w:t>identifier.push(value); - for display/view</w:t>
+      </w:r>
+    </w:p>
+    <w:p>
+      <w:r>
+        <w:t>Stack follows Last In First Out pattern.</w:t>
+      </w:r>
+    </w:p>
+    <w:p>
+      <w:r>
+        <w:rPr>
+          <w:b/>
+          <w:bCs/>
+          <w:sz w:val="28"/>
+          <w:szCs w:val="28"/>
+        </w:rPr>
+        <w:t>Queue</w:t>
+      </w:r>
+      <w:r>
+        <w:rPr>
+          <w:b/>
+          <w:bCs/>
+          <w:sz w:val="28"/>
+          <w:szCs w:val="28"/>
+        </w:rPr>
+        <w:t>:</w:t>
+      </w:r>
+      <w:r>
+        <w:br/>
+      </w:r>
+      <w:r>
+        <w:rPr>
+          <w:b/>
+          <w:bCs/>
+          <w:sz w:val="24"/>
+          <w:szCs w:val="24"/>
+        </w:rPr>
+        <w:t>Syntax:</w:t>
+      </w:r>
+      <w:r>
+        <w:br/>
+        <w:t>Queue identifier = new Queue();</w:t>
+      </w:r>
+      <w:r>
+        <w:br/>
+        <w:t>identifier.enqueue(value); - for adding</w:t>
+      </w:r>
+      <w:r>
+        <w:br/>
+        <w:t>identifier.dequeue(value); - for display/view</w:t>
+      </w:r>
+    </w:p>
+    <w:p>
+      <w:r>
+        <w:rPr>
+          <w:b/>
+          <w:bCs/>
+          <w:sz w:val="24"/>
+          <w:szCs w:val="24"/>
+        </w:rPr>
+        <w:t>Syntax: (Generic Collection)</w:t>
+      </w:r>
+      <w:r>
+        <w:br/>
+        <w:t>Queue&lt;DataType&gt; identifier = new Queue&lt;DataType&gt;();</w:t>
+      </w:r>
+      <w:r>
+        <w:br/>
+        <w:t>identifier.enqueue(value); - for adding</w:t>
+      </w:r>
+      <w:r>
+        <w:br/>
+        <w:t>identifier.dequeue(value); - for display/view</w:t>
+      </w:r>
+    </w:p>
+    <w:p>
+      <w:r>
+        <w:lastRenderedPageBreak/>
+        <w:t>Queue follows First In First Out Pattern.</w:t>
       </w:r>
     </w:p>
     <w:p/>
@@ -2395,12 +2790,78 @@
           <w:sz w:val="32"/>
           <w:szCs w:val="32"/>
         </w:rPr>
-        <w:t>Collections:</w:t>
-      </w:r>
-    </w:p>
-    <w:p>
-      <w:r>
-        <w:t>Collection of values can be stored.</w:t>
+        <w:t>Complex Types:</w:t>
+      </w:r>
+    </w:p>
+    <w:p>
+      <w:r>
+        <w:t>Class</w:t>
+      </w:r>
+      <w:r>
+        <w:br/>
+        <w:t>Interface</w:t>
+      </w:r>
+      <w:r>
+        <w:br/>
+        <w:t>Enumeration</w:t>
+      </w:r>
+      <w:r>
+        <w:br/>
+        <w:t>Delegates and Events</w:t>
+      </w:r>
+      <w:r>
+        <w:br/>
+        <w:t>Structure</w:t>
+      </w:r>
+    </w:p>
+    <w:p/>
+    <w:p>
+      <w:pPr>
+        <w:rPr>
+          <w:b/>
+          <w:bCs/>
+          <w:sz w:val="28"/>
+          <w:szCs w:val="28"/>
+        </w:rPr>
+      </w:pPr>
+      <w:r>
+        <w:rPr>
+          <w:b/>
+          <w:bCs/>
+          <w:sz w:val="28"/>
+          <w:szCs w:val="28"/>
+        </w:rPr>
+        <w:t>Class:</w:t>
+      </w:r>
+    </w:p>
+    <w:p>
+      <w:r>
+        <w:t>It is a blueprint for creating object.</w:t>
+      </w:r>
+      <w:r>
+        <w:br/>
+        <w:t>Members can be used by three Combinations:</w:t>
+      </w:r>
+      <w:r>
+        <w:br/>
+      </w:r>
+      <w:r>
+        <w:tab/>
+        <w:t>Member Variable</w:t>
+      </w:r>
+      <w:r>
+        <w:br/>
+      </w:r>
+      <w:r>
+        <w:tab/>
+        <w:t>Member Function</w:t>
+      </w:r>
+      <w:r>
+        <w:br/>
+      </w:r>
+      <w:r>
+        <w:tab/>
+        <w:t>Properties</w:t>
       </w:r>
       <w:r>
         <w:br/>
@@ -2412,10 +2873,64 @@
           <w:sz w:val="24"/>
           <w:szCs w:val="24"/>
         </w:rPr>
-        <w:t>Collections</w:t>
-      </w:r>
-      <w:r>
-        <w:t xml:space="preserve"> – Different types and more than one value can be stored.</w:t>
+        <w:t>Syntax:</w:t>
+      </w:r>
+      <w:r>
+        <w:br/>
+        <w:t>AccessModifier Modifier class Identifier</w:t>
+      </w:r>
+      <w:r>
+        <w:br/>
+        <w:t>{</w:t>
+      </w:r>
+      <w:r>
+        <w:br/>
+        <w:t xml:space="preserve">    Member Variable</w:t>
+      </w:r>
+      <w:r>
+        <w:br/>
+        <w:t xml:space="preserve">    Member Function</w:t>
+      </w:r>
+      <w:r>
+        <w:br/>
+        <w:t xml:space="preserve">    Properties</w:t>
+      </w:r>
+      <w:r>
+        <w:br/>
+        <w:t>}</w:t>
+      </w:r>
+    </w:p>
+    <w:p/>
+    <w:p>
+      <w:pPr>
+        <w:rPr>
+          <w:b/>
+          <w:bCs/>
+          <w:sz w:val="28"/>
+          <w:szCs w:val="28"/>
+        </w:rPr>
+      </w:pPr>
+      <w:r>
+        <w:rPr>
+          <w:b/>
+          <w:bCs/>
+          <w:sz w:val="28"/>
+          <w:szCs w:val="28"/>
+        </w:rPr>
+        <w:t>Variable:</w:t>
+      </w:r>
+    </w:p>
+    <w:p>
+      <w:r>
+        <w:t>Member Variable – Class Level</w:t>
+      </w:r>
+      <w:r>
+        <w:br/>
+        <w:t>Local Variable</w:t>
+      </w:r>
+      <w:r>
+        <w:br/>
+        <w:t>Parameter</w:t>
       </w:r>
       <w:r>
         <w:br/>
@@ -2427,12 +2942,626 @@
           <w:sz w:val="24"/>
           <w:szCs w:val="24"/>
         </w:rPr>
-        <w:t>Model</w:t>
-      </w:r>
-      <w:r>
-        <w:t xml:space="preserve"> – It can store different types, more than one value and set of values can also be stored.</w:t>
-      </w:r>
-    </w:p>
+        <w:t>Syntax:</w:t>
+      </w:r>
+      <w:r>
+        <w:rPr>
+          <w:b/>
+          <w:bCs/>
+          <w:sz w:val="24"/>
+          <w:szCs w:val="24"/>
+        </w:rPr>
+        <w:br/>
+      </w:r>
+      <w:r>
+        <w:t>Access</w:t>
+      </w:r>
+      <w:r>
+        <w:t>Modifier DataType VariableName;</w:t>
+      </w:r>
+    </w:p>
+    <w:p/>
+    <w:p>
+      <w:pPr>
+        <w:rPr>
+          <w:b/>
+          <w:bCs/>
+          <w:sz w:val="28"/>
+          <w:szCs w:val="28"/>
+        </w:rPr>
+      </w:pPr>
+      <w:r>
+        <w:rPr>
+          <w:b/>
+          <w:bCs/>
+          <w:sz w:val="28"/>
+          <w:szCs w:val="28"/>
+        </w:rPr>
+        <w:t>Access Modifier:</w:t>
+      </w:r>
+    </w:p>
+    <w:p>
+      <w:r>
+        <w:t>Level of accessing the variable.</w:t>
+      </w:r>
+      <w:r>
+        <w:br/>
+        <w:t>public – Access from anywhere.</w:t>
+      </w:r>
+      <w:r>
+        <w:br/>
+        <w:t>private – Access within the class.</w:t>
+      </w:r>
+      <w:r>
+        <w:br/>
+        <w:t>protected – Access within the class and derived class.</w:t>
+      </w:r>
+      <w:r>
+        <w:br/>
+        <w:t>internal – Access within the assembly.</w:t>
+      </w:r>
+      <w:r>
+        <w:br/>
+        <w:t>protected internal – Access within the assembly and derived class.</w:t>
+      </w:r>
+    </w:p>
+    <w:p/>
+    <w:p>
+      <w:pPr>
+        <w:rPr>
+          <w:b/>
+          <w:bCs/>
+          <w:sz w:val="28"/>
+          <w:szCs w:val="28"/>
+        </w:rPr>
+      </w:pPr>
+      <w:r>
+        <w:rPr>
+          <w:b/>
+          <w:bCs/>
+          <w:sz w:val="28"/>
+          <w:szCs w:val="28"/>
+        </w:rPr>
+        <w:lastRenderedPageBreak/>
+        <w:t>Modifier:</w:t>
+      </w:r>
+    </w:p>
+    <w:p>
+      <w:r>
+        <w:t>Partial</w:t>
+      </w:r>
+      <w:r>
+        <w:br/>
+        <w:t>Sealed</w:t>
+      </w:r>
+      <w:r>
+        <w:br/>
+        <w:t>Static</w:t>
+      </w:r>
+      <w:r>
+        <w:br/>
+        <w:t>Abstract</w:t>
+      </w:r>
+      <w:r>
+        <w:br/>
+        <w:t>Virtual</w:t>
+      </w:r>
+      <w:r>
+        <w:br/>
+        <w:t>Override</w:t>
+      </w:r>
+    </w:p>
+    <w:p/>
+    <w:p>
+      <w:pPr>
+        <w:rPr>
+          <w:b/>
+          <w:bCs/>
+          <w:sz w:val="28"/>
+          <w:szCs w:val="28"/>
+        </w:rPr>
+      </w:pPr>
+      <w:r>
+        <w:rPr>
+          <w:b/>
+          <w:bCs/>
+          <w:sz w:val="28"/>
+          <w:szCs w:val="28"/>
+        </w:rPr>
+        <w:t>Member Function:</w:t>
+      </w:r>
+    </w:p>
+    <w:p>
+      <w:r>
+        <w:t>It is used to write a logic.</w:t>
+      </w:r>
+      <w:r>
+        <w:br/>
+      </w:r>
+      <w:r>
+        <w:tab/>
+        <w:t>Special Member Function</w:t>
+      </w:r>
+      <w:r>
+        <w:br/>
+      </w:r>
+      <w:r>
+        <w:tab/>
+        <w:t>Static Member Function</w:t>
+      </w:r>
+      <w:r>
+        <w:br/>
+      </w:r>
+      <w:r>
+        <w:tab/>
+        <w:t>Instance Member Function</w:t>
+      </w:r>
+      <w:r>
+        <w:br/>
+        <w:t>Member Function is also known as methods.</w:t>
+      </w:r>
+      <w:r>
+        <w:br/>
+      </w:r>
+      <w:r>
+        <w:rPr>
+          <w:b/>
+          <w:bCs/>
+          <w:sz w:val="24"/>
+          <w:szCs w:val="24"/>
+        </w:rPr>
+        <w:t>Syntax:</w:t>
+      </w:r>
+      <w:r>
+        <w:rPr>
+          <w:b/>
+          <w:bCs/>
+          <w:sz w:val="24"/>
+          <w:szCs w:val="24"/>
+        </w:rPr>
+        <w:br/>
+      </w:r>
+      <w:r>
+        <w:t>Access</w:t>
+      </w:r>
+      <w:r>
+        <w:t>Modifier Modifier ReturnType Identifier(Parameters)</w:t>
+      </w:r>
+      <w:r>
+        <w:br/>
+        <w:t>{</w:t>
+      </w:r>
+      <w:r>
+        <w:br/>
+        <w:t>}</w:t>
+      </w:r>
+    </w:p>
+    <w:p/>
+    <w:p>
+      <w:pPr>
+        <w:rPr>
+          <w:b/>
+          <w:bCs/>
+          <w:sz w:val="28"/>
+          <w:szCs w:val="28"/>
+        </w:rPr>
+      </w:pPr>
+      <w:r>
+        <w:rPr>
+          <w:b/>
+          <w:bCs/>
+          <w:sz w:val="28"/>
+          <w:szCs w:val="28"/>
+        </w:rPr>
+        <w:t>Special Member Function:</w:t>
+      </w:r>
+    </w:p>
+    <w:p>
+      <w:r>
+        <w:t xml:space="preserve">If a class name and method name are same then it is called as </w:t>
+      </w:r>
+      <w:r>
+        <w:t>Special Member Function.</w:t>
+      </w:r>
+      <w:r>
+        <w:br/>
+        <w:t>It is also known as Constructor.</w:t>
+      </w:r>
+      <w:r>
+        <w:br/>
+        <w:t>It allocates memory and assign a default value for Member Variable.</w:t>
+      </w:r>
+      <w:r>
+        <w:br/>
+        <w:t>If we forget to create a constructor it will be automatically created by the compiler itself.</w:t>
+      </w:r>
+      <w:r>
+        <w:br/>
+        <w:t>We can also create constructor with parameters.</w:t>
+      </w:r>
+      <w:r>
+        <w:br/>
+      </w:r>
+      <w:r>
+        <w:rPr>
+          <w:b/>
+          <w:bCs/>
+          <w:sz w:val="24"/>
+          <w:szCs w:val="24"/>
+        </w:rPr>
+        <w:t>Syntax:</w:t>
+      </w:r>
+      <w:r>
+        <w:rPr>
+          <w:b/>
+          <w:bCs/>
+          <w:sz w:val="24"/>
+          <w:szCs w:val="24"/>
+        </w:rPr>
+        <w:br/>
+      </w:r>
+      <w:r>
+        <w:t>Access</w:t>
+      </w:r>
+      <w:r>
+        <w:t>Modifier Identifier(Parameters)</w:t>
+      </w:r>
+      <w:r>
+        <w:br/>
+        <w:t>{</w:t>
+      </w:r>
+      <w:r>
+        <w:br/>
+        <w:t xml:space="preserve">    this.variablename from class = parameter from constructor argument</w:t>
+      </w:r>
+      <w:r>
+        <w:br/>
+        <w:t>}</w:t>
+      </w:r>
+    </w:p>
+    <w:p/>
+    <w:p>
+      <w:pPr>
+        <w:rPr>
+          <w:b/>
+          <w:bCs/>
+          <w:sz w:val="28"/>
+          <w:szCs w:val="28"/>
+        </w:rPr>
+      </w:pPr>
+      <w:r>
+        <w:rPr>
+          <w:b/>
+          <w:bCs/>
+          <w:sz w:val="28"/>
+          <w:szCs w:val="28"/>
+        </w:rPr>
+        <w:t>Static Member Function:</w:t>
+      </w:r>
+    </w:p>
+    <w:p>
+      <w:r>
+        <w:t>When we create a Mem</w:t>
+      </w:r>
+      <w:r>
+        <w:t>ber Function with static keyword it is called as Static Member Function.</w:t>
+      </w:r>
+      <w:r>
+        <w:br/>
+        <w:t>Static Member Function will execute only when it is called.</w:t>
+      </w:r>
+      <w:r>
+        <w:br/>
+        <w:t>To call static method:</w:t>
+      </w:r>
+      <w:r>
+        <w:br/>
+      </w:r>
+      <w:r>
+        <w:rPr>
+          <w:b/>
+          <w:bCs/>
+          <w:sz w:val="24"/>
+          <w:szCs w:val="24"/>
+        </w:rPr>
+        <w:t>Syntax:</w:t>
+      </w:r>
+      <w:r>
+        <w:br/>
+        <w:t>ClassName. methodName();</w:t>
+      </w:r>
+    </w:p>
+    <w:p>
+      <w:pPr>
+        <w:rPr>
+          <w:b/>
+          <w:bCs/>
+          <w:sz w:val="28"/>
+          <w:szCs w:val="28"/>
+        </w:rPr>
+      </w:pPr>
+      <w:r>
+        <w:rPr>
+          <w:b/>
+          <w:bCs/>
+          <w:sz w:val="28"/>
+          <w:szCs w:val="28"/>
+        </w:rPr>
+        <w:t>Return Type:</w:t>
+      </w:r>
+    </w:p>
+    <w:p>
+      <w:r>
+        <w:lastRenderedPageBreak/>
+        <w:t>If I want to return something from the logic of my Member Function.</w:t>
+      </w:r>
+      <w:r>
+        <w:br/>
+        <w:t>If we return something we need to get it and store it in the container.</w:t>
+      </w:r>
+    </w:p>
+    <w:p>
+      <w:pPr>
+        <w:rPr>
+          <w:b/>
+          <w:bCs/>
+          <w:sz w:val="28"/>
+          <w:szCs w:val="28"/>
+        </w:rPr>
+      </w:pPr>
+      <w:r>
+        <w:rPr>
+          <w:b/>
+          <w:bCs/>
+          <w:sz w:val="28"/>
+          <w:szCs w:val="28"/>
+        </w:rPr>
+        <w:t>Local Variable:</w:t>
+      </w:r>
+    </w:p>
+    <w:p>
+      <w:r>
+        <w:t>If we create a variable inside a method is called as Local Variable.</w:t>
+      </w:r>
+    </w:p>
+    <w:p/>
+    <w:p>
+      <w:pPr>
+        <w:rPr>
+          <w:b/>
+          <w:bCs/>
+          <w:sz w:val="28"/>
+          <w:szCs w:val="28"/>
+        </w:rPr>
+      </w:pPr>
+      <w:r>
+        <w:rPr>
+          <w:b/>
+          <w:bCs/>
+          <w:sz w:val="28"/>
+          <w:szCs w:val="28"/>
+        </w:rPr>
+        <w:t>Instance Member Function:</w:t>
+      </w:r>
+    </w:p>
+    <w:p>
+      <w:r>
+        <w:t>If</w:t>
+      </w:r>
+      <w:r>
+        <w:t xml:space="preserve"> we create a Member Function without the same name as class name and without the static keyword is called as Instance Member Function.</w:t>
+      </w:r>
+      <w:r>
+        <w:br/>
+        <w:t>How to call Instance Member Function:</w:t>
+      </w:r>
+      <w:r>
+        <w:br/>
+        <w:t>objectName.methodName();</w:t>
+      </w:r>
+      <w:r>
+        <w:br/>
+      </w:r>
+      <w:r>
+        <w:rPr>
+          <w:b/>
+          <w:bCs/>
+          <w:sz w:val="24"/>
+          <w:szCs w:val="24"/>
+        </w:rPr>
+        <w:t>Syntax:</w:t>
+      </w:r>
+      <w:r>
+        <w:br/>
+        <w:t>AccessModifer ReturnType Identifier(Parameters)</w:t>
+      </w:r>
+      <w:r>
+        <w:br/>
+        <w:t>{</w:t>
+      </w:r>
+      <w:r>
+        <w:br/>
+        <w:t>}</w:t>
+      </w:r>
+    </w:p>
+    <w:p/>
+    <w:p>
+      <w:pPr>
+        <w:rPr>
+          <w:b/>
+          <w:bCs/>
+          <w:sz w:val="28"/>
+          <w:szCs w:val="28"/>
+        </w:rPr>
+      </w:pPr>
+      <w:r>
+        <w:rPr>
+          <w:b/>
+          <w:bCs/>
+          <w:sz w:val="28"/>
+          <w:szCs w:val="28"/>
+        </w:rPr>
+        <w:t>Properties:</w:t>
+      </w:r>
+    </w:p>
+    <w:p>
+      <w:r>
+        <w:t>It is used to set the value to Member Variable or get the value from Member Variable.</w:t>
+      </w:r>
+    </w:p>
+    <w:p>
+      <w:pPr>
+        <w:ind w:left="720"/>
+      </w:pPr>
+      <w:r>
+        <w:t>Normal Properties</w:t>
+      </w:r>
+      <w:r>
+        <w:br/>
+        <w:t>Auto Implemented Properties</w:t>
+      </w:r>
+    </w:p>
+    <w:p>
+      <w:pPr>
+        <w:rPr>
+          <w:b/>
+          <w:bCs/>
+          <w:sz w:val="28"/>
+          <w:szCs w:val="28"/>
+        </w:rPr>
+      </w:pPr>
+      <w:r>
+        <w:rPr>
+          <w:b/>
+          <w:bCs/>
+          <w:sz w:val="28"/>
+          <w:szCs w:val="28"/>
+        </w:rPr>
+        <w:t>Normal Properties:</w:t>
+      </w:r>
+    </w:p>
+    <w:p>
+      <w:r>
+        <w:t>It is used in older days.</w:t>
+      </w:r>
+      <w:r>
+        <w:br/>
+        <w:t>Member Variable + Property Definition</w:t>
+      </w:r>
+      <w:r>
+        <w:br/>
+        <w:t>When a Member Variable needs any validation then we can use this.</w:t>
+      </w:r>
+      <w:r>
+        <w:br/>
+      </w:r>
+      <w:r>
+        <w:rPr>
+          <w:b/>
+          <w:bCs/>
+          <w:sz w:val="24"/>
+          <w:szCs w:val="24"/>
+        </w:rPr>
+        <w:t>Syntax:</w:t>
+      </w:r>
+      <w:r>
+        <w:rPr>
+          <w:b/>
+          <w:bCs/>
+          <w:sz w:val="28"/>
+          <w:szCs w:val="28"/>
+        </w:rPr>
+        <w:br/>
+      </w:r>
+      <w:r>
+        <w:t>DataType variableName; -- Default AccessModifier is private</w:t>
+      </w:r>
+      <w:r>
+        <w:br/>
+        <w:t>AccessModifer DataType Identifier</w:t>
+      </w:r>
+      <w:r>
+        <w:br/>
+        <w:t>{</w:t>
+      </w:r>
+      <w:r>
+        <w:br/>
+        <w:t xml:space="preserve">    get{return variableName;}</w:t>
+      </w:r>
+      <w:r>
+        <w:br/>
+        <w:t xml:space="preserve">    set{variableName = value;}</w:t>
+      </w:r>
+      <w:r>
+        <w:br/>
+        <w:t>}</w:t>
+      </w:r>
+    </w:p>
+    <w:p>
+      <w:pPr>
+        <w:rPr>
+          <w:b/>
+          <w:bCs/>
+          <w:sz w:val="28"/>
+          <w:szCs w:val="28"/>
+        </w:rPr>
+      </w:pPr>
+      <w:r>
+        <w:rPr>
+          <w:b/>
+          <w:bCs/>
+          <w:sz w:val="28"/>
+          <w:szCs w:val="28"/>
+        </w:rPr>
+        <w:t>Auto Implemented Properties:</w:t>
+      </w:r>
+    </w:p>
+    <w:p>
+      <w:r>
+        <w:t>It is used nowadays</w:t>
+      </w:r>
+      <w:r>
+        <w:br/>
+        <w:t>Only Property Definition.</w:t>
+      </w:r>
+      <w:r>
+        <w:br/>
+        <w:t>Member Function will be automatically declared by the compiler.</w:t>
+      </w:r>
+      <w:r>
+        <w:br/>
+        <w:t>When we don’t need a validation for Member Variable then we can use this.</w:t>
+      </w:r>
+      <w:r>
+        <w:br/>
+      </w:r>
+      <w:r>
+        <w:rPr>
+          <w:b/>
+          <w:bCs/>
+          <w:sz w:val="24"/>
+          <w:szCs w:val="24"/>
+        </w:rPr>
+        <w:t>Synatx:</w:t>
+      </w:r>
+      <w:r>
+        <w:rPr>
+          <w:b/>
+          <w:bCs/>
+          <w:sz w:val="28"/>
+          <w:szCs w:val="28"/>
+        </w:rPr>
+        <w:br/>
+      </w:r>
+      <w:r>
+        <w:t>AccessModifier Modifier ReturnType Identifier</w:t>
+      </w:r>
+      <w:r>
+        <w:br/>
+        <w:t xml:space="preserve">{get; set;} </w:t>
+      </w:r>
+    </w:p>
+    <w:p/>
     <w:p>
       <w:pPr>
         <w:rPr>
@@ -2449,7 +3578,7 @@
           <w:sz w:val="32"/>
           <w:szCs w:val="32"/>
         </w:rPr>
-        <w:t>Types of Collections:</w:t>
+        <w:t>Exception Handling:</w:t>
       </w:r>
     </w:p>
     <w:p>
@@ -2457,33 +3586,256 @@
         <w:rPr>
           <w:b/>
           <w:bCs/>
-          <w:sz w:val="28"/>
-          <w:szCs w:val="28"/>
+          <w:sz w:val="32"/>
+          <w:szCs w:val="32"/>
         </w:rPr>
       </w:pPr>
       <w:r>
-        <w:rPr>
-          <w:b/>
-          <w:bCs/>
-          <w:sz w:val="28"/>
-          <w:szCs w:val="28"/>
-        </w:rPr>
-        <w:t>Index Based Collection:</w:t>
-      </w:r>
-    </w:p>
-    <w:p>
-      <w:r>
-        <w:rPr>
-          <w:b/>
-          <w:bCs/>
-          <w:sz w:val="28"/>
-          <w:szCs w:val="28"/>
-        </w:rPr>
-        <w:t>Array:</w:t>
-      </w:r>
-      <w:r>
-        <w:br/>
-      </w:r>
+        <w:t>Exception Handling is the Mechanism to handle the runtime error.</w:t>
+      </w:r>
+      <w:r>
+        <w:br/>
+        <w:t>Application will get crashed if any exception occurred at runtime.</w:t>
+      </w:r>
+      <w:r>
+        <w:br/>
+        <w:t>It need to be handled.</w:t>
+      </w:r>
+    </w:p>
+    <w:tbl>
+      <w:tblPr>
+        <w:tblStyle w:val="TableGrid"/>
+        <w:tblW w:w="0" w:type="auto"/>
+        <w:tblLook w:val="04A0" w:firstRow="1" w:lastRow="0" w:firstColumn="1" w:lastColumn="0" w:noHBand="0" w:noVBand="1"/>
+      </w:tblPr>
+      <w:tblGrid>
+        <w:gridCol w:w="3005"/>
+        <w:gridCol w:w="3005"/>
+        <w:gridCol w:w="3006"/>
+      </w:tblGrid>
+      <w:tr>
+        <w:tc>
+          <w:tcPr>
+            <w:tcW w:w="3005" w:type="dxa"/>
+            <w:vAlign w:val="center"/>
+          </w:tcPr>
+          <w:p>
+            <w:pPr>
+              <w:jc w:val="center"/>
+              <w:rPr>
+                <w:b/>
+                <w:bCs/>
+                <w:sz w:val="28"/>
+                <w:szCs w:val="28"/>
+              </w:rPr>
+            </w:pPr>
+            <w:r>
+              <w:rPr>
+                <w:b/>
+                <w:bCs/>
+                <w:sz w:val="28"/>
+                <w:szCs w:val="28"/>
+              </w:rPr>
+              <w:t>Blocks</w:t>
+            </w:r>
+          </w:p>
+        </w:tc>
+        <w:tc>
+          <w:tcPr>
+            <w:tcW w:w="3005" w:type="dxa"/>
+            <w:vAlign w:val="center"/>
+          </w:tcPr>
+          <w:p>
+            <w:pPr>
+              <w:jc w:val="center"/>
+              <w:rPr>
+                <w:b/>
+                <w:bCs/>
+                <w:sz w:val="28"/>
+                <w:szCs w:val="28"/>
+              </w:rPr>
+            </w:pPr>
+            <w:r>
+              <w:rPr>
+                <w:b/>
+                <w:bCs/>
+                <w:sz w:val="28"/>
+                <w:szCs w:val="28"/>
+              </w:rPr>
+              <w:t>Class</w:t>
+            </w:r>
+          </w:p>
+        </w:tc>
+        <w:tc>
+          <w:tcPr>
+            <w:tcW w:w="3006" w:type="dxa"/>
+            <w:vAlign w:val="center"/>
+          </w:tcPr>
+          <w:p>
+            <w:pPr>
+              <w:jc w:val="center"/>
+              <w:rPr>
+                <w:b/>
+                <w:bCs/>
+                <w:sz w:val="28"/>
+                <w:szCs w:val="28"/>
+              </w:rPr>
+            </w:pPr>
+            <w:r>
+              <w:rPr>
+                <w:b/>
+                <w:bCs/>
+                <w:sz w:val="28"/>
+                <w:szCs w:val="28"/>
+              </w:rPr>
+              <w:t>Properties</w:t>
+            </w:r>
+          </w:p>
+        </w:tc>
+      </w:tr>
+      <w:tr>
+        <w:tc>
+          <w:tcPr>
+            <w:tcW w:w="3005" w:type="dxa"/>
+            <w:vAlign w:val="center"/>
+          </w:tcPr>
+          <w:p>
+            <w:pPr>
+              <w:jc w:val="center"/>
+            </w:pPr>
+            <w:r>
+              <w:t>try</w:t>
+            </w:r>
+          </w:p>
+        </w:tc>
+        <w:tc>
+          <w:tcPr>
+            <w:tcW w:w="3005" w:type="dxa"/>
+            <w:vMerge w:val="restart"/>
+            <w:vAlign w:val="center"/>
+          </w:tcPr>
+          <w:p>
+            <w:pPr>
+              <w:jc w:val="center"/>
+            </w:pPr>
+            <w:r>
+              <w:t>Exception</w:t>
+            </w:r>
+          </w:p>
+        </w:tc>
+        <w:tc>
+          <w:tcPr>
+            <w:tcW w:w="3006" w:type="dxa"/>
+            <w:vAlign w:val="center"/>
+          </w:tcPr>
+          <w:p>
+            <w:pPr>
+              <w:jc w:val="center"/>
+            </w:pPr>
+            <w:r>
+              <w:t>Message</w:t>
+            </w:r>
+          </w:p>
+        </w:tc>
+      </w:tr>
+      <w:tr>
+        <w:tc>
+          <w:tcPr>
+            <w:tcW w:w="3005" w:type="dxa"/>
+            <w:vAlign w:val="center"/>
+          </w:tcPr>
+          <w:p>
+            <w:pPr>
+              <w:jc w:val="center"/>
+            </w:pPr>
+            <w:r>
+              <w:t>catch</w:t>
+            </w:r>
+          </w:p>
+        </w:tc>
+        <w:tc>
+          <w:tcPr>
+            <w:tcW w:w="3005" w:type="dxa"/>
+            <w:vMerge/>
+            <w:vAlign w:val="center"/>
+          </w:tcPr>
+          <w:p>
+            <w:pPr>
+              <w:jc w:val="center"/>
+              <w:rPr>
+                <w:b/>
+                <w:bCs/>
+                <w:sz w:val="32"/>
+                <w:szCs w:val="32"/>
+              </w:rPr>
+            </w:pPr>
+          </w:p>
+        </w:tc>
+        <w:tc>
+          <w:tcPr>
+            <w:tcW w:w="3006" w:type="dxa"/>
+            <w:vAlign w:val="center"/>
+          </w:tcPr>
+          <w:p>
+            <w:pPr>
+              <w:jc w:val="center"/>
+            </w:pPr>
+            <w:r>
+              <w:t>Stack Trace</w:t>
+            </w:r>
+          </w:p>
+        </w:tc>
+      </w:tr>
+      <w:tr>
+        <w:tc>
+          <w:tcPr>
+            <w:tcW w:w="3005" w:type="dxa"/>
+            <w:vAlign w:val="center"/>
+          </w:tcPr>
+          <w:p>
+            <w:pPr>
+              <w:jc w:val="center"/>
+            </w:pPr>
+            <w:r>
+              <w:t>finally</w:t>
+            </w:r>
+          </w:p>
+        </w:tc>
+        <w:tc>
+          <w:tcPr>
+            <w:tcW w:w="3005" w:type="dxa"/>
+            <w:vMerge/>
+            <w:vAlign w:val="center"/>
+          </w:tcPr>
+          <w:p>
+            <w:pPr>
+              <w:jc w:val="center"/>
+              <w:rPr>
+                <w:b/>
+                <w:bCs/>
+                <w:sz w:val="32"/>
+                <w:szCs w:val="32"/>
+              </w:rPr>
+            </w:pPr>
+          </w:p>
+        </w:tc>
+        <w:tc>
+          <w:tcPr>
+            <w:tcW w:w="3006" w:type="dxa"/>
+            <w:vAlign w:val="center"/>
+          </w:tcPr>
+          <w:p>
+            <w:pPr>
+              <w:jc w:val="center"/>
+            </w:pPr>
+            <w:r>
+              <w:t>Inner Exception</w:t>
+            </w:r>
+          </w:p>
+        </w:tc>
+      </w:tr>
+    </w:tbl>
+    <w:p>
       <w:r>
         <w:rPr>
           <w:b/>
@@ -2494,846 +3846,60 @@
         <w:t>Syntax:</w:t>
       </w:r>
       <w:r>
-        <w:br/>
-      </w:r>
-      <w:proofErr w:type="spellStart"/>
-      <w:proofErr w:type="gramStart"/>
-      <w:r>
-        <w:t>DataType</w:t>
-      </w:r>
-      <w:proofErr w:type="spellEnd"/>
-      <w:r>
-        <w:t>[</w:t>
-      </w:r>
-      <w:proofErr w:type="gramEnd"/>
-      <w:r>
-        <w:t xml:space="preserve">] identifier = new </w:t>
-      </w:r>
-      <w:proofErr w:type="spellStart"/>
-      <w:r>
-        <w:t>DataType</w:t>
-      </w:r>
-      <w:proofErr w:type="spellEnd"/>
-      <w:r>
-        <w:t>[size];</w:t>
-      </w:r>
-      <w:r>
-        <w:br/>
-        <w:t>identifier[index] = value;</w:t>
-      </w:r>
-    </w:p>
-    <w:p>
-      <w:r>
-        <w:t>It is an index-based collection.</w:t>
-      </w:r>
-      <w:r>
-        <w:br/>
-        <w:t>Index starts from 0.</w:t>
-      </w:r>
-      <w:r>
-        <w:br/>
-        <w:t>It is a finite set of homogenous elements.</w:t>
-      </w:r>
-      <w:r>
-        <w:br/>
-        <w:t>Type safe.</w:t>
-      </w:r>
-      <w:r>
-        <w:br/>
-        <w:t>Fixed size.</w:t>
-      </w:r>
-    </w:p>
-    <w:p>
-      <w:proofErr w:type="spellStart"/>
-      <w:r>
-        <w:rPr>
-          <w:b/>
-          <w:bCs/>
-          <w:sz w:val="28"/>
-          <w:szCs w:val="28"/>
-        </w:rPr>
-        <w:t>ArrayList</w:t>
-      </w:r>
-      <w:proofErr w:type="spellEnd"/>
-      <w:r>
-        <w:rPr>
-          <w:b/>
-          <w:bCs/>
-          <w:sz w:val="28"/>
-          <w:szCs w:val="28"/>
-        </w:rPr>
-        <w:t>:</w:t>
-      </w:r>
-      <w:r>
-        <w:br/>
-      </w:r>
-      <w:r>
         <w:rPr>
           <w:b/>
           <w:bCs/>
           <w:sz w:val="24"/>
           <w:szCs w:val="24"/>
         </w:rPr>
-        <w:t>Syntax:</w:t>
-      </w:r>
-      <w:r>
-        <w:br/>
-      </w:r>
-      <w:proofErr w:type="spellStart"/>
-      <w:r>
-        <w:t>ClassName</w:t>
-      </w:r>
-      <w:proofErr w:type="spellEnd"/>
-      <w:r>
-        <w:t xml:space="preserve"> identifier = new </w:t>
-      </w:r>
-      <w:proofErr w:type="spellStart"/>
-      <w:proofErr w:type="gramStart"/>
-      <w:r>
-        <w:t>ClassName</w:t>
-      </w:r>
-      <w:proofErr w:type="spellEnd"/>
-      <w:r>
-        <w:t>(</w:t>
-      </w:r>
-      <w:proofErr w:type="gramEnd"/>
-      <w:r>
-        <w:t>);</w:t>
-      </w:r>
-      <w:r>
-        <w:br/>
-      </w:r>
-      <w:proofErr w:type="spellStart"/>
-      <w:r>
-        <w:t>ArrayList</w:t>
-      </w:r>
-      <w:proofErr w:type="spellEnd"/>
-      <w:r>
-        <w:t xml:space="preserve"> identifier = new </w:t>
-      </w:r>
-      <w:proofErr w:type="spellStart"/>
-      <w:r>
-        <w:t>ArrayList</w:t>
-      </w:r>
-      <w:proofErr w:type="spellEnd"/>
-      <w:r>
-        <w:t>();</w:t>
-      </w:r>
-      <w:r>
-        <w:br/>
-      </w:r>
-      <w:proofErr w:type="spellStart"/>
-      <w:proofErr w:type="gramStart"/>
-      <w:r>
-        <w:t>identifier.Add</w:t>
-      </w:r>
-      <w:proofErr w:type="spellEnd"/>
-      <w:proofErr w:type="gramEnd"/>
-      <w:r>
-        <w:t>(value);</w:t>
-      </w:r>
-    </w:p>
-    <w:p>
-      <w:r>
-        <w:t>Converts into an object.</w:t>
-      </w:r>
-      <w:r>
-        <w:br/>
-        <w:t>Memory allocation is high in background.</w:t>
-      </w:r>
-      <w:r>
-        <w:br/>
-        <w:t xml:space="preserve">No fixed size in </w:t>
-      </w:r>
-      <w:proofErr w:type="spellStart"/>
-      <w:r>
-        <w:t>ArrayList</w:t>
-      </w:r>
-      <w:proofErr w:type="spellEnd"/>
-      <w:r>
-        <w:t>.</w:t>
-      </w:r>
-      <w:r>
-        <w:br/>
-        <w:t xml:space="preserve">Not a type </w:t>
-      </w:r>
-      <w:proofErr w:type="spellStart"/>
-      <w:r>
-        <w:t>safe.</w:t>
-      </w:r>
-      <w:proofErr w:type="spellEnd"/>
-    </w:p>
-    <w:p>
-      <w:r>
-        <w:rPr>
-          <w:b/>
-          <w:bCs/>
-          <w:sz w:val="28"/>
-          <w:szCs w:val="28"/>
-        </w:rPr>
-        <w:t>List&lt;</w:t>
-      </w:r>
-      <w:r>
-        <w:rPr>
-          <w:b/>
-          <w:bCs/>
-          <w:sz w:val="28"/>
-          <w:szCs w:val="28"/>
-        </w:rPr>
-        <w:t>T</w:t>
-      </w:r>
-      <w:r>
-        <w:rPr>
-          <w:b/>
-          <w:bCs/>
-          <w:sz w:val="28"/>
-          <w:szCs w:val="28"/>
-        </w:rPr>
-        <w:t>&gt;:</w:t>
-      </w:r>
-      <w:r>
-        <w:rPr>
-          <w:b/>
-          <w:bCs/>
-          <w:sz w:val="28"/>
-          <w:szCs w:val="28"/>
-        </w:rPr>
-        <w:t xml:space="preserve"> (Generic Collection)</w:t>
-      </w:r>
-      <w:r>
-        <w:br/>
-      </w:r>
-      <w:r>
-        <w:rPr>
-          <w:b/>
-          <w:bCs/>
-          <w:sz w:val="24"/>
-          <w:szCs w:val="24"/>
-        </w:rPr>
-        <w:t>Syntax:</w:t>
-      </w:r>
-      <w:r>
-        <w:br/>
-        <w:t>List&lt;</w:t>
-      </w:r>
-      <w:proofErr w:type="spellStart"/>
-      <w:r>
-        <w:t>DataType</w:t>
-      </w:r>
-      <w:proofErr w:type="spellEnd"/>
-      <w:r>
-        <w:t>&gt; identifier = new List&lt;</w:t>
-      </w:r>
-      <w:proofErr w:type="spellStart"/>
-      <w:r>
-        <w:t>DataType</w:t>
-      </w:r>
-      <w:proofErr w:type="spellEnd"/>
-      <w:r>
-        <w:t>&gt;();</w:t>
-      </w:r>
-      <w:r>
-        <w:br/>
-      </w:r>
-      <w:proofErr w:type="spellStart"/>
-      <w:proofErr w:type="gramStart"/>
-      <w:r>
-        <w:t>identifier.Add</w:t>
-      </w:r>
-      <w:proofErr w:type="spellEnd"/>
-      <w:proofErr w:type="gramEnd"/>
-      <w:r>
-        <w:t>(value);</w:t>
-      </w:r>
-    </w:p>
-    <w:p>
-      <w:r>
-        <w:t>Duplicate values are allowed.</w:t>
-      </w:r>
-    </w:p>
-    <w:p>
-      <w:pPr>
-        <w:rPr>
-          <w:b/>
-          <w:bCs/>
-          <w:sz w:val="28"/>
-          <w:szCs w:val="28"/>
-        </w:rPr>
-      </w:pPr>
-      <w:r>
-        <w:rPr>
-          <w:b/>
-          <w:bCs/>
-          <w:sz w:val="28"/>
-          <w:szCs w:val="28"/>
-        </w:rPr>
-        <w:t>Key Value pair Based Collection</w:t>
-      </w:r>
-      <w:r>
-        <w:rPr>
-          <w:b/>
-          <w:bCs/>
-          <w:sz w:val="28"/>
-          <w:szCs w:val="28"/>
-        </w:rPr>
-        <w:t>:</w:t>
-      </w:r>
-    </w:p>
-    <w:p>
-      <w:proofErr w:type="spellStart"/>
-      <w:r>
-        <w:rPr>
-          <w:b/>
-          <w:bCs/>
-          <w:sz w:val="28"/>
-          <w:szCs w:val="28"/>
-        </w:rPr>
-        <w:lastRenderedPageBreak/>
-        <w:t>Hashtable</w:t>
-      </w:r>
-      <w:proofErr w:type="spellEnd"/>
-      <w:r>
-        <w:rPr>
-          <w:b/>
-          <w:bCs/>
-          <w:sz w:val="28"/>
-          <w:szCs w:val="28"/>
-        </w:rPr>
-        <w:t>:</w:t>
-      </w:r>
-      <w:r>
-        <w:br/>
-      </w:r>
-      <w:r>
-        <w:rPr>
-          <w:b/>
-          <w:bCs/>
-          <w:sz w:val="24"/>
-          <w:szCs w:val="24"/>
-        </w:rPr>
-        <w:t>Syntax:</w:t>
-      </w:r>
-      <w:r>
-        <w:br/>
-      </w:r>
-      <w:proofErr w:type="spellStart"/>
-      <w:r>
-        <w:t>Hashtable</w:t>
-      </w:r>
-      <w:proofErr w:type="spellEnd"/>
-      <w:r>
-        <w:t xml:space="preserve"> identifier = new </w:t>
-      </w:r>
-      <w:proofErr w:type="spellStart"/>
-      <w:proofErr w:type="gramStart"/>
-      <w:r>
-        <w:t>Hashtable</w:t>
-      </w:r>
-      <w:proofErr w:type="spellEnd"/>
-      <w:r>
-        <w:t>(</w:t>
-      </w:r>
-      <w:proofErr w:type="gramEnd"/>
-      <w:r>
-        <w:t>);</w:t>
-      </w:r>
-      <w:r>
-        <w:br/>
-      </w:r>
-      <w:proofErr w:type="spellStart"/>
-      <w:proofErr w:type="gramStart"/>
-      <w:r>
-        <w:t>identifier.Add</w:t>
-      </w:r>
-      <w:proofErr w:type="spellEnd"/>
-      <w:proofErr w:type="gramEnd"/>
-      <w:r>
-        <w:t>(key, value);</w:t>
-      </w:r>
-    </w:p>
-    <w:p>
-      <w:r>
-        <w:t>Key value pair based.</w:t>
-      </w:r>
-      <w:r>
-        <w:br/>
-        <w:t>Data displayed based on hash key.</w:t>
-      </w:r>
-      <w:r>
-        <w:br/>
-        <w:t>Unordered based.</w:t>
-      </w:r>
-    </w:p>
-    <w:p>
-      <w:proofErr w:type="spellStart"/>
-      <w:r>
-        <w:rPr>
-          <w:b/>
-          <w:bCs/>
-          <w:sz w:val="28"/>
-          <w:szCs w:val="28"/>
-        </w:rPr>
-        <w:t>SortedList</w:t>
-      </w:r>
-      <w:proofErr w:type="spellEnd"/>
-      <w:r>
-        <w:rPr>
-          <w:b/>
-          <w:bCs/>
-          <w:sz w:val="28"/>
-          <w:szCs w:val="28"/>
-        </w:rPr>
-        <w:t>:</w:t>
-      </w:r>
-      <w:r>
-        <w:br/>
-      </w:r>
-      <w:r>
-        <w:rPr>
-          <w:b/>
-          <w:bCs/>
-          <w:sz w:val="24"/>
-          <w:szCs w:val="24"/>
-        </w:rPr>
-        <w:t>Syntax:</w:t>
-      </w:r>
-      <w:r>
-        <w:br/>
-      </w:r>
-      <w:proofErr w:type="spellStart"/>
-      <w:r>
-        <w:t>SortedList</w:t>
-      </w:r>
-      <w:proofErr w:type="spellEnd"/>
-      <w:r>
-        <w:t xml:space="preserve"> identifier = new </w:t>
-      </w:r>
-      <w:proofErr w:type="spellStart"/>
-      <w:proofErr w:type="gramStart"/>
-      <w:r>
-        <w:t>SortedList</w:t>
-      </w:r>
-      <w:proofErr w:type="spellEnd"/>
-      <w:r>
-        <w:t>(</w:t>
-      </w:r>
-      <w:proofErr w:type="gramEnd"/>
-      <w:r>
-        <w:t>);</w:t>
-      </w:r>
-      <w:r>
-        <w:br/>
-      </w:r>
-      <w:proofErr w:type="spellStart"/>
-      <w:proofErr w:type="gramStart"/>
-      <w:r>
-        <w:t>identifier.Add</w:t>
-      </w:r>
-      <w:proofErr w:type="spellEnd"/>
-      <w:proofErr w:type="gramEnd"/>
-      <w:r>
-        <w:t>(key, value);</w:t>
-      </w:r>
-    </w:p>
-    <w:p>
-      <w:r>
-        <w:t>Order based.</w:t>
-      </w:r>
-      <w:r>
-        <w:br/>
-        <w:t xml:space="preserve">Sorting can be used with key </w:t>
-      </w:r>
-      <w:proofErr w:type="spellStart"/>
-      <w:r>
-        <w:t>based.</w:t>
-      </w:r>
-      <w:proofErr w:type="spellEnd"/>
-    </w:p>
-    <w:p>
-      <w:r>
-        <w:rPr>
-          <w:b/>
-          <w:bCs/>
-          <w:sz w:val="28"/>
-          <w:szCs w:val="28"/>
-        </w:rPr>
-        <w:t>Dictionary&lt;</w:t>
-      </w:r>
-      <w:proofErr w:type="spellStart"/>
-      <w:r>
-        <w:rPr>
-          <w:b/>
-          <w:bCs/>
-          <w:sz w:val="28"/>
-          <w:szCs w:val="28"/>
-        </w:rPr>
-        <w:t>TKey</w:t>
-      </w:r>
-      <w:proofErr w:type="spellEnd"/>
-      <w:r>
-        <w:rPr>
-          <w:b/>
-          <w:bCs/>
-          <w:sz w:val="28"/>
-          <w:szCs w:val="28"/>
-        </w:rPr>
-        <w:t>, TValue&gt;: (Generic Collection)</w:t>
-      </w:r>
-      <w:r>
-        <w:br/>
-      </w:r>
-      <w:r>
-        <w:rPr>
-          <w:b/>
-          <w:bCs/>
-          <w:sz w:val="24"/>
-          <w:szCs w:val="24"/>
-        </w:rPr>
-        <w:t>Syntax:</w:t>
-      </w:r>
-      <w:r>
-        <w:br/>
-        <w:t>Dictionary&lt;</w:t>
-      </w:r>
-      <w:proofErr w:type="spellStart"/>
-      <w:r>
-        <w:t>TKey</w:t>
-      </w:r>
-      <w:proofErr w:type="spellEnd"/>
-      <w:r>
-        <w:t>, TValue&gt; identifier = new Dictionary&lt;</w:t>
-      </w:r>
-      <w:proofErr w:type="spellStart"/>
-      <w:r>
-        <w:t>TKey</w:t>
-      </w:r>
-      <w:proofErr w:type="spellEnd"/>
-      <w:r>
-        <w:t>, TValue</w:t>
-      </w:r>
-      <w:proofErr w:type="gramStart"/>
-      <w:r>
-        <w:t>&gt;(</w:t>
-      </w:r>
-      <w:proofErr w:type="gramEnd"/>
-      <w:r>
-        <w:t>);</w:t>
-      </w:r>
-      <w:r>
-        <w:br/>
-      </w:r>
-      <w:proofErr w:type="spellStart"/>
-      <w:proofErr w:type="gramStart"/>
-      <w:r>
-        <w:t>identifier.Add</w:t>
-      </w:r>
-      <w:proofErr w:type="spellEnd"/>
-      <w:proofErr w:type="gramEnd"/>
-      <w:r>
-        <w:t>(key, value);</w:t>
-      </w:r>
-    </w:p>
-    <w:p>
-      <w:r>
-        <w:t>Order Based.</w:t>
-      </w:r>
-      <w:r>
-        <w:br/>
-        <w:t>Key Value Based.</w:t>
-      </w:r>
-    </w:p>
-    <w:p>
-      <w:pPr>
-        <w:rPr>
-          <w:b/>
-          <w:bCs/>
-          <w:sz w:val="28"/>
-          <w:szCs w:val="28"/>
-        </w:rPr>
-      </w:pPr>
-      <w:r>
-        <w:rPr>
-          <w:b/>
-          <w:bCs/>
-          <w:sz w:val="28"/>
-          <w:szCs w:val="28"/>
-        </w:rPr>
-        <w:t>Priority Based Collection</w:t>
-      </w:r>
-      <w:r>
-        <w:rPr>
-          <w:b/>
-          <w:bCs/>
-          <w:sz w:val="28"/>
-          <w:szCs w:val="28"/>
-        </w:rPr>
-        <w:t>:</w:t>
-      </w:r>
-    </w:p>
-    <w:p>
-      <w:r>
-        <w:rPr>
-          <w:b/>
-          <w:bCs/>
-          <w:sz w:val="28"/>
-          <w:szCs w:val="28"/>
-        </w:rPr>
-        <w:t>Stack</w:t>
-      </w:r>
-      <w:r>
-        <w:rPr>
-          <w:b/>
-          <w:bCs/>
-          <w:sz w:val="28"/>
-          <w:szCs w:val="28"/>
-        </w:rPr>
-        <w:t>:</w:t>
-      </w:r>
-      <w:r>
-        <w:br/>
-      </w:r>
-      <w:r>
-        <w:rPr>
-          <w:b/>
-          <w:bCs/>
-          <w:sz w:val="24"/>
-          <w:szCs w:val="24"/>
-        </w:rPr>
-        <w:t>Syntax:</w:t>
-      </w:r>
-      <w:r>
-        <w:br/>
-        <w:t>Stack identifier = new Stack();</w:t>
-      </w:r>
-      <w:r>
-        <w:br/>
-      </w:r>
-      <w:proofErr w:type="spellStart"/>
-      <w:proofErr w:type="gramStart"/>
-      <w:r>
-        <w:t>identifier.push</w:t>
-      </w:r>
-      <w:proofErr w:type="spellEnd"/>
-      <w:proofErr w:type="gramEnd"/>
-      <w:r>
-        <w:t>(value); - for adding</w:t>
-      </w:r>
-      <w:r>
-        <w:br/>
-      </w:r>
-      <w:proofErr w:type="spellStart"/>
-      <w:r>
-        <w:t>identifier.pop</w:t>
-      </w:r>
-      <w:proofErr w:type="spellEnd"/>
-      <w:r>
-        <w:t>(value); - for display/view</w:t>
-      </w:r>
-    </w:p>
-    <w:p>
-      <w:r>
-        <w:rPr>
-          <w:b/>
-          <w:bCs/>
-          <w:sz w:val="24"/>
-          <w:szCs w:val="24"/>
-        </w:rPr>
-        <w:t>Syntax: (Generic Collection)</w:t>
-      </w:r>
-      <w:r>
-        <w:br/>
-        <w:t>Stack&lt;</w:t>
-      </w:r>
-      <w:proofErr w:type="spellStart"/>
-      <w:r>
-        <w:t>DataType</w:t>
-      </w:r>
-      <w:proofErr w:type="spellEnd"/>
-      <w:r>
-        <w:t>&gt; identifier = new Stack&lt;</w:t>
-      </w:r>
-      <w:proofErr w:type="spellStart"/>
-      <w:r>
-        <w:t>DataType</w:t>
-      </w:r>
-      <w:proofErr w:type="spellEnd"/>
-      <w:r>
-        <w:t>&gt;();</w:t>
-      </w:r>
-      <w:r>
-        <w:br/>
-      </w:r>
-      <w:proofErr w:type="spellStart"/>
-      <w:proofErr w:type="gramStart"/>
-      <w:r>
-        <w:t>identifier.push</w:t>
-      </w:r>
-      <w:proofErr w:type="spellEnd"/>
-      <w:proofErr w:type="gramEnd"/>
-      <w:r>
-        <w:t>(value); - for adding</w:t>
-      </w:r>
-      <w:r>
-        <w:br/>
-      </w:r>
-      <w:proofErr w:type="spellStart"/>
-      <w:proofErr w:type="gramStart"/>
-      <w:r>
-        <w:t>identifier.push</w:t>
-      </w:r>
-      <w:proofErr w:type="spellEnd"/>
-      <w:proofErr w:type="gramEnd"/>
-      <w:r>
-        <w:t>(value); - for display/view</w:t>
-      </w:r>
-    </w:p>
-    <w:p>
-      <w:r>
-        <w:t xml:space="preserve">Stack follows Last </w:t>
-      </w:r>
-      <w:proofErr w:type="gramStart"/>
-      <w:r>
-        <w:t>In</w:t>
-      </w:r>
-      <w:proofErr w:type="gramEnd"/>
-      <w:r>
-        <w:t xml:space="preserve"> First Out pattern.</w:t>
-      </w:r>
-    </w:p>
-    <w:p>
-      <w:r>
-        <w:rPr>
-          <w:b/>
-          <w:bCs/>
-          <w:sz w:val="28"/>
-          <w:szCs w:val="28"/>
-        </w:rPr>
-        <w:t>Queue</w:t>
-      </w:r>
-      <w:r>
-        <w:rPr>
-          <w:b/>
-          <w:bCs/>
-          <w:sz w:val="28"/>
-          <w:szCs w:val="28"/>
-        </w:rPr>
-        <w:t>:</w:t>
-      </w:r>
-      <w:r>
-        <w:br/>
-      </w:r>
-      <w:r>
-        <w:rPr>
-          <w:b/>
-          <w:bCs/>
-          <w:sz w:val="24"/>
-          <w:szCs w:val="24"/>
-        </w:rPr>
-        <w:t>Syntax:</w:t>
-      </w:r>
-      <w:r>
-        <w:br/>
-        <w:t>Queue identifier = new Queue();</w:t>
-      </w:r>
-      <w:r>
-        <w:br/>
-      </w:r>
-      <w:proofErr w:type="spellStart"/>
-      <w:proofErr w:type="gramStart"/>
-      <w:r>
-        <w:t>identifier.enqueue</w:t>
-      </w:r>
-      <w:proofErr w:type="spellEnd"/>
-      <w:proofErr w:type="gramEnd"/>
-      <w:r>
-        <w:t>(value); - for adding</w:t>
-      </w:r>
-      <w:r>
-        <w:br/>
-      </w:r>
-      <w:proofErr w:type="spellStart"/>
-      <w:proofErr w:type="gramStart"/>
-      <w:r>
-        <w:t>identifier.dequeue</w:t>
-      </w:r>
-      <w:proofErr w:type="spellEnd"/>
-      <w:proofErr w:type="gramEnd"/>
-      <w:r>
-        <w:t>(value); - for display/view</w:t>
-      </w:r>
-    </w:p>
-    <w:p>
-      <w:r>
-        <w:rPr>
-          <w:b/>
-          <w:bCs/>
-          <w:sz w:val="24"/>
-          <w:szCs w:val="24"/>
-        </w:rPr>
-        <w:t>Syntax: (Generic Collection)</w:t>
-      </w:r>
-      <w:r>
-        <w:br/>
-        <w:t>Queue&lt;</w:t>
-      </w:r>
-      <w:proofErr w:type="spellStart"/>
-      <w:r>
-        <w:t>DataType</w:t>
-      </w:r>
-      <w:proofErr w:type="spellEnd"/>
-      <w:r>
-        <w:t>&gt; identifier = new Queue&lt;</w:t>
-      </w:r>
-      <w:proofErr w:type="spellStart"/>
-      <w:r>
-        <w:t>DataType</w:t>
-      </w:r>
-      <w:proofErr w:type="spellEnd"/>
-      <w:r>
-        <w:t>&gt;();</w:t>
-      </w:r>
-      <w:r>
-        <w:br/>
-      </w:r>
-      <w:proofErr w:type="spellStart"/>
-      <w:proofErr w:type="gramStart"/>
-      <w:r>
-        <w:t>identifier.enqueue</w:t>
-      </w:r>
-      <w:proofErr w:type="spellEnd"/>
-      <w:proofErr w:type="gramEnd"/>
-      <w:r>
-        <w:t>(value); - for adding</w:t>
-      </w:r>
-      <w:r>
-        <w:br/>
-      </w:r>
-      <w:proofErr w:type="spellStart"/>
-      <w:proofErr w:type="gramStart"/>
-      <w:r>
-        <w:t>identifier.dequeue</w:t>
-      </w:r>
-      <w:proofErr w:type="spellEnd"/>
-      <w:proofErr w:type="gramEnd"/>
-      <w:r>
-        <w:t>(value); - for display/view</w:t>
-      </w:r>
-    </w:p>
-    <w:p>
-      <w:r>
-        <w:lastRenderedPageBreak/>
-        <w:t xml:space="preserve">Queue follows First </w:t>
-      </w:r>
-      <w:proofErr w:type="gramStart"/>
-      <w:r>
-        <w:t>In</w:t>
-      </w:r>
-      <w:proofErr w:type="gramEnd"/>
-      <w:r>
-        <w:t xml:space="preserve"> First Out Pattern.</w:t>
-      </w:r>
-      <w:r>
-        <w:br/>
+        <w:br/>
+      </w:r>
+      <w:r>
+        <w:t>try</w:t>
+      </w:r>
+      <w:r>
+        <w:br/>
+        <w:t>{</w:t>
+      </w:r>
+      <w:r>
+        <w:br/>
+        <w:t xml:space="preserve">    Logic</w:t>
+      </w:r>
+      <w:r>
+        <w:br/>
+        <w:t>}</w:t>
+      </w:r>
+      <w:r>
+        <w:br/>
+        <w:t>catch(ExceptionClass object of Exception)</w:t>
+      </w:r>
+      <w:r>
+        <w:br/>
+        <w:t>{</w:t>
+      </w:r>
+      <w:r>
+        <w:br/>
+        <w:t xml:space="preserve">    Logic(Output/Message)</w:t>
+      </w:r>
+      <w:r>
+        <w:br/>
+        <w:t>}</w:t>
+      </w:r>
+      <w:r>
+        <w:br/>
+        <w:t>finally</w:t>
+      </w:r>
+      <w:r>
+        <w:br/>
+        <w:t>{</w:t>
+      </w:r>
+      <w:r>
+        <w:br/>
+        <w:t xml:space="preserve">    Logic(Output/Message)</w:t>
+      </w:r>
+      <w:r>
+        <w:br/>
+        <w:t>}</w:t>
       </w:r>
     </w:p>
     <w:p/>
@@ -4264,6 +4830,25 @@
       <w:spacing w:val="5"/>
     </w:rPr>
   </w:style>
+  <w:style w:type="table" w:styleId="TableGrid">
+    <w:name w:val="Table Grid"/>
+    <w:basedOn w:val="TableNormal"/>
+    <w:uiPriority w:val="39"/>
+    <w:rsid w:val="00D4401B"/>
+    <w:pPr>
+      <w:spacing w:after="0" w:line="240" w:lineRule="auto"/>
+    </w:pPr>
+    <w:tblPr>
+      <w:tblBorders>
+        <w:top w:val="single" w:sz="4" w:space="0" w:color="auto"/>
+        <w:left w:val="single" w:sz="4" w:space="0" w:color="auto"/>
+        <w:bottom w:val="single" w:sz="4" w:space="0" w:color="auto"/>
+        <w:right w:val="single" w:sz="4" w:space="0" w:color="auto"/>
+        <w:insideH w:val="single" w:sz="4" w:space="0" w:color="auto"/>
+        <w:insideV w:val="single" w:sz="4" w:space="0" w:color="auto"/>
+      </w:tblBorders>
+    </w:tblPr>
+  </w:style>
 </w:styles>
 </file>
 

--- a/C# Notes.docx
+++ b/C# Notes.docx
@@ -1200,14 +1200,30 @@
       </w:r>
       <w:r>
         <w:tab/>
-        <w:t>Based on Extension - .exe (Executable), .dll (Dynamic Link Library)</w:t>
+        <w:t>Based on Extension - .exe (Executable), .</w:t>
+      </w:r>
+      <w:proofErr w:type="spellStart"/>
+      <w:r>
+        <w:t>dll</w:t>
+      </w:r>
+      <w:proofErr w:type="spellEnd"/>
+      <w:r>
+        <w:t xml:space="preserve"> (Dynamic Link Library)</w:t>
       </w:r>
       <w:r>
         <w:br/>
       </w:r>
       <w:r>
         <w:tab/>
-        <w:t>Based on Storgae Location – private (project/bin), public (GAC – Global Assembly Cache)</w:t>
+        <w:t xml:space="preserve">Based on </w:t>
+      </w:r>
+      <w:proofErr w:type="spellStart"/>
+      <w:r>
+        <w:t>Storgae</w:t>
+      </w:r>
+      <w:proofErr w:type="spellEnd"/>
+      <w:r>
+        <w:t xml:space="preserve"> Location – private (project/bin), public (GAC – Global Assembly Cache)</w:t>
       </w:r>
     </w:p>
     <w:p/>
@@ -1232,7 +1248,15 @@
     </w:p>
     <w:p>
       <w:r>
-        <w:t>Using Namespace_name;</w:t>
+        <w:t xml:space="preserve">Using </w:t>
+      </w:r>
+      <w:proofErr w:type="spellStart"/>
+      <w:r>
+        <w:t>Namespace_name</w:t>
+      </w:r>
+      <w:proofErr w:type="spellEnd"/>
+      <w:r>
+        <w:t>;</w:t>
       </w:r>
     </w:p>
     <w:p/>
@@ -1308,8 +1332,13 @@
         <w:t>n</w:t>
       </w:r>
       <w:r>
-        <w:t>amespace AppName</w:t>
-      </w:r>
+        <w:t xml:space="preserve">amespace </w:t>
+      </w:r>
+      <w:proofErr w:type="spellStart"/>
+      <w:r>
+        <w:t>AppName</w:t>
+      </w:r>
+      <w:proofErr w:type="spellEnd"/>
       <w:r>
         <w:br/>
         <w:t>{</w:t>
@@ -1320,28 +1349,69 @@
       </w:r>
       <w:r>
         <w:br/>
-        <w:t xml:space="preserve">        {</w:t>
-      </w:r>
-      <w:r>
-        <w:br/>
-        <w:t xml:space="preserve">            static void Main(String[]args)</w:t>
-      </w:r>
-      <w:r>
-        <w:br/>
-        <w:t xml:space="preserve">            {</w:t>
-      </w:r>
+        <w:t xml:space="preserve">     </w:t>
+      </w:r>
+      <w:proofErr w:type="gramStart"/>
+      <w:r>
+        <w:t xml:space="preserve">   {</w:t>
+      </w:r>
+      <w:proofErr w:type="gramEnd"/>
+      <w:r>
+        <w:br/>
+        <w:t xml:space="preserve">            static void </w:t>
+      </w:r>
+      <w:proofErr w:type="gramStart"/>
+      <w:r>
+        <w:t>Main(</w:t>
+      </w:r>
+      <w:proofErr w:type="gramEnd"/>
+      <w:r>
+        <w:t>String</w:t>
+      </w:r>
+      <w:proofErr w:type="gramStart"/>
+      <w:r>
+        <w:t>[]</w:t>
+      </w:r>
+      <w:proofErr w:type="spellStart"/>
+      <w:r>
+        <w:t>args</w:t>
+      </w:r>
+      <w:proofErr w:type="spellEnd"/>
+      <w:proofErr w:type="gramEnd"/>
+      <w:r>
+        <w:t>)</w:t>
+      </w:r>
+      <w:r>
+        <w:br/>
+        <w:t xml:space="preserve">         </w:t>
+      </w:r>
+      <w:proofErr w:type="gramStart"/>
+      <w:r>
+        <w:t xml:space="preserve">   {</w:t>
+      </w:r>
+      <w:proofErr w:type="gramEnd"/>
       <w:r>
         <w:br/>
         <w:t xml:space="preserve">                Logic</w:t>
       </w:r>
       <w:r>
         <w:br/>
-        <w:t xml:space="preserve">            }</w:t>
-      </w:r>
-      <w:r>
-        <w:br/>
-        <w:t xml:space="preserve">        }</w:t>
-      </w:r>
+        <w:t xml:space="preserve">          </w:t>
+      </w:r>
+      <w:proofErr w:type="gramStart"/>
+      <w:r>
+        <w:t xml:space="preserve">  }</w:t>
+      </w:r>
+      <w:proofErr w:type="gramEnd"/>
+      <w:r>
+        <w:br/>
+        <w:t xml:space="preserve">      </w:t>
+      </w:r>
+      <w:proofErr w:type="gramStart"/>
+      <w:r>
+        <w:t xml:space="preserve">  }</w:t>
+      </w:r>
+      <w:proofErr w:type="gramEnd"/>
       <w:r>
         <w:br/>
         <w:t>}</w:t>
@@ -1440,8 +1510,13 @@
       <w:r>
         <w:br/>
       </w:r>
-      <w:r>
-        <w:t>DataType identifier;</w:t>
+      <w:proofErr w:type="spellStart"/>
+      <w:r>
+        <w:t>DataType</w:t>
+      </w:r>
+      <w:proofErr w:type="spellEnd"/>
+      <w:r>
+        <w:t xml:space="preserve"> identifier;</w:t>
       </w:r>
     </w:p>
     <w:p/>
@@ -1563,11 +1638,32 @@
       </w:r>
       <w:r>
         <w:br/>
-        <w:t>identifier = InputFunction();</w:t>
-      </w:r>
-      <w:r>
-        <w:br/>
-        <w:t>name = Console.ReadLine();</w:t>
+        <w:t xml:space="preserve">identifier = </w:t>
+      </w:r>
+      <w:proofErr w:type="spellStart"/>
+      <w:proofErr w:type="gramStart"/>
+      <w:r>
+        <w:t>InputFunction</w:t>
+      </w:r>
+      <w:proofErr w:type="spellEnd"/>
+      <w:r>
+        <w:t>(</w:t>
+      </w:r>
+      <w:proofErr w:type="gramEnd"/>
+      <w:r>
+        <w:t>);</w:t>
+      </w:r>
+      <w:r>
+        <w:br/>
+        <w:t xml:space="preserve">name = </w:t>
+      </w:r>
+      <w:proofErr w:type="spellStart"/>
+      <w:r>
+        <w:t>Console.ReadLine</w:t>
+      </w:r>
+      <w:proofErr w:type="spellEnd"/>
+      <w:r>
+        <w:t>();</w:t>
       </w:r>
     </w:p>
     <w:p/>
@@ -1626,14 +1722,46 @@
       </w:r>
       <w:r>
         <w:br/>
-        <w:t>RequiredDataType.parse(Console.ReadLine());</w:t>
-      </w:r>
-      <w:r>
-        <w:br/>
-        <w:t>Conver.ToRequiredDataType(Console.ReadLine());</w:t>
-      </w:r>
-    </w:p>
-    <w:p>
+      </w:r>
+      <w:proofErr w:type="spellStart"/>
+      <w:r>
+        <w:t>RequiredDataType.parse</w:t>
+      </w:r>
+      <w:proofErr w:type="spellEnd"/>
+      <w:r>
+        <w:t>(</w:t>
+      </w:r>
+      <w:proofErr w:type="spellStart"/>
+      <w:r>
+        <w:t>Console.ReadLine</w:t>
+      </w:r>
+      <w:proofErr w:type="spellEnd"/>
+      <w:r>
+        <w:t>());</w:t>
+      </w:r>
+      <w:r>
+        <w:br/>
+      </w:r>
+      <w:proofErr w:type="spellStart"/>
+      <w:r>
+        <w:t>Conver.ToRequiredDataType</w:t>
+      </w:r>
+      <w:proofErr w:type="spellEnd"/>
+      <w:r>
+        <w:t>(</w:t>
+      </w:r>
+      <w:proofErr w:type="spellStart"/>
+      <w:r>
+        <w:t>Console.ReadLine</w:t>
+      </w:r>
+      <w:proofErr w:type="spellEnd"/>
+      <w:r>
+        <w:t>());</w:t>
+      </w:r>
+    </w:p>
+    <w:p>
+      <w:proofErr w:type="spellStart"/>
+      <w:proofErr w:type="gramStart"/>
       <w:r>
         <w:rPr>
           <w:b/>
@@ -1641,14 +1769,9 @@
           <w:sz w:val="24"/>
           <w:szCs w:val="24"/>
         </w:rPr>
-        <w:t>ReadLine():</w:t>
-      </w:r>
-      <w:r>
-        <w:br/>
-        <w:t>The given data will be read and bind.</w:t>
-      </w:r>
-    </w:p>
-    <w:p>
+        <w:t>ReadLine</w:t>
+      </w:r>
+      <w:proofErr w:type="spellEnd"/>
       <w:r>
         <w:rPr>
           <w:b/>
@@ -1656,8 +1779,9 @@
           <w:sz w:val="24"/>
           <w:szCs w:val="24"/>
         </w:rPr>
-        <w:t>WriteLine()</w:t>
-      </w:r>
+        <w:t>(</w:t>
+      </w:r>
+      <w:proofErr w:type="gramEnd"/>
       <w:r>
         <w:rPr>
           <w:b/>
@@ -1665,6 +1789,41 @@
           <w:sz w:val="24"/>
           <w:szCs w:val="24"/>
         </w:rPr>
+        <w:t>):</w:t>
+      </w:r>
+      <w:r>
+        <w:br/>
+        <w:t>The given data will be read and bind.</w:t>
+      </w:r>
+    </w:p>
+    <w:p>
+      <w:proofErr w:type="gramStart"/>
+      <w:r>
+        <w:rPr>
+          <w:b/>
+          <w:bCs/>
+          <w:sz w:val="24"/>
+          <w:szCs w:val="24"/>
+        </w:rPr>
+        <w:t>WriteLine(</w:t>
+      </w:r>
+      <w:proofErr w:type="gramEnd"/>
+      <w:r>
+        <w:rPr>
+          <w:b/>
+          <w:bCs/>
+          <w:sz w:val="24"/>
+          <w:szCs w:val="24"/>
+        </w:rPr>
+        <w:t>)</w:t>
+      </w:r>
+      <w:r>
+        <w:rPr>
+          <w:b/>
+          <w:bCs/>
+          <w:sz w:val="24"/>
+          <w:szCs w:val="24"/>
+        </w:rPr>
         <w:t>:</w:t>
       </w:r>
       <w:r>
@@ -1702,7 +1861,15 @@
       </w:r>
       <w:r>
         <w:br/>
-        <w:t>Comparison Operators – (==, !=, &lt;, &lt;=, &gt;, &gt;=)</w:t>
+        <w:t>Comparison Operators – (==</w:t>
+      </w:r>
+      <w:proofErr w:type="gramStart"/>
+      <w:r>
+        <w:t>, !</w:t>
+      </w:r>
+      <w:proofErr w:type="gramEnd"/>
+      <w:r>
+        <w:t>=, &lt;, &lt;=, &gt;, &gt;=)</w:t>
       </w:r>
     </w:p>
     <w:p/>
@@ -1995,8 +2162,12 @@
       </w:r>
       <w:r>
         <w:br/>
+      </w:r>
+      <w:proofErr w:type="spellStart"/>
+      <w:r>
         <w:t>goto</w:t>
       </w:r>
+      <w:proofErr w:type="spellEnd"/>
     </w:p>
     <w:p>
       <w:pPr>
@@ -2132,7 +2303,14 @@
       </w:r>
       <w:r>
         <w:br/>
-        <w:t>for(initialization; condition; Increment/Decrement)</w:t>
+      </w:r>
+      <w:proofErr w:type="gramStart"/>
+      <w:r>
+        <w:t>for(</w:t>
+      </w:r>
+      <w:proofErr w:type="gramEnd"/>
+      <w:r>
+        <w:t>initialization; condition; Increment/Decrement)</w:t>
       </w:r>
       <w:r>
         <w:br/>
@@ -2172,7 +2350,20 @@
       </w:r>
       <w:r>
         <w:br/>
-        <w:t>for each(DataType identifier in Collection identifier)</w:t>
+        <w:t xml:space="preserve">for </w:t>
+      </w:r>
+      <w:proofErr w:type="gramStart"/>
+      <w:r>
+        <w:t>each(</w:t>
+      </w:r>
+      <w:proofErr w:type="spellStart"/>
+      <w:proofErr w:type="gramEnd"/>
+      <w:r>
+        <w:t>DataType</w:t>
+      </w:r>
+      <w:proofErr w:type="spellEnd"/>
+      <w:r>
+        <w:t xml:space="preserve"> identifier in Collection identifier)</w:t>
       </w:r>
       <w:r>
         <w:br/>
@@ -2304,7 +2495,27 @@
       </w:r>
       <w:r>
         <w:br/>
-        <w:t>DataType[] identifier = new DataType[size];</w:t>
+      </w:r>
+      <w:proofErr w:type="spellStart"/>
+      <w:proofErr w:type="gramStart"/>
+      <w:r>
+        <w:t>DataType</w:t>
+      </w:r>
+      <w:proofErr w:type="spellEnd"/>
+      <w:r>
+        <w:t>[</w:t>
+      </w:r>
+      <w:proofErr w:type="gramEnd"/>
+      <w:r>
+        <w:t xml:space="preserve">] identifier = new </w:t>
+      </w:r>
+      <w:proofErr w:type="spellStart"/>
+      <w:r>
+        <w:t>DataType</w:t>
+      </w:r>
+      <w:proofErr w:type="spellEnd"/>
+      <w:r>
+        <w:t>[size];</w:t>
       </w:r>
       <w:r>
         <w:br/>
@@ -2333,14 +2544,25 @@
       </w:r>
     </w:p>
     <w:p>
-      <w:r>
-        <w:rPr>
-          <w:b/>
-          <w:bCs/>
-          <w:sz w:val="28"/>
-          <w:szCs w:val="28"/>
-        </w:rPr>
-        <w:t>ArrayList:</w:t>
+      <w:proofErr w:type="spellStart"/>
+      <w:r>
+        <w:rPr>
+          <w:b/>
+          <w:bCs/>
+          <w:sz w:val="28"/>
+          <w:szCs w:val="28"/>
+        </w:rPr>
+        <w:t>ArrayList</w:t>
+      </w:r>
+      <w:proofErr w:type="spellEnd"/>
+      <w:r>
+        <w:rPr>
+          <w:b/>
+          <w:bCs/>
+          <w:sz w:val="28"/>
+          <w:szCs w:val="28"/>
+        </w:rPr>
+        <w:t>:</w:t>
       </w:r>
       <w:r>
         <w:br/>
@@ -2356,15 +2578,59 @@
       </w:r>
       <w:r>
         <w:br/>
-        <w:t>ClassName identifier = new ClassName();</w:t>
-      </w:r>
-      <w:r>
-        <w:br/>
-        <w:t>ArrayList identifier = new ArrayList();</w:t>
-      </w:r>
-      <w:r>
-        <w:br/>
-        <w:t>identifier.Add(value);</w:t>
+      </w:r>
+      <w:proofErr w:type="spellStart"/>
+      <w:r>
+        <w:t>ClassName</w:t>
+      </w:r>
+      <w:proofErr w:type="spellEnd"/>
+      <w:r>
+        <w:t xml:space="preserve"> identifier = new </w:t>
+      </w:r>
+      <w:proofErr w:type="spellStart"/>
+      <w:proofErr w:type="gramStart"/>
+      <w:r>
+        <w:t>ClassName</w:t>
+      </w:r>
+      <w:proofErr w:type="spellEnd"/>
+      <w:r>
+        <w:t>(</w:t>
+      </w:r>
+      <w:proofErr w:type="gramEnd"/>
+      <w:r>
+        <w:t>);</w:t>
+      </w:r>
+      <w:r>
+        <w:br/>
+      </w:r>
+      <w:proofErr w:type="spellStart"/>
+      <w:r>
+        <w:t>ArrayList</w:t>
+      </w:r>
+      <w:proofErr w:type="spellEnd"/>
+      <w:r>
+        <w:t xml:space="preserve"> identifier = new </w:t>
+      </w:r>
+      <w:proofErr w:type="spellStart"/>
+      <w:r>
+        <w:t>ArrayList</w:t>
+      </w:r>
+      <w:proofErr w:type="spellEnd"/>
+      <w:r>
+        <w:t>();</w:t>
+      </w:r>
+      <w:r>
+        <w:br/>
+      </w:r>
+      <w:proofErr w:type="spellStart"/>
+      <w:proofErr w:type="gramStart"/>
+      <w:r>
+        <w:t>identifier.Add</w:t>
+      </w:r>
+      <w:proofErr w:type="spellEnd"/>
+      <w:proofErr w:type="gramEnd"/>
+      <w:r>
+        <w:t>(value);</w:t>
       </w:r>
     </w:p>
     <w:p>
@@ -2377,7 +2643,15 @@
       </w:r>
       <w:r>
         <w:br/>
-        <w:t>No fixed size in ArrayList.</w:t>
+        <w:t xml:space="preserve">No fixed size in </w:t>
+      </w:r>
+      <w:proofErr w:type="spellStart"/>
+      <w:r>
+        <w:t>ArrayList</w:t>
+      </w:r>
+      <w:proofErr w:type="spellEnd"/>
+      <w:r>
+        <w:t>.</w:t>
       </w:r>
       <w:r>
         <w:br/>
@@ -2435,11 +2709,36 @@
       </w:r>
       <w:r>
         <w:br/>
-        <w:t>List&lt;DataType&gt; identifier = new List&lt;DataType&gt;();</w:t>
-      </w:r>
-      <w:r>
-        <w:br/>
-        <w:t>identifier.Add(value);</w:t>
+        <w:t>List&lt;</w:t>
+      </w:r>
+      <w:proofErr w:type="spellStart"/>
+      <w:r>
+        <w:t>DataType</w:t>
+      </w:r>
+      <w:proofErr w:type="spellEnd"/>
+      <w:r>
+        <w:t>&gt; identifier = new List&lt;</w:t>
+      </w:r>
+      <w:proofErr w:type="spellStart"/>
+      <w:r>
+        <w:t>DataType</w:t>
+      </w:r>
+      <w:proofErr w:type="spellEnd"/>
+      <w:r>
+        <w:t>&gt;();</w:t>
+      </w:r>
+      <w:r>
+        <w:br/>
+      </w:r>
+      <w:proofErr w:type="spellStart"/>
+      <w:proofErr w:type="gramStart"/>
+      <w:r>
+        <w:t>identifier.Add</w:t>
+      </w:r>
+      <w:proofErr w:type="spellEnd"/>
+      <w:proofErr w:type="gramEnd"/>
+      <w:r>
+        <w:t>(value);</w:t>
       </w:r>
     </w:p>
     <w:p>
@@ -2476,6 +2775,7 @@
       </w:r>
     </w:p>
     <w:p>
+      <w:proofErr w:type="spellStart"/>
       <w:r>
         <w:rPr>
           <w:b/>
@@ -2484,7 +2784,17 @@
           <w:szCs w:val="28"/>
         </w:rPr>
         <w:lastRenderedPageBreak/>
-        <w:t>Hashtable:</w:t>
+        <w:t>Hashtable</w:t>
+      </w:r>
+      <w:proofErr w:type="spellEnd"/>
+      <w:r>
+        <w:rPr>
+          <w:b/>
+          <w:bCs/>
+          <w:sz w:val="28"/>
+          <w:szCs w:val="28"/>
+        </w:rPr>
+        <w:t>:</w:t>
       </w:r>
       <w:r>
         <w:br/>
@@ -2500,11 +2810,40 @@
       </w:r>
       <w:r>
         <w:br/>
-        <w:t>Hashtable identifier = new Hashtable();</w:t>
-      </w:r>
-      <w:r>
-        <w:br/>
-        <w:t>identifier.Add(key, value);</w:t>
+      </w:r>
+      <w:proofErr w:type="spellStart"/>
+      <w:r>
+        <w:t>Hashtable</w:t>
+      </w:r>
+      <w:proofErr w:type="spellEnd"/>
+      <w:r>
+        <w:t xml:space="preserve"> identifier = new </w:t>
+      </w:r>
+      <w:proofErr w:type="spellStart"/>
+      <w:proofErr w:type="gramStart"/>
+      <w:r>
+        <w:t>Hashtable</w:t>
+      </w:r>
+      <w:proofErr w:type="spellEnd"/>
+      <w:r>
+        <w:t>(</w:t>
+      </w:r>
+      <w:proofErr w:type="gramEnd"/>
+      <w:r>
+        <w:t>);</w:t>
+      </w:r>
+      <w:r>
+        <w:br/>
+      </w:r>
+      <w:proofErr w:type="spellStart"/>
+      <w:proofErr w:type="gramStart"/>
+      <w:r>
+        <w:t>identifier.Add</w:t>
+      </w:r>
+      <w:proofErr w:type="spellEnd"/>
+      <w:proofErr w:type="gramEnd"/>
+      <w:r>
+        <w:t>(key, value);</w:t>
       </w:r>
     </w:p>
     <w:p>
@@ -2521,14 +2860,25 @@
       </w:r>
     </w:p>
     <w:p>
-      <w:r>
-        <w:rPr>
-          <w:b/>
-          <w:bCs/>
-          <w:sz w:val="28"/>
-          <w:szCs w:val="28"/>
-        </w:rPr>
-        <w:t>SortedList:</w:t>
+      <w:proofErr w:type="spellStart"/>
+      <w:r>
+        <w:rPr>
+          <w:b/>
+          <w:bCs/>
+          <w:sz w:val="28"/>
+          <w:szCs w:val="28"/>
+        </w:rPr>
+        <w:t>SortedList</w:t>
+      </w:r>
+      <w:proofErr w:type="spellEnd"/>
+      <w:r>
+        <w:rPr>
+          <w:b/>
+          <w:bCs/>
+          <w:sz w:val="28"/>
+          <w:szCs w:val="28"/>
+        </w:rPr>
+        <w:t>:</w:t>
       </w:r>
       <w:r>
         <w:br/>
@@ -2544,11 +2894,40 @@
       </w:r>
       <w:r>
         <w:br/>
-        <w:t>SortedList identifier = new SortedList();</w:t>
-      </w:r>
-      <w:r>
-        <w:br/>
-        <w:t>identifier.Add(key, value);</w:t>
+      </w:r>
+      <w:proofErr w:type="spellStart"/>
+      <w:r>
+        <w:t>SortedList</w:t>
+      </w:r>
+      <w:proofErr w:type="spellEnd"/>
+      <w:r>
+        <w:t xml:space="preserve"> identifier = new </w:t>
+      </w:r>
+      <w:proofErr w:type="spellStart"/>
+      <w:proofErr w:type="gramStart"/>
+      <w:r>
+        <w:t>SortedList</w:t>
+      </w:r>
+      <w:proofErr w:type="spellEnd"/>
+      <w:r>
+        <w:t>(</w:t>
+      </w:r>
+      <w:proofErr w:type="gramEnd"/>
+      <w:r>
+        <w:t>);</w:t>
+      </w:r>
+      <w:r>
+        <w:br/>
+      </w:r>
+      <w:proofErr w:type="spellStart"/>
+      <w:proofErr w:type="gramStart"/>
+      <w:r>
+        <w:t>identifier.Add</w:t>
+      </w:r>
+      <w:proofErr w:type="spellEnd"/>
+      <w:proofErr w:type="gramEnd"/>
+      <w:r>
+        <w:t>(key, value);</w:t>
       </w:r>
     </w:p>
     <w:p>
@@ -2568,7 +2947,27 @@
           <w:sz w:val="28"/>
           <w:szCs w:val="28"/>
         </w:rPr>
-        <w:t>Dictionary&lt;TKey, TValue&gt;: (Generic Collection)</w:t>
+        <w:t>Dictionary&lt;</w:t>
+      </w:r>
+      <w:proofErr w:type="spellStart"/>
+      <w:r>
+        <w:rPr>
+          <w:b/>
+          <w:bCs/>
+          <w:sz w:val="28"/>
+          <w:szCs w:val="28"/>
+        </w:rPr>
+        <w:t>TKey</w:t>
+      </w:r>
+      <w:proofErr w:type="spellEnd"/>
+      <w:r>
+        <w:rPr>
+          <w:b/>
+          <w:bCs/>
+          <w:sz w:val="28"/>
+          <w:szCs w:val="28"/>
+        </w:rPr>
+        <w:t>, TValue&gt;: (Generic Collection)</w:t>
       </w:r>
       <w:r>
         <w:br/>
@@ -2584,11 +2983,44 @@
       </w:r>
       <w:r>
         <w:br/>
-        <w:t>Dictionary&lt;TKey, TValue&gt; identifier = new Dictionary&lt;TKey, TValue&gt;();</w:t>
-      </w:r>
-      <w:r>
-        <w:br/>
-        <w:t>identifier.Add(key, value);</w:t>
+        <w:t>Dictionary&lt;</w:t>
+      </w:r>
+      <w:proofErr w:type="spellStart"/>
+      <w:r>
+        <w:t>TKey</w:t>
+      </w:r>
+      <w:proofErr w:type="spellEnd"/>
+      <w:r>
+        <w:t>, TValue&gt; identifier = new Dictionary&lt;</w:t>
+      </w:r>
+      <w:proofErr w:type="spellStart"/>
+      <w:r>
+        <w:t>TKey</w:t>
+      </w:r>
+      <w:proofErr w:type="spellEnd"/>
+      <w:r>
+        <w:t>, TValue</w:t>
+      </w:r>
+      <w:proofErr w:type="gramStart"/>
+      <w:r>
+        <w:t>&gt;(</w:t>
+      </w:r>
+      <w:proofErr w:type="gramEnd"/>
+      <w:r>
+        <w:t>);</w:t>
+      </w:r>
+      <w:r>
+        <w:br/>
+      </w:r>
+      <w:proofErr w:type="spellStart"/>
+      <w:proofErr w:type="gramStart"/>
+      <w:r>
+        <w:t>identifier.Add</w:t>
+      </w:r>
+      <w:proofErr w:type="spellEnd"/>
+      <w:proofErr w:type="gramEnd"/>
+      <w:r>
+        <w:t>(key, value);</w:t>
       </w:r>
     </w:p>
     <w:p>
@@ -2665,11 +3097,27 @@
       </w:r>
       <w:r>
         <w:br/>
-        <w:t>identifier.push(value); - for adding</w:t>
-      </w:r>
-      <w:r>
-        <w:br/>
-        <w:t>identifier.pop(value); - for display/view</w:t>
+      </w:r>
+      <w:proofErr w:type="spellStart"/>
+      <w:proofErr w:type="gramStart"/>
+      <w:r>
+        <w:t>identifier.push</w:t>
+      </w:r>
+      <w:proofErr w:type="spellEnd"/>
+      <w:proofErr w:type="gramEnd"/>
+      <w:r>
+        <w:t>(value); - for adding</w:t>
+      </w:r>
+      <w:r>
+        <w:br/>
+      </w:r>
+      <w:proofErr w:type="spellStart"/>
+      <w:r>
+        <w:t>identifier.pop</w:t>
+      </w:r>
+      <w:proofErr w:type="spellEnd"/>
+      <w:r>
+        <w:t>(value); - for display/view</w:t>
       </w:r>
     </w:p>
     <w:p>
@@ -2684,20 +3132,62 @@
       </w:r>
       <w:r>
         <w:br/>
-        <w:t>Stack&lt;DataType&gt; identifier = new Stack&lt;DataType&gt;();</w:t>
-      </w:r>
-      <w:r>
-        <w:br/>
-        <w:t>identifier.push(value); - for adding</w:t>
-      </w:r>
-      <w:r>
-        <w:br/>
-        <w:t>identifier.push(value); - for display/view</w:t>
-      </w:r>
-    </w:p>
-    <w:p>
-      <w:r>
-        <w:t>Stack follows Last In First Out pattern.</w:t>
+        <w:t>Stack&lt;</w:t>
+      </w:r>
+      <w:proofErr w:type="spellStart"/>
+      <w:r>
+        <w:t>DataType</w:t>
+      </w:r>
+      <w:proofErr w:type="spellEnd"/>
+      <w:r>
+        <w:t>&gt; identifier = new Stack&lt;</w:t>
+      </w:r>
+      <w:proofErr w:type="spellStart"/>
+      <w:r>
+        <w:t>DataType</w:t>
+      </w:r>
+      <w:proofErr w:type="spellEnd"/>
+      <w:r>
+        <w:t>&gt;();</w:t>
+      </w:r>
+      <w:r>
+        <w:br/>
+      </w:r>
+      <w:proofErr w:type="spellStart"/>
+      <w:proofErr w:type="gramStart"/>
+      <w:r>
+        <w:t>identifier.push</w:t>
+      </w:r>
+      <w:proofErr w:type="spellEnd"/>
+      <w:proofErr w:type="gramEnd"/>
+      <w:r>
+        <w:t>(value); - for adding</w:t>
+      </w:r>
+      <w:r>
+        <w:br/>
+      </w:r>
+      <w:proofErr w:type="spellStart"/>
+      <w:proofErr w:type="gramStart"/>
+      <w:r>
+        <w:t>identifier.push</w:t>
+      </w:r>
+      <w:proofErr w:type="spellEnd"/>
+      <w:proofErr w:type="gramEnd"/>
+      <w:r>
+        <w:t>(value); - for display/view</w:t>
+      </w:r>
+    </w:p>
+    <w:p>
+      <w:r>
+        <w:t xml:space="preserve">Stack follows Last </w:t>
+      </w:r>
+      <w:proofErr w:type="gramStart"/>
+      <w:r>
+        <w:t>In</w:t>
+      </w:r>
+      <w:proofErr w:type="gramEnd"/>
+      <w:r>
+        <w:t xml:space="preserve"> First Out pattern.</w:t>
       </w:r>
     </w:p>
     <w:p>
@@ -2737,11 +3227,29 @@
       </w:r>
       <w:r>
         <w:br/>
-        <w:t>identifier.enqueue(value); - for adding</w:t>
-      </w:r>
-      <w:r>
-        <w:br/>
-        <w:t>identifier.dequeue(value); - for display/view</w:t>
+      </w:r>
+      <w:proofErr w:type="spellStart"/>
+      <w:proofErr w:type="gramStart"/>
+      <w:r>
+        <w:t>identifier.enqueue</w:t>
+      </w:r>
+      <w:proofErr w:type="spellEnd"/>
+      <w:proofErr w:type="gramEnd"/>
+      <w:r>
+        <w:t>(value); - for adding</w:t>
+      </w:r>
+      <w:r>
+        <w:br/>
+      </w:r>
+      <w:proofErr w:type="spellStart"/>
+      <w:proofErr w:type="gramStart"/>
+      <w:r>
+        <w:t>identifier.dequeue</w:t>
+      </w:r>
+      <w:proofErr w:type="spellEnd"/>
+      <w:proofErr w:type="gramEnd"/>
+      <w:r>
+        <w:t>(value); - for display/view</w:t>
       </w:r>
     </w:p>
     <w:p>
@@ -2756,21 +3264,63 @@
       </w:r>
       <w:r>
         <w:br/>
-        <w:t>Queue&lt;DataType&gt; identifier = new Queue&lt;DataType&gt;();</w:t>
-      </w:r>
-      <w:r>
-        <w:br/>
-        <w:t>identifier.enqueue(value); - for adding</w:t>
-      </w:r>
-      <w:r>
-        <w:br/>
-        <w:t>identifier.dequeue(value); - for display/view</w:t>
+        <w:t>Queue&lt;</w:t>
+      </w:r>
+      <w:proofErr w:type="spellStart"/>
+      <w:r>
+        <w:t>DataType</w:t>
+      </w:r>
+      <w:proofErr w:type="spellEnd"/>
+      <w:r>
+        <w:t>&gt; identifier = new Queue&lt;</w:t>
+      </w:r>
+      <w:proofErr w:type="spellStart"/>
+      <w:r>
+        <w:t>DataType</w:t>
+      </w:r>
+      <w:proofErr w:type="spellEnd"/>
+      <w:r>
+        <w:t>&gt;();</w:t>
+      </w:r>
+      <w:r>
+        <w:br/>
+      </w:r>
+      <w:proofErr w:type="spellStart"/>
+      <w:proofErr w:type="gramStart"/>
+      <w:r>
+        <w:t>identifier.enqueue</w:t>
+      </w:r>
+      <w:proofErr w:type="spellEnd"/>
+      <w:proofErr w:type="gramEnd"/>
+      <w:r>
+        <w:t>(value); - for adding</w:t>
+      </w:r>
+      <w:r>
+        <w:br/>
+      </w:r>
+      <w:proofErr w:type="spellStart"/>
+      <w:proofErr w:type="gramStart"/>
+      <w:r>
+        <w:t>identifier.dequeue</w:t>
+      </w:r>
+      <w:proofErr w:type="spellEnd"/>
+      <w:proofErr w:type="gramEnd"/>
+      <w:r>
+        <w:t>(value); - for display/view</w:t>
       </w:r>
     </w:p>
     <w:p>
       <w:r>
         <w:lastRenderedPageBreak/>
-        <w:t>Queue follows First In First Out Pattern.</w:t>
+        <w:t xml:space="preserve">Queue follows First </w:t>
+      </w:r>
+      <w:proofErr w:type="gramStart"/>
+      <w:r>
+        <w:t>In</w:t>
+      </w:r>
+      <w:proofErr w:type="gramEnd"/>
+      <w:r>
+        <w:t xml:space="preserve"> First Out Pattern.</w:t>
       </w:r>
     </w:p>
     <w:p/>
@@ -2877,7 +3427,14 @@
       </w:r>
       <w:r>
         <w:br/>
-        <w:t>AccessModifier Modifier class Identifier</w:t>
+      </w:r>
+      <w:proofErr w:type="spellStart"/>
+      <w:r>
+        <w:t>AccessModifier</w:t>
+      </w:r>
+      <w:proofErr w:type="spellEnd"/>
+      <w:r>
+        <w:t xml:space="preserve"> Modifier class Identifier</w:t>
       </w:r>
       <w:r>
         <w:br/>
@@ -2953,11 +3510,32 @@
         </w:rPr>
         <w:br/>
       </w:r>
+      <w:proofErr w:type="spellStart"/>
       <w:r>
         <w:t>Access</w:t>
       </w:r>
       <w:r>
-        <w:t>Modifier DataType VariableName;</w:t>
+        <w:t>Modifier</w:t>
+      </w:r>
+      <w:proofErr w:type="spellEnd"/>
+      <w:r>
+        <w:t xml:space="preserve"> </w:t>
+      </w:r>
+      <w:proofErr w:type="spellStart"/>
+      <w:r>
+        <w:t>DataType</w:t>
+      </w:r>
+      <w:proofErr w:type="spellEnd"/>
+      <w:r>
+        <w:t xml:space="preserve"> </w:t>
+      </w:r>
+      <w:proofErr w:type="spellStart"/>
+      <w:r>
+        <w:t>VariableName</w:t>
+      </w:r>
+      <w:proofErr w:type="spellEnd"/>
+      <w:r>
+        <w:t>;</w:t>
       </w:r>
     </w:p>
     <w:p/>
@@ -3121,11 +3699,32 @@
         </w:rPr>
         <w:br/>
       </w:r>
+      <w:proofErr w:type="spellStart"/>
       <w:r>
         <w:t>Access</w:t>
       </w:r>
       <w:r>
-        <w:t>Modifier Modifier ReturnType Identifier(Parameters)</w:t>
+        <w:t>Modifier</w:t>
+      </w:r>
+      <w:proofErr w:type="spellEnd"/>
+      <w:r>
+        <w:t xml:space="preserve"> Modifier </w:t>
+      </w:r>
+      <w:proofErr w:type="spellStart"/>
+      <w:r>
+        <w:t>ReturnType</w:t>
+      </w:r>
+      <w:proofErr w:type="spellEnd"/>
+      <w:r>
+        <w:t xml:space="preserve"> </w:t>
+      </w:r>
+      <w:proofErr w:type="gramStart"/>
+      <w:r>
+        <w:t>Identifier(</w:t>
+      </w:r>
+      <w:proofErr w:type="gramEnd"/>
+      <w:r>
+        <w:t>Parameters)</w:t>
       </w:r>
       <w:r>
         <w:br/>
@@ -3200,11 +3799,16 @@
         </w:rPr>
         <w:br/>
       </w:r>
+      <w:proofErr w:type="spellStart"/>
       <w:r>
         <w:t>Access</w:t>
       </w:r>
       <w:r>
-        <w:t>Modifier Identifier(Parameters)</w:t>
+        <w:t>Modifier</w:t>
+      </w:r>
+      <w:proofErr w:type="spellEnd"/>
+      <w:r>
+        <w:t xml:space="preserve"> Identifier(Parameters)</w:t>
       </w:r>
       <w:r>
         <w:br/>
@@ -3212,7 +3816,15 @@
       </w:r>
       <w:r>
         <w:br/>
-        <w:t xml:space="preserve">    this.variablename from class = parameter from constructor argument</w:t>
+        <w:t xml:space="preserve">    </w:t>
+      </w:r>
+      <w:proofErr w:type="spellStart"/>
+      <w:r>
+        <w:t>this.variablename</w:t>
+      </w:r>
+      <w:proofErr w:type="spellEnd"/>
+      <w:r>
+        <w:t xml:space="preserve"> from class = parameter from constructor argument</w:t>
       </w:r>
       <w:r>
         <w:br/>
@@ -3268,7 +3880,27 @@
       </w:r>
       <w:r>
         <w:br/>
-        <w:t>ClassName. methodName();</w:t>
+      </w:r>
+      <w:proofErr w:type="spellStart"/>
+      <w:r>
+        <w:t>ClassName</w:t>
+      </w:r>
+      <w:proofErr w:type="spellEnd"/>
+      <w:r>
+        <w:t xml:space="preserve">. </w:t>
+      </w:r>
+      <w:proofErr w:type="spellStart"/>
+      <w:proofErr w:type="gramStart"/>
+      <w:r>
+        <w:t>methodName</w:t>
+      </w:r>
+      <w:proofErr w:type="spellEnd"/>
+      <w:r>
+        <w:t>(</w:t>
+      </w:r>
+      <w:proofErr w:type="gramEnd"/>
+      <w:r>
+        <w:t>);</w:t>
       </w:r>
     </w:p>
     <w:p>
@@ -3357,7 +3989,14 @@
       </w:r>
       <w:r>
         <w:br/>
-        <w:t>objectName.methodName();</w:t>
+      </w:r>
+      <w:proofErr w:type="spellStart"/>
+      <w:r>
+        <w:t>objectName.methodName</w:t>
+      </w:r>
+      <w:proofErr w:type="spellEnd"/>
+      <w:r>
+        <w:t>();</w:t>
       </w:r>
       <w:r>
         <w:br/>
@@ -3373,7 +4012,30 @@
       </w:r>
       <w:r>
         <w:br/>
-        <w:t>AccessModifer ReturnType Identifier(Parameters)</w:t>
+      </w:r>
+      <w:proofErr w:type="spellStart"/>
+      <w:r>
+        <w:t>AccessModifer</w:t>
+      </w:r>
+      <w:proofErr w:type="spellEnd"/>
+      <w:r>
+        <w:t xml:space="preserve"> </w:t>
+      </w:r>
+      <w:proofErr w:type="spellStart"/>
+      <w:r>
+        <w:t>ReturnType</w:t>
+      </w:r>
+      <w:proofErr w:type="spellEnd"/>
+      <w:r>
+        <w:t xml:space="preserve"> </w:t>
+      </w:r>
+      <w:proofErr w:type="gramStart"/>
+      <w:r>
+        <w:t>Identifier(</w:t>
+      </w:r>
+      <w:proofErr w:type="gramEnd"/>
+      <w:r>
+        <w:t>Parameters)</w:t>
       </w:r>
       <w:r>
         <w:br/>
@@ -3473,12 +4135,48 @@
         </w:rPr>
         <w:br/>
       </w:r>
-      <w:r>
-        <w:t>DataType variableName; -- Default AccessModifier is private</w:t>
-      </w:r>
-      <w:r>
-        <w:br/>
-        <w:t>AccessModifer DataType Identifier</w:t>
+      <w:proofErr w:type="spellStart"/>
+      <w:r>
+        <w:t>DataType</w:t>
+      </w:r>
+      <w:proofErr w:type="spellEnd"/>
+      <w:r>
+        <w:t xml:space="preserve"> </w:t>
+      </w:r>
+      <w:proofErr w:type="spellStart"/>
+      <w:r>
+        <w:t>variableName</w:t>
+      </w:r>
+      <w:proofErr w:type="spellEnd"/>
+      <w:r>
+        <w:t xml:space="preserve">; -- Default </w:t>
+      </w:r>
+      <w:proofErr w:type="spellStart"/>
+      <w:r>
+        <w:t>AccessModifier</w:t>
+      </w:r>
+      <w:proofErr w:type="spellEnd"/>
+      <w:r>
+        <w:t xml:space="preserve"> is private</w:t>
+      </w:r>
+      <w:r>
+        <w:br/>
+      </w:r>
+      <w:proofErr w:type="spellStart"/>
+      <w:r>
+        <w:t>AccessModifer</w:t>
+      </w:r>
+      <w:proofErr w:type="spellEnd"/>
+      <w:r>
+        <w:t xml:space="preserve"> </w:t>
+      </w:r>
+      <w:proofErr w:type="spellStart"/>
+      <w:r>
+        <w:t>DataType</w:t>
+      </w:r>
+      <w:proofErr w:type="spellEnd"/>
+      <w:r>
+        <w:t xml:space="preserve"> Identifier</w:t>
       </w:r>
       <w:r>
         <w:br/>
@@ -3486,11 +4184,40 @@
       </w:r>
       <w:r>
         <w:br/>
-        <w:t xml:space="preserve">    get{return variableName;}</w:t>
-      </w:r>
-      <w:r>
-        <w:br/>
-        <w:t xml:space="preserve">    set{variableName = value;}</w:t>
+        <w:t xml:space="preserve">    </w:t>
+      </w:r>
+      <w:proofErr w:type="gramStart"/>
+      <w:r>
+        <w:t>get{</w:t>
+      </w:r>
+      <w:proofErr w:type="gramEnd"/>
+      <w:r>
+        <w:t xml:space="preserve">return </w:t>
+      </w:r>
+      <w:proofErr w:type="spellStart"/>
+      <w:r>
+        <w:t>variableName</w:t>
+      </w:r>
+      <w:proofErr w:type="spellEnd"/>
+      <w:r>
+        <w:t>;}</w:t>
+      </w:r>
+      <w:r>
+        <w:br/>
+        <w:t xml:space="preserve">    </w:t>
+      </w:r>
+      <w:proofErr w:type="gramStart"/>
+      <w:r>
+        <w:t>set{</w:t>
+      </w:r>
+      <w:proofErr w:type="spellStart"/>
+      <w:proofErr w:type="gramEnd"/>
+      <w:r>
+        <w:t>variableName</w:t>
+      </w:r>
+      <w:proofErr w:type="spellEnd"/>
+      <w:r>
+        <w:t xml:space="preserve"> = value;}</w:t>
       </w:r>
       <w:r>
         <w:br/>
@@ -3535,6 +4262,7 @@
       <w:r>
         <w:br/>
       </w:r>
+      <w:proofErr w:type="spellStart"/>
       <w:r>
         <w:rPr>
           <w:b/>
@@ -3542,19 +4270,42 @@
           <w:sz w:val="24"/>
           <w:szCs w:val="24"/>
         </w:rPr>
-        <w:t>Synatx:</w:t>
-      </w:r>
-      <w:r>
-        <w:rPr>
-          <w:b/>
-          <w:bCs/>
-          <w:sz w:val="28"/>
-          <w:szCs w:val="28"/>
-        </w:rPr>
-        <w:br/>
-      </w:r>
-      <w:r>
-        <w:t>AccessModifier Modifier ReturnType Identifier</w:t>
+        <w:t>Synatx</w:t>
+      </w:r>
+      <w:proofErr w:type="spellEnd"/>
+      <w:r>
+        <w:rPr>
+          <w:b/>
+          <w:bCs/>
+          <w:sz w:val="24"/>
+          <w:szCs w:val="24"/>
+        </w:rPr>
+        <w:t>:</w:t>
+      </w:r>
+      <w:r>
+        <w:rPr>
+          <w:b/>
+          <w:bCs/>
+          <w:sz w:val="28"/>
+          <w:szCs w:val="28"/>
+        </w:rPr>
+        <w:br/>
+      </w:r>
+      <w:proofErr w:type="spellStart"/>
+      <w:r>
+        <w:t>AccessModifier</w:t>
+      </w:r>
+      <w:proofErr w:type="spellEnd"/>
+      <w:r>
+        <w:t xml:space="preserve"> Modifier </w:t>
+      </w:r>
+      <w:proofErr w:type="spellStart"/>
+      <w:r>
+        <w:t>ReturnType</w:t>
+      </w:r>
+      <w:proofErr w:type="spellEnd"/>
+      <w:r>
+        <w:t xml:space="preserve"> Identifier</w:t>
       </w:r>
       <w:r>
         <w:br/>
@@ -3796,9 +4547,11 @@
             <w:pPr>
               <w:jc w:val="center"/>
             </w:pPr>
+            <w:proofErr w:type="gramStart"/>
             <w:r>
               <w:t>finally</w:t>
             </w:r>
+            <w:proofErr w:type="gramEnd"/>
           </w:p>
         </w:tc>
         <w:tc>
@@ -3871,7 +4624,19 @@
       </w:r>
       <w:r>
         <w:br/>
-        <w:t>catch(ExceptionClass object of Exception)</w:t>
+      </w:r>
+      <w:proofErr w:type="gramStart"/>
+      <w:r>
+        <w:t>catch(</w:t>
+      </w:r>
+      <w:proofErr w:type="spellStart"/>
+      <w:proofErr w:type="gramEnd"/>
+      <w:r>
+        <w:t>ExceptionClass</w:t>
+      </w:r>
+      <w:proofErr w:type="spellEnd"/>
+      <w:r>
+        <w:t xml:space="preserve"> object of Exception)</w:t>
       </w:r>
       <w:r>
         <w:br/>
@@ -3879,7 +4644,15 @@
       </w:r>
       <w:r>
         <w:br/>
-        <w:t xml:space="preserve">    Logic(Output/Message)</w:t>
+        <w:t xml:space="preserve">    </w:t>
+      </w:r>
+      <w:proofErr w:type="gramStart"/>
+      <w:r>
+        <w:t>Logic(</w:t>
+      </w:r>
+      <w:proofErr w:type="gramEnd"/>
+      <w:r>
+        <w:t>Output/Message)</w:t>
       </w:r>
       <w:r>
         <w:br/>
@@ -3895,7 +4668,15 @@
       </w:r>
       <w:r>
         <w:br/>
-        <w:t xml:space="preserve">    Logic(Output/Message)</w:t>
+        <w:t xml:space="preserve">    </w:t>
+      </w:r>
+      <w:proofErr w:type="gramStart"/>
+      <w:r>
+        <w:t>Logic(</w:t>
+      </w:r>
+      <w:proofErr w:type="gramEnd"/>
+      <w:r>
+        <w:t>Output/Message)</w:t>
       </w:r>
       <w:r>
         <w:br/>
@@ -3903,6 +4684,3183 @@
       </w:r>
     </w:p>
     <w:p/>
+    <w:p>
+      <w:pPr>
+        <w:rPr>
+          <w:b/>
+          <w:bCs/>
+          <w:sz w:val="32"/>
+          <w:szCs w:val="32"/>
+        </w:rPr>
+      </w:pPr>
+      <w:r>
+        <w:rPr>
+          <w:b/>
+          <w:bCs/>
+          <w:sz w:val="32"/>
+          <w:szCs w:val="32"/>
+        </w:rPr>
+        <w:t>Interface:</w:t>
+      </w:r>
+    </w:p>
+    <w:p>
+      <w:r>
+        <w:t>It is 100% incomplete method.</w:t>
+      </w:r>
+      <w:r>
+        <w:br/>
+        <w:t>It supports multiple implementations.</w:t>
+      </w:r>
+      <w:r>
+        <w:br/>
+      </w:r>
+      <w:r>
+        <w:rPr>
+          <w:b/>
+          <w:bCs/>
+          <w:sz w:val="24"/>
+          <w:szCs w:val="24"/>
+        </w:rPr>
+        <w:t>Syntax:</w:t>
+      </w:r>
+      <w:r>
+        <w:br/>
+      </w:r>
+      <w:proofErr w:type="spellStart"/>
+      <w:r>
+        <w:t>AccessModifier</w:t>
+      </w:r>
+      <w:proofErr w:type="spellEnd"/>
+      <w:r>
+        <w:t xml:space="preserve"> interface identifier</w:t>
+      </w:r>
+      <w:r>
+        <w:br/>
+        <w:t>{</w:t>
+      </w:r>
+      <w:r>
+        <w:br/>
+        <w:t>}</w:t>
+      </w:r>
+    </w:p>
+    <w:p>
+      <w:pPr>
+        <w:rPr>
+          <w:b/>
+          <w:bCs/>
+          <w:sz w:val="28"/>
+          <w:szCs w:val="28"/>
+        </w:rPr>
+      </w:pPr>
+      <w:r>
+        <w:rPr>
+          <w:b/>
+          <w:bCs/>
+          <w:sz w:val="28"/>
+          <w:szCs w:val="28"/>
+        </w:rPr>
+        <w:t>Interface Method:</w:t>
+      </w:r>
+    </w:p>
+    <w:p>
+      <w:proofErr w:type="spellStart"/>
+      <w:r>
+        <w:t>Interfae</w:t>
+      </w:r>
+      <w:proofErr w:type="spellEnd"/>
+      <w:r>
+        <w:t xml:space="preserve"> method contains only method declaration.</w:t>
+      </w:r>
+      <w:r>
+        <w:br/>
+        <w:t>It does not have method definition.</w:t>
+      </w:r>
+      <w:r>
+        <w:br/>
+        <w:t>Default Access Modifier is public.</w:t>
+      </w:r>
+      <w:r>
+        <w:br/>
+      </w:r>
+      <w:r>
+        <w:rPr>
+          <w:b/>
+          <w:bCs/>
+          <w:sz w:val="24"/>
+          <w:szCs w:val="24"/>
+        </w:rPr>
+        <w:t>Syntax:</w:t>
+      </w:r>
+      <w:r>
+        <w:rPr>
+          <w:b/>
+          <w:bCs/>
+          <w:sz w:val="24"/>
+          <w:szCs w:val="24"/>
+        </w:rPr>
+        <w:br/>
+      </w:r>
+      <w:proofErr w:type="spellStart"/>
+      <w:r>
+        <w:t>RetyrnType</w:t>
+      </w:r>
+      <w:proofErr w:type="spellEnd"/>
+      <w:r>
+        <w:t xml:space="preserve"> </w:t>
+      </w:r>
+      <w:proofErr w:type="gramStart"/>
+      <w:r>
+        <w:t>identifier(</w:t>
+      </w:r>
+      <w:proofErr w:type="gramEnd"/>
+      <w:r>
+        <w:t>Parameters);</w:t>
+      </w:r>
+      <w:r>
+        <w:br/>
+      </w:r>
+      <w:r>
+        <w:rPr>
+          <w:b/>
+          <w:bCs/>
+          <w:sz w:val="24"/>
+          <w:szCs w:val="24"/>
+        </w:rPr>
+        <w:t>Example:</w:t>
+      </w:r>
+      <w:r>
+        <w:rPr>
+          <w:b/>
+          <w:bCs/>
+          <w:sz w:val="24"/>
+          <w:szCs w:val="24"/>
+        </w:rPr>
+        <w:br/>
+      </w:r>
+      <w:r>
+        <w:t xml:space="preserve">public interface </w:t>
+      </w:r>
+      <w:proofErr w:type="spellStart"/>
+      <w:r>
+        <w:t>MyInterface</w:t>
+      </w:r>
+      <w:proofErr w:type="spellEnd"/>
+      <w:r>
+        <w:br/>
+        <w:t>{</w:t>
+      </w:r>
+      <w:r>
+        <w:br/>
+        <w:t xml:space="preserve">    void method1();</w:t>
+      </w:r>
+      <w:r>
+        <w:br/>
+        <w:t>}</w:t>
+      </w:r>
+      <w:r>
+        <w:br/>
+      </w:r>
+      <w:r>
+        <w:rPr>
+          <w:b/>
+          <w:bCs/>
+          <w:sz w:val="24"/>
+          <w:szCs w:val="24"/>
+        </w:rPr>
+        <w:t>To make interface 100% Complete:</w:t>
+      </w:r>
+      <w:r>
+        <w:rPr>
+          <w:b/>
+          <w:bCs/>
+          <w:sz w:val="24"/>
+          <w:szCs w:val="24"/>
+        </w:rPr>
+        <w:br/>
+      </w:r>
+      <w:r>
+        <w:lastRenderedPageBreak/>
+        <w:t xml:space="preserve">public class </w:t>
+      </w:r>
+      <w:proofErr w:type="spellStart"/>
+      <w:proofErr w:type="gramStart"/>
+      <w:r>
+        <w:t>M</w:t>
+      </w:r>
+      <w:r>
+        <w:t>yClass</w:t>
+      </w:r>
+      <w:proofErr w:type="spellEnd"/>
+      <w:r>
+        <w:t xml:space="preserve"> :</w:t>
+      </w:r>
+      <w:proofErr w:type="gramEnd"/>
+      <w:r>
+        <w:t xml:space="preserve"> </w:t>
+      </w:r>
+      <w:proofErr w:type="spellStart"/>
+      <w:r>
+        <w:t>MyInterface</w:t>
+      </w:r>
+      <w:proofErr w:type="spellEnd"/>
+      <w:r>
+        <w:br/>
+        <w:t>{</w:t>
+      </w:r>
+      <w:r>
+        <w:br/>
+        <w:t xml:space="preserve">    public void method1()</w:t>
+      </w:r>
+      <w:r>
+        <w:br/>
+        <w:t xml:space="preserve"> </w:t>
+      </w:r>
+      <w:proofErr w:type="gramStart"/>
+      <w:r>
+        <w:t xml:space="preserve">   {</w:t>
+      </w:r>
+      <w:proofErr w:type="gramEnd"/>
+      <w:r>
+        <w:br/>
+        <w:t xml:space="preserve">  </w:t>
+      </w:r>
+      <w:proofErr w:type="gramStart"/>
+      <w:r>
+        <w:t xml:space="preserve">  }</w:t>
+      </w:r>
+      <w:proofErr w:type="gramEnd"/>
+      <w:r>
+        <w:br/>
+        <w:t>}</w:t>
+      </w:r>
+      <w:r>
+        <w:br/>
+        <w:t>We will create a class.</w:t>
+      </w:r>
+      <w:r>
+        <w:br/>
+        <w:t>To that class we will implement our interface.</w:t>
+      </w:r>
+      <w:r>
+        <w:br/>
+        <w:t>Convert the incomplete method to complete method.</w:t>
+      </w:r>
+      <w:r>
+        <w:br/>
+      </w:r>
+      <w:r>
+        <w:rPr>
+          <w:b/>
+          <w:bCs/>
+          <w:sz w:val="24"/>
+          <w:szCs w:val="24"/>
+        </w:rPr>
+        <w:t>Example:</w:t>
+      </w:r>
+      <w:r>
+        <w:rPr>
+          <w:b/>
+          <w:bCs/>
+          <w:sz w:val="24"/>
+          <w:szCs w:val="24"/>
+        </w:rPr>
+        <w:br/>
+      </w:r>
+      <w:r>
+        <w:t>public interface I1</w:t>
+      </w:r>
+      <w:r>
+        <w:br/>
+        <w:t>{</w:t>
+      </w:r>
+      <w:r>
+        <w:br/>
+        <w:t xml:space="preserve">    void m1();</w:t>
+      </w:r>
+      <w:r>
+        <w:br/>
+        <w:t>}</w:t>
+      </w:r>
+      <w:r>
+        <w:br/>
+      </w:r>
+      <w:r>
+        <w:br/>
+        <w:t>public interface I2</w:t>
+      </w:r>
+      <w:r>
+        <w:br/>
+        <w:t>{</w:t>
+      </w:r>
+      <w:r>
+        <w:br/>
+        <w:t xml:space="preserve">    void m2();</w:t>
+      </w:r>
+      <w:r>
+        <w:br/>
+        <w:t>}</w:t>
+      </w:r>
+      <w:r>
+        <w:br/>
+      </w:r>
+      <w:r>
+        <w:br/>
+        <w:t>public class C1 : I1, I2</w:t>
+      </w:r>
+      <w:r>
+        <w:br/>
+        <w:t>{</w:t>
+      </w:r>
+      <w:r>
+        <w:br/>
+        <w:t xml:space="preserve">    void m1()</w:t>
+      </w:r>
+      <w:r>
+        <w:br/>
+        <w:t xml:space="preserve">    {</w:t>
+      </w:r>
+      <w:r>
+        <w:br/>
+        <w:t xml:space="preserve">    }</w:t>
+      </w:r>
+      <w:r>
+        <w:br/>
+        <w:t xml:space="preserve">    void m2()</w:t>
+      </w:r>
+      <w:r>
+        <w:br/>
+        <w:t xml:space="preserve">    {</w:t>
+      </w:r>
+      <w:r>
+        <w:br/>
+        <w:t xml:space="preserve">    }</w:t>
+      </w:r>
+      <w:r>
+        <w:br/>
+        <w:t>}</w:t>
+      </w:r>
+      <w:r>
+        <w:br/>
+        <w:t>We can use multiple implementation in interface.</w:t>
+      </w:r>
+      <w:r>
+        <w:br/>
+        <w:t>Implementation has Two Types.</w:t>
+      </w:r>
+      <w:r>
+        <w:br/>
+      </w:r>
+      <w:r>
+        <w:tab/>
+        <w:t>Implicit</w:t>
+      </w:r>
+      <w:r>
+        <w:br/>
+      </w:r>
+      <w:r>
+        <w:tab/>
+        <w:t>Explicit</w:t>
+      </w:r>
+    </w:p>
+    <w:p>
+      <w:pPr>
+        <w:rPr>
+          <w:b/>
+          <w:bCs/>
+          <w:sz w:val="28"/>
+          <w:szCs w:val="28"/>
+        </w:rPr>
+      </w:pPr>
+      <w:r>
+        <w:rPr>
+          <w:b/>
+          <w:bCs/>
+          <w:sz w:val="28"/>
+          <w:szCs w:val="28"/>
+        </w:rPr>
+        <w:t>Implicit:</w:t>
+      </w:r>
+    </w:p>
+    <w:p>
+      <w:r>
+        <w:t>Two interfaces having same name and doing multiple implementations and executing the methods for I1 and I2 it is called as Implicit implementation.</w:t>
+      </w:r>
+      <w:r>
+        <w:br/>
+      </w:r>
+      <w:r>
+        <w:rPr>
+          <w:b/>
+          <w:bCs/>
+          <w:sz w:val="24"/>
+          <w:szCs w:val="24"/>
+        </w:rPr>
+        <w:t>Example:</w:t>
+      </w:r>
+      <w:r>
+        <w:rPr>
+          <w:b/>
+          <w:bCs/>
+          <w:sz w:val="24"/>
+          <w:szCs w:val="24"/>
+        </w:rPr>
+        <w:br/>
+      </w:r>
+      <w:r>
+        <w:t>public interface I1</w:t>
+      </w:r>
+      <w:r>
+        <w:br/>
+        <w:t>{</w:t>
+      </w:r>
+      <w:r>
+        <w:br/>
+        <w:t xml:space="preserve">    void m1();</w:t>
+      </w:r>
+      <w:r>
+        <w:br/>
+        <w:t>}</w:t>
+      </w:r>
+      <w:r>
+        <w:br/>
+      </w:r>
+      <w:r>
+        <w:br/>
+        <w:t>public interface I2</w:t>
+      </w:r>
+      <w:r>
+        <w:br/>
+        <w:t>{</w:t>
+      </w:r>
+      <w:r>
+        <w:br/>
+        <w:t xml:space="preserve">    void m2();</w:t>
+      </w:r>
+      <w:r>
+        <w:br/>
+        <w:t>}</w:t>
+      </w:r>
+      <w:r>
+        <w:br/>
+      </w:r>
+      <w:r>
+        <w:lastRenderedPageBreak/>
+        <w:br/>
+        <w:t>public class C</w:t>
+      </w:r>
+      <w:proofErr w:type="gramStart"/>
+      <w:r>
+        <w:t>1 :</w:t>
+      </w:r>
+      <w:proofErr w:type="gramEnd"/>
+      <w:r>
+        <w:t xml:space="preserve"> I1, I2</w:t>
+      </w:r>
+      <w:r>
+        <w:br/>
+        <w:t>{</w:t>
+      </w:r>
+      <w:r>
+        <w:br/>
+        <w:t xml:space="preserve">    public void m1()</w:t>
+      </w:r>
+      <w:r>
+        <w:br/>
+        <w:t xml:space="preserve"> </w:t>
+      </w:r>
+      <w:proofErr w:type="gramStart"/>
+      <w:r>
+        <w:t xml:space="preserve">   {</w:t>
+      </w:r>
+      <w:proofErr w:type="gramEnd"/>
+      <w:r>
+        <w:br/>
+        <w:t xml:space="preserve">  </w:t>
+      </w:r>
+      <w:proofErr w:type="gramStart"/>
+      <w:r>
+        <w:t xml:space="preserve">  }</w:t>
+      </w:r>
+      <w:proofErr w:type="gramEnd"/>
+      <w:r>
+        <w:br/>
+        <w:t>}</w:t>
+      </w:r>
+    </w:p>
+    <w:p>
+      <w:pPr>
+        <w:rPr>
+          <w:b/>
+          <w:bCs/>
+          <w:sz w:val="28"/>
+          <w:szCs w:val="28"/>
+        </w:rPr>
+      </w:pPr>
+      <w:r>
+        <w:rPr>
+          <w:b/>
+          <w:bCs/>
+          <w:sz w:val="28"/>
+          <w:szCs w:val="28"/>
+        </w:rPr>
+        <w:t>Explicit:</w:t>
+      </w:r>
+    </w:p>
+    <w:p>
+      <w:r>
+        <w:t xml:space="preserve">Two </w:t>
+      </w:r>
+      <w:proofErr w:type="gramStart"/>
+      <w:r>
+        <w:t>interface</w:t>
+      </w:r>
+      <w:proofErr w:type="gramEnd"/>
+      <w:r>
+        <w:t xml:space="preserve"> having same method and doing implementation with class and if we use interface method name is called explicit implementation.</w:t>
+      </w:r>
+      <w:r>
+        <w:br/>
+      </w:r>
+      <w:r>
+        <w:rPr>
+          <w:b/>
+          <w:bCs/>
+          <w:sz w:val="24"/>
+          <w:szCs w:val="24"/>
+        </w:rPr>
+        <w:t>Example:</w:t>
+      </w:r>
+      <w:r>
+        <w:br/>
+      </w:r>
+      <w:r>
+        <w:t>public interface I1</w:t>
+      </w:r>
+      <w:r>
+        <w:br/>
+        <w:t>{</w:t>
+      </w:r>
+      <w:r>
+        <w:br/>
+        <w:t xml:space="preserve">    void m1();</w:t>
+      </w:r>
+      <w:r>
+        <w:br/>
+        <w:t>}</w:t>
+      </w:r>
+      <w:r>
+        <w:br/>
+      </w:r>
+      <w:r>
+        <w:br/>
+        <w:t>public interface I2</w:t>
+      </w:r>
+      <w:r>
+        <w:br/>
+        <w:t>{</w:t>
+      </w:r>
+      <w:r>
+        <w:br/>
+        <w:t xml:space="preserve">    void m1();</w:t>
+      </w:r>
+      <w:r>
+        <w:br/>
+        <w:t>}</w:t>
+      </w:r>
+      <w:r>
+        <w:br/>
+      </w:r>
+      <w:r>
+        <w:br/>
+        <w:t>public class C</w:t>
+      </w:r>
+      <w:proofErr w:type="gramStart"/>
+      <w:r>
+        <w:t>1 :</w:t>
+      </w:r>
+      <w:proofErr w:type="gramEnd"/>
+      <w:r>
+        <w:t xml:space="preserve"> I1, I2</w:t>
+      </w:r>
+      <w:r>
+        <w:br/>
+        <w:t>{</w:t>
+      </w:r>
+      <w:r>
+        <w:br/>
+        <w:t xml:space="preserve">    void I1.m1();</w:t>
+      </w:r>
+      <w:r>
+        <w:br/>
+        <w:t xml:space="preserve">    void I2.m1();</w:t>
+      </w:r>
+      <w:r>
+        <w:br/>
+        <w:t>}</w:t>
+      </w:r>
+    </w:p>
+    <w:p>
+      <w:pPr>
+        <w:rPr>
+          <w:b/>
+          <w:bCs/>
+          <w:sz w:val="28"/>
+          <w:szCs w:val="28"/>
+        </w:rPr>
+      </w:pPr>
+      <w:r>
+        <w:rPr>
+          <w:b/>
+          <w:bCs/>
+          <w:sz w:val="28"/>
+          <w:szCs w:val="28"/>
+        </w:rPr>
+        <w:t>Object Creation Syntax:</w:t>
+      </w:r>
+    </w:p>
+    <w:p>
+      <w:pPr>
+        <w:rPr>
+          <w:b/>
+          <w:bCs/>
+          <w:sz w:val="28"/>
+          <w:szCs w:val="28"/>
+        </w:rPr>
+      </w:pPr>
+      <w:r>
+        <w:rPr>
+          <w:b/>
+          <w:bCs/>
+          <w:sz w:val="28"/>
+          <w:szCs w:val="28"/>
+        </w:rPr>
+        <w:t>Independent Class:</w:t>
+      </w:r>
+    </w:p>
+    <w:p>
+      <w:proofErr w:type="spellStart"/>
+      <w:r>
+        <w:t>ClassName</w:t>
+      </w:r>
+      <w:proofErr w:type="spellEnd"/>
+      <w:r>
+        <w:t xml:space="preserve"> </w:t>
+      </w:r>
+      <w:proofErr w:type="spellStart"/>
+      <w:r>
+        <w:t>objName</w:t>
+      </w:r>
+      <w:proofErr w:type="spellEnd"/>
+      <w:r>
+        <w:t xml:space="preserve"> = new </w:t>
+      </w:r>
+      <w:proofErr w:type="spellStart"/>
+      <w:proofErr w:type="gramStart"/>
+      <w:r>
+        <w:t>ClassName</w:t>
+      </w:r>
+      <w:proofErr w:type="spellEnd"/>
+      <w:r>
+        <w:t>(</w:t>
+      </w:r>
+      <w:proofErr w:type="gramEnd"/>
+      <w:r>
+        <w:t>);</w:t>
+      </w:r>
+    </w:p>
+    <w:p>
+      <w:pPr>
+        <w:rPr>
+          <w:b/>
+          <w:bCs/>
+          <w:sz w:val="28"/>
+          <w:szCs w:val="28"/>
+        </w:rPr>
+      </w:pPr>
+      <w:r>
+        <w:rPr>
+          <w:b/>
+          <w:bCs/>
+          <w:sz w:val="28"/>
+          <w:szCs w:val="28"/>
+        </w:rPr>
+        <w:t>Dependent Class:</w:t>
+      </w:r>
+    </w:p>
+    <w:p>
+      <w:proofErr w:type="spellStart"/>
+      <w:r>
+        <w:t>ParentClassName</w:t>
+      </w:r>
+      <w:proofErr w:type="spellEnd"/>
+      <w:r>
+        <w:t xml:space="preserve"> </w:t>
+      </w:r>
+      <w:proofErr w:type="spellStart"/>
+      <w:r>
+        <w:t>objName</w:t>
+      </w:r>
+      <w:proofErr w:type="spellEnd"/>
+      <w:r>
+        <w:t xml:space="preserve"> = new </w:t>
+      </w:r>
+      <w:proofErr w:type="spellStart"/>
+      <w:proofErr w:type="gramStart"/>
+      <w:r>
+        <w:t>ChildClassName</w:t>
+      </w:r>
+      <w:proofErr w:type="spellEnd"/>
+      <w:r>
+        <w:t>(</w:t>
+      </w:r>
+      <w:proofErr w:type="gramEnd"/>
+      <w:r>
+        <w:t>);</w:t>
+      </w:r>
+    </w:p>
+    <w:p/>
+    <w:p>
+      <w:pPr>
+        <w:rPr>
+          <w:b/>
+          <w:bCs/>
+          <w:sz w:val="32"/>
+          <w:szCs w:val="32"/>
+        </w:rPr>
+      </w:pPr>
+      <w:r>
+        <w:rPr>
+          <w:b/>
+          <w:bCs/>
+          <w:sz w:val="32"/>
+          <w:szCs w:val="32"/>
+        </w:rPr>
+        <w:t>OOPs:</w:t>
+      </w:r>
+    </w:p>
+    <w:p>
+      <w:r>
+        <w:t>Class</w:t>
+      </w:r>
+      <w:r>
+        <w:br/>
+        <w:t>Object</w:t>
+      </w:r>
+      <w:r>
+        <w:br/>
+        <w:t>Data Abstraction and Encapsulation</w:t>
+      </w:r>
+      <w:r>
+        <w:br/>
+        <w:t>Inheritance</w:t>
+      </w:r>
+      <w:r>
+        <w:br/>
+        <w:t>Polymorphism</w:t>
+      </w:r>
+      <w:r>
+        <w:br/>
+        <w:t>Message Passing</w:t>
+      </w:r>
+      <w:r>
+        <w:br/>
+        <w:t>Dynamic Binding</w:t>
+      </w:r>
+    </w:p>
+    <w:p>
+      <w:pPr>
+        <w:rPr>
+          <w:b/>
+          <w:bCs/>
+          <w:sz w:val="28"/>
+          <w:szCs w:val="28"/>
+        </w:rPr>
+      </w:pPr>
+      <w:r>
+        <w:rPr>
+          <w:b/>
+          <w:bCs/>
+          <w:sz w:val="28"/>
+          <w:szCs w:val="28"/>
+        </w:rPr>
+        <w:lastRenderedPageBreak/>
+        <w:t>Inheritance:</w:t>
+      </w:r>
+    </w:p>
+    <w:p>
+      <w:pPr>
+        <w:rPr>
+          <w:b/>
+          <w:bCs/>
+          <w:sz w:val="24"/>
+          <w:szCs w:val="24"/>
+        </w:rPr>
+      </w:pPr>
+      <w:r>
+        <w:t>It is a concept of sub class inheriting the properties of super class.</w:t>
+      </w:r>
+      <w:r>
+        <w:br/>
+      </w:r>
+      <w:r>
+        <w:rPr>
+          <w:b/>
+          <w:bCs/>
+          <w:sz w:val="24"/>
+          <w:szCs w:val="24"/>
+        </w:rPr>
+        <w:t>Example:</w:t>
+      </w:r>
+      <w:r>
+        <w:rPr>
+          <w:b/>
+          <w:bCs/>
+          <w:sz w:val="24"/>
+          <w:szCs w:val="24"/>
+        </w:rPr>
+        <w:br/>
+      </w:r>
+      <w:r>
+        <w:t>public class C1</w:t>
+      </w:r>
+      <w:r>
+        <w:br/>
+        <w:t>{</w:t>
+      </w:r>
+      <w:r>
+        <w:br/>
+        <w:t xml:space="preserve">    public void m1()</w:t>
+      </w:r>
+      <w:r>
+        <w:br/>
+        <w:t xml:space="preserve"> </w:t>
+      </w:r>
+      <w:proofErr w:type="gramStart"/>
+      <w:r>
+        <w:t xml:space="preserve">   {</w:t>
+      </w:r>
+      <w:proofErr w:type="gramEnd"/>
+      <w:r>
+        <w:br/>
+        <w:t xml:space="preserve">  </w:t>
+      </w:r>
+      <w:proofErr w:type="gramStart"/>
+      <w:r>
+        <w:t xml:space="preserve">  }</w:t>
+      </w:r>
+      <w:proofErr w:type="gramEnd"/>
+      <w:r>
+        <w:br/>
+        <w:t>}</w:t>
+      </w:r>
+      <w:r>
+        <w:br/>
+      </w:r>
+      <w:r>
+        <w:br/>
+        <w:t>public Class C</w:t>
+      </w:r>
+      <w:proofErr w:type="gramStart"/>
+      <w:r>
+        <w:t>2 :</w:t>
+      </w:r>
+      <w:proofErr w:type="gramEnd"/>
+      <w:r>
+        <w:t xml:space="preserve"> C1</w:t>
+      </w:r>
+      <w:r>
+        <w:br/>
+        <w:t>{</w:t>
+      </w:r>
+      <w:r>
+        <w:br/>
+        <w:t xml:space="preserve">    public void m2()</w:t>
+      </w:r>
+      <w:r>
+        <w:br/>
+        <w:t xml:space="preserve"> </w:t>
+      </w:r>
+      <w:proofErr w:type="gramStart"/>
+      <w:r>
+        <w:t xml:space="preserve">   {</w:t>
+      </w:r>
+      <w:proofErr w:type="gramEnd"/>
+      <w:r>
+        <w:br/>
+        <w:t xml:space="preserve">  </w:t>
+      </w:r>
+      <w:proofErr w:type="gramStart"/>
+      <w:r>
+        <w:t xml:space="preserve">  }</w:t>
+      </w:r>
+      <w:proofErr w:type="gramEnd"/>
+      <w:r>
+        <w:br/>
+        <w:t>}</w:t>
+      </w:r>
+      <w:r>
+        <w:br/>
+      </w:r>
+      <w:r>
+        <w:br/>
+      </w:r>
+      <w:r>
+        <w:rPr>
+          <w:b/>
+          <w:bCs/>
+          <w:sz w:val="24"/>
+          <w:szCs w:val="24"/>
+        </w:rPr>
+        <w:t>Main Class:</w:t>
+      </w:r>
+    </w:p>
+    <w:p>
+      <w:r>
+        <w:t xml:space="preserve">C2 c = </w:t>
+      </w:r>
+      <w:r>
+        <w:t>new C2();</w:t>
+      </w:r>
+      <w:r>
+        <w:br/>
+        <w:t>c.m1();</w:t>
+      </w:r>
+      <w:r>
+        <w:br/>
+        <w:t>c.m2();</w:t>
+      </w:r>
+    </w:p>
+    <w:p>
+      <w:pPr>
+        <w:rPr>
+          <w:b/>
+          <w:bCs/>
+          <w:sz w:val="28"/>
+          <w:szCs w:val="28"/>
+        </w:rPr>
+      </w:pPr>
+      <w:r>
+        <w:rPr>
+          <w:b/>
+          <w:bCs/>
+          <w:sz w:val="28"/>
+          <w:szCs w:val="28"/>
+        </w:rPr>
+        <w:t>Types of Inheritance:</w:t>
+      </w:r>
+    </w:p>
+    <w:p>
+      <w:r>
+        <w:t>Single Inheritance</w:t>
+      </w:r>
+      <w:r>
+        <w:br/>
+        <w:t>Multiple Inheritance</w:t>
+      </w:r>
+      <w:r>
+        <w:br/>
+        <w:t>Hierarchical Inheritance</w:t>
+      </w:r>
+      <w:r>
+        <w:br/>
+        <w:t>Hybrid Inheritance</w:t>
+      </w:r>
+      <w:r>
+        <w:br/>
+      </w:r>
+      <w:proofErr w:type="spellStart"/>
+      <w:r>
+        <w:t>Multi level</w:t>
+      </w:r>
+      <w:proofErr w:type="spellEnd"/>
+      <w:r>
+        <w:t xml:space="preserve"> Inheritance</w:t>
+      </w:r>
+    </w:p>
+    <w:p>
+      <w:pPr>
+        <w:rPr>
+          <w:b/>
+          <w:bCs/>
+          <w:sz w:val="28"/>
+          <w:szCs w:val="28"/>
+        </w:rPr>
+      </w:pPr>
+      <w:r>
+        <w:rPr>
+          <w:b/>
+          <w:bCs/>
+          <w:noProof/>
+          <w:sz w:val="28"/>
+          <w:szCs w:val="28"/>
+        </w:rPr>
+        <mc:AlternateContent>
+          <mc:Choice Requires="wps">
+            <w:drawing>
+              <wp:anchor distT="0" distB="0" distL="114300" distR="114300" simplePos="0" relativeHeight="251668480" behindDoc="0" locked="0" layoutInCell="1" allowOverlap="1" wp14:anchorId="5AF0523B" wp14:editId="628306D2">
+                <wp:simplePos x="0" y="0"/>
+                <wp:positionH relativeFrom="column">
+                  <wp:posOffset>30480</wp:posOffset>
+                </wp:positionH>
+                <wp:positionV relativeFrom="paragraph">
+                  <wp:posOffset>332740</wp:posOffset>
+                </wp:positionV>
+                <wp:extent cx="487680" cy="289560"/>
+                <wp:effectExtent l="0" t="0" r="26670" b="15240"/>
+                <wp:wrapNone/>
+                <wp:docPr id="1083889362" name="Text Box 10"/>
+                <wp:cNvGraphicFramePr/>
+                <a:graphic xmlns:a="http://schemas.openxmlformats.org/drawingml/2006/main">
+                  <a:graphicData uri="http://schemas.microsoft.com/office/word/2010/wordprocessingShape">
+                    <wps:wsp>
+                      <wps:cNvSpPr txBox="1"/>
+                      <wps:spPr>
+                        <a:xfrm>
+                          <a:off x="0" y="0"/>
+                          <a:ext cx="487680" cy="289560"/>
+                        </a:xfrm>
+                        <a:prstGeom prst="rect">
+                          <a:avLst/>
+                        </a:prstGeom>
+                        <a:solidFill>
+                          <a:schemeClr val="lt1"/>
+                        </a:solidFill>
+                        <a:ln w="6350">
+                          <a:solidFill>
+                            <a:prstClr val="black"/>
+                          </a:solidFill>
+                        </a:ln>
+                      </wps:spPr>
+                      <wps:txbx>
+                        <w:txbxContent>
+                          <w:p>
+                            <w:r>
+                              <w:t>Base</w:t>
+                            </w:r>
+                          </w:p>
+                        </w:txbxContent>
+                      </wps:txbx>
+                      <wps:bodyPr rot="0" spcFirstLastPara="0" vertOverflow="overflow" horzOverflow="overflow" vert="horz" wrap="square" lIns="91440" tIns="45720" rIns="91440" bIns="45720" numCol="1" spcCol="0" rtlCol="0" fromWordArt="0" anchor="t" anchorCtr="0" forceAA="0" compatLnSpc="1">
+                        <a:prstTxWarp prst="textNoShape">
+                          <a:avLst/>
+                        </a:prstTxWarp>
+                        <a:noAutofit/>
+                      </wps:bodyPr>
+                    </wps:wsp>
+                  </a:graphicData>
+                </a:graphic>
+                <wp14:sizeRelH relativeFrom="margin">
+                  <wp14:pctWidth>0</wp14:pctWidth>
+                </wp14:sizeRelH>
+                <wp14:sizeRelV relativeFrom="margin">
+                  <wp14:pctHeight>0</wp14:pctHeight>
+                </wp14:sizeRelV>
+              </wp:anchor>
+            </w:drawing>
+          </mc:Choice>
+          <mc:Fallback>
+            <w:pict>
+              <v:shape w14:anchorId="5AF0523B" id="_x0000_s1031" type="#_x0000_t202" style="position:absolute;margin-left:2.4pt;margin-top:26.2pt;width:38.4pt;height:22.8pt;z-index:251668480;visibility:visible;mso-wrap-style:square;mso-width-percent:0;mso-height-percent:0;mso-wrap-distance-left:9pt;mso-wrap-distance-top:0;mso-wrap-distance-right:9pt;mso-wrap-distance-bottom:0;mso-position-horizontal:absolute;mso-position-horizontal-relative:text;mso-position-vertical:absolute;mso-position-vertical-relative:text;mso-width-percent:0;mso-height-percent:0;mso-width-relative:margin;mso-height-relative:margin;v-text-anchor:top" o:gfxdata="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" fillcolor="white [3201]" strokeweight=".5pt">
+                <v:textbox>
+                  <w:txbxContent>
+                    <w:p>
+                      <w:r>
+                        <w:t>Base</w:t>
+                      </w:r>
+                    </w:p>
+                  </w:txbxContent>
+                </v:textbox>
+              </v:shape>
+            </w:pict>
+          </mc:Fallback>
+        </mc:AlternateContent>
+      </w:r>
+      <w:r>
+        <w:rPr>
+          <w:b/>
+          <w:bCs/>
+          <w:sz w:val="28"/>
+          <w:szCs w:val="28"/>
+        </w:rPr>
+        <w:t>Single Inheritance:</w:t>
+      </w:r>
+    </w:p>
+    <w:p>
+      <w:pPr>
+        <w:rPr>
+          <w:b/>
+          <w:bCs/>
+          <w:sz w:val="28"/>
+          <w:szCs w:val="28"/>
+        </w:rPr>
+      </w:pPr>
+      <w:r>
+        <w:rPr>
+          <w:b/>
+          <w:bCs/>
+          <w:noProof/>
+          <w:sz w:val="28"/>
+          <w:szCs w:val="28"/>
+        </w:rPr>
+        <mc:AlternateContent>
+          <mc:Choice Requires="wps">
+            <w:drawing>
+              <wp:anchor distT="0" distB="0" distL="114300" distR="114300" simplePos="0" relativeHeight="251674624" behindDoc="0" locked="0" layoutInCell="1" allowOverlap="1" wp14:anchorId="000234CB" wp14:editId="4D198973">
+                <wp:simplePos x="0" y="0"/>
+                <wp:positionH relativeFrom="column">
+                  <wp:posOffset>327660</wp:posOffset>
+                </wp:positionH>
+                <wp:positionV relativeFrom="paragraph">
+                  <wp:posOffset>294005</wp:posOffset>
+                </wp:positionV>
+                <wp:extent cx="15240" cy="259080"/>
+                <wp:effectExtent l="0" t="0" r="22860" b="26670"/>
+                <wp:wrapNone/>
+                <wp:docPr id="1633747055" name="Straight Connector 17"/>
+                <wp:cNvGraphicFramePr/>
+                <a:graphic xmlns:a="http://schemas.openxmlformats.org/drawingml/2006/main">
+                  <a:graphicData uri="http://schemas.microsoft.com/office/word/2010/wordprocessingShape">
+                    <wps:wsp>
+                      <wps:cNvCnPr/>
+                      <wps:spPr>
+                        <a:xfrm>
+                          <a:off x="0" y="0"/>
+                          <a:ext cx="15240" cy="259080"/>
+                        </a:xfrm>
+                        <a:prstGeom prst="line">
+                          <a:avLst/>
+                        </a:prstGeom>
+                      </wps:spPr>
+                      <wps:style>
+                        <a:lnRef idx="1">
+                          <a:schemeClr val="dk1"/>
+                        </a:lnRef>
+                        <a:fillRef idx="0">
+                          <a:schemeClr val="dk1"/>
+                        </a:fillRef>
+                        <a:effectRef idx="0">
+                          <a:schemeClr val="dk1"/>
+                        </a:effectRef>
+                        <a:fontRef idx="minor">
+                          <a:schemeClr val="tx1"/>
+                        </a:fontRef>
+                      </wps:style>
+                      <wps:bodyPr/>
+                    </wps:wsp>
+                  </a:graphicData>
+                </a:graphic>
+              </wp:anchor>
+            </w:drawing>
+          </mc:Choice>
+          <mc:Fallback>
+            <w:pict>
+              <v:line w14:anchorId="5A43077B" id="Straight Connector 17" o:spid="_x0000_s1026" style="position:absolute;z-index:251674624;visibility:visible;mso-wrap-style:square;mso-wrap-distance-left:9pt;mso-wrap-distance-top:0;mso-wrap-distance-right:9pt;mso-wrap-distance-bottom:0;mso-position-horizontal:absolute;mso-position-horizontal-relative:text;mso-position-vertical:absolute;mso-position-vertical-relative:text" from="25.8pt,23.15pt" to="27pt,43.55pt" o:gfxdata="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" strokecolor="black [3200]" strokeweight=".5pt">
+                <v:stroke joinstyle="miter"/>
+              </v:line>
+            </w:pict>
+          </mc:Fallback>
+        </mc:AlternateContent>
+      </w:r>
+      <w:r>
+        <w:rPr>
+          <w:b/>
+          <w:bCs/>
+          <w:noProof/>
+          <w:sz w:val="28"/>
+          <w:szCs w:val="28"/>
+        </w:rPr>
+        <mc:AlternateContent>
+          <mc:Choice Requires="wps">
+            <w:drawing>
+              <wp:anchor distT="0" distB="0" distL="114300" distR="114300" simplePos="0" relativeHeight="251669504" behindDoc="0" locked="0" layoutInCell="1" allowOverlap="1" wp14:anchorId="21F4348D" wp14:editId="7606C444">
+                <wp:simplePos x="0" y="0"/>
+                <wp:positionH relativeFrom="column">
+                  <wp:posOffset>60960</wp:posOffset>
+                </wp:positionH>
+                <wp:positionV relativeFrom="paragraph">
+                  <wp:posOffset>545465</wp:posOffset>
+                </wp:positionV>
+                <wp:extent cx="640080" cy="266700"/>
+                <wp:effectExtent l="0" t="0" r="26670" b="19050"/>
+                <wp:wrapNone/>
+                <wp:docPr id="1178754229" name="Text Box 11"/>
+                <wp:cNvGraphicFramePr/>
+                <a:graphic xmlns:a="http://schemas.openxmlformats.org/drawingml/2006/main">
+                  <a:graphicData uri="http://schemas.microsoft.com/office/word/2010/wordprocessingShape">
+                    <wps:wsp>
+                      <wps:cNvSpPr txBox="1"/>
+                      <wps:spPr>
+                        <a:xfrm>
+                          <a:off x="0" y="0"/>
+                          <a:ext cx="640080" cy="266700"/>
+                        </a:xfrm>
+                        <a:prstGeom prst="rect">
+                          <a:avLst/>
+                        </a:prstGeom>
+                        <a:solidFill>
+                          <a:schemeClr val="lt1"/>
+                        </a:solidFill>
+                        <a:ln w="6350">
+                          <a:solidFill>
+                            <a:prstClr val="black"/>
+                          </a:solidFill>
+                        </a:ln>
+                      </wps:spPr>
+                      <wps:txbx>
+                        <w:txbxContent>
+                          <w:p>
+                            <w:r>
+                              <w:t>Derived</w:t>
+                            </w:r>
+                          </w:p>
+                        </w:txbxContent>
+                      </wps:txbx>
+                      <wps:bodyPr rot="0" spcFirstLastPara="0" vertOverflow="overflow" horzOverflow="overflow" vert="horz" wrap="square" lIns="91440" tIns="45720" rIns="91440" bIns="45720" numCol="1" spcCol="0" rtlCol="0" fromWordArt="0" anchor="t" anchorCtr="0" forceAA="0" compatLnSpc="1">
+                        <a:prstTxWarp prst="textNoShape">
+                          <a:avLst/>
+                        </a:prstTxWarp>
+                        <a:noAutofit/>
+                      </wps:bodyPr>
+                    </wps:wsp>
+                  </a:graphicData>
+                </a:graphic>
+                <wp14:sizeRelH relativeFrom="margin">
+                  <wp14:pctWidth>0</wp14:pctWidth>
+                </wp14:sizeRelH>
+                <wp14:sizeRelV relativeFrom="margin">
+                  <wp14:pctHeight>0</wp14:pctHeight>
+                </wp14:sizeRelV>
+              </wp:anchor>
+            </w:drawing>
+          </mc:Choice>
+          <mc:Fallback>
+            <w:pict>
+              <v:shape w14:anchorId="21F4348D" id="Text Box 11" o:spid="_x0000_s1032" type="#_x0000_t202" style="position:absolute;margin-left:4.8pt;margin-top:42.95pt;width:50.4pt;height:21pt;z-index:251669504;visibility:visible;mso-wrap-style:square;mso-width-percent:0;mso-height-percent:0;mso-wrap-distance-left:9pt;mso-wrap-distance-top:0;mso-wrap-distance-right:9pt;mso-wrap-distance-bottom:0;mso-position-horizontal:absolute;mso-position-horizontal-relative:text;mso-position-vertical:absolute;mso-position-vertical-relative:text;mso-width-percent:0;mso-height-percent:0;mso-width-relative:margin;mso-height-relative:margin;v-text-anchor:top" o:gfxdata="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" fillcolor="white [3201]" strokeweight=".5pt">
+                <v:textbox>
+                  <w:txbxContent>
+                    <w:p>
+                      <w:r>
+                        <w:t>Derived</w:t>
+                      </w:r>
+                    </w:p>
+                  </w:txbxContent>
+                </v:textbox>
+              </v:shape>
+            </w:pict>
+          </mc:Fallback>
+        </mc:AlternateContent>
+      </w:r>
+      <w:r>
+        <w:rPr>
+          <w:b/>
+          <w:bCs/>
+          <w:sz w:val="28"/>
+          <w:szCs w:val="28"/>
+        </w:rPr>
+        <w:br/>
+      </w:r>
+    </w:p>
+    <w:p>
+      <w:pPr>
+        <w:rPr>
+          <w:b/>
+          <w:bCs/>
+          <w:sz w:val="28"/>
+          <w:szCs w:val="28"/>
+        </w:rPr>
+      </w:pPr>
+    </w:p>
+    <w:p>
+      <w:pPr>
+        <w:rPr>
+          <w:b/>
+          <w:bCs/>
+          <w:sz w:val="28"/>
+          <w:szCs w:val="28"/>
+        </w:rPr>
+      </w:pPr>
+      <w:r>
+        <w:rPr>
+          <w:b/>
+          <w:bCs/>
+          <w:sz w:val="28"/>
+          <w:szCs w:val="28"/>
+        </w:rPr>
+        <w:t>Multiple Inheritance:</w:t>
+      </w:r>
+    </w:p>
+    <w:p>
+      <w:r>
+        <w:rPr>
+          <w:noProof/>
+        </w:rPr>
+        <mc:AlternateContent>
+          <mc:Choice Requires="wps">
+            <w:drawing>
+              <wp:anchor distT="0" distB="0" distL="114300" distR="114300" simplePos="0" relativeHeight="251676672" behindDoc="0" locked="0" layoutInCell="1" allowOverlap="1" wp14:anchorId="4A52113D" wp14:editId="59A3F758">
+                <wp:simplePos x="0" y="0"/>
+                <wp:positionH relativeFrom="column">
+                  <wp:posOffset>640080</wp:posOffset>
+                </wp:positionH>
+                <wp:positionV relativeFrom="paragraph">
+                  <wp:posOffset>325120</wp:posOffset>
+                </wp:positionV>
+                <wp:extent cx="327660" cy="502920"/>
+                <wp:effectExtent l="0" t="0" r="34290" b="30480"/>
+                <wp:wrapNone/>
+                <wp:docPr id="1973085624" name="Straight Connector 19"/>
+                <wp:cNvGraphicFramePr/>
+                <a:graphic xmlns:a="http://schemas.openxmlformats.org/drawingml/2006/main">
+                  <a:graphicData uri="http://schemas.microsoft.com/office/word/2010/wordprocessingShape">
+                    <wps:wsp>
+                      <wps:cNvCnPr/>
+                      <wps:spPr>
+                        <a:xfrm flipV="1">
+                          <a:off x="0" y="0"/>
+                          <a:ext cx="327660" cy="502920"/>
+                        </a:xfrm>
+                        <a:prstGeom prst="line">
+                          <a:avLst/>
+                        </a:prstGeom>
+                      </wps:spPr>
+                      <wps:style>
+                        <a:lnRef idx="1">
+                          <a:schemeClr val="dk1"/>
+                        </a:lnRef>
+                        <a:fillRef idx="0">
+                          <a:schemeClr val="dk1"/>
+                        </a:fillRef>
+                        <a:effectRef idx="0">
+                          <a:schemeClr val="dk1"/>
+                        </a:effectRef>
+                        <a:fontRef idx="minor">
+                          <a:schemeClr val="tx1"/>
+                        </a:fontRef>
+                      </wps:style>
+                      <wps:bodyPr/>
+                    </wps:wsp>
+                  </a:graphicData>
+                </a:graphic>
+              </wp:anchor>
+            </w:drawing>
+          </mc:Choice>
+          <mc:Fallback>
+            <w:pict>
+              <v:line w14:anchorId="18990869" id="Straight Connector 19" o:spid="_x0000_s1026" style="position:absolute;flip:y;z-index:251676672;visibility:visible;mso-wrap-style:square;mso-wrap-distance-left:9pt;mso-wrap-distance-top:0;mso-wrap-distance-right:9pt;mso-wrap-distance-bottom:0;mso-position-horizontal:absolute;mso-position-horizontal-relative:text;mso-position-vertical:absolute;mso-position-vertical-relative:text" from="50.4pt,25.6pt" to="76.2pt,65.2pt" o:gfxdata="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" strokecolor="black [3200]" strokeweight=".5pt">
+                <v:stroke joinstyle="miter"/>
+              </v:line>
+            </w:pict>
+          </mc:Fallback>
+        </mc:AlternateContent>
+      </w:r>
+      <w:r>
+        <w:rPr>
+          <w:noProof/>
+        </w:rPr>
+        <mc:AlternateContent>
+          <mc:Choice Requires="wps">
+            <w:drawing>
+              <wp:anchor distT="0" distB="0" distL="114300" distR="114300" simplePos="0" relativeHeight="251675648" behindDoc="0" locked="0" layoutInCell="1" allowOverlap="1" wp14:anchorId="54E82233" wp14:editId="3DD01890">
+                <wp:simplePos x="0" y="0"/>
+                <wp:positionH relativeFrom="column">
+                  <wp:posOffset>243840</wp:posOffset>
+                </wp:positionH>
+                <wp:positionV relativeFrom="paragraph">
+                  <wp:posOffset>287020</wp:posOffset>
+                </wp:positionV>
+                <wp:extent cx="350520" cy="533400"/>
+                <wp:effectExtent l="0" t="0" r="30480" b="19050"/>
+                <wp:wrapNone/>
+                <wp:docPr id="1686217209" name="Straight Connector 18"/>
+                <wp:cNvGraphicFramePr/>
+                <a:graphic xmlns:a="http://schemas.openxmlformats.org/drawingml/2006/main">
+                  <a:graphicData uri="http://schemas.microsoft.com/office/word/2010/wordprocessingShape">
+                    <wps:wsp>
+                      <wps:cNvCnPr/>
+                      <wps:spPr>
+                        <a:xfrm>
+                          <a:off x="0" y="0"/>
+                          <a:ext cx="350520" cy="533400"/>
+                        </a:xfrm>
+                        <a:prstGeom prst="line">
+                          <a:avLst/>
+                        </a:prstGeom>
+                      </wps:spPr>
+                      <wps:style>
+                        <a:lnRef idx="1">
+                          <a:schemeClr val="dk1"/>
+                        </a:lnRef>
+                        <a:fillRef idx="0">
+                          <a:schemeClr val="dk1"/>
+                        </a:fillRef>
+                        <a:effectRef idx="0">
+                          <a:schemeClr val="dk1"/>
+                        </a:effectRef>
+                        <a:fontRef idx="minor">
+                          <a:schemeClr val="tx1"/>
+                        </a:fontRef>
+                      </wps:style>
+                      <wps:bodyPr/>
+                    </wps:wsp>
+                  </a:graphicData>
+                </a:graphic>
+              </wp:anchor>
+            </w:drawing>
+          </mc:Choice>
+          <mc:Fallback>
+            <w:pict>
+              <v:line w14:anchorId="086D64B6" id="Straight Connector 18" o:spid="_x0000_s1026" style="position:absolute;z-index:251675648;visibility:visible;mso-wrap-style:square;mso-wrap-distance-left:9pt;mso-wrap-distance-top:0;mso-wrap-distance-right:9pt;mso-wrap-distance-bottom:0;mso-position-horizontal:absolute;mso-position-horizontal-relative:text;mso-position-vertical:absolute;mso-position-vertical-relative:text" from="19.2pt,22.6pt" to="46.8pt,64.6pt" o:gfxdata="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" strokecolor="black [3200]" strokeweight=".5pt">
+                <v:stroke joinstyle="miter"/>
+              </v:line>
+            </w:pict>
+          </mc:Fallback>
+        </mc:AlternateContent>
+      </w:r>
+      <w:r>
+        <w:rPr>
+          <w:noProof/>
+        </w:rPr>
+        <mc:AlternateContent>
+          <mc:Choice Requires="wps">
+            <w:drawing>
+              <wp:anchor distT="0" distB="0" distL="114300" distR="114300" simplePos="0" relativeHeight="251673600" behindDoc="0" locked="0" layoutInCell="1" allowOverlap="1" wp14:anchorId="760248DB" wp14:editId="7558A496">
+                <wp:simplePos x="0" y="0"/>
+                <wp:positionH relativeFrom="column">
+                  <wp:posOffset>327660</wp:posOffset>
+                </wp:positionH>
+                <wp:positionV relativeFrom="paragraph">
+                  <wp:posOffset>812800</wp:posOffset>
+                </wp:positionV>
+                <wp:extent cx="678180" cy="297180"/>
+                <wp:effectExtent l="0" t="0" r="26670" b="26670"/>
+                <wp:wrapNone/>
+                <wp:docPr id="1849971507" name="Text Box 15"/>
+                <wp:cNvGraphicFramePr/>
+                <a:graphic xmlns:a="http://schemas.openxmlformats.org/drawingml/2006/main">
+                  <a:graphicData uri="http://schemas.microsoft.com/office/word/2010/wordprocessingShape">
+                    <wps:wsp>
+                      <wps:cNvSpPr txBox="1"/>
+                      <wps:spPr>
+                        <a:xfrm>
+                          <a:off x="0" y="0"/>
+                          <a:ext cx="678180" cy="297180"/>
+                        </a:xfrm>
+                        <a:prstGeom prst="rect">
+                          <a:avLst/>
+                        </a:prstGeom>
+                        <a:solidFill>
+                          <a:schemeClr val="lt1"/>
+                        </a:solidFill>
+                        <a:ln w="6350">
+                          <a:solidFill>
+                            <a:prstClr val="black"/>
+                          </a:solidFill>
+                        </a:ln>
+                      </wps:spPr>
+                      <wps:txbx>
+                        <w:txbxContent>
+                          <w:p>
+                            <w:r>
+                              <w:t>Derived</w:t>
+                            </w:r>
+                          </w:p>
+                        </w:txbxContent>
+                      </wps:txbx>
+                      <wps:bodyPr rot="0" spcFirstLastPara="0" vertOverflow="overflow" horzOverflow="overflow" vert="horz" wrap="square" lIns="91440" tIns="45720" rIns="91440" bIns="45720" numCol="1" spcCol="0" rtlCol="0" fromWordArt="0" anchor="t" anchorCtr="0" forceAA="0" compatLnSpc="1">
+                        <a:prstTxWarp prst="textNoShape">
+                          <a:avLst/>
+                        </a:prstTxWarp>
+                        <a:noAutofit/>
+                      </wps:bodyPr>
+                    </wps:wsp>
+                  </a:graphicData>
+                </a:graphic>
+                <wp14:sizeRelH relativeFrom="margin">
+                  <wp14:pctWidth>0</wp14:pctWidth>
+                </wp14:sizeRelH>
+                <wp14:sizeRelV relativeFrom="margin">
+                  <wp14:pctHeight>0</wp14:pctHeight>
+                </wp14:sizeRelV>
+              </wp:anchor>
+            </w:drawing>
+          </mc:Choice>
+          <mc:Fallback>
+            <w:pict>
+              <v:shape w14:anchorId="760248DB" id="Text Box 15" o:spid="_x0000_s1033" type="#_x0000_t202" style="position:absolute;margin-left:25.8pt;margin-top:64pt;width:53.4pt;height:23.4pt;z-index:251673600;visibility:visible;mso-wrap-style:square;mso-width-percent:0;mso-height-percent:0;mso-wrap-distance-left:9pt;mso-wrap-distance-top:0;mso-wrap-distance-right:9pt;mso-wrap-distance-bottom:0;mso-position-horizontal:absolute;mso-position-horizontal-relative:text;mso-position-vertical:absolute;mso-position-vertical-relative:text;mso-width-percent:0;mso-height-percent:0;mso-width-relative:margin;mso-height-relative:margin;v-text-anchor:top" o:gfxdata="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" fillcolor="white [3201]" strokeweight=".5pt">
+                <v:textbox>
+                  <w:txbxContent>
+                    <w:p>
+                      <w:r>
+                        <w:t>Derived</w:t>
+                      </w:r>
+                    </w:p>
+                  </w:txbxContent>
+                </v:textbox>
+              </v:shape>
+            </w:pict>
+          </mc:Fallback>
+        </mc:AlternateContent>
+      </w:r>
+      <w:r>
+        <w:rPr>
+          <w:noProof/>
+        </w:rPr>
+        <mc:AlternateContent>
+          <mc:Choice Requires="wps">
+            <w:drawing>
+              <wp:anchor distT="0" distB="0" distL="114300" distR="114300" simplePos="0" relativeHeight="251672576" behindDoc="0" locked="0" layoutInCell="1" allowOverlap="1" wp14:anchorId="3B8A6B80" wp14:editId="275BA616">
+                <wp:simplePos x="0" y="0"/>
+                <wp:positionH relativeFrom="column">
+                  <wp:posOffset>693420</wp:posOffset>
+                </wp:positionH>
+                <wp:positionV relativeFrom="paragraph">
+                  <wp:posOffset>43180</wp:posOffset>
+                </wp:positionV>
+                <wp:extent cx="502920" cy="274320"/>
+                <wp:effectExtent l="0" t="0" r="11430" b="11430"/>
+                <wp:wrapNone/>
+                <wp:docPr id="324073417" name="Text Box 14"/>
+                <wp:cNvGraphicFramePr/>
+                <a:graphic xmlns:a="http://schemas.openxmlformats.org/drawingml/2006/main">
+                  <a:graphicData uri="http://schemas.microsoft.com/office/word/2010/wordprocessingShape">
+                    <wps:wsp>
+                      <wps:cNvSpPr txBox="1"/>
+                      <wps:spPr>
+                        <a:xfrm>
+                          <a:off x="0" y="0"/>
+                          <a:ext cx="502920" cy="274320"/>
+                        </a:xfrm>
+                        <a:prstGeom prst="rect">
+                          <a:avLst/>
+                        </a:prstGeom>
+                        <a:solidFill>
+                          <a:schemeClr val="lt1"/>
+                        </a:solidFill>
+                        <a:ln w="6350">
+                          <a:solidFill>
+                            <a:prstClr val="black"/>
+                          </a:solidFill>
+                        </a:ln>
+                      </wps:spPr>
+                      <wps:txbx>
+                        <w:txbxContent>
+                          <w:p>
+                            <w:r>
+                              <w:t>Base</w:t>
+                            </w:r>
+                          </w:p>
+                        </w:txbxContent>
+                      </wps:txbx>
+                      <wps:bodyPr rot="0" spcFirstLastPara="0" vertOverflow="overflow" horzOverflow="overflow" vert="horz" wrap="square" lIns="91440" tIns="45720" rIns="91440" bIns="45720" numCol="1" spcCol="0" rtlCol="0" fromWordArt="0" anchor="t" anchorCtr="0" forceAA="0" compatLnSpc="1">
+                        <a:prstTxWarp prst="textNoShape">
+                          <a:avLst/>
+                        </a:prstTxWarp>
+                        <a:noAutofit/>
+                      </wps:bodyPr>
+                    </wps:wsp>
+                  </a:graphicData>
+                </a:graphic>
+                <wp14:sizeRelH relativeFrom="margin">
+                  <wp14:pctWidth>0</wp14:pctWidth>
+                </wp14:sizeRelH>
+                <wp14:sizeRelV relativeFrom="margin">
+                  <wp14:pctHeight>0</wp14:pctHeight>
+                </wp14:sizeRelV>
+              </wp:anchor>
+            </w:drawing>
+          </mc:Choice>
+          <mc:Fallback>
+            <w:pict>
+              <v:shape w14:anchorId="3B8A6B80" id="Text Box 14" o:spid="_x0000_s1034" type="#_x0000_t202" style="position:absolute;margin-left:54.6pt;margin-top:3.4pt;width:39.6pt;height:21.6pt;z-index:251672576;visibility:visible;mso-wrap-style:square;mso-width-percent:0;mso-height-percent:0;mso-wrap-distance-left:9pt;mso-wrap-distance-top:0;mso-wrap-distance-right:9pt;mso-wrap-distance-bottom:0;mso-position-horizontal:absolute;mso-position-horizontal-relative:text;mso-position-vertical:absolute;mso-position-vertical-relative:text;mso-width-percent:0;mso-height-percent:0;mso-width-relative:margin;mso-height-relative:margin;v-text-anchor:top" o:gfxdata="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" fillcolor="white [3201]" strokeweight=".5pt">
+                <v:textbox>
+                  <w:txbxContent>
+                    <w:p>
+                      <w:r>
+                        <w:t>Base</w:t>
+                      </w:r>
+                    </w:p>
+                  </w:txbxContent>
+                </v:textbox>
+              </v:shape>
+            </w:pict>
+          </mc:Fallback>
+        </mc:AlternateContent>
+      </w:r>
+      <w:r>
+        <w:rPr>
+          <w:noProof/>
+        </w:rPr>
+        <mc:AlternateContent>
+          <mc:Choice Requires="wps">
+            <w:drawing>
+              <wp:anchor distT="0" distB="0" distL="114300" distR="114300" simplePos="0" relativeHeight="251671552" behindDoc="0" locked="0" layoutInCell="1" allowOverlap="1" wp14:anchorId="54B2AC91" wp14:editId="0820CE3D">
+                <wp:simplePos x="0" y="0"/>
+                <wp:positionH relativeFrom="column">
+                  <wp:posOffset>45720</wp:posOffset>
+                </wp:positionH>
+                <wp:positionV relativeFrom="paragraph">
+                  <wp:posOffset>5080</wp:posOffset>
+                </wp:positionV>
+                <wp:extent cx="457200" cy="274320"/>
+                <wp:effectExtent l="0" t="0" r="19050" b="11430"/>
+                <wp:wrapNone/>
+                <wp:docPr id="1162553918" name="Text Box 13"/>
+                <wp:cNvGraphicFramePr/>
+                <a:graphic xmlns:a="http://schemas.openxmlformats.org/drawingml/2006/main">
+                  <a:graphicData uri="http://schemas.microsoft.com/office/word/2010/wordprocessingShape">
+                    <wps:wsp>
+                      <wps:cNvSpPr txBox="1"/>
+                      <wps:spPr>
+                        <a:xfrm>
+                          <a:off x="0" y="0"/>
+                          <a:ext cx="457200" cy="274320"/>
+                        </a:xfrm>
+                        <a:prstGeom prst="rect">
+                          <a:avLst/>
+                        </a:prstGeom>
+                        <a:solidFill>
+                          <a:schemeClr val="lt1"/>
+                        </a:solidFill>
+                        <a:ln w="6350">
+                          <a:solidFill>
+                            <a:prstClr val="black"/>
+                          </a:solidFill>
+                        </a:ln>
+                      </wps:spPr>
+                      <wps:txbx>
+                        <w:txbxContent>
+                          <w:p>
+                            <w:r>
+                              <w:t>Base</w:t>
+                            </w:r>
+                          </w:p>
+                        </w:txbxContent>
+                      </wps:txbx>
+                      <wps:bodyPr rot="0" spcFirstLastPara="0" vertOverflow="overflow" horzOverflow="overflow" vert="horz" wrap="square" lIns="91440" tIns="45720" rIns="91440" bIns="45720" numCol="1" spcCol="0" rtlCol="0" fromWordArt="0" anchor="t" anchorCtr="0" forceAA="0" compatLnSpc="1">
+                        <a:prstTxWarp prst="textNoShape">
+                          <a:avLst/>
+                        </a:prstTxWarp>
+                        <a:noAutofit/>
+                      </wps:bodyPr>
+                    </wps:wsp>
+                  </a:graphicData>
+                </a:graphic>
+                <wp14:sizeRelH relativeFrom="margin">
+                  <wp14:pctWidth>0</wp14:pctWidth>
+                </wp14:sizeRelH>
+                <wp14:sizeRelV relativeFrom="margin">
+                  <wp14:pctHeight>0</wp14:pctHeight>
+                </wp14:sizeRelV>
+              </wp:anchor>
+            </w:drawing>
+          </mc:Choice>
+          <mc:Fallback>
+            <w:pict>
+              <v:shape w14:anchorId="54B2AC91" id="_x0000_s1035" type="#_x0000_t202" style="position:absolute;margin-left:3.6pt;margin-top:.4pt;width:36pt;height:21.6pt;z-index:251671552;visibility:visible;mso-wrap-style:square;mso-width-percent:0;mso-height-percent:0;mso-wrap-distance-left:9pt;mso-wrap-distance-top:0;mso-wrap-distance-right:9pt;mso-wrap-distance-bottom:0;mso-position-horizontal:absolute;mso-position-horizontal-relative:text;mso-position-vertical:absolute;mso-position-vertical-relative:text;mso-width-percent:0;mso-height-percent:0;mso-width-relative:margin;mso-height-relative:margin;v-text-anchor:top" o:gfxdata="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" fillcolor="white [3201]" strokeweight=".5pt">
+                <v:textbox>
+                  <w:txbxContent>
+                    <w:p>
+                      <w:r>
+                        <w:t>Base</w:t>
+                      </w:r>
+                    </w:p>
+                  </w:txbxContent>
+                </v:textbox>
+              </v:shape>
+            </w:pict>
+          </mc:Fallback>
+        </mc:AlternateContent>
+      </w:r>
+    </w:p>
+    <w:p/>
+    <w:p/>
+    <w:p/>
+    <w:p>
+      <w:pPr>
+        <w:rPr>
+          <w:b/>
+          <w:bCs/>
+          <w:sz w:val="28"/>
+          <w:szCs w:val="28"/>
+        </w:rPr>
+      </w:pPr>
+      <w:r>
+        <w:rPr>
+          <w:b/>
+          <w:bCs/>
+          <w:sz w:val="28"/>
+          <w:szCs w:val="28"/>
+        </w:rPr>
+        <w:t>Hierarchical Inheritance:</w:t>
+      </w:r>
+    </w:p>
+    <w:p>
+      <w:pPr>
+        <w:rPr>
+          <w:b/>
+          <w:bCs/>
+          <w:sz w:val="28"/>
+          <w:szCs w:val="28"/>
+        </w:rPr>
+      </w:pPr>
+      <w:r>
+        <w:rPr>
+          <w:b/>
+          <w:bCs/>
+          <w:noProof/>
+          <w:sz w:val="28"/>
+          <w:szCs w:val="28"/>
+        </w:rPr>
+        <w:lastRenderedPageBreak/>
+        <mc:AlternateContent>
+          <mc:Choice Requires="wps">
+            <w:drawing>
+              <wp:anchor distT="0" distB="0" distL="114300" distR="114300" simplePos="0" relativeHeight="251681792" behindDoc="0" locked="0" layoutInCell="1" allowOverlap="1" wp14:anchorId="438DF333" wp14:editId="79C6D509">
+                <wp:simplePos x="0" y="0"/>
+                <wp:positionH relativeFrom="column">
+                  <wp:posOffset>982980</wp:posOffset>
+                </wp:positionH>
+                <wp:positionV relativeFrom="paragraph">
+                  <wp:posOffset>304800</wp:posOffset>
+                </wp:positionV>
+                <wp:extent cx="541020" cy="434340"/>
+                <wp:effectExtent l="0" t="0" r="30480" b="22860"/>
+                <wp:wrapNone/>
+                <wp:docPr id="1741383971" name="Straight Connector 25"/>
+                <wp:cNvGraphicFramePr/>
+                <a:graphic xmlns:a="http://schemas.openxmlformats.org/drawingml/2006/main">
+                  <a:graphicData uri="http://schemas.microsoft.com/office/word/2010/wordprocessingShape">
+                    <wps:wsp>
+                      <wps:cNvCnPr/>
+                      <wps:spPr>
+                        <a:xfrm flipH="1" flipV="1">
+                          <a:off x="0" y="0"/>
+                          <a:ext cx="541020" cy="434340"/>
+                        </a:xfrm>
+                        <a:prstGeom prst="line">
+                          <a:avLst/>
+                        </a:prstGeom>
+                      </wps:spPr>
+                      <wps:style>
+                        <a:lnRef idx="1">
+                          <a:schemeClr val="dk1"/>
+                        </a:lnRef>
+                        <a:fillRef idx="0">
+                          <a:schemeClr val="dk1"/>
+                        </a:fillRef>
+                        <a:effectRef idx="0">
+                          <a:schemeClr val="dk1"/>
+                        </a:effectRef>
+                        <a:fontRef idx="minor">
+                          <a:schemeClr val="tx1"/>
+                        </a:fontRef>
+                      </wps:style>
+                      <wps:bodyPr/>
+                    </wps:wsp>
+                  </a:graphicData>
+                </a:graphic>
+              </wp:anchor>
+            </w:drawing>
+          </mc:Choice>
+          <mc:Fallback>
+            <w:pict>
+              <v:line w14:anchorId="24DEFB72" id="Straight Connector 25" o:spid="_x0000_s1026" style="position:absolute;flip:x y;z-index:251681792;visibility:visible;mso-wrap-style:square;mso-wrap-distance-left:9pt;mso-wrap-distance-top:0;mso-wrap-distance-right:9pt;mso-wrap-distance-bottom:0;mso-position-horizontal:absolute;mso-position-horizontal-relative:text;mso-position-vertical:absolute;mso-position-vertical-relative:text" from="77.4pt,24pt" to="120pt,58.2pt" o:gfxdata="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" strokecolor="black [3200]" strokeweight=".5pt">
+                <v:stroke joinstyle="miter"/>
+              </v:line>
+            </w:pict>
+          </mc:Fallback>
+        </mc:AlternateContent>
+      </w:r>
+      <w:r>
+        <w:rPr>
+          <w:b/>
+          <w:bCs/>
+          <w:noProof/>
+          <w:sz w:val="28"/>
+          <w:szCs w:val="28"/>
+        </w:rPr>
+        <mc:AlternateContent>
+          <mc:Choice Requires="wps">
+            <w:drawing>
+              <wp:anchor distT="0" distB="0" distL="114300" distR="114300" simplePos="0" relativeHeight="251680768" behindDoc="0" locked="0" layoutInCell="1" allowOverlap="1" wp14:anchorId="29E06410" wp14:editId="1AC31C2A">
+                <wp:simplePos x="0" y="0"/>
+                <wp:positionH relativeFrom="column">
+                  <wp:posOffset>403860</wp:posOffset>
+                </wp:positionH>
+                <wp:positionV relativeFrom="paragraph">
+                  <wp:posOffset>297180</wp:posOffset>
+                </wp:positionV>
+                <wp:extent cx="426720" cy="434340"/>
+                <wp:effectExtent l="0" t="0" r="30480" b="22860"/>
+                <wp:wrapNone/>
+                <wp:docPr id="214939180" name="Straight Connector 24"/>
+                <wp:cNvGraphicFramePr/>
+                <a:graphic xmlns:a="http://schemas.openxmlformats.org/drawingml/2006/main">
+                  <a:graphicData uri="http://schemas.microsoft.com/office/word/2010/wordprocessingShape">
+                    <wps:wsp>
+                      <wps:cNvCnPr/>
+                      <wps:spPr>
+                        <a:xfrm flipH="1">
+                          <a:off x="0" y="0"/>
+                          <a:ext cx="426720" cy="434340"/>
+                        </a:xfrm>
+                        <a:prstGeom prst="line">
+                          <a:avLst/>
+                        </a:prstGeom>
+                      </wps:spPr>
+                      <wps:style>
+                        <a:lnRef idx="1">
+                          <a:schemeClr val="dk1"/>
+                        </a:lnRef>
+                        <a:fillRef idx="0">
+                          <a:schemeClr val="dk1"/>
+                        </a:fillRef>
+                        <a:effectRef idx="0">
+                          <a:schemeClr val="dk1"/>
+                        </a:effectRef>
+                        <a:fontRef idx="minor">
+                          <a:schemeClr val="tx1"/>
+                        </a:fontRef>
+                      </wps:style>
+                      <wps:bodyPr/>
+                    </wps:wsp>
+                  </a:graphicData>
+                </a:graphic>
+                <wp14:sizeRelH relativeFrom="margin">
+                  <wp14:pctWidth>0</wp14:pctWidth>
+                </wp14:sizeRelH>
+                <wp14:sizeRelV relativeFrom="margin">
+                  <wp14:pctHeight>0</wp14:pctHeight>
+                </wp14:sizeRelV>
+              </wp:anchor>
+            </w:drawing>
+          </mc:Choice>
+          <mc:Fallback>
+            <w:pict>
+              <v:line w14:anchorId="6F7D6F59" id="Straight Connector 24" o:spid="_x0000_s1026" style="position:absolute;flip:x;z-index:251680768;visibility:visible;mso-wrap-style:square;mso-width-percent:0;mso-height-percent:0;mso-wrap-distance-left:9pt;mso-wrap-distance-top:0;mso-wrap-distance-right:9pt;mso-wrap-distance-bottom:0;mso-position-horizontal:absolute;mso-position-horizontal-relative:text;mso-position-vertical:absolute;mso-position-vertical-relative:text;mso-width-percent:0;mso-height-percent:0;mso-width-relative:margin;mso-height-relative:margin" from="31.8pt,23.4pt" to="65.4pt,57.6pt" o:gfxdata="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" strokecolor="black [3200]" strokeweight=".5pt">
+                <v:stroke joinstyle="miter"/>
+              </v:line>
+            </w:pict>
+          </mc:Fallback>
+        </mc:AlternateContent>
+      </w:r>
+      <w:r>
+        <w:rPr>
+          <w:b/>
+          <w:bCs/>
+          <w:noProof/>
+          <w:sz w:val="28"/>
+          <w:szCs w:val="28"/>
+        </w:rPr>
+        <mc:AlternateContent>
+          <mc:Choice Requires="wps">
+            <w:drawing>
+              <wp:anchor distT="0" distB="0" distL="114300" distR="114300" simplePos="0" relativeHeight="251679744" behindDoc="0" locked="0" layoutInCell="1" allowOverlap="1" wp14:anchorId="4071410B" wp14:editId="3074C52C">
+                <wp:simplePos x="0" y="0"/>
+                <wp:positionH relativeFrom="column">
+                  <wp:posOffset>655320</wp:posOffset>
+                </wp:positionH>
+                <wp:positionV relativeFrom="paragraph">
+                  <wp:posOffset>38100</wp:posOffset>
+                </wp:positionV>
+                <wp:extent cx="480060" cy="259080"/>
+                <wp:effectExtent l="0" t="0" r="15240" b="26670"/>
+                <wp:wrapNone/>
+                <wp:docPr id="649433907" name="Text Box 23"/>
+                <wp:cNvGraphicFramePr/>
+                <a:graphic xmlns:a="http://schemas.openxmlformats.org/drawingml/2006/main">
+                  <a:graphicData uri="http://schemas.microsoft.com/office/word/2010/wordprocessingShape">
+                    <wps:wsp>
+                      <wps:cNvSpPr txBox="1"/>
+                      <wps:spPr>
+                        <a:xfrm>
+                          <a:off x="0" y="0"/>
+                          <a:ext cx="480060" cy="259080"/>
+                        </a:xfrm>
+                        <a:prstGeom prst="rect">
+                          <a:avLst/>
+                        </a:prstGeom>
+                        <a:solidFill>
+                          <a:schemeClr val="lt1"/>
+                        </a:solidFill>
+                        <a:ln w="6350">
+                          <a:solidFill>
+                            <a:prstClr val="black"/>
+                          </a:solidFill>
+                        </a:ln>
+                      </wps:spPr>
+                      <wps:txbx>
+                        <w:txbxContent>
+                          <w:p>
+                            <w:r>
+                              <w:t>Base</w:t>
+                            </w:r>
+                          </w:p>
+                        </w:txbxContent>
+                      </wps:txbx>
+                      <wps:bodyPr rot="0" spcFirstLastPara="0" vertOverflow="overflow" horzOverflow="overflow" vert="horz" wrap="square" lIns="91440" tIns="45720" rIns="91440" bIns="45720" numCol="1" spcCol="0" rtlCol="0" fromWordArt="0" anchor="t" anchorCtr="0" forceAA="0" compatLnSpc="1">
+                        <a:prstTxWarp prst="textNoShape">
+                          <a:avLst/>
+                        </a:prstTxWarp>
+                        <a:noAutofit/>
+                      </wps:bodyPr>
+                    </wps:wsp>
+                  </a:graphicData>
+                </a:graphic>
+                <wp14:sizeRelH relativeFrom="margin">
+                  <wp14:pctWidth>0</wp14:pctWidth>
+                </wp14:sizeRelH>
+                <wp14:sizeRelV relativeFrom="margin">
+                  <wp14:pctHeight>0</wp14:pctHeight>
+                </wp14:sizeRelV>
+              </wp:anchor>
+            </w:drawing>
+          </mc:Choice>
+          <mc:Fallback>
+            <w:pict>
+              <v:shape w14:anchorId="4071410B" id="Text Box 23" o:spid="_x0000_s1036" type="#_x0000_t202" style="position:absolute;margin-left:51.6pt;margin-top:3pt;width:37.8pt;height:20.4pt;z-index:251679744;visibility:visible;mso-wrap-style:square;mso-width-percent:0;mso-height-percent:0;mso-wrap-distance-left:9pt;mso-wrap-distance-top:0;mso-wrap-distance-right:9pt;mso-wrap-distance-bottom:0;mso-position-horizontal:absolute;mso-position-horizontal-relative:text;mso-position-vertical:absolute;mso-position-vertical-relative:text;mso-width-percent:0;mso-height-percent:0;mso-width-relative:margin;mso-height-relative:margin;v-text-anchor:top" o:gfxdata="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" fillcolor="white [3201]" strokeweight=".5pt">
+                <v:textbox>
+                  <w:txbxContent>
+                    <w:p>
+                      <w:r>
+                        <w:t>Base</w:t>
+                      </w:r>
+                    </w:p>
+                  </w:txbxContent>
+                </v:textbox>
+              </v:shape>
+            </w:pict>
+          </mc:Fallback>
+        </mc:AlternateContent>
+      </w:r>
+      <w:r>
+        <w:rPr>
+          <w:b/>
+          <w:bCs/>
+          <w:noProof/>
+          <w:sz w:val="28"/>
+          <w:szCs w:val="28"/>
+        </w:rPr>
+        <mc:AlternateContent>
+          <mc:Choice Requires="wps">
+            <w:drawing>
+              <wp:anchor distT="0" distB="0" distL="114300" distR="114300" simplePos="0" relativeHeight="251678720" behindDoc="0" locked="0" layoutInCell="1" allowOverlap="1" wp14:anchorId="4A274ED9" wp14:editId="7E3A5FC0">
+                <wp:simplePos x="0" y="0"/>
+                <wp:positionH relativeFrom="column">
+                  <wp:posOffset>1196340</wp:posOffset>
+                </wp:positionH>
+                <wp:positionV relativeFrom="paragraph">
+                  <wp:posOffset>731520</wp:posOffset>
+                </wp:positionV>
+                <wp:extent cx="655320" cy="281940"/>
+                <wp:effectExtent l="0" t="0" r="11430" b="22860"/>
+                <wp:wrapNone/>
+                <wp:docPr id="1734475119" name="Text Box 22"/>
+                <wp:cNvGraphicFramePr/>
+                <a:graphic xmlns:a="http://schemas.openxmlformats.org/drawingml/2006/main">
+                  <a:graphicData uri="http://schemas.microsoft.com/office/word/2010/wordprocessingShape">
+                    <wps:wsp>
+                      <wps:cNvSpPr txBox="1"/>
+                      <wps:spPr>
+                        <a:xfrm>
+                          <a:off x="0" y="0"/>
+                          <a:ext cx="655320" cy="281940"/>
+                        </a:xfrm>
+                        <a:prstGeom prst="rect">
+                          <a:avLst/>
+                        </a:prstGeom>
+                        <a:solidFill>
+                          <a:schemeClr val="lt1"/>
+                        </a:solidFill>
+                        <a:ln w="6350">
+                          <a:solidFill>
+                            <a:prstClr val="black"/>
+                          </a:solidFill>
+                        </a:ln>
+                      </wps:spPr>
+                      <wps:txbx>
+                        <w:txbxContent>
+                          <w:p>
+                            <w:r>
+                              <w:t>Derived</w:t>
+                            </w:r>
+                          </w:p>
+                        </w:txbxContent>
+                      </wps:txbx>
+                      <wps:bodyPr rot="0" spcFirstLastPara="0" vertOverflow="overflow" horzOverflow="overflow" vert="horz" wrap="square" lIns="91440" tIns="45720" rIns="91440" bIns="45720" numCol="1" spcCol="0" rtlCol="0" fromWordArt="0" anchor="t" anchorCtr="0" forceAA="0" compatLnSpc="1">
+                        <a:prstTxWarp prst="textNoShape">
+                          <a:avLst/>
+                        </a:prstTxWarp>
+                        <a:noAutofit/>
+                      </wps:bodyPr>
+                    </wps:wsp>
+                  </a:graphicData>
+                </a:graphic>
+                <wp14:sizeRelH relativeFrom="margin">
+                  <wp14:pctWidth>0</wp14:pctWidth>
+                </wp14:sizeRelH>
+              </wp:anchor>
+            </w:drawing>
+          </mc:Choice>
+          <mc:Fallback>
+            <w:pict>
+              <v:shape w14:anchorId="4A274ED9" id="Text Box 22" o:spid="_x0000_s1037" type="#_x0000_t202" style="position:absolute;margin-left:94.2pt;margin-top:57.6pt;width:51.6pt;height:22.2pt;z-index:251678720;visibility:visible;mso-wrap-style:square;mso-width-percent:0;mso-wrap-distance-left:9pt;mso-wrap-distance-top:0;mso-wrap-distance-right:9pt;mso-wrap-distance-bottom:0;mso-position-horizontal:absolute;mso-position-horizontal-relative:text;mso-position-vertical:absolute;mso-position-vertical-relative:text;mso-width-percent:0;mso-width-relative:margin;v-text-anchor:top" o:gfxdata="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" fillcolor="white [3201]" strokeweight=".5pt">
+                <v:textbox>
+                  <w:txbxContent>
+                    <w:p>
+                      <w:r>
+                        <w:t>Derived</w:t>
+                      </w:r>
+                    </w:p>
+                  </w:txbxContent>
+                </v:textbox>
+              </v:shape>
+            </w:pict>
+          </mc:Fallback>
+        </mc:AlternateContent>
+      </w:r>
+      <w:r>
+        <w:rPr>
+          <w:b/>
+          <w:bCs/>
+          <w:noProof/>
+          <w:sz w:val="28"/>
+          <w:szCs w:val="28"/>
+        </w:rPr>
+        <mc:AlternateContent>
+          <mc:Choice Requires="wps">
+            <w:drawing>
+              <wp:anchor distT="0" distB="0" distL="114300" distR="114300" simplePos="0" relativeHeight="251677696" behindDoc="0" locked="0" layoutInCell="1" allowOverlap="1" wp14:anchorId="2F183C17" wp14:editId="6D379534">
+                <wp:simplePos x="0" y="0"/>
+                <wp:positionH relativeFrom="column">
+                  <wp:posOffset>68580</wp:posOffset>
+                </wp:positionH>
+                <wp:positionV relativeFrom="paragraph">
+                  <wp:posOffset>731520</wp:posOffset>
+                </wp:positionV>
+                <wp:extent cx="640080" cy="274320"/>
+                <wp:effectExtent l="0" t="0" r="26670" b="11430"/>
+                <wp:wrapNone/>
+                <wp:docPr id="1688537724" name="Text Box 21"/>
+                <wp:cNvGraphicFramePr/>
+                <a:graphic xmlns:a="http://schemas.openxmlformats.org/drawingml/2006/main">
+                  <a:graphicData uri="http://schemas.microsoft.com/office/word/2010/wordprocessingShape">
+                    <wps:wsp>
+                      <wps:cNvSpPr txBox="1"/>
+                      <wps:spPr>
+                        <a:xfrm>
+                          <a:off x="0" y="0"/>
+                          <a:ext cx="640080" cy="274320"/>
+                        </a:xfrm>
+                        <a:prstGeom prst="rect">
+                          <a:avLst/>
+                        </a:prstGeom>
+                        <a:solidFill>
+                          <a:schemeClr val="lt1"/>
+                        </a:solidFill>
+                        <a:ln w="6350">
+                          <a:solidFill>
+                            <a:prstClr val="black"/>
+                          </a:solidFill>
+                        </a:ln>
+                      </wps:spPr>
+                      <wps:txbx>
+                        <w:txbxContent>
+                          <w:p>
+                            <w:r>
+                              <w:t>Derived</w:t>
+                            </w:r>
+                          </w:p>
+                        </w:txbxContent>
+                      </wps:txbx>
+                      <wps:bodyPr rot="0" spcFirstLastPara="0" vertOverflow="overflow" horzOverflow="overflow" vert="horz" wrap="square" lIns="91440" tIns="45720" rIns="91440" bIns="45720" numCol="1" spcCol="0" rtlCol="0" fromWordArt="0" anchor="t" anchorCtr="0" forceAA="0" compatLnSpc="1">
+                        <a:prstTxWarp prst="textNoShape">
+                          <a:avLst/>
+                        </a:prstTxWarp>
+                        <a:noAutofit/>
+                      </wps:bodyPr>
+                    </wps:wsp>
+                  </a:graphicData>
+                </a:graphic>
+                <wp14:sizeRelH relativeFrom="margin">
+                  <wp14:pctWidth>0</wp14:pctWidth>
+                </wp14:sizeRelH>
+                <wp14:sizeRelV relativeFrom="margin">
+                  <wp14:pctHeight>0</wp14:pctHeight>
+                </wp14:sizeRelV>
+              </wp:anchor>
+            </w:drawing>
+          </mc:Choice>
+          <mc:Fallback>
+            <w:pict>
+              <v:shape w14:anchorId="2F183C17" id="Text Box 21" o:spid="_x0000_s1038" type="#_x0000_t202" style="position:absolute;margin-left:5.4pt;margin-top:57.6pt;width:50.4pt;height:21.6pt;z-index:251677696;visibility:visible;mso-wrap-style:square;mso-width-percent:0;mso-height-percent:0;mso-wrap-distance-left:9pt;mso-wrap-distance-top:0;mso-wrap-distance-right:9pt;mso-wrap-distance-bottom:0;mso-position-horizontal:absolute;mso-position-horizontal-relative:text;mso-position-vertical:absolute;mso-position-vertical-relative:text;mso-width-percent:0;mso-height-percent:0;mso-width-relative:margin;mso-height-relative:margin;v-text-anchor:top" o:gfxdata="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" fillcolor="white [3201]" strokeweight=".5pt">
+                <v:textbox>
+                  <w:txbxContent>
+                    <w:p>
+                      <w:r>
+                        <w:t>Derived</w:t>
+                      </w:r>
+                    </w:p>
+                  </w:txbxContent>
+                </v:textbox>
+              </v:shape>
+            </w:pict>
+          </mc:Fallback>
+        </mc:AlternateContent>
+      </w:r>
+    </w:p>
+    <w:p>
+      <w:pPr>
+        <w:rPr>
+          <w:sz w:val="28"/>
+          <w:szCs w:val="28"/>
+        </w:rPr>
+      </w:pPr>
+    </w:p>
+    <w:p>
+      <w:pPr>
+        <w:rPr>
+          <w:sz w:val="28"/>
+          <w:szCs w:val="28"/>
+        </w:rPr>
+      </w:pPr>
+    </w:p>
+    <w:p>
+      <w:pPr>
+        <w:tabs>
+          <w:tab w:val="left" w:pos="1248"/>
+        </w:tabs>
+        <w:rPr>
+          <w:b/>
+          <w:bCs/>
+          <w:sz w:val="28"/>
+          <w:szCs w:val="28"/>
+        </w:rPr>
+      </w:pPr>
+      <w:r>
+        <w:rPr>
+          <w:sz w:val="28"/>
+          <w:szCs w:val="28"/>
+        </w:rPr>
+        <w:br/>
+      </w:r>
+      <w:r>
+        <w:rPr>
+          <w:b/>
+          <w:bCs/>
+          <w:sz w:val="28"/>
+          <w:szCs w:val="28"/>
+        </w:rPr>
+        <w:t>Hybrid Inheritance:</w:t>
+      </w:r>
+    </w:p>
+    <w:p>
+      <w:pPr>
+        <w:tabs>
+          <w:tab w:val="left" w:pos="1248"/>
+        </w:tabs>
+      </w:pPr>
+      <w:r>
+        <w:rPr>
+          <w:noProof/>
+        </w:rPr>
+        <mc:AlternateContent>
+          <mc:Choice Requires="wps">
+            <w:drawing>
+              <wp:anchor distT="0" distB="0" distL="114300" distR="114300" simplePos="0" relativeHeight="251689984" behindDoc="0" locked="0" layoutInCell="1" allowOverlap="1" wp14:anchorId="6A8C4B03" wp14:editId="1DABD6DC">
+                <wp:simplePos x="0" y="0"/>
+                <wp:positionH relativeFrom="column">
+                  <wp:posOffset>1447800</wp:posOffset>
+                </wp:positionH>
+                <wp:positionV relativeFrom="paragraph">
+                  <wp:posOffset>1043940</wp:posOffset>
+                </wp:positionV>
+                <wp:extent cx="571500" cy="350520"/>
+                <wp:effectExtent l="0" t="0" r="19050" b="30480"/>
+                <wp:wrapNone/>
+                <wp:docPr id="877743995" name="Straight Connector 36"/>
+                <wp:cNvGraphicFramePr/>
+                <a:graphic xmlns:a="http://schemas.openxmlformats.org/drawingml/2006/main">
+                  <a:graphicData uri="http://schemas.microsoft.com/office/word/2010/wordprocessingShape">
+                    <wps:wsp>
+                      <wps:cNvCnPr/>
+                      <wps:spPr>
+                        <a:xfrm flipH="1">
+                          <a:off x="0" y="0"/>
+                          <a:ext cx="571500" cy="350520"/>
+                        </a:xfrm>
+                        <a:prstGeom prst="line">
+                          <a:avLst/>
+                        </a:prstGeom>
+                      </wps:spPr>
+                      <wps:style>
+                        <a:lnRef idx="1">
+                          <a:schemeClr val="dk1"/>
+                        </a:lnRef>
+                        <a:fillRef idx="0">
+                          <a:schemeClr val="dk1"/>
+                        </a:fillRef>
+                        <a:effectRef idx="0">
+                          <a:schemeClr val="dk1"/>
+                        </a:effectRef>
+                        <a:fontRef idx="minor">
+                          <a:schemeClr val="tx1"/>
+                        </a:fontRef>
+                      </wps:style>
+                      <wps:bodyPr/>
+                    </wps:wsp>
+                  </a:graphicData>
+                </a:graphic>
+              </wp:anchor>
+            </w:drawing>
+          </mc:Choice>
+          <mc:Fallback>
+            <w:pict>
+              <v:line w14:anchorId="3C097643" id="Straight Connector 36" o:spid="_x0000_s1026" style="position:absolute;flip:x;z-index:251689984;visibility:visible;mso-wrap-style:square;mso-wrap-distance-left:9pt;mso-wrap-distance-top:0;mso-wrap-distance-right:9pt;mso-wrap-distance-bottom:0;mso-position-horizontal:absolute;mso-position-horizontal-relative:text;mso-position-vertical:absolute;mso-position-vertical-relative:text" from="114pt,82.2pt" to="159pt,109.8pt" o:gfxdata="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" strokecolor="black [3200]" strokeweight=".5pt">
+                <v:stroke joinstyle="miter"/>
+              </v:line>
+            </w:pict>
+          </mc:Fallback>
+        </mc:AlternateContent>
+      </w:r>
+      <w:r>
+        <w:rPr>
+          <w:noProof/>
+        </w:rPr>
+        <mc:AlternateContent>
+          <mc:Choice Requires="wps">
+            <w:drawing>
+              <wp:anchor distT="0" distB="0" distL="114300" distR="114300" simplePos="0" relativeHeight="251688960" behindDoc="0" locked="0" layoutInCell="1" allowOverlap="1" wp14:anchorId="43004B05" wp14:editId="520D112C">
+                <wp:simplePos x="0" y="0"/>
+                <wp:positionH relativeFrom="column">
+                  <wp:posOffset>548640</wp:posOffset>
+                </wp:positionH>
+                <wp:positionV relativeFrom="paragraph">
+                  <wp:posOffset>1005840</wp:posOffset>
+                </wp:positionV>
+                <wp:extent cx="655320" cy="403860"/>
+                <wp:effectExtent l="0" t="0" r="30480" b="34290"/>
+                <wp:wrapNone/>
+                <wp:docPr id="1658917252" name="Straight Connector 35"/>
+                <wp:cNvGraphicFramePr/>
+                <a:graphic xmlns:a="http://schemas.openxmlformats.org/drawingml/2006/main">
+                  <a:graphicData uri="http://schemas.microsoft.com/office/word/2010/wordprocessingShape">
+                    <wps:wsp>
+                      <wps:cNvCnPr/>
+                      <wps:spPr>
+                        <a:xfrm>
+                          <a:off x="0" y="0"/>
+                          <a:ext cx="655320" cy="403860"/>
+                        </a:xfrm>
+                        <a:prstGeom prst="line">
+                          <a:avLst/>
+                        </a:prstGeom>
+                      </wps:spPr>
+                      <wps:style>
+                        <a:lnRef idx="1">
+                          <a:schemeClr val="dk1"/>
+                        </a:lnRef>
+                        <a:fillRef idx="0">
+                          <a:schemeClr val="dk1"/>
+                        </a:fillRef>
+                        <a:effectRef idx="0">
+                          <a:schemeClr val="dk1"/>
+                        </a:effectRef>
+                        <a:fontRef idx="minor">
+                          <a:schemeClr val="tx1"/>
+                        </a:fontRef>
+                      </wps:style>
+                      <wps:bodyPr/>
+                    </wps:wsp>
+                  </a:graphicData>
+                </a:graphic>
+              </wp:anchor>
+            </w:drawing>
+          </mc:Choice>
+          <mc:Fallback>
+            <w:pict>
+              <v:line w14:anchorId="5EC56AA7" id="Straight Connector 35" o:spid="_x0000_s1026" style="position:absolute;z-index:251688960;visibility:visible;mso-wrap-style:square;mso-wrap-distance-left:9pt;mso-wrap-distance-top:0;mso-wrap-distance-right:9pt;mso-wrap-distance-bottom:0;mso-position-horizontal:absolute;mso-position-horizontal-relative:text;mso-position-vertical:absolute;mso-position-vertical-relative:text" from="43.2pt,79.2pt" to="94.8pt,111pt" o:gfxdata="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" strokecolor="black [3200]" strokeweight=".5pt">
+                <v:stroke joinstyle="miter"/>
+              </v:line>
+            </w:pict>
+          </mc:Fallback>
+        </mc:AlternateContent>
+      </w:r>
+      <w:r>
+        <w:rPr>
+          <w:noProof/>
+        </w:rPr>
+        <mc:AlternateContent>
+          <mc:Choice Requires="wps">
+            <w:drawing>
+              <wp:anchor distT="0" distB="0" distL="114300" distR="114300" simplePos="0" relativeHeight="251687936" behindDoc="0" locked="0" layoutInCell="1" allowOverlap="1" wp14:anchorId="738C700F" wp14:editId="5E18C194">
+                <wp:simplePos x="0" y="0"/>
+                <wp:positionH relativeFrom="column">
+                  <wp:posOffset>1310640</wp:posOffset>
+                </wp:positionH>
+                <wp:positionV relativeFrom="paragraph">
+                  <wp:posOffset>335280</wp:posOffset>
+                </wp:positionV>
+                <wp:extent cx="617220" cy="381000"/>
+                <wp:effectExtent l="0" t="0" r="30480" b="19050"/>
+                <wp:wrapNone/>
+                <wp:docPr id="1395870713" name="Straight Connector 34"/>
+                <wp:cNvGraphicFramePr/>
+                <a:graphic xmlns:a="http://schemas.openxmlformats.org/drawingml/2006/main">
+                  <a:graphicData uri="http://schemas.microsoft.com/office/word/2010/wordprocessingShape">
+                    <wps:wsp>
+                      <wps:cNvCnPr/>
+                      <wps:spPr>
+                        <a:xfrm flipH="1" flipV="1">
+                          <a:off x="0" y="0"/>
+                          <a:ext cx="617220" cy="381000"/>
+                        </a:xfrm>
+                        <a:prstGeom prst="line">
+                          <a:avLst/>
+                        </a:prstGeom>
+                      </wps:spPr>
+                      <wps:style>
+                        <a:lnRef idx="1">
+                          <a:schemeClr val="dk1"/>
+                        </a:lnRef>
+                        <a:fillRef idx="0">
+                          <a:schemeClr val="dk1"/>
+                        </a:fillRef>
+                        <a:effectRef idx="0">
+                          <a:schemeClr val="dk1"/>
+                        </a:effectRef>
+                        <a:fontRef idx="minor">
+                          <a:schemeClr val="tx1"/>
+                        </a:fontRef>
+                      </wps:style>
+                      <wps:bodyPr/>
+                    </wps:wsp>
+                  </a:graphicData>
+                </a:graphic>
+              </wp:anchor>
+            </w:drawing>
+          </mc:Choice>
+          <mc:Fallback>
+            <w:pict>
+              <v:line w14:anchorId="07AAB4D1" id="Straight Connector 34" o:spid="_x0000_s1026" style="position:absolute;flip:x y;z-index:251687936;visibility:visible;mso-wrap-style:square;mso-wrap-distance-left:9pt;mso-wrap-distance-top:0;mso-wrap-distance-right:9pt;mso-wrap-distance-bottom:0;mso-position-horizontal:absolute;mso-position-horizontal-relative:text;mso-position-vertical:absolute;mso-position-vertical-relative:text" from="103.2pt,26.4pt" to="151.8pt,56.4pt" o:gfxdata="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" strokecolor="black [3200]" strokeweight=".5pt">
+                <v:stroke joinstyle="miter"/>
+              </v:line>
+            </w:pict>
+          </mc:Fallback>
+        </mc:AlternateContent>
+      </w:r>
+      <w:r>
+        <w:rPr>
+          <w:noProof/>
+        </w:rPr>
+        <mc:AlternateContent>
+          <mc:Choice Requires="wps">
+            <w:drawing>
+              <wp:anchor distT="0" distB="0" distL="114300" distR="114300" simplePos="0" relativeHeight="251686912" behindDoc="0" locked="0" layoutInCell="1" allowOverlap="1" wp14:anchorId="118A81D2" wp14:editId="424B4BD4">
+                <wp:simplePos x="0" y="0"/>
+                <wp:positionH relativeFrom="column">
+                  <wp:posOffset>518160</wp:posOffset>
+                </wp:positionH>
+                <wp:positionV relativeFrom="paragraph">
+                  <wp:posOffset>335280</wp:posOffset>
+                </wp:positionV>
+                <wp:extent cx="693420" cy="381000"/>
+                <wp:effectExtent l="0" t="0" r="30480" b="19050"/>
+                <wp:wrapNone/>
+                <wp:docPr id="1687481481" name="Straight Connector 31"/>
+                <wp:cNvGraphicFramePr/>
+                <a:graphic xmlns:a="http://schemas.openxmlformats.org/drawingml/2006/main">
+                  <a:graphicData uri="http://schemas.microsoft.com/office/word/2010/wordprocessingShape">
+                    <wps:wsp>
+                      <wps:cNvCnPr/>
+                      <wps:spPr>
+                        <a:xfrm flipV="1">
+                          <a:off x="0" y="0"/>
+                          <a:ext cx="693420" cy="381000"/>
+                        </a:xfrm>
+                        <a:prstGeom prst="line">
+                          <a:avLst/>
+                        </a:prstGeom>
+                      </wps:spPr>
+                      <wps:style>
+                        <a:lnRef idx="1">
+                          <a:schemeClr val="dk1"/>
+                        </a:lnRef>
+                        <a:fillRef idx="0">
+                          <a:schemeClr val="dk1"/>
+                        </a:fillRef>
+                        <a:effectRef idx="0">
+                          <a:schemeClr val="dk1"/>
+                        </a:effectRef>
+                        <a:fontRef idx="minor">
+                          <a:schemeClr val="tx1"/>
+                        </a:fontRef>
+                      </wps:style>
+                      <wps:bodyPr/>
+                    </wps:wsp>
+                  </a:graphicData>
+                </a:graphic>
+              </wp:anchor>
+            </w:drawing>
+          </mc:Choice>
+          <mc:Fallback>
+            <w:pict>
+              <v:line w14:anchorId="23BAE5BF" id="Straight Connector 31" o:spid="_x0000_s1026" style="position:absolute;flip:y;z-index:251686912;visibility:visible;mso-wrap-style:square;mso-wrap-distance-left:9pt;mso-wrap-distance-top:0;mso-wrap-distance-right:9pt;mso-wrap-distance-bottom:0;mso-position-horizontal:absolute;mso-position-horizontal-relative:text;mso-position-vertical:absolute;mso-position-vertical-relative:text" from="40.8pt,26.4pt" to="95.4pt,56.4pt" o:gfxdata="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" strokecolor="black [3200]" strokeweight=".5pt">
+                <v:stroke joinstyle="miter"/>
+              </v:line>
+            </w:pict>
+          </mc:Fallback>
+        </mc:AlternateContent>
+      </w:r>
+      <w:r>
+        <w:rPr>
+          <w:noProof/>
+        </w:rPr>
+        <mc:AlternateContent>
+          <mc:Choice Requires="wps">
+            <w:drawing>
+              <wp:anchor distT="0" distB="0" distL="114300" distR="114300" simplePos="0" relativeHeight="251685888" behindDoc="0" locked="0" layoutInCell="1" allowOverlap="1" wp14:anchorId="4F63A52E" wp14:editId="42F8D4FF">
+                <wp:simplePos x="0" y="0"/>
+                <wp:positionH relativeFrom="column">
+                  <wp:posOffset>944880</wp:posOffset>
+                </wp:positionH>
+                <wp:positionV relativeFrom="paragraph">
+                  <wp:posOffset>1402080</wp:posOffset>
+                </wp:positionV>
+                <wp:extent cx="655320" cy="304800"/>
+                <wp:effectExtent l="0" t="0" r="11430" b="19050"/>
+                <wp:wrapNone/>
+                <wp:docPr id="1238292686" name="Text Box 30"/>
+                <wp:cNvGraphicFramePr/>
+                <a:graphic xmlns:a="http://schemas.openxmlformats.org/drawingml/2006/main">
+                  <a:graphicData uri="http://schemas.microsoft.com/office/word/2010/wordprocessingShape">
+                    <wps:wsp>
+                      <wps:cNvSpPr txBox="1"/>
+                      <wps:spPr>
+                        <a:xfrm>
+                          <a:off x="0" y="0"/>
+                          <a:ext cx="655320" cy="304800"/>
+                        </a:xfrm>
+                        <a:prstGeom prst="rect">
+                          <a:avLst/>
+                        </a:prstGeom>
+                        <a:solidFill>
+                          <a:schemeClr val="lt1"/>
+                        </a:solidFill>
+                        <a:ln w="6350">
+                          <a:solidFill>
+                            <a:prstClr val="black"/>
+                          </a:solidFill>
+                        </a:ln>
+                      </wps:spPr>
+                      <wps:txbx>
+                        <w:txbxContent>
+                          <w:p>
+                            <w:r>
+                              <w:t>Derived</w:t>
+                            </w:r>
+                          </w:p>
+                        </w:txbxContent>
+                      </wps:txbx>
+                      <wps:bodyPr rot="0" spcFirstLastPara="0" vertOverflow="overflow" horzOverflow="overflow" vert="horz" wrap="square" lIns="91440" tIns="45720" rIns="91440" bIns="45720" numCol="1" spcCol="0" rtlCol="0" fromWordArt="0" anchor="t" anchorCtr="0" forceAA="0" compatLnSpc="1">
+                        <a:prstTxWarp prst="textNoShape">
+                          <a:avLst/>
+                        </a:prstTxWarp>
+                        <a:noAutofit/>
+                      </wps:bodyPr>
+                    </wps:wsp>
+                  </a:graphicData>
+                </a:graphic>
+                <wp14:sizeRelH relativeFrom="margin">
+                  <wp14:pctWidth>0</wp14:pctWidth>
+                </wp14:sizeRelH>
+                <wp14:sizeRelV relativeFrom="margin">
+                  <wp14:pctHeight>0</wp14:pctHeight>
+                </wp14:sizeRelV>
+              </wp:anchor>
+            </w:drawing>
+          </mc:Choice>
+          <mc:Fallback>
+            <w:pict>
+              <v:shape w14:anchorId="4F63A52E" id="Text Box 30" o:spid="_x0000_s1039" type="#_x0000_t202" style="position:absolute;margin-left:74.4pt;margin-top:110.4pt;width:51.6pt;height:24pt;z-index:251685888;visibility:visible;mso-wrap-style:square;mso-width-percent:0;mso-height-percent:0;mso-wrap-distance-left:9pt;mso-wrap-distance-top:0;mso-wrap-distance-right:9pt;mso-wrap-distance-bottom:0;mso-position-horizontal:absolute;mso-position-horizontal-relative:text;mso-position-vertical:absolute;mso-position-vertical-relative:text;mso-width-percent:0;mso-height-percent:0;mso-width-relative:margin;mso-height-relative:margin;v-text-anchor:top" o:gfxdata="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" fillcolor="white [3201]" strokeweight=".5pt">
+                <v:textbox>
+                  <w:txbxContent>
+                    <w:p>
+                      <w:r>
+                        <w:t>Derived</w:t>
+                      </w:r>
+                    </w:p>
+                  </w:txbxContent>
+                </v:textbox>
+              </v:shape>
+            </w:pict>
+          </mc:Fallback>
+        </mc:AlternateContent>
+      </w:r>
+      <w:r>
+        <w:rPr>
+          <w:noProof/>
+        </w:rPr>
+        <mc:AlternateContent>
+          <mc:Choice Requires="wps">
+            <w:drawing>
+              <wp:anchor distT="0" distB="0" distL="114300" distR="114300" simplePos="0" relativeHeight="251684864" behindDoc="0" locked="0" layoutInCell="1" allowOverlap="1" wp14:anchorId="66ED4931" wp14:editId="2B41DB57">
+                <wp:simplePos x="0" y="0"/>
+                <wp:positionH relativeFrom="column">
+                  <wp:posOffset>1706880</wp:posOffset>
+                </wp:positionH>
+                <wp:positionV relativeFrom="paragraph">
+                  <wp:posOffset>716280</wp:posOffset>
+                </wp:positionV>
+                <wp:extent cx="647700" cy="312420"/>
+                <wp:effectExtent l="0" t="0" r="19050" b="11430"/>
+                <wp:wrapNone/>
+                <wp:docPr id="272061046" name="Text Box 28"/>
+                <wp:cNvGraphicFramePr/>
+                <a:graphic xmlns:a="http://schemas.openxmlformats.org/drawingml/2006/main">
+                  <a:graphicData uri="http://schemas.microsoft.com/office/word/2010/wordprocessingShape">
+                    <wps:wsp>
+                      <wps:cNvSpPr txBox="1"/>
+                      <wps:spPr>
+                        <a:xfrm>
+                          <a:off x="0" y="0"/>
+                          <a:ext cx="647700" cy="312420"/>
+                        </a:xfrm>
+                        <a:prstGeom prst="rect">
+                          <a:avLst/>
+                        </a:prstGeom>
+                        <a:solidFill>
+                          <a:schemeClr val="lt1"/>
+                        </a:solidFill>
+                        <a:ln w="6350">
+                          <a:solidFill>
+                            <a:prstClr val="black"/>
+                          </a:solidFill>
+                        </a:ln>
+                      </wps:spPr>
+                      <wps:txbx>
+                        <w:txbxContent>
+                          <w:p>
+                            <w:r>
+                              <w:t>Derived</w:t>
+                            </w:r>
+                          </w:p>
+                        </w:txbxContent>
+                      </wps:txbx>
+                      <wps:bodyPr rot="0" spcFirstLastPara="0" vertOverflow="overflow" horzOverflow="overflow" vert="horz" wrap="square" lIns="91440" tIns="45720" rIns="91440" bIns="45720" numCol="1" spcCol="0" rtlCol="0" fromWordArt="0" anchor="t" anchorCtr="0" forceAA="0" compatLnSpc="1">
+                        <a:prstTxWarp prst="textNoShape">
+                          <a:avLst/>
+                        </a:prstTxWarp>
+                        <a:noAutofit/>
+                      </wps:bodyPr>
+                    </wps:wsp>
+                  </a:graphicData>
+                </a:graphic>
+                <wp14:sizeRelH relativeFrom="margin">
+                  <wp14:pctWidth>0</wp14:pctWidth>
+                </wp14:sizeRelH>
+                <wp14:sizeRelV relativeFrom="margin">
+                  <wp14:pctHeight>0</wp14:pctHeight>
+                </wp14:sizeRelV>
+              </wp:anchor>
+            </w:drawing>
+          </mc:Choice>
+          <mc:Fallback>
+            <w:pict>
+              <v:shape w14:anchorId="66ED4931" id="Text Box 28" o:spid="_x0000_s1040" type="#_x0000_t202" style="position:absolute;margin-left:134.4pt;margin-top:56.4pt;width:51pt;height:24.6pt;z-index:251684864;visibility:visible;mso-wrap-style:square;mso-width-percent:0;mso-height-percent:0;mso-wrap-distance-left:9pt;mso-wrap-distance-top:0;mso-wrap-distance-right:9pt;mso-wrap-distance-bottom:0;mso-position-horizontal:absolute;mso-position-horizontal-relative:text;mso-position-vertical:absolute;mso-position-vertical-relative:text;mso-width-percent:0;mso-height-percent:0;mso-width-relative:margin;mso-height-relative:margin;v-text-anchor:top" o:gfxdata="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" fillcolor="white [3201]" strokeweight=".5pt">
+                <v:textbox>
+                  <w:txbxContent>
+                    <w:p>
+                      <w:r>
+                        <w:t>Derived</w:t>
+                      </w:r>
+                    </w:p>
+                  </w:txbxContent>
+                </v:textbox>
+              </v:shape>
+            </w:pict>
+          </mc:Fallback>
+        </mc:AlternateContent>
+      </w:r>
+      <w:r>
+        <w:rPr>
+          <w:noProof/>
+        </w:rPr>
+        <mc:AlternateContent>
+          <mc:Choice Requires="wps">
+            <w:drawing>
+              <wp:anchor distT="0" distB="0" distL="114300" distR="114300" simplePos="0" relativeHeight="251683840" behindDoc="0" locked="0" layoutInCell="1" allowOverlap="1" wp14:anchorId="7BF3E924" wp14:editId="46DF83B1">
+                <wp:simplePos x="0" y="0"/>
+                <wp:positionH relativeFrom="column">
+                  <wp:posOffset>175260</wp:posOffset>
+                </wp:positionH>
+                <wp:positionV relativeFrom="paragraph">
+                  <wp:posOffset>701040</wp:posOffset>
+                </wp:positionV>
+                <wp:extent cx="647700" cy="289560"/>
+                <wp:effectExtent l="0" t="0" r="19050" b="15240"/>
+                <wp:wrapNone/>
+                <wp:docPr id="564976219" name="Text Box 27"/>
+                <wp:cNvGraphicFramePr/>
+                <a:graphic xmlns:a="http://schemas.openxmlformats.org/drawingml/2006/main">
+                  <a:graphicData uri="http://schemas.microsoft.com/office/word/2010/wordprocessingShape">
+                    <wps:wsp>
+                      <wps:cNvSpPr txBox="1"/>
+                      <wps:spPr>
+                        <a:xfrm>
+                          <a:off x="0" y="0"/>
+                          <a:ext cx="647700" cy="289560"/>
+                        </a:xfrm>
+                        <a:prstGeom prst="rect">
+                          <a:avLst/>
+                        </a:prstGeom>
+                        <a:solidFill>
+                          <a:schemeClr val="lt1"/>
+                        </a:solidFill>
+                        <a:ln w="6350">
+                          <a:solidFill>
+                            <a:prstClr val="black"/>
+                          </a:solidFill>
+                        </a:ln>
+                      </wps:spPr>
+                      <wps:txbx>
+                        <w:txbxContent>
+                          <w:p>
+                            <w:r>
+                              <w:t>Derived</w:t>
+                            </w:r>
+                          </w:p>
+                        </w:txbxContent>
+                      </wps:txbx>
+                      <wps:bodyPr rot="0" spcFirstLastPara="0" vertOverflow="overflow" horzOverflow="overflow" vert="horz" wrap="square" lIns="91440" tIns="45720" rIns="91440" bIns="45720" numCol="1" spcCol="0" rtlCol="0" fromWordArt="0" anchor="t" anchorCtr="0" forceAA="0" compatLnSpc="1">
+                        <a:prstTxWarp prst="textNoShape">
+                          <a:avLst/>
+                        </a:prstTxWarp>
+                        <a:noAutofit/>
+                      </wps:bodyPr>
+                    </wps:wsp>
+                  </a:graphicData>
+                </a:graphic>
+                <wp14:sizeRelH relativeFrom="margin">
+                  <wp14:pctWidth>0</wp14:pctWidth>
+                </wp14:sizeRelH>
+                <wp14:sizeRelV relativeFrom="margin">
+                  <wp14:pctHeight>0</wp14:pctHeight>
+                </wp14:sizeRelV>
+              </wp:anchor>
+            </w:drawing>
+          </mc:Choice>
+          <mc:Fallback>
+            <w:pict>
+              <v:shape w14:anchorId="7BF3E924" id="Text Box 27" o:spid="_x0000_s1041" type="#_x0000_t202" style="position:absolute;margin-left:13.8pt;margin-top:55.2pt;width:51pt;height:22.8pt;z-index:251683840;visibility:visible;mso-wrap-style:square;mso-width-percent:0;mso-height-percent:0;mso-wrap-distance-left:9pt;mso-wrap-distance-top:0;mso-wrap-distance-right:9pt;mso-wrap-distance-bottom:0;mso-position-horizontal:absolute;mso-position-horizontal-relative:text;mso-position-vertical:absolute;mso-position-vertical-relative:text;mso-width-percent:0;mso-height-percent:0;mso-width-relative:margin;mso-height-relative:margin;v-text-anchor:top" o:gfxdata="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" fillcolor="white [3201]" strokeweight=".5pt">
+                <v:textbox>
+                  <w:txbxContent>
+                    <w:p>
+                      <w:r>
+                        <w:t>Derived</w:t>
+                      </w:r>
+                    </w:p>
+                  </w:txbxContent>
+                </v:textbox>
+              </v:shape>
+            </w:pict>
+          </mc:Fallback>
+        </mc:AlternateContent>
+      </w:r>
+      <w:r>
+        <w:rPr>
+          <w:noProof/>
+        </w:rPr>
+        <mc:AlternateContent>
+          <mc:Choice Requires="wps">
+            <w:drawing>
+              <wp:anchor distT="0" distB="0" distL="114300" distR="114300" simplePos="0" relativeHeight="251682816" behindDoc="0" locked="0" layoutInCell="1" allowOverlap="1" wp14:anchorId="148B1097" wp14:editId="71DD1D4B">
+                <wp:simplePos x="0" y="0"/>
+                <wp:positionH relativeFrom="column">
+                  <wp:posOffset>975360</wp:posOffset>
+                </wp:positionH>
+                <wp:positionV relativeFrom="paragraph">
+                  <wp:posOffset>38100</wp:posOffset>
+                </wp:positionV>
+                <wp:extent cx="472440" cy="297180"/>
+                <wp:effectExtent l="0" t="0" r="22860" b="26670"/>
+                <wp:wrapNone/>
+                <wp:docPr id="1073802990" name="Text Box 26"/>
+                <wp:cNvGraphicFramePr/>
+                <a:graphic xmlns:a="http://schemas.openxmlformats.org/drawingml/2006/main">
+                  <a:graphicData uri="http://schemas.microsoft.com/office/word/2010/wordprocessingShape">
+                    <wps:wsp>
+                      <wps:cNvSpPr txBox="1"/>
+                      <wps:spPr>
+                        <a:xfrm>
+                          <a:off x="0" y="0"/>
+                          <a:ext cx="472440" cy="297180"/>
+                        </a:xfrm>
+                        <a:prstGeom prst="rect">
+                          <a:avLst/>
+                        </a:prstGeom>
+                        <a:solidFill>
+                          <a:schemeClr val="lt1"/>
+                        </a:solidFill>
+                        <a:ln w="6350">
+                          <a:solidFill>
+                            <a:prstClr val="black"/>
+                          </a:solidFill>
+                        </a:ln>
+                      </wps:spPr>
+                      <wps:txbx>
+                        <w:txbxContent>
+                          <w:p>
+                            <w:r>
+                              <w:t>Base</w:t>
+                            </w:r>
+                          </w:p>
+                        </w:txbxContent>
+                      </wps:txbx>
+                      <wps:bodyPr rot="0" spcFirstLastPara="0" vertOverflow="overflow" horzOverflow="overflow" vert="horz" wrap="square" lIns="91440" tIns="45720" rIns="91440" bIns="45720" numCol="1" spcCol="0" rtlCol="0" fromWordArt="0" anchor="t" anchorCtr="0" forceAA="0" compatLnSpc="1">
+                        <a:prstTxWarp prst="textNoShape">
+                          <a:avLst/>
+                        </a:prstTxWarp>
+                        <a:noAutofit/>
+                      </wps:bodyPr>
+                    </wps:wsp>
+                  </a:graphicData>
+                </a:graphic>
+                <wp14:sizeRelH relativeFrom="margin">
+                  <wp14:pctWidth>0</wp14:pctWidth>
+                </wp14:sizeRelH>
+                <wp14:sizeRelV relativeFrom="margin">
+                  <wp14:pctHeight>0</wp14:pctHeight>
+                </wp14:sizeRelV>
+              </wp:anchor>
+            </w:drawing>
+          </mc:Choice>
+          <mc:Fallback>
+            <w:pict>
+              <v:shape w14:anchorId="148B1097" id="Text Box 26" o:spid="_x0000_s1042" type="#_x0000_t202" style="position:absolute;margin-left:76.8pt;margin-top:3pt;width:37.2pt;height:23.4pt;z-index:251682816;visibility:visible;mso-wrap-style:square;mso-width-percent:0;mso-height-percent:0;mso-wrap-distance-left:9pt;mso-wrap-distance-top:0;mso-wrap-distance-right:9pt;mso-wrap-distance-bottom:0;mso-position-horizontal:absolute;mso-position-horizontal-relative:text;mso-position-vertical:absolute;mso-position-vertical-relative:text;mso-width-percent:0;mso-height-percent:0;mso-width-relative:margin;mso-height-relative:margin;v-text-anchor:top" o:gfxdata="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" fillcolor="white [3201]" strokeweight=".5pt">
+                <v:textbox>
+                  <w:txbxContent>
+                    <w:p>
+                      <w:r>
+                        <w:t>Base</w:t>
+                      </w:r>
+                    </w:p>
+                  </w:txbxContent>
+                </v:textbox>
+              </v:shape>
+            </w:pict>
+          </mc:Fallback>
+        </mc:AlternateContent>
+      </w:r>
+    </w:p>
+    <w:p/>
+    <w:p/>
+    <w:p/>
+    <w:p/>
+    <w:p/>
+    <w:p/>
+    <w:p>
+      <w:pPr>
+        <w:rPr>
+          <w:b/>
+          <w:bCs/>
+          <w:sz w:val="28"/>
+          <w:szCs w:val="28"/>
+        </w:rPr>
+      </w:pPr>
+      <w:r>
+        <w:rPr>
+          <w:b/>
+          <w:bCs/>
+          <w:sz w:val="28"/>
+          <w:szCs w:val="28"/>
+        </w:rPr>
+        <w:t>Multilevel Inheritance:</w:t>
+      </w:r>
+    </w:p>
+    <w:p>
+      <w:r>
+        <w:rPr>
+          <w:noProof/>
+        </w:rPr>
+        <mc:AlternateContent>
+          <mc:Choice Requires="wps">
+            <w:drawing>
+              <wp:anchor distT="0" distB="0" distL="114300" distR="114300" simplePos="0" relativeHeight="251695104" behindDoc="0" locked="0" layoutInCell="1" allowOverlap="1" wp14:anchorId="1D08E092" wp14:editId="40E4CE38">
+                <wp:simplePos x="0" y="0"/>
+                <wp:positionH relativeFrom="column">
+                  <wp:posOffset>845820</wp:posOffset>
+                </wp:positionH>
+                <wp:positionV relativeFrom="paragraph">
+                  <wp:posOffset>887730</wp:posOffset>
+                </wp:positionV>
+                <wp:extent cx="30480" cy="350520"/>
+                <wp:effectExtent l="0" t="0" r="26670" b="30480"/>
+                <wp:wrapNone/>
+                <wp:docPr id="827425319" name="Straight Connector 41"/>
+                <wp:cNvGraphicFramePr/>
+                <a:graphic xmlns:a="http://schemas.openxmlformats.org/drawingml/2006/main">
+                  <a:graphicData uri="http://schemas.microsoft.com/office/word/2010/wordprocessingShape">
+                    <wps:wsp>
+                      <wps:cNvCnPr/>
+                      <wps:spPr>
+                        <a:xfrm>
+                          <a:off x="0" y="0"/>
+                          <a:ext cx="30480" cy="350520"/>
+                        </a:xfrm>
+                        <a:prstGeom prst="line">
+                          <a:avLst/>
+                        </a:prstGeom>
+                      </wps:spPr>
+                      <wps:style>
+                        <a:lnRef idx="1">
+                          <a:schemeClr val="dk1"/>
+                        </a:lnRef>
+                        <a:fillRef idx="0">
+                          <a:schemeClr val="dk1"/>
+                        </a:fillRef>
+                        <a:effectRef idx="0">
+                          <a:schemeClr val="dk1"/>
+                        </a:effectRef>
+                        <a:fontRef idx="minor">
+                          <a:schemeClr val="tx1"/>
+                        </a:fontRef>
+                      </wps:style>
+                      <wps:bodyPr/>
+                    </wps:wsp>
+                  </a:graphicData>
+                </a:graphic>
+              </wp:anchor>
+            </w:drawing>
+          </mc:Choice>
+          <mc:Fallback>
+            <w:pict>
+              <v:line w14:anchorId="06609F07" id="Straight Connector 41" o:spid="_x0000_s1026" style="position:absolute;z-index:251695104;visibility:visible;mso-wrap-style:square;mso-wrap-distance-left:9pt;mso-wrap-distance-top:0;mso-wrap-distance-right:9pt;mso-wrap-distance-bottom:0;mso-position-horizontal:absolute;mso-position-horizontal-relative:text;mso-position-vertical:absolute;mso-position-vertical-relative:text" from="66.6pt,69.9pt" to="69pt,97.5pt" o:gfxdata="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" strokecolor="black [3200]" strokeweight=".5pt">
+                <v:stroke joinstyle="miter"/>
+              </v:line>
+            </w:pict>
+          </mc:Fallback>
+        </mc:AlternateContent>
+      </w:r>
+      <w:r>
+        <w:rPr>
+          <w:noProof/>
+        </w:rPr>
+        <mc:AlternateContent>
+          <mc:Choice Requires="wps">
+            <w:drawing>
+              <wp:anchor distT="0" distB="0" distL="114300" distR="114300" simplePos="0" relativeHeight="251694080" behindDoc="0" locked="0" layoutInCell="1" allowOverlap="1" wp14:anchorId="7C34033E" wp14:editId="34CAA800">
+                <wp:simplePos x="0" y="0"/>
+                <wp:positionH relativeFrom="column">
+                  <wp:posOffset>800100</wp:posOffset>
+                </wp:positionH>
+                <wp:positionV relativeFrom="paragraph">
+                  <wp:posOffset>339090</wp:posOffset>
+                </wp:positionV>
+                <wp:extent cx="15240" cy="259080"/>
+                <wp:effectExtent l="0" t="0" r="22860" b="26670"/>
+                <wp:wrapNone/>
+                <wp:docPr id="19312474" name="Straight Connector 40"/>
+                <wp:cNvGraphicFramePr/>
+                <a:graphic xmlns:a="http://schemas.openxmlformats.org/drawingml/2006/main">
+                  <a:graphicData uri="http://schemas.microsoft.com/office/word/2010/wordprocessingShape">
+                    <wps:wsp>
+                      <wps:cNvCnPr/>
+                      <wps:spPr>
+                        <a:xfrm>
+                          <a:off x="0" y="0"/>
+                          <a:ext cx="15240" cy="259080"/>
+                        </a:xfrm>
+                        <a:prstGeom prst="line">
+                          <a:avLst/>
+                        </a:prstGeom>
+                      </wps:spPr>
+                      <wps:style>
+                        <a:lnRef idx="1">
+                          <a:schemeClr val="dk1"/>
+                        </a:lnRef>
+                        <a:fillRef idx="0">
+                          <a:schemeClr val="dk1"/>
+                        </a:fillRef>
+                        <a:effectRef idx="0">
+                          <a:schemeClr val="dk1"/>
+                        </a:effectRef>
+                        <a:fontRef idx="minor">
+                          <a:schemeClr val="tx1"/>
+                        </a:fontRef>
+                      </wps:style>
+                      <wps:bodyPr/>
+                    </wps:wsp>
+                  </a:graphicData>
+                </a:graphic>
+              </wp:anchor>
+            </w:drawing>
+          </mc:Choice>
+          <mc:Fallback>
+            <w:pict>
+              <v:line w14:anchorId="5DE0DC4A" id="Straight Connector 40" o:spid="_x0000_s1026" style="position:absolute;z-index:251694080;visibility:visible;mso-wrap-style:square;mso-wrap-distance-left:9pt;mso-wrap-distance-top:0;mso-wrap-distance-right:9pt;mso-wrap-distance-bottom:0;mso-position-horizontal:absolute;mso-position-horizontal-relative:text;mso-position-vertical:absolute;mso-position-vertical-relative:text" from="63pt,26.7pt" to="64.2pt,47.1pt" o:gfxdata="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" strokecolor="black [3200]" strokeweight=".5pt">
+                <v:stroke joinstyle="miter"/>
+              </v:line>
+            </w:pict>
+          </mc:Fallback>
+        </mc:AlternateContent>
+      </w:r>
+      <w:r>
+        <w:rPr>
+          <w:noProof/>
+        </w:rPr>
+        <mc:AlternateContent>
+          <mc:Choice Requires="wps">
+            <w:drawing>
+              <wp:anchor distT="0" distB="0" distL="114300" distR="114300" simplePos="0" relativeHeight="251693056" behindDoc="0" locked="0" layoutInCell="1" allowOverlap="1" wp14:anchorId="69382588" wp14:editId="1516019B">
+                <wp:simplePos x="0" y="0"/>
+                <wp:positionH relativeFrom="column">
+                  <wp:posOffset>480060</wp:posOffset>
+                </wp:positionH>
+                <wp:positionV relativeFrom="paragraph">
+                  <wp:posOffset>1230630</wp:posOffset>
+                </wp:positionV>
+                <wp:extent cx="769620" cy="289560"/>
+                <wp:effectExtent l="0" t="0" r="11430" b="15240"/>
+                <wp:wrapNone/>
+                <wp:docPr id="433496845" name="Text Box 39"/>
+                <wp:cNvGraphicFramePr/>
+                <a:graphic xmlns:a="http://schemas.openxmlformats.org/drawingml/2006/main">
+                  <a:graphicData uri="http://schemas.microsoft.com/office/word/2010/wordprocessingShape">
+                    <wps:wsp>
+                      <wps:cNvSpPr txBox="1"/>
+                      <wps:spPr>
+                        <a:xfrm>
+                          <a:off x="0" y="0"/>
+                          <a:ext cx="769620" cy="289560"/>
+                        </a:xfrm>
+                        <a:prstGeom prst="rect">
+                          <a:avLst/>
+                        </a:prstGeom>
+                        <a:solidFill>
+                          <a:schemeClr val="lt1"/>
+                        </a:solidFill>
+                        <a:ln w="6350">
+                          <a:solidFill>
+                            <a:prstClr val="black"/>
+                          </a:solidFill>
+                        </a:ln>
+                      </wps:spPr>
+                      <wps:txbx>
+                        <w:txbxContent>
+                          <w:p>
+                            <w:r>
+                              <w:t>Derived 2</w:t>
+                            </w:r>
+                          </w:p>
+                        </w:txbxContent>
+                      </wps:txbx>
+                      <wps:bodyPr rot="0" spcFirstLastPara="0" vertOverflow="overflow" horzOverflow="overflow" vert="horz" wrap="square" lIns="91440" tIns="45720" rIns="91440" bIns="45720" numCol="1" spcCol="0" rtlCol="0" fromWordArt="0" anchor="t" anchorCtr="0" forceAA="0" compatLnSpc="1">
+                        <a:prstTxWarp prst="textNoShape">
+                          <a:avLst/>
+                        </a:prstTxWarp>
+                        <a:noAutofit/>
+                      </wps:bodyPr>
+                    </wps:wsp>
+                  </a:graphicData>
+                </a:graphic>
+                <wp14:sizeRelH relativeFrom="margin">
+                  <wp14:pctWidth>0</wp14:pctWidth>
+                </wp14:sizeRelH>
+                <wp14:sizeRelV relativeFrom="margin">
+                  <wp14:pctHeight>0</wp14:pctHeight>
+                </wp14:sizeRelV>
+              </wp:anchor>
+            </w:drawing>
+          </mc:Choice>
+          <mc:Fallback>
+            <w:pict>
+              <v:shape w14:anchorId="69382588" id="Text Box 39" o:spid="_x0000_s1043" type="#_x0000_t202" style="position:absolute;margin-left:37.8pt;margin-top:96.9pt;width:60.6pt;height:22.8pt;z-index:251693056;visibility:visible;mso-wrap-style:square;mso-width-percent:0;mso-height-percent:0;mso-wrap-distance-left:9pt;mso-wrap-distance-top:0;mso-wrap-distance-right:9pt;mso-wrap-distance-bottom:0;mso-position-horizontal:absolute;mso-position-horizontal-relative:text;mso-position-vertical:absolute;mso-position-vertical-relative:text;mso-width-percent:0;mso-height-percent:0;mso-width-relative:margin;mso-height-relative:margin;v-text-anchor:top" o:gfxdata="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" fillcolor="white [3201]" strokeweight=".5pt">
+                <v:textbox>
+                  <w:txbxContent>
+                    <w:p>
+                      <w:r>
+                        <w:t>Derived 2</w:t>
+                      </w:r>
+                    </w:p>
+                  </w:txbxContent>
+                </v:textbox>
+              </v:shape>
+            </w:pict>
+          </mc:Fallback>
+        </mc:AlternateContent>
+      </w:r>
+      <w:r>
+        <w:rPr>
+          <w:noProof/>
+        </w:rPr>
+        <mc:AlternateContent>
+          <mc:Choice Requires="wps">
+            <w:drawing>
+              <wp:anchor distT="0" distB="0" distL="114300" distR="114300" simplePos="0" relativeHeight="251692032" behindDoc="0" locked="0" layoutInCell="1" allowOverlap="1" wp14:anchorId="3111639C" wp14:editId="1B6DBD01">
+                <wp:simplePos x="0" y="0"/>
+                <wp:positionH relativeFrom="column">
+                  <wp:posOffset>510540</wp:posOffset>
+                </wp:positionH>
+                <wp:positionV relativeFrom="paragraph">
+                  <wp:posOffset>598170</wp:posOffset>
+                </wp:positionV>
+                <wp:extent cx="769620" cy="289560"/>
+                <wp:effectExtent l="0" t="0" r="11430" b="15240"/>
+                <wp:wrapNone/>
+                <wp:docPr id="1385478826" name="Text Box 38"/>
+                <wp:cNvGraphicFramePr/>
+                <a:graphic xmlns:a="http://schemas.openxmlformats.org/drawingml/2006/main">
+                  <a:graphicData uri="http://schemas.microsoft.com/office/word/2010/wordprocessingShape">
+                    <wps:wsp>
+                      <wps:cNvSpPr txBox="1"/>
+                      <wps:spPr>
+                        <a:xfrm>
+                          <a:off x="0" y="0"/>
+                          <a:ext cx="769620" cy="289560"/>
+                        </a:xfrm>
+                        <a:prstGeom prst="rect">
+                          <a:avLst/>
+                        </a:prstGeom>
+                        <a:solidFill>
+                          <a:schemeClr val="lt1"/>
+                        </a:solidFill>
+                        <a:ln w="6350">
+                          <a:solidFill>
+                            <a:prstClr val="black"/>
+                          </a:solidFill>
+                        </a:ln>
+                      </wps:spPr>
+                      <wps:txbx>
+                        <w:txbxContent>
+                          <w:p>
+                            <w:r>
+                              <w:t>Derived 1</w:t>
+                            </w:r>
+                          </w:p>
+                        </w:txbxContent>
+                      </wps:txbx>
+                      <wps:bodyPr rot="0" spcFirstLastPara="0" vertOverflow="overflow" horzOverflow="overflow" vert="horz" wrap="square" lIns="91440" tIns="45720" rIns="91440" bIns="45720" numCol="1" spcCol="0" rtlCol="0" fromWordArt="0" anchor="t" anchorCtr="0" forceAA="0" compatLnSpc="1">
+                        <a:prstTxWarp prst="textNoShape">
+                          <a:avLst/>
+                        </a:prstTxWarp>
+                        <a:noAutofit/>
+                      </wps:bodyPr>
+                    </wps:wsp>
+                  </a:graphicData>
+                </a:graphic>
+                <wp14:sizeRelH relativeFrom="margin">
+                  <wp14:pctWidth>0</wp14:pctWidth>
+                </wp14:sizeRelH>
+                <wp14:sizeRelV relativeFrom="margin">
+                  <wp14:pctHeight>0</wp14:pctHeight>
+                </wp14:sizeRelV>
+              </wp:anchor>
+            </w:drawing>
+          </mc:Choice>
+          <mc:Fallback>
+            <w:pict>
+              <v:shape w14:anchorId="3111639C" id="Text Box 38" o:spid="_x0000_s1044" type="#_x0000_t202" style="position:absolute;margin-left:40.2pt;margin-top:47.1pt;width:60.6pt;height:22.8pt;z-index:251692032;visibility:visible;mso-wrap-style:square;mso-width-percent:0;mso-height-percent:0;mso-wrap-distance-left:9pt;mso-wrap-distance-top:0;mso-wrap-distance-right:9pt;mso-wrap-distance-bottom:0;mso-position-horizontal:absolute;mso-position-horizontal-relative:text;mso-position-vertical:absolute;mso-position-vertical-relative:text;mso-width-percent:0;mso-height-percent:0;mso-width-relative:margin;mso-height-relative:margin;v-text-anchor:top" o:gfxdata="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" fillcolor="white [3201]" strokeweight=".5pt">
+                <v:textbox>
+                  <w:txbxContent>
+                    <w:p>
+                      <w:r>
+                        <w:t>Derived 1</w:t>
+                      </w:r>
+                    </w:p>
+                  </w:txbxContent>
+                </v:textbox>
+              </v:shape>
+            </w:pict>
+          </mc:Fallback>
+        </mc:AlternateContent>
+      </w:r>
+      <w:r>
+        <w:rPr>
+          <w:noProof/>
+        </w:rPr>
+        <mc:AlternateContent>
+          <mc:Choice Requires="wps">
+            <w:drawing>
+              <wp:anchor distT="0" distB="0" distL="114300" distR="114300" simplePos="0" relativeHeight="251691008" behindDoc="0" locked="0" layoutInCell="1" allowOverlap="1" wp14:anchorId="6B024D14" wp14:editId="2726C255">
+                <wp:simplePos x="0" y="0"/>
+                <wp:positionH relativeFrom="column">
+                  <wp:posOffset>556260</wp:posOffset>
+                </wp:positionH>
+                <wp:positionV relativeFrom="paragraph">
+                  <wp:posOffset>34290</wp:posOffset>
+                </wp:positionV>
+                <wp:extent cx="487680" cy="297180"/>
+                <wp:effectExtent l="0" t="0" r="26670" b="26670"/>
+                <wp:wrapNone/>
+                <wp:docPr id="1708602818" name="Text Box 37"/>
+                <wp:cNvGraphicFramePr/>
+                <a:graphic xmlns:a="http://schemas.openxmlformats.org/drawingml/2006/main">
+                  <a:graphicData uri="http://schemas.microsoft.com/office/word/2010/wordprocessingShape">
+                    <wps:wsp>
+                      <wps:cNvSpPr txBox="1"/>
+                      <wps:spPr>
+                        <a:xfrm>
+                          <a:off x="0" y="0"/>
+                          <a:ext cx="487680" cy="297180"/>
+                        </a:xfrm>
+                        <a:prstGeom prst="rect">
+                          <a:avLst/>
+                        </a:prstGeom>
+                        <a:solidFill>
+                          <a:schemeClr val="lt1"/>
+                        </a:solidFill>
+                        <a:ln w="6350">
+                          <a:solidFill>
+                            <a:prstClr val="black"/>
+                          </a:solidFill>
+                        </a:ln>
+                      </wps:spPr>
+                      <wps:txbx>
+                        <w:txbxContent>
+                          <w:p>
+                            <w:r>
+                              <w:t>Base</w:t>
+                            </w:r>
+                          </w:p>
+                        </w:txbxContent>
+                      </wps:txbx>
+                      <wps:bodyPr rot="0" spcFirstLastPara="0" vertOverflow="overflow" horzOverflow="overflow" vert="horz" wrap="square" lIns="91440" tIns="45720" rIns="91440" bIns="45720" numCol="1" spcCol="0" rtlCol="0" fromWordArt="0" anchor="t" anchorCtr="0" forceAA="0" compatLnSpc="1">
+                        <a:prstTxWarp prst="textNoShape">
+                          <a:avLst/>
+                        </a:prstTxWarp>
+                        <a:noAutofit/>
+                      </wps:bodyPr>
+                    </wps:wsp>
+                  </a:graphicData>
+                </a:graphic>
+                <wp14:sizeRelH relativeFrom="margin">
+                  <wp14:pctWidth>0</wp14:pctWidth>
+                </wp14:sizeRelH>
+                <wp14:sizeRelV relativeFrom="margin">
+                  <wp14:pctHeight>0</wp14:pctHeight>
+                </wp14:sizeRelV>
+              </wp:anchor>
+            </w:drawing>
+          </mc:Choice>
+          <mc:Fallback>
+            <w:pict>
+              <v:shape w14:anchorId="6B024D14" id="Text Box 37" o:spid="_x0000_s1045" type="#_x0000_t202" style="position:absolute;margin-left:43.8pt;margin-top:2.7pt;width:38.4pt;height:23.4pt;z-index:251691008;visibility:visible;mso-wrap-style:square;mso-width-percent:0;mso-height-percent:0;mso-wrap-distance-left:9pt;mso-wrap-distance-top:0;mso-wrap-distance-right:9pt;mso-wrap-distance-bottom:0;mso-position-horizontal:absolute;mso-position-horizontal-relative:text;mso-position-vertical:absolute;mso-position-vertical-relative:text;mso-width-percent:0;mso-height-percent:0;mso-width-relative:margin;mso-height-relative:margin;v-text-anchor:top" o:gfxdata="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" fillcolor="white [3201]" strokeweight=".5pt">
+                <v:textbox>
+                  <w:txbxContent>
+                    <w:p>
+                      <w:r>
+                        <w:t>Base</w:t>
+                      </w:r>
+                    </w:p>
+                  </w:txbxContent>
+                </v:textbox>
+              </v:shape>
+            </w:pict>
+          </mc:Fallback>
+        </mc:AlternateContent>
+      </w:r>
+    </w:p>
     <w:sectPr>
       <w:pgSz w:w="11906" w:h="16838"/>
       <w:pgMar w:top="1440" w:right="1440" w:bottom="1440" w:left="1440" w:header="708" w:footer="708" w:gutter="0"/>
@@ -4516,7 +8474,6 @@
   <w:style w:type="character" w:default="1" w:styleId="DefaultParagraphFont">
     <w:name w:val="Default Paragraph Font"/>
     <w:uiPriority w:val="1"/>
-    <w:semiHidden/>
     <w:unhideWhenUsed/>
   </w:style>
   <w:style w:type="table" w:default="1" w:styleId="TableNormal">

--- a/C# Notes.docx
+++ b/C# Notes.docx
@@ -4806,15 +4806,7 @@
       </w:r>
       <w:proofErr w:type="spellEnd"/>
       <w:r>
-        <w:t xml:space="preserve"> </w:t>
-      </w:r>
-      <w:proofErr w:type="gramStart"/>
-      <w:r>
-        <w:t>identifier(</w:t>
-      </w:r>
-      <w:proofErr w:type="gramEnd"/>
-      <w:r>
-        <w:t>Parameters);</w:t>
+        <w:t xml:space="preserve"> identifier(Parameters);</w:t>
       </w:r>
       <w:r>
         <w:br/>
@@ -4883,7 +4875,6 @@
         <w:t xml:space="preserve">public class </w:t>
       </w:r>
       <w:proofErr w:type="spellStart"/>
-      <w:proofErr w:type="gramStart"/>
       <w:r>
         <w:t>M</w:t>
       </w:r>
@@ -4892,11 +4883,7 @@
       </w:r>
       <w:proofErr w:type="spellEnd"/>
       <w:r>
-        <w:t xml:space="preserve"> :</w:t>
-      </w:r>
-      <w:proofErr w:type="gramEnd"/>
-      <w:r>
-        <w:t xml:space="preserve"> </w:t>
+        <w:t xml:space="preserve"> : </w:t>
       </w:r>
       <w:proofErr w:type="spellStart"/>
       <w:r>
@@ -4913,22 +4900,12 @@
       </w:r>
       <w:r>
         <w:br/>
-        <w:t xml:space="preserve"> </w:t>
-      </w:r>
-      <w:proofErr w:type="gramStart"/>
-      <w:r>
-        <w:t xml:space="preserve">   {</w:t>
-      </w:r>
-      <w:proofErr w:type="gramEnd"/>
-      <w:r>
-        <w:br/>
-        <w:t xml:space="preserve">  </w:t>
-      </w:r>
-      <w:proofErr w:type="gramStart"/>
-      <w:r>
-        <w:t xml:space="preserve">  }</w:t>
-      </w:r>
-      <w:proofErr w:type="gramEnd"/>
+        <w:t xml:space="preserve">    {</w:t>
+      </w:r>
+      <w:r>
+        <w:br/>
+        <w:t xml:space="preserve">    }</w:t>
+      </w:r>
       <w:r>
         <w:br/>
         <w:t>}</w:t>
@@ -5667,14 +5644,7 @@
       </w:r>
       <w:r>
         <w:br/>
-      </w:r>
-      <w:proofErr w:type="spellStart"/>
-      <w:r>
-        <w:t>Multi level</w:t>
-      </w:r>
-      <w:proofErr w:type="spellEnd"/>
-      <w:r>
-        <w:t xml:space="preserve"> Inheritance</w:t>
+        <w:t>Multi level Inheritance</w:t>
       </w:r>
     </w:p>
     <w:p>
@@ -5854,7 +5824,7 @@
           </mc:Choice>
           <mc:Fallback>
             <w:pict>
-              <v:line w14:anchorId="5A43077B" id="Straight Connector 17" o:spid="_x0000_s1026" style="position:absolute;z-index:251674624;visibility:visible;mso-wrap-style:square;mso-wrap-distance-left:9pt;mso-wrap-distance-top:0;mso-wrap-distance-right:9pt;mso-wrap-distance-bottom:0;mso-position-horizontal:absolute;mso-position-horizontal-relative:text;mso-position-vertical:absolute;mso-position-vertical-relative:text" from="25.8pt,23.15pt" to="27pt,43.55pt" o:gfxdata="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" strokecolor="black [3200]" strokeweight=".5pt">
+              <v:line w14:anchorId="19580D41" id="Straight Connector 17" o:spid="_x0000_s1026" style="position:absolute;z-index:251674624;visibility:visible;mso-wrap-style:square;mso-wrap-distance-left:9pt;mso-wrap-distance-top:0;mso-wrap-distance-right:9pt;mso-wrap-distance-bottom:0;mso-position-horizontal:absolute;mso-position-horizontal-relative:text;mso-position-vertical:absolute;mso-position-vertical-relative:text" from="25.8pt,23.15pt" to="27pt,43.55pt" o:gfxdata="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" strokecolor="black [3200]" strokeweight=".5pt">
                 <v:stroke joinstyle="miter"/>
               </v:line>
             </w:pict>
@@ -6046,7 +6016,7 @@
           </mc:Choice>
           <mc:Fallback>
             <w:pict>
-              <v:line w14:anchorId="18990869" id="Straight Connector 19" o:spid="_x0000_s1026" style="position:absolute;flip:y;z-index:251676672;visibility:visible;mso-wrap-style:square;mso-wrap-distance-left:9pt;mso-wrap-distance-top:0;mso-wrap-distance-right:9pt;mso-wrap-distance-bottom:0;mso-position-horizontal:absolute;mso-position-horizontal-relative:text;mso-position-vertical:absolute;mso-position-vertical-relative:text" from="50.4pt,25.6pt" to="76.2pt,65.2pt" o:gfxdata="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" strokecolor="black [3200]" strokeweight=".5pt">
+              <v:line w14:anchorId="58C9A03C" id="Straight Connector 19" o:spid="_x0000_s1026" style="position:absolute;flip:y;z-index:251676672;visibility:visible;mso-wrap-style:square;mso-wrap-distance-left:9pt;mso-wrap-distance-top:0;mso-wrap-distance-right:9pt;mso-wrap-distance-bottom:0;mso-position-horizontal:absolute;mso-position-horizontal-relative:text;mso-position-vertical:absolute;mso-position-vertical-relative:text" from="50.4pt,25.6pt" to="76.2pt,65.2pt" o:gfxdata="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" strokecolor="black [3200]" strokeweight=".5pt">
                 <v:stroke joinstyle="miter"/>
               </v:line>
             </w:pict>
@@ -6109,7 +6079,7 @@
           </mc:Choice>
           <mc:Fallback>
             <w:pict>
-              <v:line w14:anchorId="086D64B6" id="Straight Connector 18" o:spid="_x0000_s1026" style="position:absolute;z-index:251675648;visibility:visible;mso-wrap-style:square;mso-wrap-distance-left:9pt;mso-wrap-distance-top:0;mso-wrap-distance-right:9pt;mso-wrap-distance-bottom:0;mso-position-horizontal:absolute;mso-position-horizontal-relative:text;mso-position-vertical:absolute;mso-position-vertical-relative:text" from="19.2pt,22.6pt" to="46.8pt,64.6pt" o:gfxdata="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" strokecolor="black [3200]" strokeweight=".5pt">
+              <v:line w14:anchorId="3EAB85D1" id="Straight Connector 18" o:spid="_x0000_s1026" style="position:absolute;z-index:251675648;visibility:visible;mso-wrap-style:square;mso-wrap-distance-left:9pt;mso-wrap-distance-top:0;mso-wrap-distance-right:9pt;mso-wrap-distance-bottom:0;mso-position-horizontal:absolute;mso-position-horizontal-relative:text;mso-position-vertical:absolute;mso-position-vertical-relative:text" from="19.2pt,22.6pt" to="46.8pt,64.6pt" o:gfxdata="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" strokecolor="black [3200]" strokeweight=".5pt">
                 <v:stroke joinstyle="miter"/>
               </v:line>
             </w:pict>
@@ -6464,7 +6434,7 @@
           </mc:Choice>
           <mc:Fallback>
             <w:pict>
-              <v:line w14:anchorId="24DEFB72" id="Straight Connector 25" o:spid="_x0000_s1026" style="position:absolute;flip:x y;z-index:251681792;visibility:visible;mso-wrap-style:square;mso-wrap-distance-left:9pt;mso-wrap-distance-top:0;mso-wrap-distance-right:9pt;mso-wrap-distance-bottom:0;mso-position-horizontal:absolute;mso-position-horizontal-relative:text;mso-position-vertical:absolute;mso-position-vertical-relative:text" from="77.4pt,24pt" to="120pt,58.2pt" o:gfxdata="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" strokecolor="black [3200]" strokeweight=".5pt">
+              <v:line w14:anchorId="71AEFA2D" id="Straight Connector 25" o:spid="_x0000_s1026" style="position:absolute;flip:x y;z-index:251681792;visibility:visible;mso-wrap-style:square;mso-wrap-distance-left:9pt;mso-wrap-distance-top:0;mso-wrap-distance-right:9pt;mso-wrap-distance-bottom:0;mso-position-horizontal:absolute;mso-position-horizontal-relative:text;mso-position-vertical:absolute;mso-position-vertical-relative:text" from="77.4pt,24pt" to="120pt,58.2pt" o:gfxdata="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" strokecolor="black [3200]" strokeweight=".5pt">
                 <v:stroke joinstyle="miter"/>
               </v:line>
             </w:pict>
@@ -6537,7 +6507,7 @@
           </mc:Choice>
           <mc:Fallback>
             <w:pict>
-              <v:line w14:anchorId="6F7D6F59" id="Straight Connector 24" o:spid="_x0000_s1026" style="position:absolute;flip:x;z-index:251680768;visibility:visible;mso-wrap-style:square;mso-width-percent:0;mso-height-percent:0;mso-wrap-distance-left:9pt;mso-wrap-distance-top:0;mso-wrap-distance-right:9pt;mso-wrap-distance-bottom:0;mso-position-horizontal:absolute;mso-position-horizontal-relative:text;mso-position-vertical:absolute;mso-position-vertical-relative:text;mso-width-percent:0;mso-height-percent:0;mso-width-relative:margin;mso-height-relative:margin" from="31.8pt,23.4pt" to="65.4pt,57.6pt" o:gfxdata="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" strokecolor="black [3200]" strokeweight=".5pt">
+              <v:line w14:anchorId="3145366A" id="Straight Connector 24" o:spid="_x0000_s1026" style="position:absolute;flip:x;z-index:251680768;visibility:visible;mso-wrap-style:square;mso-width-percent:0;mso-height-percent:0;mso-wrap-distance-left:9pt;mso-wrap-distance-top:0;mso-wrap-distance-right:9pt;mso-wrap-distance-bottom:0;mso-position-horizontal:absolute;mso-position-horizontal-relative:text;mso-position-vertical:absolute;mso-position-vertical-relative:text;mso-width-percent:0;mso-height-percent:0;mso-width-relative:margin;mso-height-relative:margin" from="31.8pt,23.4pt" to="65.4pt,57.6pt" o:gfxdata="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" strokecolor="black [3200]" strokeweight=".5pt">
                 <v:stroke joinstyle="miter"/>
               </v:line>
             </w:pict>
@@ -6916,7 +6886,7 @@
           </mc:Choice>
           <mc:Fallback>
             <w:pict>
-              <v:line w14:anchorId="3C097643" id="Straight Connector 36" o:spid="_x0000_s1026" style="position:absolute;flip:x;z-index:251689984;visibility:visible;mso-wrap-style:square;mso-wrap-distance-left:9pt;mso-wrap-distance-top:0;mso-wrap-distance-right:9pt;mso-wrap-distance-bottom:0;mso-position-horizontal:absolute;mso-position-horizontal-relative:text;mso-position-vertical:absolute;mso-position-vertical-relative:text" from="114pt,82.2pt" to="159pt,109.8pt" o:gfxdata="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" strokecolor="black [3200]" strokeweight=".5pt">
+              <v:line w14:anchorId="4BE48A8C" id="Straight Connector 36" o:spid="_x0000_s1026" style="position:absolute;flip:x;z-index:251689984;visibility:visible;mso-wrap-style:square;mso-wrap-distance-left:9pt;mso-wrap-distance-top:0;mso-wrap-distance-right:9pt;mso-wrap-distance-bottom:0;mso-position-horizontal:absolute;mso-position-horizontal-relative:text;mso-position-vertical:absolute;mso-position-vertical-relative:text" from="114pt,82.2pt" to="159pt,109.8pt" o:gfxdata="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" strokecolor="black [3200]" strokeweight=".5pt">
                 <v:stroke joinstyle="miter"/>
               </v:line>
             </w:pict>
@@ -6979,7 +6949,7 @@
           </mc:Choice>
           <mc:Fallback>
             <w:pict>
-              <v:line w14:anchorId="5EC56AA7" id="Straight Connector 35" o:spid="_x0000_s1026" style="position:absolute;z-index:251688960;visibility:visible;mso-wrap-style:square;mso-wrap-distance-left:9pt;mso-wrap-distance-top:0;mso-wrap-distance-right:9pt;mso-wrap-distance-bottom:0;mso-position-horizontal:absolute;mso-position-horizontal-relative:text;mso-position-vertical:absolute;mso-position-vertical-relative:text" from="43.2pt,79.2pt" to="94.8pt,111pt" o:gfxdata="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" strokecolor="black [3200]" strokeweight=".5pt">
+              <v:line w14:anchorId="406ADAD1" id="Straight Connector 35" o:spid="_x0000_s1026" style="position:absolute;z-index:251688960;visibility:visible;mso-wrap-style:square;mso-wrap-distance-left:9pt;mso-wrap-distance-top:0;mso-wrap-distance-right:9pt;mso-wrap-distance-bottom:0;mso-position-horizontal:absolute;mso-position-horizontal-relative:text;mso-position-vertical:absolute;mso-position-vertical-relative:text" from="43.2pt,79.2pt" to="94.8pt,111pt" o:gfxdata="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" strokecolor="black [3200]" strokeweight=".5pt">
                 <v:stroke joinstyle="miter"/>
               </v:line>
             </w:pict>
@@ -7042,7 +7012,7 @@
           </mc:Choice>
           <mc:Fallback>
             <w:pict>
-              <v:line w14:anchorId="07AAB4D1" id="Straight Connector 34" o:spid="_x0000_s1026" style="position:absolute;flip:x y;z-index:251687936;visibility:visible;mso-wrap-style:square;mso-wrap-distance-left:9pt;mso-wrap-distance-top:0;mso-wrap-distance-right:9pt;mso-wrap-distance-bottom:0;mso-position-horizontal:absolute;mso-position-horizontal-relative:text;mso-position-vertical:absolute;mso-position-vertical-relative:text" from="103.2pt,26.4pt" to="151.8pt,56.4pt" o:gfxdata="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" strokecolor="black [3200]" strokeweight=".5pt">
+              <v:line w14:anchorId="25024089" id="Straight Connector 34" o:spid="_x0000_s1026" style="position:absolute;flip:x y;z-index:251687936;visibility:visible;mso-wrap-style:square;mso-wrap-distance-left:9pt;mso-wrap-distance-top:0;mso-wrap-distance-right:9pt;mso-wrap-distance-bottom:0;mso-position-horizontal:absolute;mso-position-horizontal-relative:text;mso-position-vertical:absolute;mso-position-vertical-relative:text" from="103.2pt,26.4pt" to="151.8pt,56.4pt" o:gfxdata="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" strokecolor="black [3200]" strokeweight=".5pt">
                 <v:stroke joinstyle="miter"/>
               </v:line>
             </w:pict>
@@ -7105,7 +7075,7 @@
           </mc:Choice>
           <mc:Fallback>
             <w:pict>
-              <v:line w14:anchorId="23BAE5BF" id="Straight Connector 31" o:spid="_x0000_s1026" style="position:absolute;flip:y;z-index:251686912;visibility:visible;mso-wrap-style:square;mso-wrap-distance-left:9pt;mso-wrap-distance-top:0;mso-wrap-distance-right:9pt;mso-wrap-distance-bottom:0;mso-position-horizontal:absolute;mso-position-horizontal-relative:text;mso-position-vertical:absolute;mso-position-vertical-relative:text" from="40.8pt,26.4pt" to="95.4pt,56.4pt" o:gfxdata="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" strokecolor="black [3200]" strokeweight=".5pt">
+              <v:line w14:anchorId="4801FC3C" id="Straight Connector 31" o:spid="_x0000_s1026" style="position:absolute;flip:y;z-index:251686912;visibility:visible;mso-wrap-style:square;mso-wrap-distance-left:9pt;mso-wrap-distance-top:0;mso-wrap-distance-right:9pt;mso-wrap-distance-bottom:0;mso-position-horizontal:absolute;mso-position-horizontal-relative:text;mso-position-vertical:absolute;mso-position-vertical-relative:text" from="40.8pt,26.4pt" to="95.4pt,56.4pt" o:gfxdata="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" strokecolor="black [3200]" strokeweight=".5pt">
                 <v:stroke joinstyle="miter"/>
               </v:line>
             </w:pict>
@@ -7535,7 +7505,7 @@
           </mc:Choice>
           <mc:Fallback>
             <w:pict>
-              <v:line w14:anchorId="06609F07" id="Straight Connector 41" o:spid="_x0000_s1026" style="position:absolute;z-index:251695104;visibility:visible;mso-wrap-style:square;mso-wrap-distance-left:9pt;mso-wrap-distance-top:0;mso-wrap-distance-right:9pt;mso-wrap-distance-bottom:0;mso-position-horizontal:absolute;mso-position-horizontal-relative:text;mso-position-vertical:absolute;mso-position-vertical-relative:text" from="66.6pt,69.9pt" to="69pt,97.5pt" o:gfxdata="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" strokecolor="black [3200]" strokeweight=".5pt">
+              <v:line w14:anchorId="03B950DF" id="Straight Connector 41" o:spid="_x0000_s1026" style="position:absolute;z-index:251695104;visibility:visible;mso-wrap-style:square;mso-wrap-distance-left:9pt;mso-wrap-distance-top:0;mso-wrap-distance-right:9pt;mso-wrap-distance-bottom:0;mso-position-horizontal:absolute;mso-position-horizontal-relative:text;mso-position-vertical:absolute;mso-position-vertical-relative:text" from="66.6pt,69.9pt" to="69pt,97.5pt" o:gfxdata="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" strokecolor="black [3200]" strokeweight=".5pt">
                 <v:stroke joinstyle="miter"/>
               </v:line>
             </w:pict>
@@ -7598,7 +7568,7 @@
           </mc:Choice>
           <mc:Fallback>
             <w:pict>
-              <v:line w14:anchorId="5DE0DC4A" id="Straight Connector 40" o:spid="_x0000_s1026" style="position:absolute;z-index:251694080;visibility:visible;mso-wrap-style:square;mso-wrap-distance-left:9pt;mso-wrap-distance-top:0;mso-wrap-distance-right:9pt;mso-wrap-distance-bottom:0;mso-position-horizontal:absolute;mso-position-horizontal-relative:text;mso-position-vertical:absolute;mso-position-vertical-relative:text" from="63pt,26.7pt" to="64.2pt,47.1pt" o:gfxdata="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" strokecolor="black [3200]" strokeweight=".5pt">
+              <v:line w14:anchorId="0EC18BC9" id="Straight Connector 40" o:spid="_x0000_s1026" style="position:absolute;z-index:251694080;visibility:visible;mso-wrap-style:square;mso-wrap-distance-left:9pt;mso-wrap-distance-top:0;mso-wrap-distance-right:9pt;mso-wrap-distance-bottom:0;mso-position-horizontal:absolute;mso-position-horizontal-relative:text;mso-position-vertical:absolute;mso-position-vertical-relative:text" from="63pt,26.7pt" to="64.2pt,47.1pt" o:gfxdata="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" strokecolor="black [3200]" strokeweight=".5pt">
                 <v:stroke joinstyle="miter"/>
               </v:line>
             </w:pict>
@@ -7861,7 +7831,1434 @@
         </mc:AlternateContent>
       </w:r>
     </w:p>
+    <w:p/>
+    <w:p/>
+    <w:p/>
+    <w:p/>
+    <w:p/>
+    <w:p/>
+    <w:p>
+      <w:pPr>
+        <w:rPr>
+          <w:b/>
+          <w:bCs/>
+          <w:sz w:val="32"/>
+          <w:szCs w:val="32"/>
+        </w:rPr>
+      </w:pPr>
+      <w:r>
+        <w:rPr>
+          <w:b/>
+          <w:bCs/>
+          <w:sz w:val="32"/>
+          <w:szCs w:val="32"/>
+        </w:rPr>
+        <w:t>Polymorphism</w:t>
+      </w:r>
+      <w:r>
+        <w:rPr>
+          <w:b/>
+          <w:bCs/>
+          <w:sz w:val="32"/>
+          <w:szCs w:val="32"/>
+        </w:rPr>
+        <w:t>:</w:t>
+      </w:r>
+    </w:p>
+    <w:p>
+      <w:r>
+        <w:t>It is the ability of the class to have more than one implementation for the same method name.</w:t>
+      </w:r>
+      <w:r>
+        <w:br/>
+      </w:r>
+      <w:r>
+        <w:rPr>
+          <w:b/>
+          <w:bCs/>
+          <w:sz w:val="24"/>
+          <w:szCs w:val="24"/>
+        </w:rPr>
+        <w:t>Types of Polymorphism:</w:t>
+      </w:r>
+      <w:r>
+        <w:rPr>
+          <w:b/>
+          <w:bCs/>
+          <w:sz w:val="24"/>
+          <w:szCs w:val="24"/>
+        </w:rPr>
+        <w:br/>
+      </w:r>
+      <w:r>
+        <w:t>Compile Time Polymorphism is also known as method overloading.</w:t>
+      </w:r>
+      <w:r>
+        <w:br/>
+        <w:t>Run Time Polymorphism is also known as method overriding.</w:t>
+      </w:r>
+    </w:p>
+    <w:p>
+      <w:pPr>
+        <w:rPr>
+          <w:b/>
+          <w:bCs/>
+          <w:sz w:val="28"/>
+          <w:szCs w:val="28"/>
+        </w:rPr>
+      </w:pPr>
+      <w:r>
+        <w:rPr>
+          <w:b/>
+          <w:bCs/>
+          <w:sz w:val="28"/>
+          <w:szCs w:val="28"/>
+        </w:rPr>
+        <w:t>Method Overloading:</w:t>
+      </w:r>
+    </w:p>
+    <w:p>
+      <w:r>
+        <w:t>Multiple methods with same name.</w:t>
+      </w:r>
+      <w:r>
+        <w:br/>
+        <w:t>Parameters can vary in three ways</w:t>
+      </w:r>
+      <w:r>
+        <w:br/>
+      </w:r>
+      <w:r>
+        <w:tab/>
+        <w:t>Type of Parameter</w:t>
+      </w:r>
+      <w:r>
+        <w:br/>
+      </w:r>
+      <w:r>
+        <w:tab/>
+        <w:t>Number of Parameter</w:t>
+      </w:r>
+      <w:r>
+        <w:br/>
+      </w:r>
+      <w:r>
+        <w:tab/>
+        <w:t>Sequence of Parameter</w:t>
+      </w:r>
+    </w:p>
+    <w:p>
+      <w:r>
+        <w:rPr>
+          <w:b/>
+          <w:bCs/>
+          <w:sz w:val="24"/>
+          <w:szCs w:val="24"/>
+        </w:rPr>
+        <w:lastRenderedPageBreak/>
+        <w:t>Example:</w:t>
+      </w:r>
+      <w:r>
+        <w:rPr>
+          <w:b/>
+          <w:bCs/>
+          <w:sz w:val="24"/>
+          <w:szCs w:val="24"/>
+        </w:rPr>
+        <w:br/>
+      </w:r>
+      <w:r>
+        <w:t>public class C1</w:t>
+      </w:r>
+      <w:r>
+        <w:br/>
+        <w:t>{</w:t>
+      </w:r>
+      <w:r>
+        <w:br/>
+        <w:t xml:space="preserve">    public void m1()</w:t>
+      </w:r>
+      <w:r>
+        <w:br/>
+        <w:t xml:space="preserve"> </w:t>
+      </w:r>
+      <w:proofErr w:type="gramStart"/>
+      <w:r>
+        <w:t xml:space="preserve">   {</w:t>
+      </w:r>
+      <w:proofErr w:type="gramEnd"/>
+      <w:r>
+        <w:br/>
+        <w:t xml:space="preserve">  </w:t>
+      </w:r>
+      <w:proofErr w:type="gramStart"/>
+      <w:r>
+        <w:t xml:space="preserve">  }</w:t>
+      </w:r>
+      <w:proofErr w:type="gramEnd"/>
+      <w:r>
+        <w:br/>
+        <w:t xml:space="preserve">    public void m1(int a)</w:t>
+      </w:r>
+      <w:r>
+        <w:br/>
+        <w:t xml:space="preserve"> </w:t>
+      </w:r>
+      <w:proofErr w:type="gramStart"/>
+      <w:r>
+        <w:t xml:space="preserve">   {</w:t>
+      </w:r>
+      <w:proofErr w:type="gramEnd"/>
+      <w:r>
+        <w:br/>
+        <w:t xml:space="preserve">  </w:t>
+      </w:r>
+      <w:proofErr w:type="gramStart"/>
+      <w:r>
+        <w:t xml:space="preserve">  }</w:t>
+      </w:r>
+      <w:proofErr w:type="gramEnd"/>
+      <w:r>
+        <w:br/>
+        <w:t xml:space="preserve">    public void m1(string s, int a)</w:t>
+      </w:r>
+      <w:r>
+        <w:br/>
+        <w:t xml:space="preserve"> </w:t>
+      </w:r>
+      <w:proofErr w:type="gramStart"/>
+      <w:r>
+        <w:t xml:space="preserve">   {</w:t>
+      </w:r>
+      <w:proofErr w:type="gramEnd"/>
+      <w:r>
+        <w:br/>
+        <w:t xml:space="preserve">  </w:t>
+      </w:r>
+      <w:proofErr w:type="gramStart"/>
+      <w:r>
+        <w:t xml:space="preserve">  }</w:t>
+      </w:r>
+      <w:proofErr w:type="gramEnd"/>
+      <w:r>
+        <w:br/>
+        <w:t>}</w:t>
+      </w:r>
+      <w:r>
+        <w:br/>
+      </w:r>
+      <w:r>
+        <w:br/>
+        <w:t>m1();</w:t>
+      </w:r>
+      <w:r>
+        <w:br/>
+        <w:t>m1(int a);</w:t>
+      </w:r>
+      <w:r>
+        <w:br/>
+        <w:t>m1(string s, int a);</w:t>
+      </w:r>
+    </w:p>
+    <w:p>
+      <w:pPr>
+        <w:rPr>
+          <w:b/>
+          <w:bCs/>
+          <w:sz w:val="28"/>
+          <w:szCs w:val="28"/>
+        </w:rPr>
+      </w:pPr>
+      <w:r>
+        <w:rPr>
+          <w:b/>
+          <w:bCs/>
+          <w:sz w:val="28"/>
+          <w:szCs w:val="28"/>
+        </w:rPr>
+        <w:t>Method Overriding:</w:t>
+      </w:r>
+    </w:p>
+    <w:p>
+      <w:r>
+        <w:t>Must Use inheritance.</w:t>
+      </w:r>
+      <w:r>
+        <w:br/>
+        <w:t>Must use special modifier virtual in base class and override in derived class.</w:t>
+      </w:r>
+      <w:r>
+        <w:br/>
+      </w:r>
+      <w:r>
+        <w:rPr>
+          <w:b/>
+          <w:bCs/>
+          <w:sz w:val="24"/>
+          <w:szCs w:val="24"/>
+        </w:rPr>
+        <w:t>Example:</w:t>
+      </w:r>
+      <w:r>
+        <w:rPr>
+          <w:b/>
+          <w:bCs/>
+          <w:sz w:val="24"/>
+          <w:szCs w:val="24"/>
+        </w:rPr>
+        <w:br/>
+      </w:r>
+      <w:r>
+        <w:t>public class C1</w:t>
+      </w:r>
+      <w:r>
+        <w:br/>
+        <w:t>{</w:t>
+      </w:r>
+      <w:r>
+        <w:br/>
+        <w:t xml:space="preserve">    public virtual void m1()</w:t>
+      </w:r>
+      <w:r>
+        <w:br/>
+        <w:t xml:space="preserve"> </w:t>
+      </w:r>
+      <w:proofErr w:type="gramStart"/>
+      <w:r>
+        <w:t xml:space="preserve">   {</w:t>
+      </w:r>
+      <w:proofErr w:type="gramEnd"/>
+      <w:r>
+        <w:br/>
+        <w:t xml:space="preserve">  </w:t>
+      </w:r>
+      <w:proofErr w:type="gramStart"/>
+      <w:r>
+        <w:t xml:space="preserve">  }</w:t>
+      </w:r>
+      <w:proofErr w:type="gramEnd"/>
+      <w:r>
+        <w:br/>
+        <w:t>}</w:t>
+      </w:r>
+      <w:r>
+        <w:br/>
+      </w:r>
+      <w:r>
+        <w:br/>
+        <w:t>public class C</w:t>
+      </w:r>
+      <w:proofErr w:type="gramStart"/>
+      <w:r>
+        <w:t>2 :</w:t>
+      </w:r>
+      <w:proofErr w:type="gramEnd"/>
+      <w:r>
+        <w:t xml:space="preserve"> C1</w:t>
+      </w:r>
+      <w:r>
+        <w:br/>
+        <w:t>{</w:t>
+      </w:r>
+      <w:r>
+        <w:br/>
+        <w:t xml:space="preserve">     public override void m1()</w:t>
+      </w:r>
+      <w:r>
+        <w:br/>
+        <w:t xml:space="preserve">  </w:t>
+      </w:r>
+      <w:proofErr w:type="gramStart"/>
+      <w:r>
+        <w:t xml:space="preserve">   {</w:t>
+      </w:r>
+      <w:proofErr w:type="gramEnd"/>
+      <w:r>
+        <w:br/>
+        <w:t xml:space="preserve">   </w:t>
+      </w:r>
+      <w:proofErr w:type="gramStart"/>
+      <w:r>
+        <w:t xml:space="preserve">  }</w:t>
+      </w:r>
+      <w:proofErr w:type="gramEnd"/>
+      <w:r>
+        <w:br/>
+        <w:t>}</w:t>
+      </w:r>
+      <w:r>
+        <w:br/>
+        <w:t>C1 c = new C2();</w:t>
+      </w:r>
+    </w:p>
+    <w:p>
+      <w:pPr>
+        <w:rPr>
+          <w:b/>
+          <w:bCs/>
+          <w:sz w:val="28"/>
+          <w:szCs w:val="28"/>
+        </w:rPr>
+      </w:pPr>
+      <w:r>
+        <w:rPr>
+          <w:b/>
+          <w:bCs/>
+          <w:sz w:val="28"/>
+          <w:szCs w:val="28"/>
+        </w:rPr>
+        <w:t>Overriding Flowchart:</w:t>
+      </w:r>
+    </w:p>
+    <w:p>
+      <w:pPr>
+        <w:rPr>
+          <w:b/>
+          <w:bCs/>
+          <w:sz w:val="28"/>
+          <w:szCs w:val="28"/>
+        </w:rPr>
+      </w:pPr>
+      <w:r>
+        <w:rPr>
+          <w:b/>
+          <w:bCs/>
+          <w:noProof/>
+          <w:sz w:val="28"/>
+          <w:szCs w:val="28"/>
+        </w:rPr>
+        <mc:AlternateContent>
+          <mc:Choice Requires="wps">
+            <w:drawing>
+              <wp:anchor distT="0" distB="0" distL="114300" distR="114300" simplePos="0" relativeHeight="251706368" behindDoc="0" locked="0" layoutInCell="1" allowOverlap="1" wp14:anchorId="1D0A43A7" wp14:editId="6C6484C2">
+                <wp:simplePos x="0" y="0"/>
+                <wp:positionH relativeFrom="column">
+                  <wp:posOffset>1539240</wp:posOffset>
+                </wp:positionH>
+                <wp:positionV relativeFrom="paragraph">
+                  <wp:posOffset>1811020</wp:posOffset>
+                </wp:positionV>
+                <wp:extent cx="556260" cy="7620"/>
+                <wp:effectExtent l="19050" t="57150" r="0" b="87630"/>
+                <wp:wrapNone/>
+                <wp:docPr id="1228782675" name="Straight Arrow Connector 46"/>
+                <wp:cNvGraphicFramePr/>
+                <a:graphic xmlns:a="http://schemas.openxmlformats.org/drawingml/2006/main">
+                  <a:graphicData uri="http://schemas.microsoft.com/office/word/2010/wordprocessingShape">
+                    <wps:wsp>
+                      <wps:cNvCnPr/>
+                      <wps:spPr>
+                        <a:xfrm flipH="1">
+                          <a:off x="0" y="0"/>
+                          <a:ext cx="556260" cy="7620"/>
+                        </a:xfrm>
+                        <a:prstGeom prst="straightConnector1">
+                          <a:avLst/>
+                        </a:prstGeom>
+                        <a:ln>
+                          <a:tailEnd type="triangle"/>
+                        </a:ln>
+                      </wps:spPr>
+                      <wps:style>
+                        <a:lnRef idx="1">
+                          <a:schemeClr val="dk1"/>
+                        </a:lnRef>
+                        <a:fillRef idx="0">
+                          <a:schemeClr val="dk1"/>
+                        </a:fillRef>
+                        <a:effectRef idx="0">
+                          <a:schemeClr val="dk1"/>
+                        </a:effectRef>
+                        <a:fontRef idx="minor">
+                          <a:schemeClr val="tx1"/>
+                        </a:fontRef>
+                      </wps:style>
+                      <wps:bodyPr/>
+                    </wps:wsp>
+                  </a:graphicData>
+                </a:graphic>
+              </wp:anchor>
+            </w:drawing>
+          </mc:Choice>
+          <mc:Fallback>
+            <w:pict>
+              <v:shapetype w14:anchorId="3D73B013" id="_x0000_t32" coordsize="21600,21600" o:spt="32" o:oned="t" path="m,l21600,21600e" filled="f">
+                <v:path arrowok="t" fillok="f" o:connecttype="none"/>
+                <o:lock v:ext="edit" shapetype="t"/>
+              </v:shapetype>
+              <v:shape id="Straight Arrow Connector 46" o:spid="_x0000_s1026" type="#_x0000_t32" style="position:absolute;margin-left:121.2pt;margin-top:142.6pt;width:43.8pt;height:.6pt;flip:x;z-index:251706368;visibility:visible;mso-wrap-style:square;mso-wrap-distance-left:9pt;mso-wrap-distance-top:0;mso-wrap-distance-right:9pt;mso-wrap-distance-bottom:0;mso-position-horizontal:absolute;mso-position-horizontal-relative:text;mso-position-vertical:absolute;mso-position-vertical-relative:text" o:gfxdata="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" strokecolor="black [3200]" strokeweight=".5pt">
+                <v:stroke endarrow="block" joinstyle="miter"/>
+              </v:shape>
+            </w:pict>
+          </mc:Fallback>
+        </mc:AlternateContent>
+      </w:r>
+      <w:r>
+        <w:rPr>
+          <w:b/>
+          <w:bCs/>
+          <w:noProof/>
+          <w:sz w:val="28"/>
+          <w:szCs w:val="28"/>
+        </w:rPr>
+        <mc:AlternateContent>
+          <mc:Choice Requires="wps">
+            <w:drawing>
+              <wp:anchor distT="0" distB="0" distL="114300" distR="114300" simplePos="0" relativeHeight="251705344" behindDoc="0" locked="0" layoutInCell="1" allowOverlap="1" wp14:anchorId="16862624" wp14:editId="153A08BE">
+                <wp:simplePos x="0" y="0"/>
+                <wp:positionH relativeFrom="column">
+                  <wp:posOffset>1569720</wp:posOffset>
+                </wp:positionH>
+                <wp:positionV relativeFrom="paragraph">
+                  <wp:posOffset>911860</wp:posOffset>
+                </wp:positionV>
+                <wp:extent cx="495300" cy="586740"/>
+                <wp:effectExtent l="38100" t="0" r="19050" b="99060"/>
+                <wp:wrapNone/>
+                <wp:docPr id="1424350363" name="Connector: Elbow 45"/>
+                <wp:cNvGraphicFramePr/>
+                <a:graphic xmlns:a="http://schemas.openxmlformats.org/drawingml/2006/main">
+                  <a:graphicData uri="http://schemas.microsoft.com/office/word/2010/wordprocessingShape">
+                    <wps:wsp>
+                      <wps:cNvCnPr/>
+                      <wps:spPr>
+                        <a:xfrm flipH="1">
+                          <a:off x="0" y="0"/>
+                          <a:ext cx="495300" cy="586740"/>
+                        </a:xfrm>
+                        <a:prstGeom prst="bentConnector3">
+                          <a:avLst/>
+                        </a:prstGeom>
+                        <a:ln>
+                          <a:tailEnd type="triangle"/>
+                        </a:ln>
+                      </wps:spPr>
+                      <wps:style>
+                        <a:lnRef idx="1">
+                          <a:schemeClr val="dk1"/>
+                        </a:lnRef>
+                        <a:fillRef idx="0">
+                          <a:schemeClr val="dk1"/>
+                        </a:fillRef>
+                        <a:effectRef idx="0">
+                          <a:schemeClr val="dk1"/>
+                        </a:effectRef>
+                        <a:fontRef idx="minor">
+                          <a:schemeClr val="tx1"/>
+                        </a:fontRef>
+                      </wps:style>
+                      <wps:bodyPr/>
+                    </wps:wsp>
+                  </a:graphicData>
+                </a:graphic>
+              </wp:anchor>
+            </w:drawing>
+          </mc:Choice>
+          <mc:Fallback>
+            <w:pict>
+              <v:shapetype w14:anchorId="6DA86D76" id="_x0000_t34" coordsize="21600,21600" o:spt="34" o:oned="t" adj="10800" path="m,l@0,0@0,21600,21600,21600e" filled="f">
+                <v:stroke joinstyle="miter"/>
+                <v:formulas>
+                  <v:f eqn="val #0"/>
+                </v:formulas>
+                <v:path arrowok="t" fillok="f" o:connecttype="none"/>
+                <v:handles>
+                  <v:h position="#0,center"/>
+                </v:handles>
+                <o:lock v:ext="edit" shapetype="t"/>
+              </v:shapetype>
+              <v:shape id="Connector: Elbow 45" o:spid="_x0000_s1026" type="#_x0000_t34" style="position:absolute;margin-left:123.6pt;margin-top:71.8pt;width:39pt;height:46.2pt;flip:x;z-index:251705344;visibility:visible;mso-wrap-style:square;mso-wrap-distance-left:9pt;mso-wrap-distance-top:0;mso-wrap-distance-right:9pt;mso-wrap-distance-bottom:0;mso-position-horizontal:absolute;mso-position-horizontal-relative:text;mso-position-vertical:absolute;mso-position-vertical-relative:text" o:gfxdata="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" strokecolor="black [3200]" strokeweight=".5pt">
+                <v:stroke endarrow="block"/>
+              </v:shape>
+            </w:pict>
+          </mc:Fallback>
+        </mc:AlternateContent>
+      </w:r>
+      <w:r>
+        <w:rPr>
+          <w:b/>
+          <w:bCs/>
+          <w:noProof/>
+          <w:sz w:val="28"/>
+          <w:szCs w:val="28"/>
+        </w:rPr>
+        <mc:AlternateContent>
+          <mc:Choice Requires="wps">
+            <w:drawing>
+              <wp:anchor distT="0" distB="0" distL="114300" distR="114300" simplePos="0" relativeHeight="251704320" behindDoc="0" locked="0" layoutInCell="1" allowOverlap="1" wp14:anchorId="5AA4791E" wp14:editId="5B5FDF59">
+                <wp:simplePos x="0" y="0"/>
+                <wp:positionH relativeFrom="column">
+                  <wp:posOffset>2834640</wp:posOffset>
+                </wp:positionH>
+                <wp:positionV relativeFrom="paragraph">
+                  <wp:posOffset>2016760</wp:posOffset>
+                </wp:positionV>
+                <wp:extent cx="0" cy="182880"/>
+                <wp:effectExtent l="76200" t="0" r="57150" b="64770"/>
+                <wp:wrapNone/>
+                <wp:docPr id="1066382714" name="Straight Arrow Connector 44"/>
+                <wp:cNvGraphicFramePr/>
+                <a:graphic xmlns:a="http://schemas.openxmlformats.org/drawingml/2006/main">
+                  <a:graphicData uri="http://schemas.microsoft.com/office/word/2010/wordprocessingShape">
+                    <wps:wsp>
+                      <wps:cNvCnPr/>
+                      <wps:spPr>
+                        <a:xfrm>
+                          <a:off x="0" y="0"/>
+                          <a:ext cx="0" cy="182880"/>
+                        </a:xfrm>
+                        <a:prstGeom prst="straightConnector1">
+                          <a:avLst/>
+                        </a:prstGeom>
+                        <a:ln>
+                          <a:tailEnd type="triangle"/>
+                        </a:ln>
+                      </wps:spPr>
+                      <wps:style>
+                        <a:lnRef idx="1">
+                          <a:schemeClr val="dk1"/>
+                        </a:lnRef>
+                        <a:fillRef idx="0">
+                          <a:schemeClr val="dk1"/>
+                        </a:fillRef>
+                        <a:effectRef idx="0">
+                          <a:schemeClr val="dk1"/>
+                        </a:effectRef>
+                        <a:fontRef idx="minor">
+                          <a:schemeClr val="tx1"/>
+                        </a:fontRef>
+                      </wps:style>
+                      <wps:bodyPr/>
+                    </wps:wsp>
+                  </a:graphicData>
+                </a:graphic>
+              </wp:anchor>
+            </w:drawing>
+          </mc:Choice>
+          <mc:Fallback>
+            <w:pict>
+              <v:shape w14:anchorId="60D6FCAA" id="Straight Arrow Connector 44" o:spid="_x0000_s1026" type="#_x0000_t32" style="position:absolute;margin-left:223.2pt;margin-top:158.8pt;width:0;height:14.4pt;z-index:251704320;visibility:visible;mso-wrap-style:square;mso-wrap-distance-left:9pt;mso-wrap-distance-top:0;mso-wrap-distance-right:9pt;mso-wrap-distance-bottom:0;mso-position-horizontal:absolute;mso-position-horizontal-relative:text;mso-position-vertical:absolute;mso-position-vertical-relative:text" o:gfxdata="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" strokecolor="black [3200]" strokeweight=".5pt">
+                <v:stroke endarrow="block" joinstyle="miter"/>
+              </v:shape>
+            </w:pict>
+          </mc:Fallback>
+        </mc:AlternateContent>
+      </w:r>
+      <w:r>
+        <w:rPr>
+          <w:b/>
+          <w:bCs/>
+          <w:noProof/>
+          <w:sz w:val="28"/>
+          <w:szCs w:val="28"/>
+        </w:rPr>
+        <mc:AlternateContent>
+          <mc:Choice Requires="wps">
+            <w:drawing>
+              <wp:anchor distT="0" distB="0" distL="114300" distR="114300" simplePos="0" relativeHeight="251703296" behindDoc="0" locked="0" layoutInCell="1" allowOverlap="1" wp14:anchorId="1721C694" wp14:editId="071F33CF">
+                <wp:simplePos x="0" y="0"/>
+                <wp:positionH relativeFrom="column">
+                  <wp:posOffset>2811780</wp:posOffset>
+                </wp:positionH>
+                <wp:positionV relativeFrom="paragraph">
+                  <wp:posOffset>1315720</wp:posOffset>
+                </wp:positionV>
+                <wp:extent cx="7620" cy="236220"/>
+                <wp:effectExtent l="76200" t="0" r="68580" b="49530"/>
+                <wp:wrapNone/>
+                <wp:docPr id="1708357496" name="Straight Arrow Connector 43"/>
+                <wp:cNvGraphicFramePr/>
+                <a:graphic xmlns:a="http://schemas.openxmlformats.org/drawingml/2006/main">
+                  <a:graphicData uri="http://schemas.microsoft.com/office/word/2010/wordprocessingShape">
+                    <wps:wsp>
+                      <wps:cNvCnPr/>
+                      <wps:spPr>
+                        <a:xfrm>
+                          <a:off x="0" y="0"/>
+                          <a:ext cx="7620" cy="236220"/>
+                        </a:xfrm>
+                        <a:prstGeom prst="straightConnector1">
+                          <a:avLst/>
+                        </a:prstGeom>
+                        <a:ln>
+                          <a:tailEnd type="triangle"/>
+                        </a:ln>
+                      </wps:spPr>
+                      <wps:style>
+                        <a:lnRef idx="1">
+                          <a:schemeClr val="dk1"/>
+                        </a:lnRef>
+                        <a:fillRef idx="0">
+                          <a:schemeClr val="dk1"/>
+                        </a:fillRef>
+                        <a:effectRef idx="0">
+                          <a:schemeClr val="dk1"/>
+                        </a:effectRef>
+                        <a:fontRef idx="minor">
+                          <a:schemeClr val="tx1"/>
+                        </a:fontRef>
+                      </wps:style>
+                      <wps:bodyPr/>
+                    </wps:wsp>
+                  </a:graphicData>
+                </a:graphic>
+              </wp:anchor>
+            </w:drawing>
+          </mc:Choice>
+          <mc:Fallback>
+            <w:pict>
+              <v:shape w14:anchorId="7D4124F6" id="Straight Arrow Connector 43" o:spid="_x0000_s1026" type="#_x0000_t32" style="position:absolute;margin-left:221.4pt;margin-top:103.6pt;width:.6pt;height:18.6pt;z-index:251703296;visibility:visible;mso-wrap-style:square;mso-wrap-distance-left:9pt;mso-wrap-distance-top:0;mso-wrap-distance-right:9pt;mso-wrap-distance-bottom:0;mso-position-horizontal:absolute;mso-position-horizontal-relative:text;mso-position-vertical:absolute;mso-position-vertical-relative:text" o:gfxdata="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" strokecolor="black [3200]" strokeweight=".5pt">
+                <v:stroke endarrow="block" joinstyle="miter"/>
+              </v:shape>
+            </w:pict>
+          </mc:Fallback>
+        </mc:AlternateContent>
+      </w:r>
+      <w:r>
+        <w:rPr>
+          <w:b/>
+          <w:bCs/>
+          <w:noProof/>
+          <w:sz w:val="28"/>
+          <w:szCs w:val="28"/>
+        </w:rPr>
+        <mc:AlternateContent>
+          <mc:Choice Requires="wps">
+            <w:drawing>
+              <wp:anchor distT="0" distB="0" distL="114300" distR="114300" simplePos="0" relativeHeight="251702272" behindDoc="0" locked="0" layoutInCell="1" allowOverlap="1" wp14:anchorId="36D43FC2" wp14:editId="2BD0AF72">
+                <wp:simplePos x="0" y="0"/>
+                <wp:positionH relativeFrom="column">
+                  <wp:posOffset>2880360</wp:posOffset>
+                </wp:positionH>
+                <wp:positionV relativeFrom="paragraph">
+                  <wp:posOffset>416560</wp:posOffset>
+                </wp:positionV>
+                <wp:extent cx="0" cy="251460"/>
+                <wp:effectExtent l="76200" t="0" r="57150" b="53340"/>
+                <wp:wrapNone/>
+                <wp:docPr id="9132174" name="Straight Arrow Connector 42"/>
+                <wp:cNvGraphicFramePr/>
+                <a:graphic xmlns:a="http://schemas.openxmlformats.org/drawingml/2006/main">
+                  <a:graphicData uri="http://schemas.microsoft.com/office/word/2010/wordprocessingShape">
+                    <wps:wsp>
+                      <wps:cNvCnPr/>
+                      <wps:spPr>
+                        <a:xfrm>
+                          <a:off x="0" y="0"/>
+                          <a:ext cx="0" cy="251460"/>
+                        </a:xfrm>
+                        <a:prstGeom prst="straightConnector1">
+                          <a:avLst/>
+                        </a:prstGeom>
+                        <a:ln>
+                          <a:tailEnd type="triangle"/>
+                        </a:ln>
+                      </wps:spPr>
+                      <wps:style>
+                        <a:lnRef idx="1">
+                          <a:schemeClr val="dk1"/>
+                        </a:lnRef>
+                        <a:fillRef idx="0">
+                          <a:schemeClr val="dk1"/>
+                        </a:fillRef>
+                        <a:effectRef idx="0">
+                          <a:schemeClr val="dk1"/>
+                        </a:effectRef>
+                        <a:fontRef idx="minor">
+                          <a:schemeClr val="tx1"/>
+                        </a:fontRef>
+                      </wps:style>
+                      <wps:bodyPr/>
+                    </wps:wsp>
+                  </a:graphicData>
+                </a:graphic>
+              </wp:anchor>
+            </w:drawing>
+          </mc:Choice>
+          <mc:Fallback>
+            <w:pict>
+              <v:shape w14:anchorId="1A0AB829" id="Straight Arrow Connector 42" o:spid="_x0000_s1026" type="#_x0000_t32" style="position:absolute;margin-left:226.8pt;margin-top:32.8pt;width:0;height:19.8pt;z-index:251702272;visibility:visible;mso-wrap-style:square;mso-wrap-distance-left:9pt;mso-wrap-distance-top:0;mso-wrap-distance-right:9pt;mso-wrap-distance-bottom:0;mso-position-horizontal:absolute;mso-position-horizontal-relative:text;mso-position-vertical:absolute;mso-position-vertical-relative:text" o:gfxdata="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" strokecolor="black [3200]" strokeweight=".5pt">
+                <v:stroke endarrow="block" joinstyle="miter"/>
+              </v:shape>
+            </w:pict>
+          </mc:Fallback>
+        </mc:AlternateContent>
+      </w:r>
+      <w:r>
+        <w:rPr>
+          <w:b/>
+          <w:bCs/>
+          <w:noProof/>
+          <w:sz w:val="28"/>
+          <w:szCs w:val="28"/>
+        </w:rPr>
+        <mc:AlternateContent>
+          <mc:Choice Requires="wps">
+            <w:drawing>
+              <wp:anchor distT="0" distB="0" distL="114300" distR="114300" simplePos="0" relativeHeight="251701248" behindDoc="0" locked="0" layoutInCell="1" allowOverlap="1" wp14:anchorId="0F3C5AE5" wp14:editId="7810A936">
+                <wp:simplePos x="0" y="0"/>
+                <wp:positionH relativeFrom="column">
+                  <wp:posOffset>1150620</wp:posOffset>
+                </wp:positionH>
+                <wp:positionV relativeFrom="paragraph">
+                  <wp:posOffset>2169160</wp:posOffset>
+                </wp:positionV>
+                <wp:extent cx="3947160" cy="281940"/>
+                <wp:effectExtent l="0" t="0" r="15240" b="22860"/>
+                <wp:wrapNone/>
+                <wp:docPr id="1215050299" name="Text Box 41"/>
+                <wp:cNvGraphicFramePr/>
+                <a:graphic xmlns:a="http://schemas.openxmlformats.org/drawingml/2006/main">
+                  <a:graphicData uri="http://schemas.microsoft.com/office/word/2010/wordprocessingShape">
+                    <wps:wsp>
+                      <wps:cNvSpPr txBox="1"/>
+                      <wps:spPr>
+                        <a:xfrm>
+                          <a:off x="0" y="0"/>
+                          <a:ext cx="3947160" cy="281940"/>
+                        </a:xfrm>
+                        <a:prstGeom prst="rect">
+                          <a:avLst/>
+                        </a:prstGeom>
+                        <a:solidFill>
+                          <a:schemeClr val="lt1"/>
+                        </a:solidFill>
+                        <a:ln w="6350">
+                          <a:solidFill>
+                            <a:prstClr val="black"/>
+                          </a:solidFill>
+                        </a:ln>
+                      </wps:spPr>
+                      <wps:txbx>
+                        <w:txbxContent>
+                          <w:p>
+                            <w:r>
+                              <w:t>Execute the method in derived and display the output</w:t>
+                            </w:r>
+                          </w:p>
+                        </w:txbxContent>
+                      </wps:txbx>
+                      <wps:bodyPr rot="0" spcFirstLastPara="0" vertOverflow="overflow" horzOverflow="overflow" vert="horz" wrap="square" lIns="91440" tIns="45720" rIns="91440" bIns="45720" numCol="1" spcCol="0" rtlCol="0" fromWordArt="0" anchor="t" anchorCtr="0" forceAA="0" compatLnSpc="1">
+                        <a:prstTxWarp prst="textNoShape">
+                          <a:avLst/>
+                        </a:prstTxWarp>
+                        <a:noAutofit/>
+                      </wps:bodyPr>
+                    </wps:wsp>
+                  </a:graphicData>
+                </a:graphic>
+                <wp14:sizeRelV relativeFrom="margin">
+                  <wp14:pctHeight>0</wp14:pctHeight>
+                </wp14:sizeRelV>
+              </wp:anchor>
+            </w:drawing>
+          </mc:Choice>
+          <mc:Fallback>
+            <w:pict>
+              <v:shape w14:anchorId="0F3C5AE5" id="Text Box 41" o:spid="_x0000_s1046" type="#_x0000_t202" style="position:absolute;margin-left:90.6pt;margin-top:170.8pt;width:310.8pt;height:22.2pt;z-index:251701248;visibility:visible;mso-wrap-style:square;mso-height-percent:0;mso-wrap-distance-left:9pt;mso-wrap-distance-top:0;mso-wrap-distance-right:9pt;mso-wrap-distance-bottom:0;mso-position-horizontal:absolute;mso-position-horizontal-relative:text;mso-position-vertical:absolute;mso-position-vertical-relative:text;mso-height-percent:0;mso-height-relative:margin;v-text-anchor:top" o:gfxdata="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" fillcolor="white [3201]" strokeweight=".5pt">
+                <v:textbox>
+                  <w:txbxContent>
+                    <w:p>
+                      <w:r>
+                        <w:t>Execute the method in derived and display the output</w:t>
+                      </w:r>
+                    </w:p>
+                  </w:txbxContent>
+                </v:textbox>
+              </v:shape>
+            </w:pict>
+          </mc:Fallback>
+        </mc:AlternateContent>
+      </w:r>
+      <w:r>
+        <w:rPr>
+          <w:b/>
+          <w:bCs/>
+          <w:noProof/>
+          <w:sz w:val="28"/>
+          <w:szCs w:val="28"/>
+        </w:rPr>
+        <mc:AlternateContent>
+          <mc:Choice Requires="wps">
+            <w:drawing>
+              <wp:anchor distT="0" distB="0" distL="114300" distR="114300" simplePos="0" relativeHeight="251699200" behindDoc="0" locked="0" layoutInCell="1" allowOverlap="1" wp14:anchorId="7A438294" wp14:editId="46310F99">
+                <wp:simplePos x="0" y="0"/>
+                <wp:positionH relativeFrom="column">
+                  <wp:posOffset>2095500</wp:posOffset>
+                </wp:positionH>
+                <wp:positionV relativeFrom="paragraph">
+                  <wp:posOffset>1544320</wp:posOffset>
+                </wp:positionV>
+                <wp:extent cx="1645920" cy="472440"/>
+                <wp:effectExtent l="0" t="0" r="11430" b="22860"/>
+                <wp:wrapNone/>
+                <wp:docPr id="1162667824" name="Text Box 39"/>
+                <wp:cNvGraphicFramePr/>
+                <a:graphic xmlns:a="http://schemas.openxmlformats.org/drawingml/2006/main">
+                  <a:graphicData uri="http://schemas.microsoft.com/office/word/2010/wordprocessingShape">
+                    <wps:wsp>
+                      <wps:cNvSpPr txBox="1"/>
+                      <wps:spPr>
+                        <a:xfrm>
+                          <a:off x="0" y="0"/>
+                          <a:ext cx="1645920" cy="472440"/>
+                        </a:xfrm>
+                        <a:prstGeom prst="rect">
+                          <a:avLst/>
+                        </a:prstGeom>
+                        <a:solidFill>
+                          <a:schemeClr val="lt1"/>
+                        </a:solidFill>
+                        <a:ln w="6350">
+                          <a:solidFill>
+                            <a:prstClr val="black"/>
+                          </a:solidFill>
+                        </a:ln>
+                      </wps:spPr>
+                      <wps:txbx>
+                        <w:txbxContent>
+                          <w:p>
+                            <w:r>
+                              <w:t>Have you override it in the derived</w:t>
+                            </w:r>
+                          </w:p>
+                        </w:txbxContent>
+                      </wps:txbx>
+                      <wps:bodyPr rot="0" spcFirstLastPara="0" vertOverflow="overflow" horzOverflow="overflow" vert="horz" wrap="square" lIns="91440" tIns="45720" rIns="91440" bIns="45720" numCol="1" spcCol="0" rtlCol="0" fromWordArt="0" anchor="t" anchorCtr="0" forceAA="0" compatLnSpc="1">
+                        <a:prstTxWarp prst="textNoShape">
+                          <a:avLst/>
+                        </a:prstTxWarp>
+                        <a:noAutofit/>
+                      </wps:bodyPr>
+                    </wps:wsp>
+                  </a:graphicData>
+                </a:graphic>
+                <wp14:sizeRelV relativeFrom="margin">
+                  <wp14:pctHeight>0</wp14:pctHeight>
+                </wp14:sizeRelV>
+              </wp:anchor>
+            </w:drawing>
+          </mc:Choice>
+          <mc:Fallback>
+            <w:pict>
+              <v:shape w14:anchorId="7A438294" id="_x0000_s1047" type="#_x0000_t202" style="position:absolute;margin-left:165pt;margin-top:121.6pt;width:129.6pt;height:37.2pt;z-index:251699200;visibility:visible;mso-wrap-style:square;mso-height-percent:0;mso-wrap-distance-left:9pt;mso-wrap-distance-top:0;mso-wrap-distance-right:9pt;mso-wrap-distance-bottom:0;mso-position-horizontal:absolute;mso-position-horizontal-relative:text;mso-position-vertical:absolute;mso-position-vertical-relative:text;mso-height-percent:0;mso-height-relative:margin;v-text-anchor:top" o:gfxdata="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" fillcolor="white [3201]" strokeweight=".5pt">
+                <v:textbox>
+                  <w:txbxContent>
+                    <w:p>
+                      <w:r>
+                        <w:t>Have you override it in the derived</w:t>
+                      </w:r>
+                    </w:p>
+                  </w:txbxContent>
+                </v:textbox>
+              </v:shape>
+            </w:pict>
+          </mc:Fallback>
+        </mc:AlternateContent>
+      </w:r>
+      <w:r>
+        <w:rPr>
+          <w:b/>
+          <w:bCs/>
+          <w:noProof/>
+          <w:sz w:val="28"/>
+          <w:szCs w:val="28"/>
+        </w:rPr>
+        <mc:AlternateContent>
+          <mc:Choice Requires="wps">
+            <w:drawing>
+              <wp:anchor distT="0" distB="0" distL="114300" distR="114300" simplePos="0" relativeHeight="251698176" behindDoc="0" locked="0" layoutInCell="1" allowOverlap="1" wp14:anchorId="7BFFF9DE" wp14:editId="623BFC5A">
+                <wp:simplePos x="0" y="0"/>
+                <wp:positionH relativeFrom="column">
+                  <wp:posOffset>2065020</wp:posOffset>
+                </wp:positionH>
+                <wp:positionV relativeFrom="paragraph">
+                  <wp:posOffset>645160</wp:posOffset>
+                </wp:positionV>
+                <wp:extent cx="1645920" cy="662940"/>
+                <wp:effectExtent l="0" t="0" r="11430" b="22860"/>
+                <wp:wrapNone/>
+                <wp:docPr id="134637251" name="Text Box 38"/>
+                <wp:cNvGraphicFramePr/>
+                <a:graphic xmlns:a="http://schemas.openxmlformats.org/drawingml/2006/main">
+                  <a:graphicData uri="http://schemas.microsoft.com/office/word/2010/wordprocessingShape">
+                    <wps:wsp>
+                      <wps:cNvSpPr txBox="1"/>
+                      <wps:spPr>
+                        <a:xfrm>
+                          <a:off x="0" y="0"/>
+                          <a:ext cx="1645920" cy="662940"/>
+                        </a:xfrm>
+                        <a:prstGeom prst="rect">
+                          <a:avLst/>
+                        </a:prstGeom>
+                        <a:solidFill>
+                          <a:schemeClr val="lt1"/>
+                        </a:solidFill>
+                        <a:ln w="6350">
+                          <a:solidFill>
+                            <a:prstClr val="black"/>
+                          </a:solidFill>
+                        </a:ln>
+                      </wps:spPr>
+                      <wps:txbx>
+                        <w:txbxContent>
+                          <w:p>
+                            <w:r>
+                              <w:t xml:space="preserve">Have you </w:t>
+                            </w:r>
+                            <w:proofErr w:type="gramStart"/>
+                            <w:r>
+                              <w:t>gave</w:t>
+                            </w:r>
+                            <w:proofErr w:type="gramEnd"/>
+                            <w:r>
+                              <w:t xml:space="preserve"> an option to override this method in derived class</w:t>
+                            </w:r>
+                          </w:p>
+                        </w:txbxContent>
+                      </wps:txbx>
+                      <wps:bodyPr rot="0" spcFirstLastPara="0" vertOverflow="overflow" horzOverflow="overflow" vert="horz" wrap="square" lIns="91440" tIns="45720" rIns="91440" bIns="45720" numCol="1" spcCol="0" rtlCol="0" fromWordArt="0" anchor="t" anchorCtr="0" forceAA="0" compatLnSpc="1">
+                        <a:prstTxWarp prst="textNoShape">
+                          <a:avLst/>
+                        </a:prstTxWarp>
+                        <a:noAutofit/>
+                      </wps:bodyPr>
+                    </wps:wsp>
+                  </a:graphicData>
+                </a:graphic>
+                <wp14:sizeRelV relativeFrom="margin">
+                  <wp14:pctHeight>0</wp14:pctHeight>
+                </wp14:sizeRelV>
+              </wp:anchor>
+            </w:drawing>
+          </mc:Choice>
+          <mc:Fallback>
+            <w:pict>
+              <v:shape w14:anchorId="7BFFF9DE" id="_x0000_s1048" type="#_x0000_t202" style="position:absolute;margin-left:162.6pt;margin-top:50.8pt;width:129.6pt;height:52.2pt;z-index:251698176;visibility:visible;mso-wrap-style:square;mso-height-percent:0;mso-wrap-distance-left:9pt;mso-wrap-distance-top:0;mso-wrap-distance-right:9pt;mso-wrap-distance-bottom:0;mso-position-horizontal:absolute;mso-position-horizontal-relative:text;mso-position-vertical:absolute;mso-position-vertical-relative:text;mso-height-percent:0;mso-height-relative:margin;v-text-anchor:top" o:gfxdata="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" fillcolor="white [3201]" strokeweight=".5pt">
+                <v:textbox>
+                  <w:txbxContent>
+                    <w:p>
+                      <w:r>
+                        <w:t xml:space="preserve">Have you </w:t>
+                      </w:r>
+                      <w:proofErr w:type="gramStart"/>
+                      <w:r>
+                        <w:t>gave</w:t>
+                      </w:r>
+                      <w:proofErr w:type="gramEnd"/>
+                      <w:r>
+                        <w:t xml:space="preserve"> an option to override this method in derived class</w:t>
+                      </w:r>
+                    </w:p>
+                  </w:txbxContent>
+                </v:textbox>
+              </v:shape>
+            </w:pict>
+          </mc:Fallback>
+        </mc:AlternateContent>
+      </w:r>
+      <w:r>
+        <w:rPr>
+          <w:b/>
+          <w:bCs/>
+          <w:noProof/>
+          <w:sz w:val="28"/>
+          <w:szCs w:val="28"/>
+        </w:rPr>
+        <mc:AlternateContent>
+          <mc:Choice Requires="wps">
+            <w:drawing>
+              <wp:anchor distT="0" distB="0" distL="114300" distR="114300" simplePos="0" relativeHeight="251700224" behindDoc="0" locked="0" layoutInCell="1" allowOverlap="1" wp14:anchorId="25FC1E51" wp14:editId="10CB2C92">
+                <wp:simplePos x="0" y="0"/>
+                <wp:positionH relativeFrom="column">
+                  <wp:posOffset>-7620</wp:posOffset>
+                </wp:positionH>
+                <wp:positionV relativeFrom="paragraph">
+                  <wp:posOffset>1361440</wp:posOffset>
+                </wp:positionV>
+                <wp:extent cx="1554480" cy="647700"/>
+                <wp:effectExtent l="0" t="0" r="26670" b="19050"/>
+                <wp:wrapNone/>
+                <wp:docPr id="382234993" name="Text Box 40"/>
+                <wp:cNvGraphicFramePr/>
+                <a:graphic xmlns:a="http://schemas.openxmlformats.org/drawingml/2006/main">
+                  <a:graphicData uri="http://schemas.microsoft.com/office/word/2010/wordprocessingShape">
+                    <wps:wsp>
+                      <wps:cNvSpPr txBox="1"/>
+                      <wps:spPr>
+                        <a:xfrm>
+                          <a:off x="0" y="0"/>
+                          <a:ext cx="1554480" cy="647700"/>
+                        </a:xfrm>
+                        <a:prstGeom prst="rect">
+                          <a:avLst/>
+                        </a:prstGeom>
+                        <a:solidFill>
+                          <a:schemeClr val="lt1"/>
+                        </a:solidFill>
+                        <a:ln w="6350">
+                          <a:solidFill>
+                            <a:prstClr val="black"/>
+                          </a:solidFill>
+                        </a:ln>
+                      </wps:spPr>
+                      <wps:txbx>
+                        <w:txbxContent>
+                          <w:p>
+                            <w:r>
+                              <w:t>Execute the method in base and display the output</w:t>
+                            </w:r>
+                          </w:p>
+                        </w:txbxContent>
+                      </wps:txbx>
+                      <wps:bodyPr rot="0" spcFirstLastPara="0" vertOverflow="overflow" horzOverflow="overflow" vert="horz" wrap="square" lIns="91440" tIns="45720" rIns="91440" bIns="45720" numCol="1" spcCol="0" rtlCol="0" fromWordArt="0" anchor="t" anchorCtr="0" forceAA="0" compatLnSpc="1">
+                        <a:prstTxWarp prst="textNoShape">
+                          <a:avLst/>
+                        </a:prstTxWarp>
+                        <a:noAutofit/>
+                      </wps:bodyPr>
+                    </wps:wsp>
+                  </a:graphicData>
+                </a:graphic>
+                <wp14:sizeRelV relativeFrom="margin">
+                  <wp14:pctHeight>0</wp14:pctHeight>
+                </wp14:sizeRelV>
+              </wp:anchor>
+            </w:drawing>
+          </mc:Choice>
+          <mc:Fallback>
+            <w:pict>
+              <v:shape w14:anchorId="25FC1E51" id="Text Box 40" o:spid="_x0000_s1049" type="#_x0000_t202" style="position:absolute;margin-left:-.6pt;margin-top:107.2pt;width:122.4pt;height:51pt;z-index:251700224;visibility:visible;mso-wrap-style:square;mso-height-percent:0;mso-wrap-distance-left:9pt;mso-wrap-distance-top:0;mso-wrap-distance-right:9pt;mso-wrap-distance-bottom:0;mso-position-horizontal:absolute;mso-position-horizontal-relative:text;mso-position-vertical:absolute;mso-position-vertical-relative:text;mso-height-percent:0;mso-height-relative:margin;v-text-anchor:top" o:gfxdata="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" fillcolor="white [3201]" strokeweight=".5pt">
+                <v:textbox>
+                  <w:txbxContent>
+                    <w:p>
+                      <w:r>
+                        <w:t>Execute the method in base and display the output</w:t>
+                      </w:r>
+                    </w:p>
+                  </w:txbxContent>
+                </v:textbox>
+              </v:shape>
+            </w:pict>
+          </mc:Fallback>
+        </mc:AlternateContent>
+      </w:r>
+      <w:r>
+        <w:rPr>
+          <w:b/>
+          <w:bCs/>
+          <w:noProof/>
+          <w:sz w:val="28"/>
+          <w:szCs w:val="28"/>
+        </w:rPr>
+        <mc:AlternateContent>
+          <mc:Choice Requires="wps">
+            <w:drawing>
+              <wp:anchor distT="0" distB="0" distL="114300" distR="114300" simplePos="0" relativeHeight="251697152" behindDoc="0" locked="0" layoutInCell="1" allowOverlap="1" wp14:anchorId="2112ED5D" wp14:editId="38168192">
+                <wp:simplePos x="0" y="0"/>
+                <wp:positionH relativeFrom="column">
+                  <wp:posOffset>4229100</wp:posOffset>
+                </wp:positionH>
+                <wp:positionV relativeFrom="paragraph">
+                  <wp:posOffset>591820</wp:posOffset>
+                </wp:positionV>
+                <wp:extent cx="1143000" cy="495300"/>
+                <wp:effectExtent l="0" t="0" r="19050" b="19050"/>
+                <wp:wrapNone/>
+                <wp:docPr id="118403535" name="Text Box 37"/>
+                <wp:cNvGraphicFramePr/>
+                <a:graphic xmlns:a="http://schemas.openxmlformats.org/drawingml/2006/main">
+                  <a:graphicData uri="http://schemas.microsoft.com/office/word/2010/wordprocessingShape">
+                    <wps:wsp>
+                      <wps:cNvSpPr txBox="1"/>
+                      <wps:spPr>
+                        <a:xfrm>
+                          <a:off x="0" y="0"/>
+                          <a:ext cx="1143000" cy="495300"/>
+                        </a:xfrm>
+                        <a:prstGeom prst="rect">
+                          <a:avLst/>
+                        </a:prstGeom>
+                        <a:solidFill>
+                          <a:schemeClr val="lt1"/>
+                        </a:solidFill>
+                        <a:ln w="6350">
+                          <a:solidFill>
+                            <a:prstClr val="black"/>
+                          </a:solidFill>
+                        </a:ln>
+                      </wps:spPr>
+                      <wps:txbx>
+                        <w:txbxContent>
+                          <w:p>
+                            <w:r>
+                              <w:t>Is this a virtual method? In Base</w:t>
+                            </w:r>
+                          </w:p>
+                        </w:txbxContent>
+                      </wps:txbx>
+                      <wps:bodyPr rot="0" spcFirstLastPara="0" vertOverflow="overflow" horzOverflow="overflow" vert="horz" wrap="square" lIns="91440" tIns="45720" rIns="91440" bIns="45720" numCol="1" spcCol="0" rtlCol="0" fromWordArt="0" anchor="t" anchorCtr="0" forceAA="0" compatLnSpc="1">
+                        <a:prstTxWarp prst="textNoShape">
+                          <a:avLst/>
+                        </a:prstTxWarp>
+                        <a:noAutofit/>
+                      </wps:bodyPr>
+                    </wps:wsp>
+                  </a:graphicData>
+                </a:graphic>
+                <wp14:sizeRelH relativeFrom="margin">
+                  <wp14:pctWidth>0</wp14:pctWidth>
+                </wp14:sizeRelH>
+              </wp:anchor>
+            </w:drawing>
+          </mc:Choice>
+          <mc:Fallback>
+            <w:pict>
+              <v:shape w14:anchorId="2112ED5D" id="_x0000_s1050" type="#_x0000_t202" style="position:absolute;margin-left:333pt;margin-top:46.6pt;width:90pt;height:39pt;z-index:251697152;visibility:visible;mso-wrap-style:square;mso-width-percent:0;mso-wrap-distance-left:9pt;mso-wrap-distance-top:0;mso-wrap-distance-right:9pt;mso-wrap-distance-bottom:0;mso-position-horizontal:absolute;mso-position-horizontal-relative:text;mso-position-vertical:absolute;mso-position-vertical-relative:text;mso-width-percent:0;mso-width-relative:margin;v-text-anchor:top" o:gfxdata="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" fillcolor="white [3201]" strokeweight=".5pt">
+                <v:textbox>
+                  <w:txbxContent>
+                    <w:p>
+                      <w:r>
+                        <w:t>Is this a virtual method? In Base</w:t>
+                      </w:r>
+                    </w:p>
+                  </w:txbxContent>
+                </v:textbox>
+              </v:shape>
+            </w:pict>
+          </mc:Fallback>
+        </mc:AlternateContent>
+      </w:r>
+      <w:r>
+        <w:rPr>
+          <w:b/>
+          <w:bCs/>
+          <w:noProof/>
+          <w:sz w:val="28"/>
+          <w:szCs w:val="28"/>
+        </w:rPr>
+        <mc:AlternateContent>
+          <mc:Choice Requires="wps">
+            <w:drawing>
+              <wp:anchor distT="0" distB="0" distL="114300" distR="114300" simplePos="0" relativeHeight="251696128" behindDoc="0" locked="0" layoutInCell="1" allowOverlap="1" wp14:anchorId="4A67B0C3" wp14:editId="4C61A091">
+                <wp:simplePos x="0" y="0"/>
+                <wp:positionH relativeFrom="column">
+                  <wp:posOffset>1516380</wp:posOffset>
+                </wp:positionH>
+                <wp:positionV relativeFrom="paragraph">
+                  <wp:posOffset>104140</wp:posOffset>
+                </wp:positionV>
+                <wp:extent cx="2735580" cy="304800"/>
+                <wp:effectExtent l="0" t="0" r="26670" b="19050"/>
+                <wp:wrapNone/>
+                <wp:docPr id="1983822189" name="Text Box 36"/>
+                <wp:cNvGraphicFramePr/>
+                <a:graphic xmlns:a="http://schemas.openxmlformats.org/drawingml/2006/main">
+                  <a:graphicData uri="http://schemas.microsoft.com/office/word/2010/wordprocessingShape">
+                    <wps:wsp>
+                      <wps:cNvSpPr txBox="1"/>
+                      <wps:spPr>
+                        <a:xfrm>
+                          <a:off x="0" y="0"/>
+                          <a:ext cx="2735580" cy="304800"/>
+                        </a:xfrm>
+                        <a:prstGeom prst="rect">
+                          <a:avLst/>
+                        </a:prstGeom>
+                        <a:solidFill>
+                          <a:schemeClr val="lt1"/>
+                        </a:solidFill>
+                        <a:ln w="6350">
+                          <a:solidFill>
+                            <a:prstClr val="black"/>
+                          </a:solidFill>
+                        </a:ln>
+                      </wps:spPr>
+                      <wps:txbx>
+                        <w:txbxContent>
+                          <w:p>
+                            <w:r>
+                              <w:t>Execution always goes to base class method</w:t>
+                            </w:r>
+                          </w:p>
+                        </w:txbxContent>
+                      </wps:txbx>
+                      <wps:bodyPr rot="0" spcFirstLastPara="0" vertOverflow="overflow" horzOverflow="overflow" vert="horz" wrap="square" lIns="91440" tIns="45720" rIns="91440" bIns="45720" numCol="1" spcCol="0" rtlCol="0" fromWordArt="0" anchor="t" anchorCtr="0" forceAA="0" compatLnSpc="1">
+                        <a:prstTxWarp prst="textNoShape">
+                          <a:avLst/>
+                        </a:prstTxWarp>
+                        <a:noAutofit/>
+                      </wps:bodyPr>
+                    </wps:wsp>
+                  </a:graphicData>
+                </a:graphic>
+                <wp14:sizeRelH relativeFrom="margin">
+                  <wp14:pctWidth>0</wp14:pctWidth>
+                </wp14:sizeRelH>
+              </wp:anchor>
+            </w:drawing>
+          </mc:Choice>
+          <mc:Fallback>
+            <w:pict>
+              <v:shape w14:anchorId="4A67B0C3" id="Text Box 36" o:spid="_x0000_s1051" type="#_x0000_t202" style="position:absolute;margin-left:119.4pt;margin-top:8.2pt;width:215.4pt;height:24pt;z-index:251696128;visibility:visible;mso-wrap-style:square;mso-width-percent:0;mso-wrap-distance-left:9pt;mso-wrap-distance-top:0;mso-wrap-distance-right:9pt;mso-wrap-distance-bottom:0;mso-position-horizontal:absolute;mso-position-horizontal-relative:text;mso-position-vertical:absolute;mso-position-vertical-relative:text;mso-width-percent:0;mso-width-relative:margin;v-text-anchor:top" o:gfxdata="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" fillcolor="white [3201]" strokeweight=".5pt">
+                <v:textbox>
+                  <w:txbxContent>
+                    <w:p>
+                      <w:r>
+                        <w:t>Execution always goes to base class method</w:t>
+                      </w:r>
+                    </w:p>
+                  </w:txbxContent>
+                </v:textbox>
+              </v:shape>
+            </w:pict>
+          </mc:Fallback>
+        </mc:AlternateContent>
+      </w:r>
+    </w:p>
+    <w:p>
+      <w:pPr>
+        <w:rPr>
+          <w:sz w:val="28"/>
+          <w:szCs w:val="28"/>
+        </w:rPr>
+      </w:pPr>
+    </w:p>
+    <w:p>
+      <w:pPr>
+        <w:rPr>
+          <w:sz w:val="28"/>
+          <w:szCs w:val="28"/>
+        </w:rPr>
+      </w:pPr>
+    </w:p>
+    <w:p>
+      <w:pPr>
+        <w:tabs>
+          <w:tab w:val="left" w:pos="2400"/>
+          <w:tab w:val="left" w:pos="2616"/>
+        </w:tabs>
+      </w:pPr>
+      <w:r>
+        <w:rPr>
+          <w:b/>
+          <w:bCs/>
+          <w:sz w:val="28"/>
+          <w:szCs w:val="28"/>
+        </w:rPr>
+        <w:tab/>
+      </w:r>
+      <w:r>
+        <w:tab/>
+      </w:r>
+    </w:p>
+    <w:p>
+      <w:pPr>
+        <w:tabs>
+          <w:tab w:val="left" w:pos="5004"/>
+        </w:tabs>
+      </w:pPr>
+      <w:r>
+        <w:rPr>
+          <w:noProof/>
+          <w:sz w:val="28"/>
+          <w:szCs w:val="28"/>
+        </w:rPr>
+        <mc:AlternateContent>
+          <mc:Choice Requires="wps">
+            <w:drawing>
+              <wp:anchor distT="0" distB="0" distL="114300" distR="114300" simplePos="0" relativeHeight="251707392" behindDoc="0" locked="0" layoutInCell="1" allowOverlap="1" wp14:anchorId="45ADC9FE" wp14:editId="12ED3E05">
+                <wp:simplePos x="0" y="0"/>
+                <wp:positionH relativeFrom="column">
+                  <wp:posOffset>1653540</wp:posOffset>
+                </wp:positionH>
+                <wp:positionV relativeFrom="paragraph">
+                  <wp:posOffset>213360</wp:posOffset>
+                </wp:positionV>
+                <wp:extent cx="381000" cy="251460"/>
+                <wp:effectExtent l="0" t="0" r="19050" b="15240"/>
+                <wp:wrapNone/>
+                <wp:docPr id="1346871733" name="Text Box 48"/>
+                <wp:cNvGraphicFramePr/>
+                <a:graphic xmlns:a="http://schemas.openxmlformats.org/drawingml/2006/main">
+                  <a:graphicData uri="http://schemas.microsoft.com/office/word/2010/wordprocessingShape">
+                    <wps:wsp>
+                      <wps:cNvSpPr txBox="1"/>
+                      <wps:spPr>
+                        <a:xfrm>
+                          <a:off x="0" y="0"/>
+                          <a:ext cx="381000" cy="251460"/>
+                        </a:xfrm>
+                        <a:prstGeom prst="rect">
+                          <a:avLst/>
+                        </a:prstGeom>
+                        <a:solidFill>
+                          <a:schemeClr val="lt1"/>
+                        </a:solidFill>
+                        <a:ln w="6350">
+                          <a:solidFill>
+                            <a:schemeClr val="bg1"/>
+                          </a:solidFill>
+                        </a:ln>
+                      </wps:spPr>
+                      <wps:txbx>
+                        <w:txbxContent>
+                          <w:p>
+                            <w:r>
+                              <w:t>No</w:t>
+                            </w:r>
+                          </w:p>
+                        </w:txbxContent>
+                      </wps:txbx>
+                      <wps:bodyPr rot="0" spcFirstLastPara="0" vertOverflow="overflow" horzOverflow="overflow" vert="horz" wrap="square" lIns="91440" tIns="45720" rIns="91440" bIns="45720" numCol="1" spcCol="0" rtlCol="0" fromWordArt="0" anchor="t" anchorCtr="0" forceAA="0" compatLnSpc="1">
+                        <a:prstTxWarp prst="textNoShape">
+                          <a:avLst/>
+                        </a:prstTxWarp>
+                        <a:noAutofit/>
+                      </wps:bodyPr>
+                    </wps:wsp>
+                  </a:graphicData>
+                </a:graphic>
+                <wp14:sizeRelH relativeFrom="margin">
+                  <wp14:pctWidth>0</wp14:pctWidth>
+                </wp14:sizeRelH>
+                <wp14:sizeRelV relativeFrom="margin">
+                  <wp14:pctHeight>0</wp14:pctHeight>
+                </wp14:sizeRelV>
+              </wp:anchor>
+            </w:drawing>
+          </mc:Choice>
+          <mc:Fallback>
+            <w:pict>
+              <v:shape w14:anchorId="45ADC9FE" id="Text Box 48" o:spid="_x0000_s1052" type="#_x0000_t202" style="position:absolute;margin-left:130.2pt;margin-top:16.8pt;width:30pt;height:19.8pt;z-index:251707392;visibility:visible;mso-wrap-style:square;mso-width-percent:0;mso-height-percent:0;mso-wrap-distance-left:9pt;mso-wrap-distance-top:0;mso-wrap-distance-right:9pt;mso-wrap-distance-bottom:0;mso-position-horizontal:absolute;mso-position-horizontal-relative:text;mso-position-vertical:absolute;mso-position-vertical-relative:text;mso-width-percent:0;mso-height-percent:0;mso-width-relative:margin;mso-height-relative:margin;v-text-anchor:top" o:gfxdata="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" fillcolor="white [3201]" strokecolor="white [3212]" strokeweight=".5pt">
+                <v:textbox>
+                  <w:txbxContent>
+                    <w:p>
+                      <w:r>
+                        <w:t>No</w:t>
+                      </w:r>
+                    </w:p>
+                  </w:txbxContent>
+                </v:textbox>
+              </v:shape>
+            </w:pict>
+          </mc:Fallback>
+        </mc:AlternateContent>
+      </w:r>
+      <w:r>
+        <w:rPr>
+          <w:sz w:val="28"/>
+          <w:szCs w:val="28"/>
+        </w:rPr>
+        <w:tab/>
+      </w:r>
+      <w:r>
+        <w:t>Yes</w:t>
+      </w:r>
+    </w:p>
     <w:sectPr>
+      <w:footerReference w:type="default" r:id="rId6"/>
       <w:pgSz w:w="11906" w:h="16838"/>
       <w:pgMar w:top="1440" w:right="1440" w:bottom="1440" w:left="1440" w:header="708" w:footer="708" w:gutter="0"/>
       <w:cols w:space="708"/>
@@ -7869,6 +9266,75 @@
     </w:sectPr>
   </w:body>
 </w:document>
+</file>
+
+<file path=word/endnotes.xml><?xml version="1.0" encoding="utf-8"?>
+<w:endnotes xmlns:wpc="http://schemas.microsoft.com/office/word/2010/wordprocessingCanvas" xmlns:cx="http://schemas.microsoft.com/office/drawing/2014/chartex" xmlns:cx1="http://schemas.microsoft.com/office/drawing/2015/9/8/chartex" xmlns:cx2="http://schemas.microsoft.com/office/drawing/2015/10/21/chartex" xmlns:cx3="http://schemas.microsoft.com/office/drawing/2016/5/9/chartex" xmlns:cx4="http://schemas.microsoft.com/office/drawing/2016/5/10/chartex" xmlns:cx5="http://schemas.microsoft.com/office/drawing/2016/5/11/chartex" xmlns:cx6="http://schemas.microsoft.com/office/drawing/2016/5/12/chartex" xmlns:cx7="http://schemas.microsoft.com/office/drawing/2016/5/13/chartex" xmlns:cx8="http://schemas.microsoft.com/office/drawing/2016/5/14/chartex" xmlns:mc="http://schemas.openxmlformats.org/markup-compatibility/2006" xmlns:aink="http://schemas.microsoft.com/office/drawing/2016/ink" xmlns:am3d="http://schemas.microsoft.com/office/drawing/2017/model3d" xmlns:o="urn:schemas-microsoft-com:office:office" xmlns:oel="http://schemas.microsoft.com/office/2019/extlst" xmlns:r="http://schemas.openxmlformats.org/officeDocument/2006/relationships" xmlns:m="http://schemas.openxmlformats.org/officeDocument/2006/math" xmlns:v="urn:schemas-microsoft-com:vml" xmlns:wp14="http://schemas.microsoft.com/office/word/2010/wordprocessingDrawing" xmlns:wp="http://schemas.openxmlformats.org/drawingml/2006/wordprocessingDrawing" xmlns:w10="urn:schemas-microsoft-com:office:word" xmlns:w="http://schemas.openxmlformats.org/wordprocessingml/2006/main" xmlns:w14="http://schemas.microsoft.com/office/word/2010/wordml" xmlns:w15="http://schemas.microsoft.com/office/word/2012/wordml" xmlns:w16cex="http://schemas.microsoft.com/office/word/2018/wordml/cex" xmlns:w16cid="http://schemas.microsoft.com/office/word/2016/wordml/cid" xmlns:w16="http://schemas.microsoft.com/office/word/2018/wordml" xmlns:w16du="http://schemas.microsoft.com/office/word/2023/wordml/word16du" xmlns:w16sdtdh="http://schemas.microsoft.com/office/word/2020/wordml/sdtdatahash" xmlns:w16sdtfl="http://schemas.microsoft.com/office/word/2024/wordml/sdtformatlock" xmlns:w16se="http://schemas.microsoft.com/office/word/2015/wordml/symex" xmlns:wpg="http://schemas.microsoft.com/office/word/2010/wordprocessingGroup" xmlns:wpi="http://schemas.microsoft.com/office/word/2010/wordprocessingInk" xmlns:wne="http://schemas.microsoft.com/office/word/2006/wordml" xmlns:wps="http://schemas.microsoft.com/office/word/2010/wordprocessingShape" mc:Ignorable="w14 w15 w16se w16cid w16 w16cex w16sdtdh w16sdtfl w16du wp14">
+  <w:endnote w:type="separator" w:id="-1">
+    <w:p>
+      <w:pPr>
+        <w:spacing w:after="0" w:line="240" w:lineRule="auto"/>
+      </w:pPr>
+      <w:r>
+        <w:separator/>
+      </w:r>
+    </w:p>
+  </w:endnote>
+  <w:endnote w:type="continuationSeparator" w:id="0">
+    <w:p>
+      <w:pPr>
+        <w:spacing w:after="0" w:line="240" w:lineRule="auto"/>
+      </w:pPr>
+      <w:r>
+        <w:continuationSeparator/>
+      </w:r>
+    </w:p>
+  </w:endnote>
+</w:endnotes>
+</file>
+
+<file path=word/footer1.xml><?xml version="1.0" encoding="utf-8"?>
+<w:ftr xmlns:wpc="http://schemas.microsoft.com/office/word/2010/wordprocessingCanvas" xmlns:cx="http://schemas.microsoft.com/office/drawing/2014/chartex" xmlns:cx1="http://schemas.microsoft.com/office/drawing/2015/9/8/chartex" xmlns:cx2="http://schemas.microsoft.com/office/drawing/2015/10/21/chartex" xmlns:cx3="http://schemas.microsoft.com/office/drawing/2016/5/9/chartex" xmlns:cx4="http://schemas.microsoft.com/office/drawing/2016/5/10/chartex" xmlns:cx5="http://schemas.microsoft.com/office/drawing/2016/5/11/chartex" xmlns:cx6="http://schemas.microsoft.com/office/drawing/2016/5/12/chartex" xmlns:cx7="http://schemas.microsoft.com/office/drawing/2016/5/13/chartex" xmlns:cx8="http://schemas.microsoft.com/office/drawing/2016/5/14/chartex" xmlns:mc="http://schemas.openxmlformats.org/markup-compatibility/2006" xmlns:aink="http://schemas.microsoft.com/office/drawing/2016/ink" xmlns:am3d="http://schemas.microsoft.com/office/drawing/2017/model3d" xmlns:o="urn:schemas-microsoft-com:office:office" xmlns:oel="http://schemas.microsoft.com/office/2019/extlst" xmlns:r="http://schemas.openxmlformats.org/officeDocument/2006/relationships" xmlns:m="http://schemas.openxmlformats.org/officeDocument/2006/math" xmlns:v="urn:schemas-microsoft-com:vml" xmlns:wp14="http://schemas.microsoft.com/office/word/2010/wordprocessingDrawing" xmlns:wp="http://schemas.openxmlformats.org/drawingml/2006/wordprocessingDrawing" xmlns:w10="urn:schemas-microsoft-com:office:word" xmlns:w="http://schemas.openxmlformats.org/wordprocessingml/2006/main" xmlns:w14="http://schemas.microsoft.com/office/word/2010/wordml" xmlns:w15="http://schemas.microsoft.com/office/word/2012/wordml" xmlns:w16cex="http://schemas.microsoft.com/office/word/2018/wordml/cex" xmlns:w16cid="http://schemas.microsoft.com/office/word/2016/wordml/cid" xmlns:w16="http://schemas.microsoft.com/office/word/2018/wordml" xmlns:w16du="http://schemas.microsoft.com/office/word/2023/wordml/word16du" xmlns:w16sdtdh="http://schemas.microsoft.com/office/word/2020/wordml/sdtdatahash" xmlns:w16sdtfl="http://schemas.microsoft.com/office/word/2024/wordml/sdtformatlock" xmlns:w16se="http://schemas.microsoft.com/office/word/2015/wordml/symex" xmlns:wpg="http://schemas.microsoft.com/office/word/2010/wordprocessingGroup" xmlns:wpi="http://schemas.microsoft.com/office/word/2010/wordprocessingInk" xmlns:wne="http://schemas.microsoft.com/office/word/2006/wordml" xmlns:wps="http://schemas.microsoft.com/office/word/2010/wordprocessingShape" mc:Ignorable="w14 w15 w16se w16cid w16 w16cex w16sdtdh w16sdtfl w16du wp14">
+  <w:p>
+    <w:pPr>
+      <w:pStyle w:val="Footer"/>
+      <w:tabs>
+        <w:tab w:val="clear" w:pos="4513"/>
+        <w:tab w:val="clear" w:pos="9026"/>
+        <w:tab w:val="left" w:pos="5148"/>
+      </w:tabs>
+    </w:pPr>
+    <w:r>
+      <w:tab/>
+      <w:t>Yes</w:t>
+    </w:r>
+  </w:p>
+</w:ftr>
+</file>
+
+<file path=word/footnotes.xml><?xml version="1.0" encoding="utf-8"?>
+<w:footnotes xmlns:wpc="http://schemas.microsoft.com/office/word/2010/wordprocessingCanvas" xmlns:cx="http://schemas.microsoft.com/office/drawing/2014/chartex" xmlns:cx1="http://schemas.microsoft.com/office/drawing/2015/9/8/chartex" xmlns:cx2="http://schemas.microsoft.com/office/drawing/2015/10/21/chartex" xmlns:cx3="http://schemas.microsoft.com/office/drawing/2016/5/9/chartex" xmlns:cx4="http://schemas.microsoft.com/office/drawing/2016/5/10/chartex" xmlns:cx5="http://schemas.microsoft.com/office/drawing/2016/5/11/chartex" xmlns:cx6="http://schemas.microsoft.com/office/drawing/2016/5/12/chartex" xmlns:cx7="http://schemas.microsoft.com/office/drawing/2016/5/13/chartex" xmlns:cx8="http://schemas.microsoft.com/office/drawing/2016/5/14/chartex" xmlns:mc="http://schemas.openxmlformats.org/markup-compatibility/2006" xmlns:aink="http://schemas.microsoft.com/office/drawing/2016/ink" xmlns:am3d="http://schemas.microsoft.com/office/drawing/2017/model3d" xmlns:o="urn:schemas-microsoft-com:office:office" xmlns:oel="http://schemas.microsoft.com/office/2019/extlst" xmlns:r="http://schemas.openxmlformats.org/officeDocument/2006/relationships" xmlns:m="http://schemas.openxmlformats.org/officeDocument/2006/math" xmlns:v="urn:schemas-microsoft-com:vml" xmlns:wp14="http://schemas.microsoft.com/office/word/2010/wordprocessingDrawing" xmlns:wp="http://schemas.openxmlformats.org/drawingml/2006/wordprocessingDrawing" xmlns:w10="urn:schemas-microsoft-com:office:word" xmlns:w="http://schemas.openxmlformats.org/wordprocessingml/2006/main" xmlns:w14="http://schemas.microsoft.com/office/word/2010/wordml" xmlns:w15="http://schemas.microsoft.com/office/word/2012/wordml" xmlns:w16cex="http://schemas.microsoft.com/office/word/2018/wordml/cex" xmlns:w16cid="http://schemas.microsoft.com/office/word/2016/wordml/cid" xmlns:w16="http://schemas.microsoft.com/office/word/2018/wordml" xmlns:w16du="http://schemas.microsoft.com/office/word/2023/wordml/word16du" xmlns:w16sdtdh="http://schemas.microsoft.com/office/word/2020/wordml/sdtdatahash" xmlns:w16sdtfl="http://schemas.microsoft.com/office/word/2024/wordml/sdtformatlock" xmlns:w16se="http://schemas.microsoft.com/office/word/2015/wordml/symex" xmlns:wpg="http://schemas.microsoft.com/office/word/2010/wordprocessingGroup" xmlns:wpi="http://schemas.microsoft.com/office/word/2010/wordprocessingInk" xmlns:wne="http://schemas.microsoft.com/office/word/2006/wordml" xmlns:wps="http://schemas.microsoft.com/office/word/2010/wordprocessingShape" mc:Ignorable="w14 w15 w16se w16cid w16 w16cex w16sdtdh w16sdtfl w16du wp14">
+  <w:footnote w:type="separator" w:id="-1">
+    <w:p>
+      <w:pPr>
+        <w:spacing w:after="0" w:line="240" w:lineRule="auto"/>
+      </w:pPr>
+      <w:r>
+        <w:separator/>
+      </w:r>
+    </w:p>
+  </w:footnote>
+  <w:footnote w:type="continuationSeparator" w:id="0">
+    <w:p>
+      <w:pPr>
+        <w:spacing w:after="0" w:line="240" w:lineRule="auto"/>
+      </w:pPr>
+      <w:r>
+        <w:continuationSeparator/>
+      </w:r>
+    </w:p>
+  </w:footnote>
+</w:footnotes>
 </file>
 
 <file path=word/styles.xml><?xml version="1.0" encoding="utf-8"?>
@@ -8474,6 +9940,7 @@
   <w:style w:type="character" w:default="1" w:styleId="DefaultParagraphFont">
     <w:name w:val="Default Paragraph Font"/>
     <w:uiPriority w:val="1"/>
+    <w:semiHidden/>
     <w:unhideWhenUsed/>
   </w:style>
   <w:style w:type="table" w:default="1" w:styleId="TableNormal">
@@ -8806,6 +10273,50 @@
       </w:tblBorders>
     </w:tblPr>
   </w:style>
+  <w:style w:type="paragraph" w:styleId="Header">
+    <w:name w:val="header"/>
+    <w:basedOn w:val="Normal"/>
+    <w:link w:val="HeaderChar"/>
+    <w:uiPriority w:val="99"/>
+    <w:unhideWhenUsed/>
+    <w:rsid w:val="004C0282"/>
+    <w:pPr>
+      <w:tabs>
+        <w:tab w:val="center" w:pos="4513"/>
+        <w:tab w:val="right" w:pos="9026"/>
+      </w:tabs>
+      <w:spacing w:after="0" w:line="240" w:lineRule="auto"/>
+    </w:pPr>
+  </w:style>
+  <w:style w:type="character" w:customStyle="1" w:styleId="HeaderChar">
+    <w:name w:val="Header Char"/>
+    <w:basedOn w:val="DefaultParagraphFont"/>
+    <w:link w:val="Header"/>
+    <w:uiPriority w:val="99"/>
+    <w:rsid w:val="004C0282"/>
+  </w:style>
+  <w:style w:type="paragraph" w:styleId="Footer">
+    <w:name w:val="footer"/>
+    <w:basedOn w:val="Normal"/>
+    <w:link w:val="FooterChar"/>
+    <w:uiPriority w:val="99"/>
+    <w:unhideWhenUsed/>
+    <w:rsid w:val="004C0282"/>
+    <w:pPr>
+      <w:tabs>
+        <w:tab w:val="center" w:pos="4513"/>
+        <w:tab w:val="right" w:pos="9026"/>
+      </w:tabs>
+      <w:spacing w:after="0" w:line="240" w:lineRule="auto"/>
+    </w:pPr>
+  </w:style>
+  <w:style w:type="character" w:customStyle="1" w:styleId="FooterChar">
+    <w:name w:val="Footer Char"/>
+    <w:basedOn w:val="DefaultParagraphFont"/>
+    <w:link w:val="Footer"/>
+    <w:uiPriority w:val="99"/>
+    <w:rsid w:val="004C0282"/>
+  </w:style>
 </w:styles>
 </file>
 

--- a/C# Notes.docx
+++ b/C# Notes.docx
@@ -1200,30 +1200,14 @@
       </w:r>
       <w:r>
         <w:tab/>
-        <w:t>Based on Extension - .exe (Executable), .</w:t>
-      </w:r>
-      <w:proofErr w:type="spellStart"/>
-      <w:r>
-        <w:t>dll</w:t>
-      </w:r>
-      <w:proofErr w:type="spellEnd"/>
-      <w:r>
-        <w:t xml:space="preserve"> (Dynamic Link Library)</w:t>
+        <w:t>Based on Extension - .exe (Executable), .dll (Dynamic Link Library)</w:t>
       </w:r>
       <w:r>
         <w:br/>
       </w:r>
       <w:r>
         <w:tab/>
-        <w:t xml:space="preserve">Based on </w:t>
-      </w:r>
-      <w:proofErr w:type="spellStart"/>
-      <w:r>
-        <w:t>Storgae</w:t>
-      </w:r>
-      <w:proofErr w:type="spellEnd"/>
-      <w:r>
-        <w:t xml:space="preserve"> Location – private (project/bin), public (GAC – Global Assembly Cache)</w:t>
+        <w:t>Based on Storgae Location – private (project/bin), public (GAC – Global Assembly Cache)</w:t>
       </w:r>
     </w:p>
     <w:p/>
@@ -1248,15 +1232,7 @@
     </w:p>
     <w:p>
       <w:r>
-        <w:t xml:space="preserve">Using </w:t>
-      </w:r>
-      <w:proofErr w:type="spellStart"/>
-      <w:r>
-        <w:t>Namespace_name</w:t>
-      </w:r>
-      <w:proofErr w:type="spellEnd"/>
-      <w:r>
-        <w:t>;</w:t>
+        <w:t>Using Namespace_name;</w:t>
       </w:r>
     </w:p>
     <w:p/>
@@ -1332,13 +1308,8 @@
         <w:t>n</w:t>
       </w:r>
       <w:r>
-        <w:t xml:space="preserve">amespace </w:t>
-      </w:r>
-      <w:proofErr w:type="spellStart"/>
-      <w:r>
-        <w:t>AppName</w:t>
-      </w:r>
-      <w:proofErr w:type="spellEnd"/>
+        <w:t>amespace AppName</w:t>
+      </w:r>
       <w:r>
         <w:br/>
         <w:t>{</w:t>
@@ -1349,69 +1320,28 @@
       </w:r>
       <w:r>
         <w:br/>
-        <w:t xml:space="preserve">     </w:t>
-      </w:r>
-      <w:proofErr w:type="gramStart"/>
-      <w:r>
-        <w:t xml:space="preserve">   {</w:t>
-      </w:r>
-      <w:proofErr w:type="gramEnd"/>
-      <w:r>
-        <w:br/>
-        <w:t xml:space="preserve">            static void </w:t>
-      </w:r>
-      <w:proofErr w:type="gramStart"/>
-      <w:r>
-        <w:t>Main(</w:t>
-      </w:r>
-      <w:proofErr w:type="gramEnd"/>
-      <w:r>
-        <w:t>String</w:t>
-      </w:r>
-      <w:proofErr w:type="gramStart"/>
-      <w:r>
-        <w:t>[]</w:t>
-      </w:r>
-      <w:proofErr w:type="spellStart"/>
-      <w:r>
-        <w:t>args</w:t>
-      </w:r>
-      <w:proofErr w:type="spellEnd"/>
-      <w:proofErr w:type="gramEnd"/>
-      <w:r>
-        <w:t>)</w:t>
-      </w:r>
-      <w:r>
-        <w:br/>
-        <w:t xml:space="preserve">         </w:t>
-      </w:r>
-      <w:proofErr w:type="gramStart"/>
-      <w:r>
-        <w:t xml:space="preserve">   {</w:t>
-      </w:r>
-      <w:proofErr w:type="gramEnd"/>
+        <w:t xml:space="preserve">        {</w:t>
+      </w:r>
+      <w:r>
+        <w:br/>
+        <w:t xml:space="preserve">            static void Main(String[]args)</w:t>
+      </w:r>
+      <w:r>
+        <w:br/>
+        <w:t xml:space="preserve">            {</w:t>
+      </w:r>
       <w:r>
         <w:br/>
         <w:t xml:space="preserve">                Logic</w:t>
       </w:r>
       <w:r>
         <w:br/>
-        <w:t xml:space="preserve">          </w:t>
-      </w:r>
-      <w:proofErr w:type="gramStart"/>
-      <w:r>
-        <w:t xml:space="preserve">  }</w:t>
-      </w:r>
-      <w:proofErr w:type="gramEnd"/>
-      <w:r>
-        <w:br/>
-        <w:t xml:space="preserve">      </w:t>
-      </w:r>
-      <w:proofErr w:type="gramStart"/>
-      <w:r>
-        <w:t xml:space="preserve">  }</w:t>
-      </w:r>
-      <w:proofErr w:type="gramEnd"/>
+        <w:t xml:space="preserve">            }</w:t>
+      </w:r>
+      <w:r>
+        <w:br/>
+        <w:t xml:space="preserve">        }</w:t>
+      </w:r>
       <w:r>
         <w:br/>
         <w:t>}</w:t>
@@ -1510,13 +1440,8 @@
       <w:r>
         <w:br/>
       </w:r>
-      <w:proofErr w:type="spellStart"/>
-      <w:r>
-        <w:t>DataType</w:t>
-      </w:r>
-      <w:proofErr w:type="spellEnd"/>
-      <w:r>
-        <w:t xml:space="preserve"> identifier;</w:t>
+      <w:r>
+        <w:t>DataType identifier;</w:t>
       </w:r>
     </w:p>
     <w:p/>
@@ -1638,32 +1563,11 @@
       </w:r>
       <w:r>
         <w:br/>
-        <w:t xml:space="preserve">identifier = </w:t>
-      </w:r>
-      <w:proofErr w:type="spellStart"/>
-      <w:proofErr w:type="gramStart"/>
-      <w:r>
-        <w:t>InputFunction</w:t>
-      </w:r>
-      <w:proofErr w:type="spellEnd"/>
-      <w:r>
-        <w:t>(</w:t>
-      </w:r>
-      <w:proofErr w:type="gramEnd"/>
-      <w:r>
-        <w:t>);</w:t>
-      </w:r>
-      <w:r>
-        <w:br/>
-        <w:t xml:space="preserve">name = </w:t>
-      </w:r>
-      <w:proofErr w:type="spellStart"/>
-      <w:r>
-        <w:t>Console.ReadLine</w:t>
-      </w:r>
-      <w:proofErr w:type="spellEnd"/>
-      <w:r>
-        <w:t>();</w:t>
+        <w:t>identifier = InputFunction();</w:t>
+      </w:r>
+      <w:r>
+        <w:br/>
+        <w:t>name = Console.ReadLine();</w:t>
       </w:r>
     </w:p>
     <w:p/>
@@ -1722,46 +1626,14 @@
       </w:r>
       <w:r>
         <w:br/>
-      </w:r>
-      <w:proofErr w:type="spellStart"/>
-      <w:r>
-        <w:t>RequiredDataType.parse</w:t>
-      </w:r>
-      <w:proofErr w:type="spellEnd"/>
-      <w:r>
-        <w:t>(</w:t>
-      </w:r>
-      <w:proofErr w:type="spellStart"/>
-      <w:r>
-        <w:t>Console.ReadLine</w:t>
-      </w:r>
-      <w:proofErr w:type="spellEnd"/>
-      <w:r>
-        <w:t>());</w:t>
-      </w:r>
-      <w:r>
-        <w:br/>
-      </w:r>
-      <w:proofErr w:type="spellStart"/>
-      <w:r>
-        <w:t>Conver.ToRequiredDataType</w:t>
-      </w:r>
-      <w:proofErr w:type="spellEnd"/>
-      <w:r>
-        <w:t>(</w:t>
-      </w:r>
-      <w:proofErr w:type="spellStart"/>
-      <w:r>
-        <w:t>Console.ReadLine</w:t>
-      </w:r>
-      <w:proofErr w:type="spellEnd"/>
-      <w:r>
-        <w:t>());</w:t>
-      </w:r>
-    </w:p>
-    <w:p>
-      <w:proofErr w:type="spellStart"/>
-      <w:proofErr w:type="gramStart"/>
+        <w:t>RequiredDataType.parse(Console.ReadLine());</w:t>
+      </w:r>
+      <w:r>
+        <w:br/>
+        <w:t>Conver.ToRequiredDataType(Console.ReadLine());</w:t>
+      </w:r>
+    </w:p>
+    <w:p>
       <w:r>
         <w:rPr>
           <w:b/>
@@ -1769,9 +1641,14 @@
           <w:sz w:val="24"/>
           <w:szCs w:val="24"/>
         </w:rPr>
-        <w:t>ReadLine</w:t>
-      </w:r>
-      <w:proofErr w:type="spellEnd"/>
+        <w:t>ReadLine():</w:t>
+      </w:r>
+      <w:r>
+        <w:br/>
+        <w:t>The given data will be read and bind.</w:t>
+      </w:r>
+    </w:p>
+    <w:p>
       <w:r>
         <w:rPr>
           <w:b/>
@@ -1779,9 +1656,8 @@
           <w:sz w:val="24"/>
           <w:szCs w:val="24"/>
         </w:rPr>
-        <w:t>(</w:t>
-      </w:r>
-      <w:proofErr w:type="gramEnd"/>
+        <w:t>WriteLine()</w:t>
+      </w:r>
       <w:r>
         <w:rPr>
           <w:b/>
@@ -1789,15 +1665,98 @@
           <w:sz w:val="24"/>
           <w:szCs w:val="24"/>
         </w:rPr>
-        <w:t>):</w:t>
-      </w:r>
-      <w:r>
-        <w:br/>
-        <w:t>The given data will be read and bind.</w:t>
-      </w:r>
-    </w:p>
-    <w:p>
-      <w:proofErr w:type="gramStart"/>
+        <w:t>:</w:t>
+      </w:r>
+      <w:r>
+        <w:br/>
+        <w:t>To display the given data.</w:t>
+      </w:r>
+    </w:p>
+    <w:p/>
+    <w:p>
+      <w:pPr>
+        <w:rPr>
+          <w:b/>
+          <w:bCs/>
+          <w:sz w:val="28"/>
+          <w:szCs w:val="28"/>
+        </w:rPr>
+      </w:pPr>
+      <w:r>
+        <w:rPr>
+          <w:b/>
+          <w:bCs/>
+          <w:sz w:val="28"/>
+          <w:szCs w:val="28"/>
+        </w:rPr>
+        <w:t>Operators:</w:t>
+      </w:r>
+    </w:p>
+    <w:p>
+      <w:r>
+        <w:t>Arithmetic Operators – (+, -, *, (/ - Quotient), (% - Reminder))</w:t>
+      </w:r>
+      <w:r>
+        <w:br/>
+        <w:t>Incremental and Decremental Operators – (Incremental – (+, *), Decremental – (-, /))</w:t>
+      </w:r>
+      <w:r>
+        <w:br/>
+        <w:t>Comparison Operators – (==, !=, &lt;, &lt;=, &gt;, &gt;=)</w:t>
+      </w:r>
+    </w:p>
+    <w:p/>
+    <w:p>
+      <w:pPr>
+        <w:rPr>
+          <w:b/>
+          <w:bCs/>
+          <w:sz w:val="32"/>
+          <w:szCs w:val="32"/>
+        </w:rPr>
+      </w:pPr>
+      <w:r>
+        <w:rPr>
+          <w:b/>
+          <w:bCs/>
+          <w:sz w:val="32"/>
+          <w:szCs w:val="32"/>
+        </w:rPr>
+        <w:t>Control Statements:</w:t>
+      </w:r>
+    </w:p>
+    <w:p>
+      <w:pPr>
+        <w:rPr>
+          <w:b/>
+          <w:bCs/>
+          <w:sz w:val="28"/>
+          <w:szCs w:val="28"/>
+        </w:rPr>
+      </w:pPr>
+      <w:r>
+        <w:rPr>
+          <w:b/>
+          <w:bCs/>
+          <w:sz w:val="28"/>
+          <w:szCs w:val="28"/>
+        </w:rPr>
+        <w:t>Conditional Control Statements:</w:t>
+      </w:r>
+    </w:p>
+    <w:p>
+      <w:r>
+        <w:rPr>
+          <w:b/>
+          <w:bCs/>
+          <w:sz w:val="28"/>
+          <w:szCs w:val="28"/>
+        </w:rPr>
+        <w:t>If else:</w:t>
+      </w:r>
+      <w:r>
+        <w:br/>
+      </w:r>
       <w:r>
         <w:rPr>
           <w:b/>
@@ -1805,9 +1764,54 @@
           <w:sz w:val="24"/>
           <w:szCs w:val="24"/>
         </w:rPr>
-        <w:t>WriteLine(</w:t>
-      </w:r>
-      <w:proofErr w:type="gramEnd"/>
+        <w:t>Syntax:</w:t>
+      </w:r>
+      <w:r>
+        <w:br/>
+        <w:t>if(condition)</w:t>
+      </w:r>
+      <w:r>
+        <w:br/>
+        <w:t>{</w:t>
+      </w:r>
+      <w:r>
+        <w:br/>
+        <w:t xml:space="preserve">    True Block;</w:t>
+      </w:r>
+      <w:r>
+        <w:br/>
+        <w:t>}</w:t>
+      </w:r>
+      <w:r>
+        <w:br/>
+        <w:t>else</w:t>
+      </w:r>
+      <w:r>
+        <w:br/>
+        <w:t>{</w:t>
+      </w:r>
+      <w:r>
+        <w:br/>
+        <w:t xml:space="preserve">    False Block;</w:t>
+      </w:r>
+      <w:r>
+        <w:br/>
+        <w:t>}</w:t>
+      </w:r>
+    </w:p>
+    <w:p>
+      <w:r>
+        <w:rPr>
+          <w:b/>
+          <w:bCs/>
+          <w:sz w:val="28"/>
+          <w:szCs w:val="28"/>
+        </w:rPr>
+        <w:t>If else if:</w:t>
+      </w:r>
+      <w:r>
+        <w:br/>
+      </w:r>
       <w:r>
         <w:rPr>
           <w:b/>
@@ -1815,7 +1819,70 @@
           <w:sz w:val="24"/>
           <w:szCs w:val="24"/>
         </w:rPr>
-        <w:t>)</w:t>
+        <w:t>Syntax:</w:t>
+      </w:r>
+      <w:r>
+        <w:br/>
+        <w:t>if(condition1)</w:t>
+      </w:r>
+      <w:r>
+        <w:br/>
+        <w:t>{</w:t>
+      </w:r>
+      <w:r>
+        <w:br/>
+        <w:t xml:space="preserve">    True Block 1;</w:t>
+      </w:r>
+      <w:r>
+        <w:br/>
+        <w:t>}</w:t>
+      </w:r>
+      <w:r>
+        <w:br/>
+        <w:t>else if(condition2)</w:t>
+      </w:r>
+      <w:r>
+        <w:br/>
+        <w:t>{</w:t>
+      </w:r>
+      <w:r>
+        <w:br/>
+        <w:t xml:space="preserve">    True Block 2;</w:t>
+      </w:r>
+      <w:r>
+        <w:br/>
+        <w:t>}</w:t>
+      </w:r>
+      <w:r>
+        <w:br/>
+        <w:t>else</w:t>
+      </w:r>
+      <w:r>
+        <w:br/>
+        <w:t>{</w:t>
+      </w:r>
+      <w:r>
+        <w:br/>
+        <w:t xml:space="preserve">    False Block;</w:t>
+      </w:r>
+      <w:r>
+        <w:br/>
+        <w:t>}</w:t>
+      </w:r>
+    </w:p>
+    <w:p>
+      <w:r>
+        <w:rPr>
+          <w:b/>
+          <w:bCs/>
+          <w:sz w:val="28"/>
+          <w:szCs w:val="28"/>
+        </w:rPr>
+        <w:lastRenderedPageBreak/>
+        <w:t>Switch Case:</w:t>
+      </w:r>
+      <w:r>
+        <w:br/>
       </w:r>
       <w:r>
         <w:rPr>
@@ -1824,52 +1891,300 @@
           <w:sz w:val="24"/>
           <w:szCs w:val="24"/>
         </w:rPr>
+        <w:t>Syntax:</w:t>
+      </w:r>
+      <w:r>
+        <w:br/>
+        <w:t>switch(variable)</w:t>
+      </w:r>
+      <w:r>
+        <w:br/>
+        <w:t>{</w:t>
+      </w:r>
+      <w:r>
+        <w:br/>
+        <w:t xml:space="preserve">    case1:</w:t>
+      </w:r>
+      <w:r>
+        <w:br/>
+        <w:t xml:space="preserve">    statement;</w:t>
+      </w:r>
+      <w:r>
+        <w:br/>
+        <w:t xml:space="preserve">    break;</w:t>
+      </w:r>
+    </w:p>
+    <w:p>
+      <w:r>
+        <w:t xml:space="preserve">    case2:</w:t>
+      </w:r>
+      <w:r>
+        <w:br/>
+        <w:t xml:space="preserve">    statement;</w:t>
+      </w:r>
+      <w:r>
+        <w:br/>
+        <w:t xml:space="preserve">    break;</w:t>
+      </w:r>
+    </w:p>
+    <w:p>
+      <w:r>
+        <w:t xml:space="preserve">    case3:</w:t>
+      </w:r>
+      <w:r>
+        <w:br/>
+        <w:t xml:space="preserve">    statement;</w:t>
+      </w:r>
+      <w:r>
+        <w:br/>
+        <w:t xml:space="preserve">    break;</w:t>
+      </w:r>
+    </w:p>
+    <w:p>
+      <w:r>
+        <w:t xml:space="preserve">    default:</w:t>
+      </w:r>
+      <w:r>
+        <w:br/>
+        <w:t xml:space="preserve">    statement;</w:t>
+      </w:r>
+      <w:r>
+        <w:br/>
+        <w:t xml:space="preserve">    break;</w:t>
+      </w:r>
+      <w:r>
+        <w:br/>
+        <w:t>}</w:t>
+      </w:r>
+    </w:p>
+    <w:p>
+      <w:pPr>
+        <w:rPr>
+          <w:b/>
+          <w:bCs/>
+          <w:sz w:val="28"/>
+          <w:szCs w:val="28"/>
+        </w:rPr>
+      </w:pPr>
+      <w:r>
+        <w:rPr>
+          <w:b/>
+          <w:bCs/>
+          <w:sz w:val="28"/>
+          <w:szCs w:val="28"/>
+        </w:rPr>
+        <w:t>Unconditional Control Statements</w:t>
+      </w:r>
+      <w:r>
+        <w:rPr>
+          <w:b/>
+          <w:bCs/>
+          <w:sz w:val="28"/>
+          <w:szCs w:val="28"/>
+        </w:rPr>
         <w:t>:</w:t>
       </w:r>
-      <w:r>
-        <w:br/>
-        <w:t>To display the given data.</w:t>
-      </w:r>
-    </w:p>
-    <w:p/>
-    <w:p>
-      <w:pPr>
-        <w:rPr>
-          <w:b/>
-          <w:bCs/>
-          <w:sz w:val="28"/>
-          <w:szCs w:val="28"/>
-        </w:rPr>
-      </w:pPr>
-      <w:r>
-        <w:rPr>
-          <w:b/>
-          <w:bCs/>
-          <w:sz w:val="28"/>
-          <w:szCs w:val="28"/>
-        </w:rPr>
-        <w:t>Operators:</w:t>
-      </w:r>
-    </w:p>
-    <w:p>
-      <w:r>
-        <w:t>Arithmetic Operators – (+, -, *, (/ - Quotient), (% - Reminder))</w:t>
-      </w:r>
-      <w:r>
-        <w:br/>
-        <w:t>Incremental and Decremental Operators – (Incremental – (+, *), Decremental – (-, /))</w:t>
-      </w:r>
-      <w:r>
-        <w:br/>
-        <w:t>Comparison Operators – (==</w:t>
-      </w:r>
-      <w:proofErr w:type="gramStart"/>
-      <w:r>
-        <w:t>, !</w:t>
-      </w:r>
-      <w:proofErr w:type="gramEnd"/>
-      <w:r>
-        <w:t>=, &lt;, &lt;=, &gt;, &gt;=)</w:t>
+    </w:p>
+    <w:p>
+      <w:r>
+        <w:t>Break</w:t>
+      </w:r>
+      <w:r>
+        <w:br/>
+        <w:t>continue</w:t>
+      </w:r>
+      <w:r>
+        <w:br/>
+        <w:t>goto</w:t>
+      </w:r>
+    </w:p>
+    <w:p>
+      <w:pPr>
+        <w:rPr>
+          <w:b/>
+          <w:bCs/>
+          <w:sz w:val="28"/>
+          <w:szCs w:val="28"/>
+        </w:rPr>
+      </w:pPr>
+      <w:r>
+        <w:rPr>
+          <w:b/>
+          <w:bCs/>
+          <w:sz w:val="28"/>
+          <w:szCs w:val="28"/>
+        </w:rPr>
+        <w:t>Looping</w:t>
+      </w:r>
+      <w:r>
+        <w:rPr>
+          <w:b/>
+          <w:bCs/>
+          <w:sz w:val="28"/>
+          <w:szCs w:val="28"/>
+        </w:rPr>
+        <w:t>:</w:t>
+      </w:r>
+    </w:p>
+    <w:p>
+      <w:r>
+        <w:rPr>
+          <w:b/>
+          <w:bCs/>
+          <w:sz w:val="28"/>
+          <w:szCs w:val="28"/>
+        </w:rPr>
+        <w:t>while:</w:t>
+      </w:r>
+      <w:r>
+        <w:br/>
+      </w:r>
+      <w:r>
+        <w:rPr>
+          <w:b/>
+          <w:bCs/>
+          <w:sz w:val="24"/>
+          <w:szCs w:val="24"/>
+        </w:rPr>
+        <w:t>Syntax:</w:t>
+      </w:r>
+      <w:r>
+        <w:br/>
+        <w:t>while(condition)</w:t>
+      </w:r>
+      <w:r>
+        <w:br/>
+        <w:t>{</w:t>
+      </w:r>
+      <w:r>
+        <w:br/>
+        <w:t xml:space="preserve">    block of code;</w:t>
+      </w:r>
+      <w:r>
+        <w:br/>
+        <w:t xml:space="preserve">    Increment or Decrement</w:t>
+      </w:r>
+      <w:r>
+        <w:br/>
+        <w:t>}</w:t>
+      </w:r>
+    </w:p>
+    <w:p>
+      <w:r>
+        <w:rPr>
+          <w:b/>
+          <w:bCs/>
+          <w:sz w:val="28"/>
+          <w:szCs w:val="28"/>
+        </w:rPr>
+        <w:t>do while:</w:t>
+      </w:r>
+      <w:r>
+        <w:br/>
+      </w:r>
+      <w:r>
+        <w:rPr>
+          <w:b/>
+          <w:bCs/>
+          <w:sz w:val="24"/>
+          <w:szCs w:val="24"/>
+        </w:rPr>
+        <w:t>Syntax:</w:t>
+      </w:r>
+      <w:r>
+        <w:br/>
+        <w:t>do</w:t>
+      </w:r>
+      <w:r>
+        <w:br/>
+        <w:t>{</w:t>
+      </w:r>
+      <w:r>
+        <w:br/>
+        <w:t xml:space="preserve">    block of code;</w:t>
+      </w:r>
+      <w:r>
+        <w:br/>
+        <w:t>} while(condition);</w:t>
+      </w:r>
+    </w:p>
+    <w:p>
+      <w:r>
+        <w:rPr>
+          <w:b/>
+          <w:bCs/>
+          <w:sz w:val="28"/>
+          <w:szCs w:val="28"/>
+        </w:rPr>
+        <w:t>for:</w:t>
+      </w:r>
+      <w:r>
+        <w:br/>
+      </w:r>
+      <w:r>
+        <w:rPr>
+          <w:b/>
+          <w:bCs/>
+          <w:sz w:val="24"/>
+          <w:szCs w:val="24"/>
+        </w:rPr>
+        <w:t>Syntax:</w:t>
+      </w:r>
+      <w:r>
+        <w:br/>
+        <w:t>for(initialization; condition; Increment/Decrement)</w:t>
+      </w:r>
+      <w:r>
+        <w:br/>
+        <w:t>{</w:t>
+      </w:r>
+      <w:r>
+        <w:br/>
+        <w:t xml:space="preserve">    Statements;</w:t>
+      </w:r>
+      <w:r>
+        <w:br/>
+        <w:t>}</w:t>
+      </w:r>
+    </w:p>
+    <w:p>
+      <w:r>
+        <w:rPr>
+          <w:b/>
+          <w:bCs/>
+          <w:sz w:val="28"/>
+          <w:szCs w:val="28"/>
+        </w:rPr>
+        <w:lastRenderedPageBreak/>
+        <w:t>for each:</w:t>
+      </w:r>
+      <w:r>
+        <w:br/>
+      </w:r>
+      <w:r>
+        <w:rPr>
+          <w:b/>
+          <w:bCs/>
+          <w:sz w:val="24"/>
+          <w:szCs w:val="24"/>
+        </w:rPr>
+        <w:t>Syntax:</w:t>
+      </w:r>
+      <w:r>
+        <w:br/>
+        <w:t>for each(DataType identifier in Collection identifier)</w:t>
+      </w:r>
+      <w:r>
+        <w:br/>
+        <w:t>{</w:t>
+      </w:r>
+      <w:r>
+        <w:br/>
+        <w:t xml:space="preserve">    Logic;</w:t>
+      </w:r>
+      <w:r>
+        <w:br/>
+        <w:t>}</w:t>
       </w:r>
     </w:p>
     <w:p/>
@@ -1889,37 +2204,12 @@
           <w:sz w:val="32"/>
           <w:szCs w:val="32"/>
         </w:rPr>
-        <w:t>Control Statements:</w:t>
-      </w:r>
-    </w:p>
-    <w:p>
-      <w:pPr>
-        <w:rPr>
-          <w:b/>
-          <w:bCs/>
-          <w:sz w:val="28"/>
-          <w:szCs w:val="28"/>
-        </w:rPr>
-      </w:pPr>
-      <w:r>
-        <w:rPr>
-          <w:b/>
-          <w:bCs/>
-          <w:sz w:val="28"/>
-          <w:szCs w:val="28"/>
-        </w:rPr>
-        <w:t>Conditional Control Statements:</w:t>
-      </w:r>
-    </w:p>
-    <w:p>
-      <w:r>
-        <w:rPr>
-          <w:b/>
-          <w:bCs/>
-          <w:sz w:val="28"/>
-          <w:szCs w:val="28"/>
-        </w:rPr>
-        <w:t>If else:</w:t>
+        <w:t>Collections:</w:t>
+      </w:r>
+    </w:p>
+    <w:p>
+      <w:r>
+        <w:t>Collection of values can be stored.</w:t>
       </w:r>
       <w:r>
         <w:br/>
@@ -1931,50 +2221,10 @@
           <w:sz w:val="24"/>
           <w:szCs w:val="24"/>
         </w:rPr>
-        <w:t>Syntax:</w:t>
-      </w:r>
-      <w:r>
-        <w:br/>
-        <w:t>if(condition)</w:t>
-      </w:r>
-      <w:r>
-        <w:br/>
-        <w:t>{</w:t>
-      </w:r>
-      <w:r>
-        <w:br/>
-        <w:t xml:space="preserve">    True Block;</w:t>
-      </w:r>
-      <w:r>
-        <w:br/>
-        <w:t>}</w:t>
-      </w:r>
-      <w:r>
-        <w:br/>
-        <w:t>else</w:t>
-      </w:r>
-      <w:r>
-        <w:br/>
-        <w:t>{</w:t>
-      </w:r>
-      <w:r>
-        <w:br/>
-        <w:t xml:space="preserve">    False Block;</w:t>
-      </w:r>
-      <w:r>
-        <w:br/>
-        <w:t>}</w:t>
-      </w:r>
-    </w:p>
-    <w:p>
-      <w:r>
-        <w:rPr>
-          <w:b/>
-          <w:bCs/>
-          <w:sz w:val="28"/>
-          <w:szCs w:val="28"/>
-        </w:rPr>
-        <w:t>If else if:</w:t>
+        <w:t>Collections</w:t>
+      </w:r>
+      <w:r>
+        <w:t xml:space="preserve"> – Different types and more than one value can be stored.</w:t>
       </w:r>
       <w:r>
         <w:br/>
@@ -1986,67 +2236,59 @@
           <w:sz w:val="24"/>
           <w:szCs w:val="24"/>
         </w:rPr>
-        <w:t>Syntax:</w:t>
-      </w:r>
-      <w:r>
-        <w:br/>
-        <w:t>if(condition1)</w:t>
-      </w:r>
-      <w:r>
-        <w:br/>
-        <w:t>{</w:t>
-      </w:r>
-      <w:r>
-        <w:br/>
-        <w:t xml:space="preserve">    True Block 1;</w:t>
-      </w:r>
-      <w:r>
-        <w:br/>
-        <w:t>}</w:t>
-      </w:r>
-      <w:r>
-        <w:br/>
-        <w:t>else if(condition2)</w:t>
-      </w:r>
-      <w:r>
-        <w:br/>
-        <w:t>{</w:t>
-      </w:r>
-      <w:r>
-        <w:br/>
-        <w:t xml:space="preserve">    True Block 2;</w:t>
-      </w:r>
-      <w:r>
-        <w:br/>
-        <w:t>}</w:t>
-      </w:r>
-      <w:r>
-        <w:br/>
-        <w:t>else</w:t>
-      </w:r>
-      <w:r>
-        <w:br/>
-        <w:t>{</w:t>
-      </w:r>
-      <w:r>
-        <w:br/>
-        <w:t xml:space="preserve">    False Block;</w:t>
-      </w:r>
-      <w:r>
-        <w:br/>
-        <w:t>}</w:t>
-      </w:r>
-    </w:p>
-    <w:p>
-      <w:r>
-        <w:rPr>
-          <w:b/>
-          <w:bCs/>
-          <w:sz w:val="28"/>
-          <w:szCs w:val="28"/>
-        </w:rPr>
-        <w:lastRenderedPageBreak/>
-        <w:t>Switch Case:</w:t>
+        <w:t>Model</w:t>
+      </w:r>
+      <w:r>
+        <w:t xml:space="preserve"> – It can store different types, more than one value and set of values can also be stored.</w:t>
+      </w:r>
+    </w:p>
+    <w:p>
+      <w:pPr>
+        <w:rPr>
+          <w:b/>
+          <w:bCs/>
+          <w:sz w:val="32"/>
+          <w:szCs w:val="32"/>
+        </w:rPr>
+      </w:pPr>
+      <w:r>
+        <w:rPr>
+          <w:b/>
+          <w:bCs/>
+          <w:sz w:val="32"/>
+          <w:szCs w:val="32"/>
+        </w:rPr>
+        <w:t>Types of Collections:</w:t>
+      </w:r>
+    </w:p>
+    <w:p>
+      <w:pPr>
+        <w:rPr>
+          <w:b/>
+          <w:bCs/>
+          <w:sz w:val="28"/>
+          <w:szCs w:val="28"/>
+        </w:rPr>
+      </w:pPr>
+      <w:r>
+        <w:rPr>
+          <w:b/>
+          <w:bCs/>
+          <w:sz w:val="28"/>
+          <w:szCs w:val="28"/>
+        </w:rPr>
+        <w:t>Index Based Collection:</w:t>
+      </w:r>
+    </w:p>
+    <w:p>
+      <w:r>
+        <w:rPr>
+          <w:b/>
+          <w:bCs/>
+          <w:sz w:val="28"/>
+          <w:szCs w:val="28"/>
+        </w:rPr>
+        <w:t>Array:</w:t>
       </w:r>
       <w:r>
         <w:br/>
@@ -2062,150 +2304,43 @@
       </w:r>
       <w:r>
         <w:br/>
-        <w:t>switch(variable)</w:t>
-      </w:r>
-      <w:r>
-        <w:br/>
-        <w:t>{</w:t>
-      </w:r>
-      <w:r>
-        <w:br/>
-        <w:t xml:space="preserve">    case1:</w:t>
-      </w:r>
-      <w:r>
-        <w:br/>
-        <w:t xml:space="preserve">    statement;</w:t>
-      </w:r>
-      <w:r>
-        <w:br/>
-        <w:t xml:space="preserve">    break;</w:t>
-      </w:r>
-    </w:p>
-    <w:p>
-      <w:r>
-        <w:t xml:space="preserve">    case2:</w:t>
-      </w:r>
-      <w:r>
-        <w:br/>
-        <w:t xml:space="preserve">    statement;</w:t>
-      </w:r>
-      <w:r>
-        <w:br/>
-        <w:t xml:space="preserve">    break;</w:t>
-      </w:r>
-    </w:p>
-    <w:p>
-      <w:r>
-        <w:t xml:space="preserve">    case3:</w:t>
-      </w:r>
-      <w:r>
-        <w:br/>
-        <w:t xml:space="preserve">    statement;</w:t>
-      </w:r>
-      <w:r>
-        <w:br/>
-        <w:t xml:space="preserve">    break;</w:t>
-      </w:r>
-    </w:p>
-    <w:p>
-      <w:r>
-        <w:t xml:space="preserve">    default:</w:t>
-      </w:r>
-      <w:r>
-        <w:br/>
-        <w:t xml:space="preserve">    statement;</w:t>
-      </w:r>
-      <w:r>
-        <w:br/>
-        <w:t xml:space="preserve">    break;</w:t>
-      </w:r>
-      <w:r>
-        <w:br/>
-        <w:t>}</w:t>
-      </w:r>
-    </w:p>
-    <w:p>
-      <w:pPr>
-        <w:rPr>
-          <w:b/>
-          <w:bCs/>
-          <w:sz w:val="28"/>
-          <w:szCs w:val="28"/>
-        </w:rPr>
-      </w:pPr>
-      <w:r>
-        <w:rPr>
-          <w:b/>
-          <w:bCs/>
-          <w:sz w:val="28"/>
-          <w:szCs w:val="28"/>
-        </w:rPr>
-        <w:t>Unconditional Control Statements</w:t>
-      </w:r>
-      <w:r>
-        <w:rPr>
-          <w:b/>
-          <w:bCs/>
-          <w:sz w:val="28"/>
-          <w:szCs w:val="28"/>
-        </w:rPr>
-        <w:t>:</w:t>
-      </w:r>
-    </w:p>
-    <w:p>
-      <w:r>
-        <w:t>Break</w:t>
-      </w:r>
-      <w:r>
-        <w:br/>
-        <w:t>continue</w:t>
-      </w:r>
-      <w:r>
-        <w:br/>
-      </w:r>
-      <w:proofErr w:type="spellStart"/>
-      <w:r>
-        <w:t>goto</w:t>
-      </w:r>
-      <w:proofErr w:type="spellEnd"/>
-    </w:p>
-    <w:p>
-      <w:pPr>
-        <w:rPr>
-          <w:b/>
-          <w:bCs/>
-          <w:sz w:val="28"/>
-          <w:szCs w:val="28"/>
-        </w:rPr>
-      </w:pPr>
-      <w:r>
-        <w:rPr>
-          <w:b/>
-          <w:bCs/>
-          <w:sz w:val="28"/>
-          <w:szCs w:val="28"/>
-        </w:rPr>
-        <w:t>Looping</w:t>
-      </w:r>
-      <w:r>
-        <w:rPr>
-          <w:b/>
-          <w:bCs/>
-          <w:sz w:val="28"/>
-          <w:szCs w:val="28"/>
-        </w:rPr>
-        <w:t>:</w:t>
-      </w:r>
-    </w:p>
-    <w:p>
-      <w:r>
-        <w:rPr>
-          <w:b/>
-          <w:bCs/>
-          <w:sz w:val="28"/>
-          <w:szCs w:val="28"/>
-        </w:rPr>
-        <w:t>while:</w:t>
+        <w:t>DataType[] identifier = new DataType[size];</w:t>
+      </w:r>
+      <w:r>
+        <w:br/>
+        <w:t>identifier[index] = value;</w:t>
+      </w:r>
+    </w:p>
+    <w:p>
+      <w:r>
+        <w:t>It is an index-based collection.</w:t>
+      </w:r>
+      <w:r>
+        <w:br/>
+        <w:t>Index starts from 0.</w:t>
+      </w:r>
+      <w:r>
+        <w:br/>
+        <w:t>It is a finite set of homogenous elements.</w:t>
+      </w:r>
+      <w:r>
+        <w:br/>
+        <w:t>Type safe.</w:t>
+      </w:r>
+      <w:r>
+        <w:br/>
+        <w:t>Fixed size.</w:t>
+      </w:r>
+    </w:p>
+    <w:p>
+      <w:r>
+        <w:rPr>
+          <w:b/>
+          <w:bCs/>
+          <w:sz w:val="28"/>
+          <w:szCs w:val="28"/>
+        </w:rPr>
+        <w:t>ArrayList:</w:t>
       </w:r>
       <w:r>
         <w:br/>
@@ -2221,34 +2356,70 @@
       </w:r>
       <w:r>
         <w:br/>
-        <w:t>while(condition)</w:t>
-      </w:r>
-      <w:r>
-        <w:br/>
-        <w:t>{</w:t>
-      </w:r>
-      <w:r>
-        <w:br/>
-        <w:t xml:space="preserve">    block of code;</w:t>
-      </w:r>
-      <w:r>
-        <w:br/>
-        <w:t xml:space="preserve">    Increment or Decrement</w:t>
-      </w:r>
-      <w:r>
-        <w:br/>
-        <w:t>}</w:t>
-      </w:r>
-    </w:p>
-    <w:p>
-      <w:r>
-        <w:rPr>
-          <w:b/>
-          <w:bCs/>
-          <w:sz w:val="28"/>
-          <w:szCs w:val="28"/>
-        </w:rPr>
-        <w:t>do while:</w:t>
+        <w:t>ClassName identifier = new ClassName();</w:t>
+      </w:r>
+      <w:r>
+        <w:br/>
+        <w:t>ArrayList identifier = new ArrayList();</w:t>
+      </w:r>
+      <w:r>
+        <w:br/>
+        <w:t>identifier.Add(value);</w:t>
+      </w:r>
+    </w:p>
+    <w:p>
+      <w:r>
+        <w:t>Converts into an object.</w:t>
+      </w:r>
+      <w:r>
+        <w:br/>
+        <w:t>Memory allocation is high in background.</w:t>
+      </w:r>
+      <w:r>
+        <w:br/>
+        <w:t>No fixed size in ArrayList.</w:t>
+      </w:r>
+      <w:r>
+        <w:br/>
+        <w:t>Not a type safe.</w:t>
+      </w:r>
+    </w:p>
+    <w:p>
+      <w:r>
+        <w:rPr>
+          <w:b/>
+          <w:bCs/>
+          <w:sz w:val="28"/>
+          <w:szCs w:val="28"/>
+        </w:rPr>
+        <w:t>List&lt;</w:t>
+      </w:r>
+      <w:r>
+        <w:rPr>
+          <w:b/>
+          <w:bCs/>
+          <w:sz w:val="28"/>
+          <w:szCs w:val="28"/>
+        </w:rPr>
+        <w:t>T</w:t>
+      </w:r>
+      <w:r>
+        <w:rPr>
+          <w:b/>
+          <w:bCs/>
+          <w:sz w:val="28"/>
+          <w:szCs w:val="28"/>
+        </w:rPr>
+        <w:t>&gt;:</w:t>
+      </w:r>
+      <w:r>
+        <w:rPr>
+          <w:b/>
+          <w:bCs/>
+          <w:sz w:val="28"/>
+          <w:szCs w:val="28"/>
+        </w:rPr>
+        <w:t xml:space="preserve"> (Generic Collection)</w:t>
       </w:r>
       <w:r>
         <w:br/>
@@ -2264,30 +2435,56 @@
       </w:r>
       <w:r>
         <w:br/>
-        <w:t>do</w:t>
-      </w:r>
-      <w:r>
-        <w:br/>
-        <w:t>{</w:t>
-      </w:r>
-      <w:r>
-        <w:br/>
-        <w:t xml:space="preserve">    block of code;</w:t>
-      </w:r>
-      <w:r>
-        <w:br/>
-        <w:t>} while(condition);</w:t>
-      </w:r>
-    </w:p>
-    <w:p>
-      <w:r>
-        <w:rPr>
-          <w:b/>
-          <w:bCs/>
-          <w:sz w:val="28"/>
-          <w:szCs w:val="28"/>
-        </w:rPr>
-        <w:t>for:</w:t>
+        <w:t>List&lt;DataType&gt; identifier = new List&lt;DataType&gt;();</w:t>
+      </w:r>
+      <w:r>
+        <w:br/>
+        <w:t>identifier.Add(value);</w:t>
+      </w:r>
+    </w:p>
+    <w:p>
+      <w:r>
+        <w:t>Duplicate values are allowed.</w:t>
+      </w:r>
+    </w:p>
+    <w:p>
+      <w:pPr>
+        <w:rPr>
+          <w:b/>
+          <w:bCs/>
+          <w:sz w:val="28"/>
+          <w:szCs w:val="28"/>
+        </w:rPr>
+      </w:pPr>
+      <w:r>
+        <w:rPr>
+          <w:b/>
+          <w:bCs/>
+          <w:sz w:val="28"/>
+          <w:szCs w:val="28"/>
+        </w:rPr>
+        <w:t>Key Value pair Based Collection</w:t>
+      </w:r>
+      <w:r>
+        <w:rPr>
+          <w:b/>
+          <w:bCs/>
+          <w:sz w:val="28"/>
+          <w:szCs w:val="28"/>
+        </w:rPr>
+        <w:t>:</w:t>
+      </w:r>
+    </w:p>
+    <w:p>
+      <w:r>
+        <w:rPr>
+          <w:b/>
+          <w:bCs/>
+          <w:sz w:val="28"/>
+          <w:szCs w:val="28"/>
+        </w:rPr>
+        <w:lastRenderedPageBreak/>
+        <w:t>Hashtable:</w:t>
       </w:r>
       <w:r>
         <w:br/>
@@ -2303,38 +2500,35 @@
       </w:r>
       <w:r>
         <w:br/>
-      </w:r>
-      <w:proofErr w:type="gramStart"/>
-      <w:r>
-        <w:t>for(</w:t>
-      </w:r>
-      <w:proofErr w:type="gramEnd"/>
-      <w:r>
-        <w:t>initialization; condition; Increment/Decrement)</w:t>
-      </w:r>
-      <w:r>
-        <w:br/>
-        <w:t>{</w:t>
-      </w:r>
-      <w:r>
-        <w:br/>
-        <w:t xml:space="preserve">    Statements;</w:t>
-      </w:r>
-      <w:r>
-        <w:br/>
-        <w:t>}</w:t>
-      </w:r>
-    </w:p>
-    <w:p>
-      <w:r>
-        <w:rPr>
-          <w:b/>
-          <w:bCs/>
-          <w:sz w:val="28"/>
-          <w:szCs w:val="28"/>
-        </w:rPr>
-        <w:lastRenderedPageBreak/>
-        <w:t>for each:</w:t>
+        <w:t>Hashtable identifier = new Hashtable();</w:t>
+      </w:r>
+      <w:r>
+        <w:br/>
+        <w:t>identifier.Add(key, value);</w:t>
+      </w:r>
+    </w:p>
+    <w:p>
+      <w:r>
+        <w:t>Key value pair based.</w:t>
+      </w:r>
+      <w:r>
+        <w:br/>
+        <w:t>Data displayed based on hash key.</w:t>
+      </w:r>
+      <w:r>
+        <w:br/>
+        <w:t>Unordered based.</w:t>
+      </w:r>
+    </w:p>
+    <w:p>
+      <w:r>
+        <w:rPr>
+          <w:b/>
+          <w:bCs/>
+          <w:sz w:val="28"/>
+          <w:szCs w:val="28"/>
+        </w:rPr>
+        <w:t>SortedList:</w:t>
       </w:r>
       <w:r>
         <w:br/>
@@ -2350,32 +2544,233 @@
       </w:r>
       <w:r>
         <w:br/>
-        <w:t xml:space="preserve">for </w:t>
-      </w:r>
-      <w:proofErr w:type="gramStart"/>
-      <w:r>
-        <w:t>each(</w:t>
-      </w:r>
-      <w:proofErr w:type="spellStart"/>
-      <w:proofErr w:type="gramEnd"/>
-      <w:r>
-        <w:t>DataType</w:t>
-      </w:r>
-      <w:proofErr w:type="spellEnd"/>
-      <w:r>
-        <w:t xml:space="preserve"> identifier in Collection identifier)</w:t>
-      </w:r>
-      <w:r>
-        <w:br/>
-        <w:t>{</w:t>
-      </w:r>
-      <w:r>
-        <w:br/>
-        <w:t xml:space="preserve">    Logic;</w:t>
-      </w:r>
-      <w:r>
-        <w:br/>
-        <w:t>}</w:t>
+        <w:t>SortedList identifier = new SortedList();</w:t>
+      </w:r>
+      <w:r>
+        <w:br/>
+        <w:t>identifier.Add(key, value);</w:t>
+      </w:r>
+    </w:p>
+    <w:p>
+      <w:r>
+        <w:t>Order based.</w:t>
+      </w:r>
+      <w:r>
+        <w:br/>
+        <w:t>Sorting can be used with key based.</w:t>
+      </w:r>
+    </w:p>
+    <w:p>
+      <w:r>
+        <w:rPr>
+          <w:b/>
+          <w:bCs/>
+          <w:sz w:val="28"/>
+          <w:szCs w:val="28"/>
+        </w:rPr>
+        <w:t>Dictionary&lt;TKey, TValue&gt;: (Generic Collection)</w:t>
+      </w:r>
+      <w:r>
+        <w:br/>
+      </w:r>
+      <w:r>
+        <w:rPr>
+          <w:b/>
+          <w:bCs/>
+          <w:sz w:val="24"/>
+          <w:szCs w:val="24"/>
+        </w:rPr>
+        <w:t>Syntax:</w:t>
+      </w:r>
+      <w:r>
+        <w:br/>
+        <w:t>Dictionary&lt;TKey, TValue&gt; identifier = new Dictionary&lt;TKey, TValue&gt;();</w:t>
+      </w:r>
+      <w:r>
+        <w:br/>
+        <w:t>identifier.Add(key, value);</w:t>
+      </w:r>
+    </w:p>
+    <w:p>
+      <w:r>
+        <w:t>Order Based.</w:t>
+      </w:r>
+      <w:r>
+        <w:br/>
+        <w:t>Key Value Based.</w:t>
+      </w:r>
+    </w:p>
+    <w:p>
+      <w:pPr>
+        <w:rPr>
+          <w:b/>
+          <w:bCs/>
+          <w:sz w:val="28"/>
+          <w:szCs w:val="28"/>
+        </w:rPr>
+      </w:pPr>
+      <w:r>
+        <w:rPr>
+          <w:b/>
+          <w:bCs/>
+          <w:sz w:val="28"/>
+          <w:szCs w:val="28"/>
+        </w:rPr>
+        <w:t>Priority Based Collection</w:t>
+      </w:r>
+      <w:r>
+        <w:rPr>
+          <w:b/>
+          <w:bCs/>
+          <w:sz w:val="28"/>
+          <w:szCs w:val="28"/>
+        </w:rPr>
+        <w:t>:</w:t>
+      </w:r>
+    </w:p>
+    <w:p>
+      <w:r>
+        <w:rPr>
+          <w:b/>
+          <w:bCs/>
+          <w:sz w:val="28"/>
+          <w:szCs w:val="28"/>
+        </w:rPr>
+        <w:t>Stack</w:t>
+      </w:r>
+      <w:r>
+        <w:rPr>
+          <w:b/>
+          <w:bCs/>
+          <w:sz w:val="28"/>
+          <w:szCs w:val="28"/>
+        </w:rPr>
+        <w:t>:</w:t>
+      </w:r>
+      <w:r>
+        <w:br/>
+      </w:r>
+      <w:r>
+        <w:rPr>
+          <w:b/>
+          <w:bCs/>
+          <w:sz w:val="24"/>
+          <w:szCs w:val="24"/>
+        </w:rPr>
+        <w:t>Syntax:</w:t>
+      </w:r>
+      <w:r>
+        <w:br/>
+        <w:t>Stack identifier = new Stack();</w:t>
+      </w:r>
+      <w:r>
+        <w:br/>
+        <w:t>identifier.push(value); - for adding</w:t>
+      </w:r>
+      <w:r>
+        <w:br/>
+        <w:t>identifier.pop(value); - for display/view</w:t>
+      </w:r>
+    </w:p>
+    <w:p>
+      <w:r>
+        <w:rPr>
+          <w:b/>
+          <w:bCs/>
+          <w:sz w:val="24"/>
+          <w:szCs w:val="24"/>
+        </w:rPr>
+        <w:t>Syntax: (Generic Collection)</w:t>
+      </w:r>
+      <w:r>
+        <w:br/>
+        <w:t>Stack&lt;DataType&gt; identifier = new Stack&lt;DataType&gt;();</w:t>
+      </w:r>
+      <w:r>
+        <w:br/>
+        <w:t>identifier.push(value); - for adding</w:t>
+      </w:r>
+      <w:r>
+        <w:br/>
+        <w:t>identifier.push(value); - for display/view</w:t>
+      </w:r>
+    </w:p>
+    <w:p>
+      <w:r>
+        <w:t>Stack follows Last In First Out pattern.</w:t>
+      </w:r>
+    </w:p>
+    <w:p>
+      <w:r>
+        <w:rPr>
+          <w:b/>
+          <w:bCs/>
+          <w:sz w:val="28"/>
+          <w:szCs w:val="28"/>
+        </w:rPr>
+        <w:t>Queue</w:t>
+      </w:r>
+      <w:r>
+        <w:rPr>
+          <w:b/>
+          <w:bCs/>
+          <w:sz w:val="28"/>
+          <w:szCs w:val="28"/>
+        </w:rPr>
+        <w:t>:</w:t>
+      </w:r>
+      <w:r>
+        <w:br/>
+      </w:r>
+      <w:r>
+        <w:rPr>
+          <w:b/>
+          <w:bCs/>
+          <w:sz w:val="24"/>
+          <w:szCs w:val="24"/>
+        </w:rPr>
+        <w:t>Syntax:</w:t>
+      </w:r>
+      <w:r>
+        <w:br/>
+        <w:t>Queue identifier = new Queue();</w:t>
+      </w:r>
+      <w:r>
+        <w:br/>
+        <w:t>identifier.enqueue(value); - for adding</w:t>
+      </w:r>
+      <w:r>
+        <w:br/>
+        <w:t>identifier.dequeue(value); - for display/view</w:t>
+      </w:r>
+    </w:p>
+    <w:p>
+      <w:r>
+        <w:rPr>
+          <w:b/>
+          <w:bCs/>
+          <w:sz w:val="24"/>
+          <w:szCs w:val="24"/>
+        </w:rPr>
+        <w:t>Syntax: (Generic Collection)</w:t>
+      </w:r>
+      <w:r>
+        <w:br/>
+        <w:t>Queue&lt;DataType&gt; identifier = new Queue&lt;DataType&gt;();</w:t>
+      </w:r>
+      <w:r>
+        <w:br/>
+        <w:t>identifier.enqueue(value); - for adding</w:t>
+      </w:r>
+      <w:r>
+        <w:br/>
+        <w:t>identifier.dequeue(value); - for display/view</w:t>
+      </w:r>
+    </w:p>
+    <w:p>
+      <w:r>
+        <w:lastRenderedPageBreak/>
+        <w:t>Queue follows First In First Out Pattern.</w:t>
       </w:r>
     </w:p>
     <w:p/>
@@ -2395,12 +2790,78 @@
           <w:sz w:val="32"/>
           <w:szCs w:val="32"/>
         </w:rPr>
-        <w:t>Collections:</w:t>
-      </w:r>
-    </w:p>
-    <w:p>
-      <w:r>
-        <w:t>Collection of values can be stored.</w:t>
+        <w:t>Complex Types:</w:t>
+      </w:r>
+    </w:p>
+    <w:p>
+      <w:r>
+        <w:t>Class</w:t>
+      </w:r>
+      <w:r>
+        <w:br/>
+        <w:t>Interface</w:t>
+      </w:r>
+      <w:r>
+        <w:br/>
+        <w:t>Enumeration</w:t>
+      </w:r>
+      <w:r>
+        <w:br/>
+        <w:t>Delegates and Events</w:t>
+      </w:r>
+      <w:r>
+        <w:br/>
+        <w:t>Structure</w:t>
+      </w:r>
+    </w:p>
+    <w:p/>
+    <w:p>
+      <w:pPr>
+        <w:rPr>
+          <w:b/>
+          <w:bCs/>
+          <w:sz w:val="28"/>
+          <w:szCs w:val="28"/>
+        </w:rPr>
+      </w:pPr>
+      <w:r>
+        <w:rPr>
+          <w:b/>
+          <w:bCs/>
+          <w:sz w:val="28"/>
+          <w:szCs w:val="28"/>
+        </w:rPr>
+        <w:t>Class:</w:t>
+      </w:r>
+    </w:p>
+    <w:p>
+      <w:r>
+        <w:t>It is a blueprint for creating object.</w:t>
+      </w:r>
+      <w:r>
+        <w:br/>
+        <w:t>Members can be used by three Combinations:</w:t>
+      </w:r>
+      <w:r>
+        <w:br/>
+      </w:r>
+      <w:r>
+        <w:tab/>
+        <w:t>Member Variable</w:t>
+      </w:r>
+      <w:r>
+        <w:br/>
+      </w:r>
+      <w:r>
+        <w:tab/>
+        <w:t>Member Function</w:t>
+      </w:r>
+      <w:r>
+        <w:br/>
+      </w:r>
+      <w:r>
+        <w:tab/>
+        <w:t>Properties</w:t>
       </w:r>
       <w:r>
         <w:br/>
@@ -2412,10 +2873,64 @@
           <w:sz w:val="24"/>
           <w:szCs w:val="24"/>
         </w:rPr>
-        <w:t>Collections</w:t>
-      </w:r>
-      <w:r>
-        <w:t xml:space="preserve"> – Different types and more than one value can be stored.</w:t>
+        <w:t>Syntax:</w:t>
+      </w:r>
+      <w:r>
+        <w:br/>
+        <w:t>AccessModifier Modifier class Identifier</w:t>
+      </w:r>
+      <w:r>
+        <w:br/>
+        <w:t>{</w:t>
+      </w:r>
+      <w:r>
+        <w:br/>
+        <w:t xml:space="preserve">    Member Variable</w:t>
+      </w:r>
+      <w:r>
+        <w:br/>
+        <w:t xml:space="preserve">    Member Function</w:t>
+      </w:r>
+      <w:r>
+        <w:br/>
+        <w:t xml:space="preserve">    Properties</w:t>
+      </w:r>
+      <w:r>
+        <w:br/>
+        <w:t>}</w:t>
+      </w:r>
+    </w:p>
+    <w:p/>
+    <w:p>
+      <w:pPr>
+        <w:rPr>
+          <w:b/>
+          <w:bCs/>
+          <w:sz w:val="28"/>
+          <w:szCs w:val="28"/>
+        </w:rPr>
+      </w:pPr>
+      <w:r>
+        <w:rPr>
+          <w:b/>
+          <w:bCs/>
+          <w:sz w:val="28"/>
+          <w:szCs w:val="28"/>
+        </w:rPr>
+        <w:t>Variable:</w:t>
+      </w:r>
+    </w:p>
+    <w:p>
+      <w:r>
+        <w:t>Member Variable – Class Level</w:t>
+      </w:r>
+      <w:r>
+        <w:br/>
+        <w:t>Local Variable</w:t>
+      </w:r>
+      <w:r>
+        <w:br/>
+        <w:t>Parameter</w:t>
       </w:r>
       <w:r>
         <w:br/>
@@ -2427,62 +2942,7 @@
           <w:sz w:val="24"/>
           <w:szCs w:val="24"/>
         </w:rPr>
-        <w:t>Model</w:t>
-      </w:r>
-      <w:r>
-        <w:t xml:space="preserve"> – It can store different types, more than one value and set of values can also be stored.</w:t>
-      </w:r>
-    </w:p>
-    <w:p>
-      <w:pPr>
-        <w:rPr>
-          <w:b/>
-          <w:bCs/>
-          <w:sz w:val="32"/>
-          <w:szCs w:val="32"/>
-        </w:rPr>
-      </w:pPr>
-      <w:r>
-        <w:rPr>
-          <w:b/>
-          <w:bCs/>
-          <w:sz w:val="32"/>
-          <w:szCs w:val="32"/>
-        </w:rPr>
-        <w:t>Types of Collections:</w:t>
-      </w:r>
-    </w:p>
-    <w:p>
-      <w:pPr>
-        <w:rPr>
-          <w:b/>
-          <w:bCs/>
-          <w:sz w:val="28"/>
-          <w:szCs w:val="28"/>
-        </w:rPr>
-      </w:pPr>
-      <w:r>
-        <w:rPr>
-          <w:b/>
-          <w:bCs/>
-          <w:sz w:val="28"/>
-          <w:szCs w:val="28"/>
-        </w:rPr>
-        <w:t>Index Based Collection:</w:t>
-      </w:r>
-    </w:p>
-    <w:p>
-      <w:r>
-        <w:rPr>
-          <w:b/>
-          <w:bCs/>
-          <w:sz w:val="28"/>
-          <w:szCs w:val="28"/>
-        </w:rPr>
-        <w:t>Array:</w:t>
-      </w:r>
-      <w:r>
-        <w:br/>
+        <w:t>Syntax:</w:t>
       </w:r>
       <w:r>
         <w:rPr>
@@ -2491,78 +2951,154 @@
           <w:sz w:val="24"/>
           <w:szCs w:val="24"/>
         </w:rPr>
-        <w:t>Syntax:</w:t>
-      </w:r>
-      <w:r>
-        <w:br/>
-      </w:r>
-      <w:proofErr w:type="spellStart"/>
-      <w:proofErr w:type="gramStart"/>
-      <w:r>
-        <w:t>DataType</w:t>
-      </w:r>
-      <w:proofErr w:type="spellEnd"/>
-      <w:r>
-        <w:t>[</w:t>
-      </w:r>
-      <w:proofErr w:type="gramEnd"/>
-      <w:r>
-        <w:t xml:space="preserve">] identifier = new </w:t>
-      </w:r>
-      <w:proofErr w:type="spellStart"/>
-      <w:r>
-        <w:t>DataType</w:t>
-      </w:r>
-      <w:proofErr w:type="spellEnd"/>
-      <w:r>
-        <w:t>[size];</w:t>
-      </w:r>
-      <w:r>
-        <w:br/>
-        <w:t>identifier[index] = value;</w:t>
-      </w:r>
-    </w:p>
-    <w:p>
-      <w:r>
-        <w:t>It is an index-based collection.</w:t>
-      </w:r>
-      <w:r>
-        <w:br/>
-        <w:t>Index starts from 0.</w:t>
-      </w:r>
-      <w:r>
-        <w:br/>
-        <w:t>It is a finite set of homogenous elements.</w:t>
-      </w:r>
-      <w:r>
-        <w:br/>
-        <w:t>Type safe.</w:t>
-      </w:r>
-      <w:r>
-        <w:br/>
-        <w:t>Fixed size.</w:t>
-      </w:r>
-    </w:p>
-    <w:p>
-      <w:proofErr w:type="spellStart"/>
-      <w:r>
-        <w:rPr>
-          <w:b/>
-          <w:bCs/>
-          <w:sz w:val="28"/>
-          <w:szCs w:val="28"/>
-        </w:rPr>
-        <w:t>ArrayList</w:t>
-      </w:r>
-      <w:proofErr w:type="spellEnd"/>
-      <w:r>
-        <w:rPr>
-          <w:b/>
-          <w:bCs/>
-          <w:sz w:val="28"/>
-          <w:szCs w:val="28"/>
-        </w:rPr>
-        <w:t>:</w:t>
+        <w:br/>
+      </w:r>
+      <w:r>
+        <w:t>Access</w:t>
+      </w:r>
+      <w:r>
+        <w:t>Modifier DataType VariableName;</w:t>
+      </w:r>
+    </w:p>
+    <w:p/>
+    <w:p>
+      <w:pPr>
+        <w:rPr>
+          <w:b/>
+          <w:bCs/>
+          <w:sz w:val="28"/>
+          <w:szCs w:val="28"/>
+        </w:rPr>
+      </w:pPr>
+      <w:r>
+        <w:rPr>
+          <w:b/>
+          <w:bCs/>
+          <w:sz w:val="28"/>
+          <w:szCs w:val="28"/>
+        </w:rPr>
+        <w:t>Access Modifier:</w:t>
+      </w:r>
+    </w:p>
+    <w:p>
+      <w:r>
+        <w:t>Level of accessing the variable.</w:t>
+      </w:r>
+      <w:r>
+        <w:br/>
+        <w:t>public – Access from anywhere.</w:t>
+      </w:r>
+      <w:r>
+        <w:br/>
+        <w:t>private – Access within the class.</w:t>
+      </w:r>
+      <w:r>
+        <w:br/>
+        <w:t>protected – Access within the class and derived class.</w:t>
+      </w:r>
+      <w:r>
+        <w:br/>
+        <w:t>internal – Access within the assembly.</w:t>
+      </w:r>
+      <w:r>
+        <w:br/>
+        <w:t>protected internal – Access within the assembly and derived class.</w:t>
+      </w:r>
+    </w:p>
+    <w:p/>
+    <w:p>
+      <w:pPr>
+        <w:rPr>
+          <w:b/>
+          <w:bCs/>
+          <w:sz w:val="28"/>
+          <w:szCs w:val="28"/>
+        </w:rPr>
+      </w:pPr>
+      <w:r>
+        <w:rPr>
+          <w:b/>
+          <w:bCs/>
+          <w:sz w:val="28"/>
+          <w:szCs w:val="28"/>
+        </w:rPr>
+        <w:lastRenderedPageBreak/>
+        <w:t>Modifier:</w:t>
+      </w:r>
+    </w:p>
+    <w:p>
+      <w:r>
+        <w:t>Partial</w:t>
+      </w:r>
+      <w:r>
+        <w:br/>
+        <w:t>Sealed</w:t>
+      </w:r>
+      <w:r>
+        <w:br/>
+        <w:t>Static</w:t>
+      </w:r>
+      <w:r>
+        <w:br/>
+        <w:t>Abstract</w:t>
+      </w:r>
+      <w:r>
+        <w:br/>
+        <w:t>Virtual</w:t>
+      </w:r>
+      <w:r>
+        <w:br/>
+        <w:t>Override</w:t>
+      </w:r>
+    </w:p>
+    <w:p/>
+    <w:p>
+      <w:pPr>
+        <w:rPr>
+          <w:b/>
+          <w:bCs/>
+          <w:sz w:val="28"/>
+          <w:szCs w:val="28"/>
+        </w:rPr>
+      </w:pPr>
+      <w:r>
+        <w:rPr>
+          <w:b/>
+          <w:bCs/>
+          <w:sz w:val="28"/>
+          <w:szCs w:val="28"/>
+        </w:rPr>
+        <w:t>Member Function:</w:t>
+      </w:r>
+    </w:p>
+    <w:p>
+      <w:r>
+        <w:t>It is used to write a logic.</w:t>
+      </w:r>
+      <w:r>
+        <w:br/>
+      </w:r>
+      <w:r>
+        <w:tab/>
+        <w:t>Special Member Function</w:t>
+      </w:r>
+      <w:r>
+        <w:br/>
+      </w:r>
+      <w:r>
+        <w:tab/>
+        <w:t>Static Member Function</w:t>
+      </w:r>
+      <w:r>
+        <w:br/>
+      </w:r>
+      <w:r>
+        <w:tab/>
+        <w:t>Instance Member Function</w:t>
+      </w:r>
+      <w:r>
+        <w:br/>
+        <w:t>Member Function is also known as methods.</w:t>
       </w:r>
       <w:r>
         <w:br/>
@@ -2577,224 +3113,71 @@
         <w:t>Syntax:</w:t>
       </w:r>
       <w:r>
-        <w:br/>
-      </w:r>
-      <w:proofErr w:type="spellStart"/>
-      <w:r>
-        <w:t>ClassName</w:t>
-      </w:r>
-      <w:proofErr w:type="spellEnd"/>
-      <w:r>
-        <w:t xml:space="preserve"> identifier = new </w:t>
-      </w:r>
-      <w:proofErr w:type="spellStart"/>
-      <w:proofErr w:type="gramStart"/>
-      <w:r>
-        <w:t>ClassName</w:t>
-      </w:r>
-      <w:proofErr w:type="spellEnd"/>
-      <w:r>
-        <w:t>(</w:t>
-      </w:r>
-      <w:proofErr w:type="gramEnd"/>
-      <w:r>
-        <w:t>);</w:t>
-      </w:r>
-      <w:r>
-        <w:br/>
-      </w:r>
-      <w:proofErr w:type="spellStart"/>
-      <w:r>
-        <w:t>ArrayList</w:t>
-      </w:r>
-      <w:proofErr w:type="spellEnd"/>
-      <w:r>
-        <w:t xml:space="preserve"> identifier = new </w:t>
-      </w:r>
-      <w:proofErr w:type="spellStart"/>
-      <w:r>
-        <w:t>ArrayList</w:t>
-      </w:r>
-      <w:proofErr w:type="spellEnd"/>
-      <w:r>
-        <w:t>();</w:t>
-      </w:r>
-      <w:r>
-        <w:br/>
-      </w:r>
-      <w:proofErr w:type="spellStart"/>
-      <w:proofErr w:type="gramStart"/>
-      <w:r>
-        <w:t>identifier.Add</w:t>
-      </w:r>
-      <w:proofErr w:type="spellEnd"/>
-      <w:proofErr w:type="gramEnd"/>
-      <w:r>
-        <w:t>(value);</w:t>
-      </w:r>
-    </w:p>
-    <w:p>
-      <w:r>
-        <w:t>Converts into an object.</w:t>
-      </w:r>
-      <w:r>
-        <w:br/>
-        <w:t>Memory allocation is high in background.</w:t>
-      </w:r>
-      <w:r>
-        <w:br/>
-        <w:t xml:space="preserve">No fixed size in </w:t>
-      </w:r>
-      <w:proofErr w:type="spellStart"/>
-      <w:r>
-        <w:t>ArrayList</w:t>
-      </w:r>
-      <w:proofErr w:type="spellEnd"/>
-      <w:r>
-        <w:t>.</w:t>
-      </w:r>
-      <w:r>
-        <w:br/>
-        <w:t>Not a type safe.</w:t>
-      </w:r>
-    </w:p>
-    <w:p>
-      <w:r>
-        <w:rPr>
-          <w:b/>
-          <w:bCs/>
-          <w:sz w:val="28"/>
-          <w:szCs w:val="28"/>
-        </w:rPr>
-        <w:t>List&lt;</w:t>
-      </w:r>
-      <w:r>
-        <w:rPr>
-          <w:b/>
-          <w:bCs/>
-          <w:sz w:val="28"/>
-          <w:szCs w:val="28"/>
-        </w:rPr>
-        <w:t>T</w:t>
-      </w:r>
-      <w:r>
-        <w:rPr>
-          <w:b/>
-          <w:bCs/>
-          <w:sz w:val="28"/>
-          <w:szCs w:val="28"/>
-        </w:rPr>
-        <w:t>&gt;:</w:t>
-      </w:r>
-      <w:r>
-        <w:rPr>
-          <w:b/>
-          <w:bCs/>
-          <w:sz w:val="28"/>
-          <w:szCs w:val="28"/>
-        </w:rPr>
-        <w:t xml:space="preserve"> (Generic Collection)</w:t>
-      </w:r>
-      <w:r>
-        <w:br/>
-      </w:r>
-      <w:r>
         <w:rPr>
           <w:b/>
           <w:bCs/>
           <w:sz w:val="24"/>
           <w:szCs w:val="24"/>
         </w:rPr>
-        <w:t>Syntax:</w:t>
-      </w:r>
-      <w:r>
-        <w:br/>
-        <w:t>List&lt;</w:t>
-      </w:r>
-      <w:proofErr w:type="spellStart"/>
-      <w:r>
-        <w:t>DataType</w:t>
-      </w:r>
-      <w:proofErr w:type="spellEnd"/>
-      <w:r>
-        <w:t>&gt; identifier = new List&lt;</w:t>
-      </w:r>
-      <w:proofErr w:type="spellStart"/>
-      <w:r>
-        <w:t>DataType</w:t>
-      </w:r>
-      <w:proofErr w:type="spellEnd"/>
-      <w:r>
-        <w:t>&gt;();</w:t>
-      </w:r>
-      <w:r>
-        <w:br/>
-      </w:r>
-      <w:proofErr w:type="spellStart"/>
-      <w:proofErr w:type="gramStart"/>
-      <w:r>
-        <w:t>identifier.Add</w:t>
-      </w:r>
-      <w:proofErr w:type="spellEnd"/>
-      <w:proofErr w:type="gramEnd"/>
-      <w:r>
-        <w:t>(value);</w:t>
-      </w:r>
-    </w:p>
-    <w:p>
-      <w:r>
-        <w:t>Duplicate values are allowed.</w:t>
-      </w:r>
-    </w:p>
-    <w:p>
-      <w:pPr>
-        <w:rPr>
-          <w:b/>
-          <w:bCs/>
-          <w:sz w:val="28"/>
-          <w:szCs w:val="28"/>
-        </w:rPr>
-      </w:pPr>
-      <w:r>
-        <w:rPr>
-          <w:b/>
-          <w:bCs/>
-          <w:sz w:val="28"/>
-          <w:szCs w:val="28"/>
-        </w:rPr>
-        <w:t>Key Value pair Based Collection</w:t>
-      </w:r>
-      <w:r>
-        <w:rPr>
-          <w:b/>
-          <w:bCs/>
-          <w:sz w:val="28"/>
-          <w:szCs w:val="28"/>
-        </w:rPr>
-        <w:t>:</w:t>
-      </w:r>
-    </w:p>
-    <w:p>
-      <w:proofErr w:type="spellStart"/>
-      <w:r>
-        <w:rPr>
-          <w:b/>
-          <w:bCs/>
-          <w:sz w:val="28"/>
-          <w:szCs w:val="28"/>
-        </w:rPr>
-        <w:lastRenderedPageBreak/>
-        <w:t>Hashtable</w:t>
-      </w:r>
-      <w:proofErr w:type="spellEnd"/>
-      <w:r>
-        <w:rPr>
-          <w:b/>
-          <w:bCs/>
-          <w:sz w:val="28"/>
-          <w:szCs w:val="28"/>
-        </w:rPr>
-        <w:t>:</w:t>
+        <w:br/>
+      </w:r>
+      <w:r>
+        <w:t>Access</w:t>
+      </w:r>
+      <w:r>
+        <w:t>Modifier Modifier ReturnType Identifier(Parameters)</w:t>
+      </w:r>
+      <w:r>
+        <w:br/>
+        <w:t>{</w:t>
+      </w:r>
+      <w:r>
+        <w:br/>
+        <w:t>}</w:t>
+      </w:r>
+    </w:p>
+    <w:p/>
+    <w:p>
+      <w:pPr>
+        <w:rPr>
+          <w:b/>
+          <w:bCs/>
+          <w:sz w:val="28"/>
+          <w:szCs w:val="28"/>
+        </w:rPr>
+      </w:pPr>
+      <w:r>
+        <w:rPr>
+          <w:b/>
+          <w:bCs/>
+          <w:sz w:val="28"/>
+          <w:szCs w:val="28"/>
+        </w:rPr>
+        <w:t>Special Member Function:</w:t>
+      </w:r>
+    </w:p>
+    <w:p>
+      <w:r>
+        <w:t xml:space="preserve">If a class name and method name are same then it is called as </w:t>
+      </w:r>
+      <w:r>
+        <w:t>Special Member Function.</w:t>
+      </w:r>
+      <w:r>
+        <w:br/>
+        <w:t>It is also known as Constructor.</w:t>
+      </w:r>
+      <w:r>
+        <w:br/>
+        <w:t>It allocates memory and assign a default value for Member Variable.</w:t>
+      </w:r>
+      <w:r>
+        <w:br/>
+        <w:t>If we forget to create a constructor it will be automatically created by the compiler itself.</w:t>
+      </w:r>
+      <w:r>
+        <w:br/>
+        <w:t>We can also create constructor with parameters.</w:t>
       </w:r>
       <w:r>
         <w:br/>
@@ -2809,165 +3192,67 @@
         <w:t>Syntax:</w:t>
       </w:r>
       <w:r>
-        <w:br/>
-      </w:r>
-      <w:proofErr w:type="spellStart"/>
-      <w:r>
-        <w:t>Hashtable</w:t>
-      </w:r>
-      <w:proofErr w:type="spellEnd"/>
-      <w:r>
-        <w:t xml:space="preserve"> identifier = new </w:t>
-      </w:r>
-      <w:proofErr w:type="spellStart"/>
-      <w:proofErr w:type="gramStart"/>
-      <w:r>
-        <w:t>Hashtable</w:t>
-      </w:r>
-      <w:proofErr w:type="spellEnd"/>
-      <w:r>
-        <w:t>(</w:t>
-      </w:r>
-      <w:proofErr w:type="gramEnd"/>
-      <w:r>
-        <w:t>);</w:t>
-      </w:r>
-      <w:r>
-        <w:br/>
-      </w:r>
-      <w:proofErr w:type="spellStart"/>
-      <w:proofErr w:type="gramStart"/>
-      <w:r>
-        <w:t>identifier.Add</w:t>
-      </w:r>
-      <w:proofErr w:type="spellEnd"/>
-      <w:proofErr w:type="gramEnd"/>
-      <w:r>
-        <w:t>(key, value);</w:t>
-      </w:r>
-    </w:p>
-    <w:p>
-      <w:r>
-        <w:t>Key value pair based.</w:t>
-      </w:r>
-      <w:r>
-        <w:br/>
-        <w:t>Data displayed based on hash key.</w:t>
-      </w:r>
-      <w:r>
-        <w:br/>
-        <w:t>Unordered based.</w:t>
-      </w:r>
-    </w:p>
-    <w:p>
-      <w:proofErr w:type="spellStart"/>
-      <w:r>
-        <w:rPr>
-          <w:b/>
-          <w:bCs/>
-          <w:sz w:val="28"/>
-          <w:szCs w:val="28"/>
-        </w:rPr>
-        <w:t>SortedList</w:t>
-      </w:r>
-      <w:proofErr w:type="spellEnd"/>
-      <w:r>
-        <w:rPr>
-          <w:b/>
-          <w:bCs/>
-          <w:sz w:val="28"/>
-          <w:szCs w:val="28"/>
-        </w:rPr>
-        <w:t>:</w:t>
-      </w:r>
-      <w:r>
-        <w:br/>
-      </w:r>
-      <w:r>
         <w:rPr>
           <w:b/>
           <w:bCs/>
           <w:sz w:val="24"/>
           <w:szCs w:val="24"/>
         </w:rPr>
-        <w:t>Syntax:</w:t>
-      </w:r>
-      <w:r>
-        <w:br/>
-      </w:r>
-      <w:proofErr w:type="spellStart"/>
-      <w:r>
-        <w:t>SortedList</w:t>
-      </w:r>
-      <w:proofErr w:type="spellEnd"/>
-      <w:r>
-        <w:t xml:space="preserve"> identifier = new </w:t>
-      </w:r>
-      <w:proofErr w:type="spellStart"/>
-      <w:proofErr w:type="gramStart"/>
-      <w:r>
-        <w:t>SortedList</w:t>
-      </w:r>
-      <w:proofErr w:type="spellEnd"/>
-      <w:r>
-        <w:t>(</w:t>
-      </w:r>
-      <w:proofErr w:type="gramEnd"/>
-      <w:r>
-        <w:t>);</w:t>
-      </w:r>
-      <w:r>
-        <w:br/>
-      </w:r>
-      <w:proofErr w:type="spellStart"/>
-      <w:proofErr w:type="gramStart"/>
-      <w:r>
-        <w:t>identifier.Add</w:t>
-      </w:r>
-      <w:proofErr w:type="spellEnd"/>
-      <w:proofErr w:type="gramEnd"/>
-      <w:r>
-        <w:t>(key, value);</w:t>
-      </w:r>
-    </w:p>
-    <w:p>
-      <w:r>
-        <w:t>Order based.</w:t>
-      </w:r>
-      <w:r>
-        <w:br/>
-        <w:t>Sorting can be used with key based.</w:t>
-      </w:r>
-    </w:p>
-    <w:p>
-      <w:r>
-        <w:rPr>
-          <w:b/>
-          <w:bCs/>
-          <w:sz w:val="28"/>
-          <w:szCs w:val="28"/>
-        </w:rPr>
-        <w:t>Dictionary&lt;</w:t>
-      </w:r>
-      <w:proofErr w:type="spellStart"/>
-      <w:r>
-        <w:rPr>
-          <w:b/>
-          <w:bCs/>
-          <w:sz w:val="28"/>
-          <w:szCs w:val="28"/>
-        </w:rPr>
-        <w:t>TKey</w:t>
-      </w:r>
-      <w:proofErr w:type="spellEnd"/>
-      <w:r>
-        <w:rPr>
-          <w:b/>
-          <w:bCs/>
-          <w:sz w:val="28"/>
-          <w:szCs w:val="28"/>
-        </w:rPr>
-        <w:t>, TValue&gt;: (Generic Collection)</w:t>
+        <w:br/>
+      </w:r>
+      <w:r>
+        <w:t>Access</w:t>
+      </w:r>
+      <w:r>
+        <w:t>Modifier Identifier(Parameters)</w:t>
+      </w:r>
+      <w:r>
+        <w:br/>
+        <w:t>{</w:t>
+      </w:r>
+      <w:r>
+        <w:br/>
+        <w:t xml:space="preserve">    this.variablename from class = parameter from constructor argument</w:t>
+      </w:r>
+      <w:r>
+        <w:br/>
+        <w:t>}</w:t>
+      </w:r>
+    </w:p>
+    <w:p/>
+    <w:p>
+      <w:pPr>
+        <w:rPr>
+          <w:b/>
+          <w:bCs/>
+          <w:sz w:val="28"/>
+          <w:szCs w:val="28"/>
+        </w:rPr>
+      </w:pPr>
+      <w:r>
+        <w:rPr>
+          <w:b/>
+          <w:bCs/>
+          <w:sz w:val="28"/>
+          <w:szCs w:val="28"/>
+        </w:rPr>
+        <w:t>Static Member Function:</w:t>
+      </w:r>
+    </w:p>
+    <w:p>
+      <w:r>
+        <w:t>When we create a Mem</w:t>
+      </w:r>
+      <w:r>
+        <w:t>ber Function with static keyword it is called as Static Member Function.</w:t>
+      </w:r>
+      <w:r>
+        <w:br/>
+        <w:t>Static Member Function will execute only when it is called.</w:t>
+      </w:r>
+      <w:r>
+        <w:br/>
+        <w:t>To call static method:</w:t>
       </w:r>
       <w:r>
         <w:br/>
@@ -2983,101 +3268,96 @@
       </w:r>
       <w:r>
         <w:br/>
-        <w:t>Dictionary&lt;</w:t>
-      </w:r>
-      <w:proofErr w:type="spellStart"/>
-      <w:r>
-        <w:t>TKey</w:t>
-      </w:r>
-      <w:proofErr w:type="spellEnd"/>
-      <w:r>
-        <w:t>, TValue&gt; identifier = new Dictionary&lt;</w:t>
-      </w:r>
-      <w:proofErr w:type="spellStart"/>
-      <w:r>
-        <w:t>TKey</w:t>
-      </w:r>
-      <w:proofErr w:type="spellEnd"/>
-      <w:r>
-        <w:t>, TValue</w:t>
-      </w:r>
-      <w:proofErr w:type="gramStart"/>
-      <w:r>
-        <w:t>&gt;(</w:t>
-      </w:r>
-      <w:proofErr w:type="gramEnd"/>
-      <w:r>
-        <w:t>);</w:t>
-      </w:r>
-      <w:r>
-        <w:br/>
-      </w:r>
-      <w:proofErr w:type="spellStart"/>
-      <w:proofErr w:type="gramStart"/>
-      <w:r>
-        <w:t>identifier.Add</w:t>
-      </w:r>
-      <w:proofErr w:type="spellEnd"/>
-      <w:proofErr w:type="gramEnd"/>
-      <w:r>
-        <w:t>(key, value);</w:t>
-      </w:r>
-    </w:p>
-    <w:p>
-      <w:r>
-        <w:t>Order Based.</w:t>
-      </w:r>
-      <w:r>
-        <w:br/>
-        <w:t>Key Value Based.</w:t>
-      </w:r>
-    </w:p>
-    <w:p>
-      <w:pPr>
-        <w:rPr>
-          <w:b/>
-          <w:bCs/>
-          <w:sz w:val="28"/>
-          <w:szCs w:val="28"/>
-        </w:rPr>
-      </w:pPr>
-      <w:r>
-        <w:rPr>
-          <w:b/>
-          <w:bCs/>
-          <w:sz w:val="28"/>
-          <w:szCs w:val="28"/>
-        </w:rPr>
-        <w:t>Priority Based Collection</w:t>
-      </w:r>
-      <w:r>
-        <w:rPr>
-          <w:b/>
-          <w:bCs/>
-          <w:sz w:val="28"/>
-          <w:szCs w:val="28"/>
-        </w:rPr>
-        <w:t>:</w:t>
-      </w:r>
-    </w:p>
-    <w:p>
-      <w:r>
-        <w:rPr>
-          <w:b/>
-          <w:bCs/>
-          <w:sz w:val="28"/>
-          <w:szCs w:val="28"/>
-        </w:rPr>
-        <w:t>Stack</w:t>
-      </w:r>
-      <w:r>
-        <w:rPr>
-          <w:b/>
-          <w:bCs/>
-          <w:sz w:val="28"/>
-          <w:szCs w:val="28"/>
-        </w:rPr>
-        <w:t>:</w:t>
+        <w:t>ClassName. methodName();</w:t>
+      </w:r>
+    </w:p>
+    <w:p>
+      <w:pPr>
+        <w:rPr>
+          <w:b/>
+          <w:bCs/>
+          <w:sz w:val="28"/>
+          <w:szCs w:val="28"/>
+        </w:rPr>
+      </w:pPr>
+      <w:r>
+        <w:rPr>
+          <w:b/>
+          <w:bCs/>
+          <w:sz w:val="28"/>
+          <w:szCs w:val="28"/>
+        </w:rPr>
+        <w:t>Return Type:</w:t>
+      </w:r>
+    </w:p>
+    <w:p>
+      <w:r>
+        <w:lastRenderedPageBreak/>
+        <w:t>If I want to return something from the logic of my Member Function.</w:t>
+      </w:r>
+      <w:r>
+        <w:br/>
+        <w:t>If we return something we need to get it and store it in the container.</w:t>
+      </w:r>
+    </w:p>
+    <w:p>
+      <w:pPr>
+        <w:rPr>
+          <w:b/>
+          <w:bCs/>
+          <w:sz w:val="28"/>
+          <w:szCs w:val="28"/>
+        </w:rPr>
+      </w:pPr>
+      <w:r>
+        <w:rPr>
+          <w:b/>
+          <w:bCs/>
+          <w:sz w:val="28"/>
+          <w:szCs w:val="28"/>
+        </w:rPr>
+        <w:t>Local Variable:</w:t>
+      </w:r>
+    </w:p>
+    <w:p>
+      <w:r>
+        <w:t>If we create a variable inside a method is called as Local Variable.</w:t>
+      </w:r>
+    </w:p>
+    <w:p/>
+    <w:p>
+      <w:pPr>
+        <w:rPr>
+          <w:b/>
+          <w:bCs/>
+          <w:sz w:val="28"/>
+          <w:szCs w:val="28"/>
+        </w:rPr>
+      </w:pPr>
+      <w:r>
+        <w:rPr>
+          <w:b/>
+          <w:bCs/>
+          <w:sz w:val="28"/>
+          <w:szCs w:val="28"/>
+        </w:rPr>
+        <w:t>Instance Member Function:</w:t>
+      </w:r>
+    </w:p>
+    <w:p>
+      <w:r>
+        <w:t>If</w:t>
+      </w:r>
+      <w:r>
+        <w:t xml:space="preserve"> we create a Member Function without the same name as class name and without the static keyword is called as Instance Member Function.</w:t>
+      </w:r>
+      <w:r>
+        <w:br/>
+        <w:t>How to call Instance Member Function:</w:t>
+      </w:r>
+      <w:r>
+        <w:br/>
+        <w:t>objectName.methodName();</w:t>
       </w:r>
       <w:r>
         <w:br/>
@@ -3093,34 +3373,88 @@
       </w:r>
       <w:r>
         <w:br/>
-        <w:t>Stack identifier = new Stack();</w:t>
-      </w:r>
-      <w:r>
-        <w:br/>
-      </w:r>
-      <w:proofErr w:type="spellStart"/>
-      <w:proofErr w:type="gramStart"/>
-      <w:r>
-        <w:t>identifier.push</w:t>
-      </w:r>
-      <w:proofErr w:type="spellEnd"/>
-      <w:proofErr w:type="gramEnd"/>
-      <w:r>
-        <w:t>(value); - for adding</w:t>
-      </w:r>
-      <w:r>
-        <w:br/>
-      </w:r>
-      <w:proofErr w:type="spellStart"/>
-      <w:r>
-        <w:t>identifier.pop</w:t>
-      </w:r>
-      <w:proofErr w:type="spellEnd"/>
-      <w:r>
-        <w:t>(value); - for display/view</w:t>
-      </w:r>
-    </w:p>
-    <w:p>
+        <w:t>AccessModifer ReturnType Identifier(Parameters)</w:t>
+      </w:r>
+      <w:r>
+        <w:br/>
+        <w:t>{</w:t>
+      </w:r>
+      <w:r>
+        <w:br/>
+        <w:t>}</w:t>
+      </w:r>
+    </w:p>
+    <w:p/>
+    <w:p>
+      <w:pPr>
+        <w:rPr>
+          <w:b/>
+          <w:bCs/>
+          <w:sz w:val="28"/>
+          <w:szCs w:val="28"/>
+        </w:rPr>
+      </w:pPr>
+      <w:r>
+        <w:rPr>
+          <w:b/>
+          <w:bCs/>
+          <w:sz w:val="28"/>
+          <w:szCs w:val="28"/>
+        </w:rPr>
+        <w:t>Properties:</w:t>
+      </w:r>
+    </w:p>
+    <w:p>
+      <w:r>
+        <w:t>It is used to set the value to Member Variable or get the value from Member Variable.</w:t>
+      </w:r>
+    </w:p>
+    <w:p>
+      <w:pPr>
+        <w:ind w:left="720"/>
+      </w:pPr>
+      <w:r>
+        <w:t>Normal Properties</w:t>
+      </w:r>
+      <w:r>
+        <w:br/>
+        <w:t>Auto Implemented Properties</w:t>
+      </w:r>
+    </w:p>
+    <w:p>
+      <w:pPr>
+        <w:rPr>
+          <w:b/>
+          <w:bCs/>
+          <w:sz w:val="28"/>
+          <w:szCs w:val="28"/>
+        </w:rPr>
+      </w:pPr>
+      <w:r>
+        <w:rPr>
+          <w:b/>
+          <w:bCs/>
+          <w:sz w:val="28"/>
+          <w:szCs w:val="28"/>
+        </w:rPr>
+        <w:t>Normal Properties:</w:t>
+      </w:r>
+    </w:p>
+    <w:p>
+      <w:r>
+        <w:t>It is used in older days.</w:t>
+      </w:r>
+      <w:r>
+        <w:br/>
+        <w:t>Member Variable + Property Definition</w:t>
+      </w:r>
+      <w:r>
+        <w:br/>
+        <w:t>When a Member Variable needs any validation then we can use this.</w:t>
+      </w:r>
+      <w:r>
+        <w:br/>
+      </w:r>
       <w:r>
         <w:rPr>
           <w:b/>
@@ -3128,86 +3462,75 @@
           <w:sz w:val="24"/>
           <w:szCs w:val="24"/>
         </w:rPr>
-        <w:t>Syntax: (Generic Collection)</w:t>
-      </w:r>
-      <w:r>
-        <w:br/>
-        <w:t>Stack&lt;</w:t>
-      </w:r>
-      <w:proofErr w:type="spellStart"/>
-      <w:r>
-        <w:t>DataType</w:t>
-      </w:r>
-      <w:proofErr w:type="spellEnd"/>
-      <w:r>
-        <w:t>&gt; identifier = new Stack&lt;</w:t>
-      </w:r>
-      <w:proofErr w:type="spellStart"/>
-      <w:r>
-        <w:t>DataType</w:t>
-      </w:r>
-      <w:proofErr w:type="spellEnd"/>
-      <w:r>
-        <w:t>&gt;();</w:t>
-      </w:r>
-      <w:r>
-        <w:br/>
-      </w:r>
-      <w:proofErr w:type="spellStart"/>
-      <w:proofErr w:type="gramStart"/>
-      <w:r>
-        <w:t>identifier.push</w:t>
-      </w:r>
-      <w:proofErr w:type="spellEnd"/>
-      <w:proofErr w:type="gramEnd"/>
-      <w:r>
-        <w:t>(value); - for adding</w:t>
-      </w:r>
-      <w:r>
-        <w:br/>
-      </w:r>
-      <w:proofErr w:type="spellStart"/>
-      <w:proofErr w:type="gramStart"/>
-      <w:r>
-        <w:t>identifier.push</w:t>
-      </w:r>
-      <w:proofErr w:type="spellEnd"/>
-      <w:proofErr w:type="gramEnd"/>
-      <w:r>
-        <w:t>(value); - for display/view</w:t>
-      </w:r>
-    </w:p>
-    <w:p>
-      <w:r>
-        <w:t xml:space="preserve">Stack follows Last </w:t>
-      </w:r>
-      <w:proofErr w:type="gramStart"/>
-      <w:r>
-        <w:t>In</w:t>
-      </w:r>
-      <w:proofErr w:type="gramEnd"/>
-      <w:r>
-        <w:t xml:space="preserve"> First Out pattern.</w:t>
-      </w:r>
-    </w:p>
-    <w:p>
-      <w:r>
-        <w:rPr>
-          <w:b/>
-          <w:bCs/>
-          <w:sz w:val="28"/>
-          <w:szCs w:val="28"/>
-        </w:rPr>
-        <w:t>Queue</w:t>
-      </w:r>
-      <w:r>
-        <w:rPr>
-          <w:b/>
-          <w:bCs/>
-          <w:sz w:val="28"/>
-          <w:szCs w:val="28"/>
-        </w:rPr>
-        <w:t>:</w:t>
+        <w:t>Syntax:</w:t>
+      </w:r>
+      <w:r>
+        <w:rPr>
+          <w:b/>
+          <w:bCs/>
+          <w:sz w:val="28"/>
+          <w:szCs w:val="28"/>
+        </w:rPr>
+        <w:br/>
+      </w:r>
+      <w:r>
+        <w:t>DataType variableName; -- Default AccessModifier is private</w:t>
+      </w:r>
+      <w:r>
+        <w:br/>
+        <w:t>AccessModifer DataType Identifier</w:t>
+      </w:r>
+      <w:r>
+        <w:br/>
+        <w:t>{</w:t>
+      </w:r>
+      <w:r>
+        <w:br/>
+        <w:t xml:space="preserve">    get{return variableName;}</w:t>
+      </w:r>
+      <w:r>
+        <w:br/>
+        <w:t xml:space="preserve">    set{variableName = value;}</w:t>
+      </w:r>
+      <w:r>
+        <w:br/>
+        <w:t>}</w:t>
+      </w:r>
+    </w:p>
+    <w:p>
+      <w:pPr>
+        <w:rPr>
+          <w:b/>
+          <w:bCs/>
+          <w:sz w:val="28"/>
+          <w:szCs w:val="28"/>
+        </w:rPr>
+      </w:pPr>
+      <w:r>
+        <w:rPr>
+          <w:b/>
+          <w:bCs/>
+          <w:sz w:val="28"/>
+          <w:szCs w:val="28"/>
+        </w:rPr>
+        <w:t>Auto Implemented Properties:</w:t>
+      </w:r>
+    </w:p>
+    <w:p>
+      <w:r>
+        <w:t>It is used nowadays</w:t>
+      </w:r>
+      <w:r>
+        <w:br/>
+        <w:t>Only Property Definition.</w:t>
+      </w:r>
+      <w:r>
+        <w:br/>
+        <w:t>Member Function will be automatically declared by the compiler.</w:t>
+      </w:r>
+      <w:r>
+        <w:br/>
+        <w:t>When we don’t need a validation for Member Variable then we can use this.</w:t>
       </w:r>
       <w:r>
         <w:br/>
@@ -3219,1093 +3542,19 @@
           <w:sz w:val="24"/>
           <w:szCs w:val="24"/>
         </w:rPr>
-        <w:t>Syntax:</w:t>
-      </w:r>
-      <w:r>
-        <w:br/>
-        <w:t>Queue identifier = new Queue();</w:t>
-      </w:r>
-      <w:r>
-        <w:br/>
-      </w:r>
-      <w:proofErr w:type="spellStart"/>
-      <w:proofErr w:type="gramStart"/>
-      <w:r>
-        <w:t>identifier.enqueue</w:t>
-      </w:r>
-      <w:proofErr w:type="spellEnd"/>
-      <w:proofErr w:type="gramEnd"/>
-      <w:r>
-        <w:t>(value); - for adding</w:t>
-      </w:r>
-      <w:r>
-        <w:br/>
-      </w:r>
-      <w:proofErr w:type="spellStart"/>
-      <w:proofErr w:type="gramStart"/>
-      <w:r>
-        <w:t>identifier.dequeue</w:t>
-      </w:r>
-      <w:proofErr w:type="spellEnd"/>
-      <w:proofErr w:type="gramEnd"/>
-      <w:r>
-        <w:t>(value); - for display/view</w:t>
-      </w:r>
-    </w:p>
-    <w:p>
-      <w:r>
-        <w:rPr>
-          <w:b/>
-          <w:bCs/>
-          <w:sz w:val="24"/>
-          <w:szCs w:val="24"/>
-        </w:rPr>
-        <w:t>Syntax: (Generic Collection)</w:t>
-      </w:r>
-      <w:r>
-        <w:br/>
-        <w:t>Queue&lt;</w:t>
-      </w:r>
-      <w:proofErr w:type="spellStart"/>
-      <w:r>
-        <w:t>DataType</w:t>
-      </w:r>
-      <w:proofErr w:type="spellEnd"/>
-      <w:r>
-        <w:t>&gt; identifier = new Queue&lt;</w:t>
-      </w:r>
-      <w:proofErr w:type="spellStart"/>
-      <w:r>
-        <w:t>DataType</w:t>
-      </w:r>
-      <w:proofErr w:type="spellEnd"/>
-      <w:r>
-        <w:t>&gt;();</w:t>
-      </w:r>
-      <w:r>
-        <w:br/>
-      </w:r>
-      <w:proofErr w:type="spellStart"/>
-      <w:proofErr w:type="gramStart"/>
-      <w:r>
-        <w:t>identifier.enqueue</w:t>
-      </w:r>
-      <w:proofErr w:type="spellEnd"/>
-      <w:proofErr w:type="gramEnd"/>
-      <w:r>
-        <w:t>(value); - for adding</w:t>
-      </w:r>
-      <w:r>
-        <w:br/>
-      </w:r>
-      <w:proofErr w:type="spellStart"/>
-      <w:proofErr w:type="gramStart"/>
-      <w:r>
-        <w:t>identifier.dequeue</w:t>
-      </w:r>
-      <w:proofErr w:type="spellEnd"/>
-      <w:proofErr w:type="gramEnd"/>
-      <w:r>
-        <w:t>(value); - for display/view</w:t>
-      </w:r>
-    </w:p>
-    <w:p>
-      <w:r>
-        <w:lastRenderedPageBreak/>
-        <w:t xml:space="preserve">Queue follows First </w:t>
-      </w:r>
-      <w:proofErr w:type="gramStart"/>
-      <w:r>
-        <w:t>In</w:t>
-      </w:r>
-      <w:proofErr w:type="gramEnd"/>
-      <w:r>
-        <w:t xml:space="preserve"> First Out Pattern.</w:t>
-      </w:r>
-    </w:p>
-    <w:p/>
-    <w:p>
-      <w:pPr>
-        <w:rPr>
-          <w:b/>
-          <w:bCs/>
-          <w:sz w:val="32"/>
-          <w:szCs w:val="32"/>
-        </w:rPr>
-      </w:pPr>
-      <w:r>
-        <w:rPr>
-          <w:b/>
-          <w:bCs/>
-          <w:sz w:val="32"/>
-          <w:szCs w:val="32"/>
-        </w:rPr>
-        <w:t>Complex Types:</w:t>
-      </w:r>
-    </w:p>
-    <w:p>
-      <w:r>
-        <w:t>Class</w:t>
-      </w:r>
-      <w:r>
-        <w:br/>
-        <w:t>Interface</w:t>
-      </w:r>
-      <w:r>
-        <w:br/>
-        <w:t>Enumeration</w:t>
-      </w:r>
-      <w:r>
-        <w:br/>
-        <w:t>Delegates and Events</w:t>
-      </w:r>
-      <w:r>
-        <w:br/>
-        <w:t>Structure</w:t>
-      </w:r>
-    </w:p>
-    <w:p/>
-    <w:p>
-      <w:pPr>
-        <w:rPr>
-          <w:b/>
-          <w:bCs/>
-          <w:sz w:val="28"/>
-          <w:szCs w:val="28"/>
-        </w:rPr>
-      </w:pPr>
-      <w:r>
-        <w:rPr>
-          <w:b/>
-          <w:bCs/>
-          <w:sz w:val="28"/>
-          <w:szCs w:val="28"/>
-        </w:rPr>
-        <w:t>Class:</w:t>
-      </w:r>
-    </w:p>
-    <w:p>
-      <w:r>
-        <w:t>It is a blueprint for creating object.</w:t>
-      </w:r>
-      <w:r>
-        <w:br/>
-        <w:t>Members can be used by three Combinations:</w:t>
-      </w:r>
-      <w:r>
-        <w:br/>
-      </w:r>
-      <w:r>
-        <w:tab/>
-        <w:t>Member Variable</w:t>
-      </w:r>
-      <w:r>
-        <w:br/>
-      </w:r>
-      <w:r>
-        <w:tab/>
-        <w:t>Member Function</w:t>
-      </w:r>
-      <w:r>
-        <w:br/>
-      </w:r>
-      <w:r>
-        <w:tab/>
-        <w:t>Properties</w:t>
-      </w:r>
-      <w:r>
-        <w:br/>
-      </w:r>
-      <w:r>
-        <w:rPr>
-          <w:b/>
-          <w:bCs/>
-          <w:sz w:val="24"/>
-          <w:szCs w:val="24"/>
-        </w:rPr>
-        <w:t>Syntax:</w:t>
-      </w:r>
-      <w:r>
-        <w:br/>
-      </w:r>
-      <w:proofErr w:type="spellStart"/>
-      <w:r>
-        <w:t>AccessModifier</w:t>
-      </w:r>
-      <w:proofErr w:type="spellEnd"/>
-      <w:r>
-        <w:t xml:space="preserve"> Modifier class Identifier</w:t>
-      </w:r>
-      <w:r>
-        <w:br/>
-        <w:t>{</w:t>
-      </w:r>
-      <w:r>
-        <w:br/>
-        <w:t xml:space="preserve">    Member Variable</w:t>
-      </w:r>
-      <w:r>
-        <w:br/>
-        <w:t xml:space="preserve">    Member Function</w:t>
-      </w:r>
-      <w:r>
-        <w:br/>
-        <w:t xml:space="preserve">    Properties</w:t>
-      </w:r>
-      <w:r>
-        <w:br/>
-        <w:t>}</w:t>
-      </w:r>
-    </w:p>
-    <w:p/>
-    <w:p>
-      <w:pPr>
-        <w:rPr>
-          <w:b/>
-          <w:bCs/>
-          <w:sz w:val="28"/>
-          <w:szCs w:val="28"/>
-        </w:rPr>
-      </w:pPr>
-      <w:r>
-        <w:rPr>
-          <w:b/>
-          <w:bCs/>
-          <w:sz w:val="28"/>
-          <w:szCs w:val="28"/>
-        </w:rPr>
-        <w:t>Variable:</w:t>
-      </w:r>
-    </w:p>
-    <w:p>
-      <w:r>
-        <w:t>Member Variable – Class Level</w:t>
-      </w:r>
-      <w:r>
-        <w:br/>
-        <w:t>Local Variable</w:t>
-      </w:r>
-      <w:r>
-        <w:br/>
-        <w:t>Parameter</w:t>
-      </w:r>
-      <w:r>
-        <w:br/>
-      </w:r>
-      <w:r>
-        <w:rPr>
-          <w:b/>
-          <w:bCs/>
-          <w:sz w:val="24"/>
-          <w:szCs w:val="24"/>
-        </w:rPr>
-        <w:t>Syntax:</w:t>
-      </w:r>
-      <w:r>
-        <w:rPr>
-          <w:b/>
-          <w:bCs/>
-          <w:sz w:val="24"/>
-          <w:szCs w:val="24"/>
-        </w:rPr>
-        <w:br/>
-      </w:r>
-      <w:proofErr w:type="spellStart"/>
-      <w:r>
-        <w:t>Access</w:t>
-      </w:r>
-      <w:r>
-        <w:t>Modifier</w:t>
-      </w:r>
-      <w:proofErr w:type="spellEnd"/>
-      <w:r>
-        <w:t xml:space="preserve"> </w:t>
-      </w:r>
-      <w:proofErr w:type="spellStart"/>
-      <w:r>
-        <w:t>DataType</w:t>
-      </w:r>
-      <w:proofErr w:type="spellEnd"/>
-      <w:r>
-        <w:t xml:space="preserve"> </w:t>
-      </w:r>
-      <w:proofErr w:type="spellStart"/>
-      <w:r>
-        <w:t>VariableName</w:t>
-      </w:r>
-      <w:proofErr w:type="spellEnd"/>
-      <w:r>
-        <w:t>;</w:t>
-      </w:r>
-    </w:p>
-    <w:p/>
-    <w:p>
-      <w:pPr>
-        <w:rPr>
-          <w:b/>
-          <w:bCs/>
-          <w:sz w:val="28"/>
-          <w:szCs w:val="28"/>
-        </w:rPr>
-      </w:pPr>
-      <w:r>
-        <w:rPr>
-          <w:b/>
-          <w:bCs/>
-          <w:sz w:val="28"/>
-          <w:szCs w:val="28"/>
-        </w:rPr>
-        <w:t>Access Modifier:</w:t>
-      </w:r>
-    </w:p>
-    <w:p>
-      <w:r>
-        <w:t>Level of accessing the variable.</w:t>
-      </w:r>
-      <w:r>
-        <w:br/>
-        <w:t>public – Access from anywhere.</w:t>
-      </w:r>
-      <w:r>
-        <w:br/>
-        <w:t>private – Access within the class.</w:t>
-      </w:r>
-      <w:r>
-        <w:br/>
-        <w:t>protected – Access within the class and derived class.</w:t>
-      </w:r>
-      <w:r>
-        <w:br/>
-        <w:t>internal – Access within the assembly.</w:t>
-      </w:r>
-      <w:r>
-        <w:br/>
-        <w:t>protected internal – Access within the assembly and derived class.</w:t>
-      </w:r>
-    </w:p>
-    <w:p/>
-    <w:p>
-      <w:pPr>
-        <w:rPr>
-          <w:b/>
-          <w:bCs/>
-          <w:sz w:val="28"/>
-          <w:szCs w:val="28"/>
-        </w:rPr>
-      </w:pPr>
-      <w:r>
-        <w:rPr>
-          <w:b/>
-          <w:bCs/>
-          <w:sz w:val="28"/>
-          <w:szCs w:val="28"/>
-        </w:rPr>
-        <w:lastRenderedPageBreak/>
-        <w:t>Modifier:</w:t>
-      </w:r>
-    </w:p>
-    <w:p>
-      <w:r>
-        <w:t>Partial</w:t>
-      </w:r>
-      <w:r>
-        <w:br/>
-        <w:t>Sealed</w:t>
-      </w:r>
-      <w:r>
-        <w:br/>
-        <w:t>Static</w:t>
-      </w:r>
-      <w:r>
-        <w:br/>
-        <w:t>Abstract</w:t>
-      </w:r>
-      <w:r>
-        <w:br/>
-        <w:t>Virtual</w:t>
-      </w:r>
-      <w:r>
-        <w:br/>
-        <w:t>Override</w:t>
-      </w:r>
-    </w:p>
-    <w:p/>
-    <w:p>
-      <w:pPr>
-        <w:rPr>
-          <w:b/>
-          <w:bCs/>
-          <w:sz w:val="28"/>
-          <w:szCs w:val="28"/>
-        </w:rPr>
-      </w:pPr>
-      <w:r>
-        <w:rPr>
-          <w:b/>
-          <w:bCs/>
-          <w:sz w:val="28"/>
-          <w:szCs w:val="28"/>
-        </w:rPr>
-        <w:t>Member Function:</w:t>
-      </w:r>
-    </w:p>
-    <w:p>
-      <w:r>
-        <w:t>It is used to write a logic.</w:t>
-      </w:r>
-      <w:r>
-        <w:br/>
-      </w:r>
-      <w:r>
-        <w:tab/>
-        <w:t>Special Member Function</w:t>
-      </w:r>
-      <w:r>
-        <w:br/>
-      </w:r>
-      <w:r>
-        <w:tab/>
-        <w:t>Static Member Function</w:t>
-      </w:r>
-      <w:r>
-        <w:br/>
-      </w:r>
-      <w:r>
-        <w:tab/>
-        <w:t>Instance Member Function</w:t>
-      </w:r>
-      <w:r>
-        <w:br/>
-        <w:t>Member Function is also known as methods.</w:t>
-      </w:r>
-      <w:r>
-        <w:br/>
-      </w:r>
-      <w:r>
-        <w:rPr>
-          <w:b/>
-          <w:bCs/>
-          <w:sz w:val="24"/>
-          <w:szCs w:val="24"/>
-        </w:rPr>
-        <w:t>Syntax:</w:t>
-      </w:r>
-      <w:r>
-        <w:rPr>
-          <w:b/>
-          <w:bCs/>
-          <w:sz w:val="24"/>
-          <w:szCs w:val="24"/>
-        </w:rPr>
-        <w:br/>
-      </w:r>
-      <w:proofErr w:type="spellStart"/>
-      <w:r>
-        <w:t>Access</w:t>
-      </w:r>
-      <w:r>
-        <w:t>Modifier</w:t>
-      </w:r>
-      <w:proofErr w:type="spellEnd"/>
-      <w:r>
-        <w:t xml:space="preserve"> Modifier </w:t>
-      </w:r>
-      <w:proofErr w:type="spellStart"/>
-      <w:r>
-        <w:t>ReturnType</w:t>
-      </w:r>
-      <w:proofErr w:type="spellEnd"/>
-      <w:r>
-        <w:t xml:space="preserve"> </w:t>
-      </w:r>
-      <w:proofErr w:type="gramStart"/>
-      <w:r>
-        <w:t>Identifier(</w:t>
-      </w:r>
-      <w:proofErr w:type="gramEnd"/>
-      <w:r>
-        <w:t>Parameters)</w:t>
-      </w:r>
-      <w:r>
-        <w:br/>
-        <w:t>{</w:t>
-      </w:r>
-      <w:r>
-        <w:br/>
-        <w:t>}</w:t>
-      </w:r>
-    </w:p>
-    <w:p/>
-    <w:p>
-      <w:pPr>
-        <w:rPr>
-          <w:b/>
-          <w:bCs/>
-          <w:sz w:val="28"/>
-          <w:szCs w:val="28"/>
-        </w:rPr>
-      </w:pPr>
-      <w:r>
-        <w:rPr>
-          <w:b/>
-          <w:bCs/>
-          <w:sz w:val="28"/>
-          <w:szCs w:val="28"/>
-        </w:rPr>
-        <w:t>Special Member Function:</w:t>
-      </w:r>
-    </w:p>
-    <w:p>
-      <w:r>
-        <w:t xml:space="preserve">If a class name and method name are same then it is called as </w:t>
-      </w:r>
-      <w:r>
-        <w:t>Special Member Function.</w:t>
-      </w:r>
-      <w:r>
-        <w:br/>
-        <w:t>It is also known as Constructor.</w:t>
-      </w:r>
-      <w:r>
-        <w:br/>
-        <w:t>It allocates memory and assign a default value for Member Variable.</w:t>
-      </w:r>
-      <w:r>
-        <w:br/>
-        <w:t>If we forget to create a constructor it will be automatically created by the compiler itself.</w:t>
-      </w:r>
-      <w:r>
-        <w:br/>
-        <w:t>We can also create constructor with parameters.</w:t>
-      </w:r>
-      <w:r>
-        <w:br/>
-      </w:r>
-      <w:r>
-        <w:rPr>
-          <w:b/>
-          <w:bCs/>
-          <w:sz w:val="24"/>
-          <w:szCs w:val="24"/>
-        </w:rPr>
-        <w:t>Syntax:</w:t>
-      </w:r>
-      <w:r>
-        <w:rPr>
-          <w:b/>
-          <w:bCs/>
-          <w:sz w:val="24"/>
-          <w:szCs w:val="24"/>
-        </w:rPr>
-        <w:br/>
-      </w:r>
-      <w:proofErr w:type="spellStart"/>
-      <w:r>
-        <w:t>Access</w:t>
-      </w:r>
-      <w:r>
-        <w:t>Modifier</w:t>
-      </w:r>
-      <w:proofErr w:type="spellEnd"/>
-      <w:r>
-        <w:t xml:space="preserve"> Identifier(Parameters)</w:t>
-      </w:r>
-      <w:r>
-        <w:br/>
-        <w:t>{</w:t>
-      </w:r>
-      <w:r>
-        <w:br/>
-        <w:t xml:space="preserve">    </w:t>
-      </w:r>
-      <w:proofErr w:type="spellStart"/>
-      <w:r>
-        <w:t>this.variablename</w:t>
-      </w:r>
-      <w:proofErr w:type="spellEnd"/>
-      <w:r>
-        <w:t xml:space="preserve"> from class = parameter from constructor argument</w:t>
-      </w:r>
-      <w:r>
-        <w:br/>
-        <w:t>}</w:t>
-      </w:r>
-    </w:p>
-    <w:p/>
-    <w:p>
-      <w:pPr>
-        <w:rPr>
-          <w:b/>
-          <w:bCs/>
-          <w:sz w:val="28"/>
-          <w:szCs w:val="28"/>
-        </w:rPr>
-      </w:pPr>
-      <w:r>
-        <w:rPr>
-          <w:b/>
-          <w:bCs/>
-          <w:sz w:val="28"/>
-          <w:szCs w:val="28"/>
-        </w:rPr>
-        <w:t>Static Member Function:</w:t>
-      </w:r>
-    </w:p>
-    <w:p>
-      <w:r>
-        <w:t>When we create a Mem</w:t>
-      </w:r>
-      <w:r>
-        <w:t>ber Function with static keyword it is called as Static Member Function.</w:t>
-      </w:r>
-      <w:r>
-        <w:br/>
-        <w:t>Static Member Function will execute only when it is called.</w:t>
-      </w:r>
-      <w:r>
-        <w:br/>
-        <w:t>To call static method:</w:t>
-      </w:r>
-      <w:r>
-        <w:br/>
-      </w:r>
-      <w:r>
-        <w:rPr>
-          <w:b/>
-          <w:bCs/>
-          <w:sz w:val="24"/>
-          <w:szCs w:val="24"/>
-        </w:rPr>
-        <w:t>Syntax:</w:t>
-      </w:r>
-      <w:r>
-        <w:br/>
-      </w:r>
-      <w:proofErr w:type="spellStart"/>
-      <w:r>
-        <w:t>ClassName</w:t>
-      </w:r>
-      <w:proofErr w:type="spellEnd"/>
-      <w:r>
-        <w:t xml:space="preserve">. </w:t>
-      </w:r>
-      <w:proofErr w:type="spellStart"/>
-      <w:proofErr w:type="gramStart"/>
-      <w:r>
-        <w:t>methodName</w:t>
-      </w:r>
-      <w:proofErr w:type="spellEnd"/>
-      <w:r>
-        <w:t>(</w:t>
-      </w:r>
-      <w:proofErr w:type="gramEnd"/>
-      <w:r>
-        <w:t>);</w:t>
-      </w:r>
-    </w:p>
-    <w:p>
-      <w:pPr>
-        <w:rPr>
-          <w:b/>
-          <w:bCs/>
-          <w:sz w:val="28"/>
-          <w:szCs w:val="28"/>
-        </w:rPr>
-      </w:pPr>
-      <w:r>
-        <w:rPr>
-          <w:b/>
-          <w:bCs/>
-          <w:sz w:val="28"/>
-          <w:szCs w:val="28"/>
-        </w:rPr>
-        <w:t>Return Type:</w:t>
-      </w:r>
-    </w:p>
-    <w:p>
-      <w:r>
-        <w:lastRenderedPageBreak/>
-        <w:t>If I want to return something from the logic of my Member Function.</w:t>
-      </w:r>
-      <w:r>
-        <w:br/>
-        <w:t>If we return something we need to get it and store it in the container.</w:t>
-      </w:r>
-    </w:p>
-    <w:p>
-      <w:pPr>
-        <w:rPr>
-          <w:b/>
-          <w:bCs/>
-          <w:sz w:val="28"/>
-          <w:szCs w:val="28"/>
-        </w:rPr>
-      </w:pPr>
-      <w:r>
-        <w:rPr>
-          <w:b/>
-          <w:bCs/>
-          <w:sz w:val="28"/>
-          <w:szCs w:val="28"/>
-        </w:rPr>
-        <w:t>Local Variable:</w:t>
-      </w:r>
-    </w:p>
-    <w:p>
-      <w:r>
-        <w:t>If we create a variable inside a method is called as Local Variable.</w:t>
-      </w:r>
-    </w:p>
-    <w:p/>
-    <w:p>
-      <w:pPr>
-        <w:rPr>
-          <w:b/>
-          <w:bCs/>
-          <w:sz w:val="28"/>
-          <w:szCs w:val="28"/>
-        </w:rPr>
-      </w:pPr>
-      <w:r>
-        <w:rPr>
-          <w:b/>
-          <w:bCs/>
-          <w:sz w:val="28"/>
-          <w:szCs w:val="28"/>
-        </w:rPr>
-        <w:t>Instance Member Function:</w:t>
-      </w:r>
-    </w:p>
-    <w:p>
-      <w:r>
-        <w:t>If</w:t>
-      </w:r>
-      <w:r>
-        <w:t xml:space="preserve"> we create a Member Function without the same name as class name and without the static keyword is called as Instance Member Function.</w:t>
-      </w:r>
-      <w:r>
-        <w:br/>
-        <w:t>How to call Instance Member Function:</w:t>
-      </w:r>
-      <w:r>
-        <w:br/>
-      </w:r>
-      <w:proofErr w:type="spellStart"/>
-      <w:r>
-        <w:t>objectName.methodName</w:t>
-      </w:r>
-      <w:proofErr w:type="spellEnd"/>
-      <w:r>
-        <w:t>();</w:t>
-      </w:r>
-      <w:r>
-        <w:br/>
-      </w:r>
-      <w:r>
-        <w:rPr>
-          <w:b/>
-          <w:bCs/>
-          <w:sz w:val="24"/>
-          <w:szCs w:val="24"/>
-        </w:rPr>
-        <w:t>Syntax:</w:t>
-      </w:r>
-      <w:r>
-        <w:br/>
-      </w:r>
-      <w:proofErr w:type="spellStart"/>
-      <w:r>
-        <w:t>AccessModifer</w:t>
-      </w:r>
-      <w:proofErr w:type="spellEnd"/>
-      <w:r>
-        <w:t xml:space="preserve"> </w:t>
-      </w:r>
-      <w:proofErr w:type="spellStart"/>
-      <w:r>
-        <w:t>ReturnType</w:t>
-      </w:r>
-      <w:proofErr w:type="spellEnd"/>
-      <w:r>
-        <w:t xml:space="preserve"> </w:t>
-      </w:r>
-      <w:proofErr w:type="gramStart"/>
-      <w:r>
-        <w:t>Identifier(</w:t>
-      </w:r>
-      <w:proofErr w:type="gramEnd"/>
-      <w:r>
-        <w:t>Parameters)</w:t>
-      </w:r>
-      <w:r>
-        <w:br/>
-        <w:t>{</w:t>
-      </w:r>
-      <w:r>
-        <w:br/>
-        <w:t>}</w:t>
-      </w:r>
-    </w:p>
-    <w:p/>
-    <w:p>
-      <w:pPr>
-        <w:rPr>
-          <w:b/>
-          <w:bCs/>
-          <w:sz w:val="28"/>
-          <w:szCs w:val="28"/>
-        </w:rPr>
-      </w:pPr>
-      <w:r>
-        <w:rPr>
-          <w:b/>
-          <w:bCs/>
-          <w:sz w:val="28"/>
-          <w:szCs w:val="28"/>
-        </w:rPr>
-        <w:t>Properties:</w:t>
-      </w:r>
-    </w:p>
-    <w:p>
-      <w:r>
-        <w:t>It is used to set the value to Member Variable or get the value from Member Variable.</w:t>
-      </w:r>
-    </w:p>
-    <w:p>
-      <w:pPr>
-        <w:ind w:left="720"/>
-      </w:pPr>
-      <w:r>
-        <w:t>Normal Properties</w:t>
-      </w:r>
-      <w:r>
-        <w:br/>
-        <w:t>Auto Implemented Properties</w:t>
-      </w:r>
-    </w:p>
-    <w:p>
-      <w:pPr>
-        <w:rPr>
-          <w:b/>
-          <w:bCs/>
-          <w:sz w:val="28"/>
-          <w:szCs w:val="28"/>
-        </w:rPr>
-      </w:pPr>
-      <w:r>
-        <w:rPr>
-          <w:b/>
-          <w:bCs/>
-          <w:sz w:val="28"/>
-          <w:szCs w:val="28"/>
-        </w:rPr>
-        <w:t>Normal Properties:</w:t>
-      </w:r>
-    </w:p>
-    <w:p>
-      <w:r>
-        <w:t>It is used in older days.</w:t>
-      </w:r>
-      <w:r>
-        <w:br/>
-        <w:t>Member Variable + Property Definition</w:t>
-      </w:r>
-      <w:r>
-        <w:br/>
-        <w:t>When a Member Variable needs any validation then we can use this.</w:t>
-      </w:r>
-      <w:r>
-        <w:br/>
-      </w:r>
-      <w:r>
-        <w:rPr>
-          <w:b/>
-          <w:bCs/>
-          <w:sz w:val="24"/>
-          <w:szCs w:val="24"/>
-        </w:rPr>
-        <w:t>Syntax:</w:t>
-      </w:r>
-      <w:r>
-        <w:rPr>
-          <w:b/>
-          <w:bCs/>
-          <w:sz w:val="28"/>
-          <w:szCs w:val="28"/>
-        </w:rPr>
-        <w:br/>
-      </w:r>
-      <w:proofErr w:type="spellStart"/>
-      <w:r>
-        <w:t>DataType</w:t>
-      </w:r>
-      <w:proofErr w:type="spellEnd"/>
-      <w:r>
-        <w:t xml:space="preserve"> </w:t>
-      </w:r>
-      <w:proofErr w:type="spellStart"/>
-      <w:r>
-        <w:t>variableName</w:t>
-      </w:r>
-      <w:proofErr w:type="spellEnd"/>
-      <w:r>
-        <w:t xml:space="preserve">; -- Default </w:t>
-      </w:r>
-      <w:proofErr w:type="spellStart"/>
-      <w:r>
-        <w:t>AccessModifier</w:t>
-      </w:r>
-      <w:proofErr w:type="spellEnd"/>
-      <w:r>
-        <w:t xml:space="preserve"> is private</w:t>
-      </w:r>
-      <w:r>
-        <w:br/>
-      </w:r>
-      <w:proofErr w:type="spellStart"/>
-      <w:r>
-        <w:t>AccessModifer</w:t>
-      </w:r>
-      <w:proofErr w:type="spellEnd"/>
-      <w:r>
-        <w:t xml:space="preserve"> </w:t>
-      </w:r>
-      <w:proofErr w:type="spellStart"/>
-      <w:r>
-        <w:t>DataType</w:t>
-      </w:r>
-      <w:proofErr w:type="spellEnd"/>
-      <w:r>
-        <w:t xml:space="preserve"> Identifier</w:t>
-      </w:r>
-      <w:r>
-        <w:br/>
-        <w:t>{</w:t>
-      </w:r>
-      <w:r>
-        <w:br/>
-        <w:t xml:space="preserve">    </w:t>
-      </w:r>
-      <w:proofErr w:type="gramStart"/>
-      <w:r>
-        <w:t>get{</w:t>
-      </w:r>
-      <w:proofErr w:type="gramEnd"/>
-      <w:r>
-        <w:t xml:space="preserve">return </w:t>
-      </w:r>
-      <w:proofErr w:type="spellStart"/>
-      <w:r>
-        <w:t>variableName</w:t>
-      </w:r>
-      <w:proofErr w:type="spellEnd"/>
-      <w:r>
-        <w:t>;}</w:t>
-      </w:r>
-      <w:r>
-        <w:br/>
-        <w:t xml:space="preserve">    </w:t>
-      </w:r>
-      <w:proofErr w:type="gramStart"/>
-      <w:r>
-        <w:t>set{</w:t>
-      </w:r>
-      <w:proofErr w:type="spellStart"/>
-      <w:proofErr w:type="gramEnd"/>
-      <w:r>
-        <w:t>variableName</w:t>
-      </w:r>
-      <w:proofErr w:type="spellEnd"/>
-      <w:r>
-        <w:t xml:space="preserve"> = value;}</w:t>
-      </w:r>
-      <w:r>
-        <w:br/>
-        <w:t>}</w:t>
-      </w:r>
-    </w:p>
-    <w:p>
-      <w:pPr>
-        <w:rPr>
-          <w:b/>
-          <w:bCs/>
-          <w:sz w:val="28"/>
-          <w:szCs w:val="28"/>
-        </w:rPr>
-      </w:pPr>
-      <w:r>
-        <w:rPr>
-          <w:b/>
-          <w:bCs/>
-          <w:sz w:val="28"/>
-          <w:szCs w:val="28"/>
-        </w:rPr>
-        <w:t>Auto Implemented Properties:</w:t>
-      </w:r>
-    </w:p>
-    <w:p>
-      <w:r>
-        <w:t>It is used nowadays</w:t>
-      </w:r>
-      <w:r>
-        <w:br/>
-        <w:t>Only Property Definition.</w:t>
-      </w:r>
-      <w:r>
-        <w:br/>
-        <w:t>Member Function will be automatically declared by the compiler.</w:t>
-      </w:r>
-      <w:r>
-        <w:br/>
-        <w:t>When we don’t need a validation for Member Variable then we can use this.</w:t>
-      </w:r>
-      <w:r>
-        <w:br/>
-      </w:r>
-      <w:proofErr w:type="spellStart"/>
-      <w:r>
-        <w:rPr>
-          <w:b/>
-          <w:bCs/>
-          <w:sz w:val="24"/>
-          <w:szCs w:val="24"/>
-        </w:rPr>
-        <w:t>Synatx</w:t>
-      </w:r>
-      <w:proofErr w:type="spellEnd"/>
-      <w:r>
-        <w:rPr>
-          <w:b/>
-          <w:bCs/>
-          <w:sz w:val="24"/>
-          <w:szCs w:val="24"/>
-        </w:rPr>
-        <w:t>:</w:t>
-      </w:r>
-      <w:r>
-        <w:rPr>
-          <w:b/>
-          <w:bCs/>
-          <w:sz w:val="28"/>
-          <w:szCs w:val="28"/>
-        </w:rPr>
-        <w:br/>
-      </w:r>
-      <w:proofErr w:type="spellStart"/>
-      <w:r>
-        <w:t>AccessModifier</w:t>
-      </w:r>
-      <w:proofErr w:type="spellEnd"/>
-      <w:r>
-        <w:t xml:space="preserve"> Modifier </w:t>
-      </w:r>
-      <w:proofErr w:type="spellStart"/>
-      <w:r>
-        <w:t>ReturnType</w:t>
-      </w:r>
-      <w:proofErr w:type="spellEnd"/>
-      <w:r>
-        <w:t xml:space="preserve"> Identifier</w:t>
+        <w:t>Synatx:</w:t>
+      </w:r>
+      <w:r>
+        <w:rPr>
+          <w:b/>
+          <w:bCs/>
+          <w:sz w:val="28"/>
+          <w:szCs w:val="28"/>
+        </w:rPr>
+        <w:br/>
+      </w:r>
+      <w:r>
+        <w:t>AccessModifier Modifier ReturnType Identifier</w:t>
       </w:r>
       <w:r>
         <w:br/>
@@ -4547,11 +3796,9 @@
             <w:pPr>
               <w:jc w:val="center"/>
             </w:pPr>
-            <w:proofErr w:type="gramStart"/>
             <w:r>
               <w:t>finally</w:t>
             </w:r>
-            <w:proofErr w:type="gramEnd"/>
           </w:p>
         </w:tc>
         <w:tc>
@@ -4624,19 +3871,7 @@
       </w:r>
       <w:r>
         <w:br/>
-      </w:r>
-      <w:proofErr w:type="gramStart"/>
-      <w:r>
-        <w:t>catch(</w:t>
-      </w:r>
-      <w:proofErr w:type="spellStart"/>
-      <w:proofErr w:type="gramEnd"/>
-      <w:r>
-        <w:t>ExceptionClass</w:t>
-      </w:r>
-      <w:proofErr w:type="spellEnd"/>
-      <w:r>
-        <w:t xml:space="preserve"> object of Exception)</w:t>
+        <w:t>catch(ExceptionClass object of Exception)</w:t>
       </w:r>
       <w:r>
         <w:br/>
@@ -4644,15 +3879,7 @@
       </w:r>
       <w:r>
         <w:br/>
-        <w:t xml:space="preserve">    </w:t>
-      </w:r>
-      <w:proofErr w:type="gramStart"/>
-      <w:r>
-        <w:t>Logic(</w:t>
-      </w:r>
-      <w:proofErr w:type="gramEnd"/>
-      <w:r>
-        <w:t>Output/Message)</w:t>
+        <w:t xml:space="preserve">    Logic(Output/Message)</w:t>
       </w:r>
       <w:r>
         <w:br/>
@@ -4668,15 +3895,7 @@
       </w:r>
       <w:r>
         <w:br/>
-        <w:t xml:space="preserve">    </w:t>
-      </w:r>
-      <w:proofErr w:type="gramStart"/>
-      <w:r>
-        <w:t>Logic(</w:t>
-      </w:r>
-      <w:proofErr w:type="gramEnd"/>
-      <w:r>
-        <w:t>Output/Message)</w:t>
+        <w:t xml:space="preserve">    Logic(Output/Message)</w:t>
       </w:r>
       <w:r>
         <w:br/>
@@ -4725,14 +3944,7 @@
       </w:r>
       <w:r>
         <w:br/>
-      </w:r>
-      <w:proofErr w:type="spellStart"/>
-      <w:r>
-        <w:t>AccessModifier</w:t>
-      </w:r>
-      <w:proofErr w:type="spellEnd"/>
-      <w:r>
-        <w:t xml:space="preserve"> interface identifier</w:t>
+        <w:t>AccessModifier interface identifier</w:t>
       </w:r>
       <w:r>
         <w:br/>
@@ -4763,13 +3975,8 @@
       </w:r>
     </w:p>
     <w:p>
-      <w:proofErr w:type="spellStart"/>
-      <w:r>
-        <w:t>Interfae</w:t>
-      </w:r>
-      <w:proofErr w:type="spellEnd"/>
-      <w:r>
-        <w:t xml:space="preserve"> method contains only method declaration.</w:t>
+      <w:r>
+        <w:t>Interfae method contains only method declaration.</w:t>
       </w:r>
       <w:r>
         <w:br/>
@@ -4800,13 +4007,8 @@
         </w:rPr>
         <w:br/>
       </w:r>
-      <w:proofErr w:type="spellStart"/>
-      <w:r>
-        <w:t>RetyrnType</w:t>
-      </w:r>
-      <w:proofErr w:type="spellEnd"/>
-      <w:r>
-        <w:t xml:space="preserve"> identifier(Parameters);</w:t>
+      <w:r>
+        <w:t>RetyrnType identifier(Parameters);</w:t>
       </w:r>
       <w:r>
         <w:br/>
@@ -4830,13 +4032,8 @@
         <w:br/>
       </w:r>
       <w:r>
-        <w:t xml:space="preserve">public interface </w:t>
-      </w:r>
-      <w:proofErr w:type="spellStart"/>
-      <w:r>
-        <w:t>MyInterface</w:t>
-      </w:r>
-      <w:proofErr w:type="spellEnd"/>
+        <w:t>public interface MyInterface</w:t>
+      </w:r>
       <w:r>
         <w:br/>
         <w:t>{</w:t>
@@ -4872,24 +4069,11 @@
       </w:r>
       <w:r>
         <w:lastRenderedPageBreak/>
-        <w:t xml:space="preserve">public class </w:t>
-      </w:r>
-      <w:proofErr w:type="spellStart"/>
-      <w:r>
-        <w:t>M</w:t>
-      </w:r>
-      <w:r>
-        <w:t>yClass</w:t>
-      </w:r>
-      <w:proofErr w:type="spellEnd"/>
-      <w:r>
-        <w:t xml:space="preserve"> : </w:t>
-      </w:r>
-      <w:proofErr w:type="spellStart"/>
-      <w:r>
-        <w:t>MyInterface</w:t>
-      </w:r>
-      <w:proofErr w:type="spellEnd"/>
+        <w:t>public class M</w:t>
+      </w:r>
+      <w:r>
+        <w:t>yClass : MyInterface</w:t>
+      </w:r>
       <w:r>
         <w:br/>
         <w:t>{</w:t>
@@ -5123,15 +4307,7 @@
       <w:r>
         <w:lastRenderedPageBreak/>
         <w:br/>
-        <w:t>public class C</w:t>
-      </w:r>
-      <w:proofErr w:type="gramStart"/>
-      <w:r>
-        <w:t>1 :</w:t>
-      </w:r>
-      <w:proofErr w:type="gramEnd"/>
-      <w:r>
-        <w:t xml:space="preserve"> I1, I2</w:t>
+        <w:t>public class C1 : I1, I2</w:t>
       </w:r>
       <w:r>
         <w:br/>
@@ -5143,22 +4319,12 @@
       </w:r>
       <w:r>
         <w:br/>
-        <w:t xml:space="preserve"> </w:t>
-      </w:r>
-      <w:proofErr w:type="gramStart"/>
-      <w:r>
-        <w:t xml:space="preserve">   {</w:t>
-      </w:r>
-      <w:proofErr w:type="gramEnd"/>
-      <w:r>
-        <w:br/>
-        <w:t xml:space="preserve">  </w:t>
-      </w:r>
-      <w:proofErr w:type="gramStart"/>
-      <w:r>
-        <w:t xml:space="preserve">  }</w:t>
-      </w:r>
-      <w:proofErr w:type="gramEnd"/>
+        <w:t xml:space="preserve">    {</w:t>
+      </w:r>
+      <w:r>
+        <w:br/>
+        <w:t xml:space="preserve">    }</w:t>
+      </w:r>
       <w:r>
         <w:br/>
         <w:t>}</w:t>
@@ -5185,15 +4351,7 @@
     </w:p>
     <w:p>
       <w:r>
-        <w:t xml:space="preserve">Two </w:t>
-      </w:r>
-      <w:proofErr w:type="gramStart"/>
-      <w:r>
-        <w:t>interface</w:t>
-      </w:r>
-      <w:proofErr w:type="gramEnd"/>
-      <w:r>
-        <w:t xml:space="preserve"> having same method and doing implementation with class and if we use interface method name is called explicit implementation.</w:t>
+        <w:t>Two interface having same method and doing implementation with class and if we use interface method name is called explicit implementation.</w:t>
       </w:r>
       <w:r>
         <w:br/>
@@ -5249,15 +4407,7 @@
       </w:r>
       <w:r>
         <w:br/>
-        <w:t>public class C</w:t>
-      </w:r>
-      <w:proofErr w:type="gramStart"/>
-      <w:r>
-        <w:t>1 :</w:t>
-      </w:r>
-      <w:proofErr w:type="gramEnd"/>
-      <w:r>
-        <w:t xml:space="preserve"> I1, I2</w:t>
+        <w:t>public class C1 : I1, I2</w:t>
       </w:r>
       <w:r>
         <w:br/>
@@ -5315,34 +4465,8 @@
       </w:r>
     </w:p>
     <w:p>
-      <w:proofErr w:type="spellStart"/>
-      <w:r>
-        <w:t>ClassName</w:t>
-      </w:r>
-      <w:proofErr w:type="spellEnd"/>
-      <w:r>
-        <w:t xml:space="preserve"> </w:t>
-      </w:r>
-      <w:proofErr w:type="spellStart"/>
-      <w:r>
-        <w:t>objName</w:t>
-      </w:r>
-      <w:proofErr w:type="spellEnd"/>
-      <w:r>
-        <w:t xml:space="preserve"> = new </w:t>
-      </w:r>
-      <w:proofErr w:type="spellStart"/>
-      <w:proofErr w:type="gramStart"/>
-      <w:r>
-        <w:t>ClassName</w:t>
-      </w:r>
-      <w:proofErr w:type="spellEnd"/>
-      <w:r>
-        <w:t>(</w:t>
-      </w:r>
-      <w:proofErr w:type="gramEnd"/>
-      <w:r>
-        <w:t>);</w:t>
+      <w:r>
+        <w:t>ClassName objName = new ClassName();</w:t>
       </w:r>
     </w:p>
     <w:p>
@@ -5365,34 +4489,8 @@
       </w:r>
     </w:p>
     <w:p>
-      <w:proofErr w:type="spellStart"/>
-      <w:r>
-        <w:t>ParentClassName</w:t>
-      </w:r>
-      <w:proofErr w:type="spellEnd"/>
-      <w:r>
-        <w:t xml:space="preserve"> </w:t>
-      </w:r>
-      <w:proofErr w:type="spellStart"/>
-      <w:r>
-        <w:t>objName</w:t>
-      </w:r>
-      <w:proofErr w:type="spellEnd"/>
-      <w:r>
-        <w:t xml:space="preserve"> = new </w:t>
-      </w:r>
-      <w:proofErr w:type="spellStart"/>
-      <w:proofErr w:type="gramStart"/>
-      <w:r>
-        <w:t>ChildClassName</w:t>
-      </w:r>
-      <w:proofErr w:type="spellEnd"/>
-      <w:r>
-        <w:t>(</w:t>
-      </w:r>
-      <w:proofErr w:type="gramEnd"/>
-      <w:r>
-        <w:t>);</w:t>
+      <w:r>
+        <w:t>ParentClassName objName = new ChildClassName();</w:t>
       </w:r>
     </w:p>
     <w:p/>
@@ -5510,22 +4608,12 @@
       </w:r>
       <w:r>
         <w:br/>
-        <w:t xml:space="preserve"> </w:t>
-      </w:r>
-      <w:proofErr w:type="gramStart"/>
-      <w:r>
-        <w:t xml:space="preserve">   {</w:t>
-      </w:r>
-      <w:proofErr w:type="gramEnd"/>
-      <w:r>
-        <w:br/>
-        <w:t xml:space="preserve">  </w:t>
-      </w:r>
-      <w:proofErr w:type="gramStart"/>
-      <w:r>
-        <w:t xml:space="preserve">  }</w:t>
-      </w:r>
-      <w:proofErr w:type="gramEnd"/>
+        <w:t xml:space="preserve">    {</w:t>
+      </w:r>
+      <w:r>
+        <w:br/>
+        <w:t xml:space="preserve">    }</w:t>
+      </w:r>
       <w:r>
         <w:br/>
         <w:t>}</w:t>
@@ -5535,15 +4623,7 @@
       </w:r>
       <w:r>
         <w:br/>
-        <w:t>public Class C</w:t>
-      </w:r>
-      <w:proofErr w:type="gramStart"/>
-      <w:r>
-        <w:t>2 :</w:t>
-      </w:r>
-      <w:proofErr w:type="gramEnd"/>
-      <w:r>
-        <w:t xml:space="preserve"> C1</w:t>
+        <w:t>public Class C2 : C1</w:t>
       </w:r>
       <w:r>
         <w:br/>
@@ -5555,22 +4635,12 @@
       </w:r>
       <w:r>
         <w:br/>
-        <w:t xml:space="preserve"> </w:t>
-      </w:r>
-      <w:proofErr w:type="gramStart"/>
-      <w:r>
-        <w:t xml:space="preserve">   {</w:t>
-      </w:r>
-      <w:proofErr w:type="gramEnd"/>
-      <w:r>
-        <w:br/>
-        <w:t xml:space="preserve">  </w:t>
-      </w:r>
-      <w:proofErr w:type="gramStart"/>
-      <w:r>
-        <w:t xml:space="preserve">  }</w:t>
-      </w:r>
-      <w:proofErr w:type="gramEnd"/>
+        <w:t xml:space="preserve">    {</w:t>
+      </w:r>
+      <w:r>
+        <w:br/>
+        <w:t xml:space="preserve">    }</w:t>
+      </w:r>
       <w:r>
         <w:br/>
         <w:t>}</w:t>
@@ -7980,66 +7050,36 @@
       </w:r>
       <w:r>
         <w:br/>
-        <w:t xml:space="preserve"> </w:t>
-      </w:r>
-      <w:proofErr w:type="gramStart"/>
-      <w:r>
-        <w:t xml:space="preserve">   {</w:t>
-      </w:r>
-      <w:proofErr w:type="gramEnd"/>
-      <w:r>
-        <w:br/>
-        <w:t xml:space="preserve">  </w:t>
-      </w:r>
-      <w:proofErr w:type="gramStart"/>
-      <w:r>
-        <w:t xml:space="preserve">  }</w:t>
-      </w:r>
-      <w:proofErr w:type="gramEnd"/>
+        <w:t xml:space="preserve">    {</w:t>
+      </w:r>
+      <w:r>
+        <w:br/>
+        <w:t xml:space="preserve">    }</w:t>
+      </w:r>
       <w:r>
         <w:br/>
         <w:t xml:space="preserve">    public void m1(int a)</w:t>
       </w:r>
       <w:r>
         <w:br/>
-        <w:t xml:space="preserve"> </w:t>
-      </w:r>
-      <w:proofErr w:type="gramStart"/>
-      <w:r>
-        <w:t xml:space="preserve">   {</w:t>
-      </w:r>
-      <w:proofErr w:type="gramEnd"/>
-      <w:r>
-        <w:br/>
-        <w:t xml:space="preserve">  </w:t>
-      </w:r>
-      <w:proofErr w:type="gramStart"/>
-      <w:r>
-        <w:t xml:space="preserve">  }</w:t>
-      </w:r>
-      <w:proofErr w:type="gramEnd"/>
+        <w:t xml:space="preserve">    {</w:t>
+      </w:r>
+      <w:r>
+        <w:br/>
+        <w:t xml:space="preserve">    }</w:t>
+      </w:r>
       <w:r>
         <w:br/>
         <w:t xml:space="preserve">    public void m1(string s, int a)</w:t>
       </w:r>
       <w:r>
         <w:br/>
-        <w:t xml:space="preserve"> </w:t>
-      </w:r>
-      <w:proofErr w:type="gramStart"/>
-      <w:r>
-        <w:t xml:space="preserve">   {</w:t>
-      </w:r>
-      <w:proofErr w:type="gramEnd"/>
-      <w:r>
-        <w:br/>
-        <w:t xml:space="preserve">  </w:t>
-      </w:r>
-      <w:proofErr w:type="gramStart"/>
-      <w:r>
-        <w:t xml:space="preserve">  }</w:t>
-      </w:r>
-      <w:proofErr w:type="gramEnd"/>
+        <w:t xml:space="preserve">    {</w:t>
+      </w:r>
+      <w:r>
+        <w:br/>
+        <w:t xml:space="preserve">    }</w:t>
+      </w:r>
       <w:r>
         <w:br/>
         <w:t>}</w:t>
@@ -8121,22 +7161,12 @@
       </w:r>
       <w:r>
         <w:br/>
-        <w:t xml:space="preserve"> </w:t>
-      </w:r>
-      <w:proofErr w:type="gramStart"/>
-      <w:r>
-        <w:t xml:space="preserve">   {</w:t>
-      </w:r>
-      <w:proofErr w:type="gramEnd"/>
-      <w:r>
-        <w:br/>
-        <w:t xml:space="preserve">  </w:t>
-      </w:r>
-      <w:proofErr w:type="gramStart"/>
-      <w:r>
-        <w:t xml:space="preserve">  }</w:t>
-      </w:r>
-      <w:proofErr w:type="gramEnd"/>
+        <w:t xml:space="preserve">    {</w:t>
+      </w:r>
+      <w:r>
+        <w:br/>
+        <w:t xml:space="preserve">    }</w:t>
+      </w:r>
       <w:r>
         <w:br/>
         <w:t>}</w:t>
@@ -8146,15 +7176,7 @@
       </w:r>
       <w:r>
         <w:br/>
-        <w:t>public class C</w:t>
-      </w:r>
-      <w:proofErr w:type="gramStart"/>
-      <w:r>
-        <w:t>2 :</w:t>
-      </w:r>
-      <w:proofErr w:type="gramEnd"/>
-      <w:r>
-        <w:t xml:space="preserve"> C1</w:t>
+        <w:t>public class C2 : C1</w:t>
       </w:r>
       <w:r>
         <w:br/>
@@ -8166,22 +7188,12 @@
       </w:r>
       <w:r>
         <w:br/>
-        <w:t xml:space="preserve">  </w:t>
-      </w:r>
-      <w:proofErr w:type="gramStart"/>
-      <w:r>
-        <w:t xml:space="preserve">   {</w:t>
-      </w:r>
-      <w:proofErr w:type="gramEnd"/>
-      <w:r>
-        <w:br/>
-        <w:t xml:space="preserve">   </w:t>
-      </w:r>
-      <w:proofErr w:type="gramStart"/>
-      <w:r>
-        <w:t xml:space="preserve">  }</w:t>
-      </w:r>
-      <w:proofErr w:type="gramEnd"/>
+        <w:t xml:space="preserve">     {</w:t>
+      </w:r>
+      <w:r>
+        <w:br/>
+        <w:t xml:space="preserve">     }</w:t>
+      </w:r>
       <w:r>
         <w:br/>
         <w:t>}</w:t>
@@ -8200,13 +7212,74 @@
           <w:szCs w:val="28"/>
         </w:rPr>
       </w:pPr>
-      <w:r>
-        <w:rPr>
-          <w:b/>
-          <w:bCs/>
-          <w:sz w:val="28"/>
-          <w:szCs w:val="28"/>
-        </w:rPr>
+    </w:p>
+    <w:p>
+      <w:pPr>
+        <w:rPr>
+          <w:b/>
+          <w:bCs/>
+          <w:sz w:val="28"/>
+          <w:szCs w:val="28"/>
+        </w:rPr>
+      </w:pPr>
+    </w:p>
+    <w:p>
+      <w:pPr>
+        <w:rPr>
+          <w:b/>
+          <w:bCs/>
+          <w:sz w:val="28"/>
+          <w:szCs w:val="28"/>
+        </w:rPr>
+      </w:pPr>
+    </w:p>
+    <w:p>
+      <w:pPr>
+        <w:rPr>
+          <w:b/>
+          <w:bCs/>
+          <w:sz w:val="28"/>
+          <w:szCs w:val="28"/>
+        </w:rPr>
+      </w:pPr>
+    </w:p>
+    <w:p>
+      <w:pPr>
+        <w:rPr>
+          <w:b/>
+          <w:bCs/>
+          <w:sz w:val="28"/>
+          <w:szCs w:val="28"/>
+        </w:rPr>
+      </w:pPr>
+    </w:p>
+    <w:p>
+      <w:pPr>
+        <w:rPr>
+          <w:b/>
+          <w:bCs/>
+          <w:sz w:val="28"/>
+          <w:szCs w:val="28"/>
+        </w:rPr>
+      </w:pPr>
+    </w:p>
+    <w:p>
+      <w:pPr>
+        <w:rPr>
+          <w:b/>
+          <w:bCs/>
+          <w:sz w:val="28"/>
+          <w:szCs w:val="28"/>
+        </w:rPr>
+      </w:pPr>
+      <w:r>
+        <w:rPr>
+          <w:b/>
+          <w:bCs/>
+          <w:sz w:val="28"/>
+          <w:szCs w:val="28"/>
+        </w:rPr>
+        <w:lastRenderedPageBreak/>
         <w:t>Overriding Flowchart:</w:t>
       </w:r>
     </w:p>
@@ -8805,15 +7878,7 @@
                         <w:txbxContent>
                           <w:p>
                             <w:r>
-                              <w:t xml:space="preserve">Have you </w:t>
-                            </w:r>
-                            <w:proofErr w:type="gramStart"/>
-                            <w:r>
-                              <w:t>gave</w:t>
-                            </w:r>
-                            <w:proofErr w:type="gramEnd"/>
-                            <w:r>
-                              <w:t xml:space="preserve"> an option to override this method in derived class</w:t>
+                              <w:t>Have you gave an option to override this method in derived class</w:t>
                             </w:r>
                           </w:p>
                         </w:txbxContent>
@@ -8840,15 +7905,7 @@
                   <w:txbxContent>
                     <w:p>
                       <w:r>
-                        <w:t xml:space="preserve">Have you </w:t>
-                      </w:r>
-                      <w:proofErr w:type="gramStart"/>
-                      <w:r>
-                        <w:t>gave</w:t>
-                      </w:r>
-                      <w:proofErr w:type="gramEnd"/>
-                      <w:r>
-                        <w:t xml:space="preserve"> an option to override this method in derived class</w:t>
+                        <w:t>Have you gave an option to override this method in derived class</w:t>
                       </w:r>
                     </w:p>
                   </w:txbxContent>
@@ -9158,6 +8215,10 @@
         <w:tabs>
           <w:tab w:val="left" w:pos="5004"/>
         </w:tabs>
+        <w:rPr>
+          <w:sz w:val="28"/>
+          <w:szCs w:val="28"/>
+        </w:rPr>
       </w:pPr>
       <w:r>
         <w:rPr>
@@ -9168,7 +8229,107 @@
         <mc:AlternateContent>
           <mc:Choice Requires="wps">
             <w:drawing>
-              <wp:anchor distT="0" distB="0" distL="114300" distR="114300" simplePos="0" relativeHeight="251707392" behindDoc="0" locked="0" layoutInCell="1" allowOverlap="1" wp14:anchorId="45ADC9FE" wp14:editId="12ED3E05">
+              <wp:anchor distT="0" distB="0" distL="114300" distR="114300" simplePos="0" relativeHeight="251708416" behindDoc="0" locked="0" layoutInCell="1" allowOverlap="1" wp14:anchorId="7A1DA94A" wp14:editId="541EC10A">
+                <wp:simplePos x="0" y="0"/>
+                <wp:positionH relativeFrom="column">
+                  <wp:posOffset>3924300</wp:posOffset>
+                </wp:positionH>
+                <wp:positionV relativeFrom="paragraph">
+                  <wp:posOffset>565785</wp:posOffset>
+                </wp:positionV>
+                <wp:extent cx="396240" cy="297180"/>
+                <wp:effectExtent l="0" t="0" r="22860" b="26670"/>
+                <wp:wrapNone/>
+                <wp:docPr id="1310495307" name="Text Box 49"/>
+                <wp:cNvGraphicFramePr/>
+                <a:graphic xmlns:a="http://schemas.openxmlformats.org/drawingml/2006/main">
+                  <a:graphicData uri="http://schemas.microsoft.com/office/word/2010/wordprocessingShape">
+                    <wps:wsp>
+                      <wps:cNvSpPr txBox="1"/>
+                      <wps:spPr>
+                        <a:xfrm>
+                          <a:off x="0" y="0"/>
+                          <a:ext cx="396240" cy="297180"/>
+                        </a:xfrm>
+                        <a:prstGeom prst="rect">
+                          <a:avLst/>
+                        </a:prstGeom>
+                        <a:solidFill>
+                          <a:schemeClr val="lt1"/>
+                        </a:solidFill>
+                        <a:ln w="6350">
+                          <a:solidFill>
+                            <a:schemeClr val="bg1"/>
+                          </a:solidFill>
+                        </a:ln>
+                      </wps:spPr>
+                      <wps:txbx>
+                        <w:txbxContent>
+                          <w:p>
+                            <w:pPr>
+                              <w:rPr>
+                                <w:lang w:val="en-US"/>
+                              </w:rPr>
+                            </w:pPr>
+                            <w:r>
+                              <w:rPr>
+                                <w:lang w:val="en-US"/>
+                              </w:rPr>
+                              <w:t>Yes</w:t>
+                            </w:r>
+                          </w:p>
+                        </w:txbxContent>
+                      </wps:txbx>
+                      <wps:bodyPr rot="0" spcFirstLastPara="0" vertOverflow="overflow" horzOverflow="overflow" vert="horz" wrap="square" lIns="91440" tIns="45720" rIns="91440" bIns="45720" numCol="1" spcCol="0" rtlCol="0" fromWordArt="0" anchor="t" anchorCtr="0" forceAA="0" compatLnSpc="1">
+                        <a:prstTxWarp prst="textNoShape">
+                          <a:avLst/>
+                        </a:prstTxWarp>
+                        <a:noAutofit/>
+                      </wps:bodyPr>
+                    </wps:wsp>
+                  </a:graphicData>
+                </a:graphic>
+                <wp14:sizeRelV relativeFrom="margin">
+                  <wp14:pctHeight>0</wp14:pctHeight>
+                </wp14:sizeRelV>
+              </wp:anchor>
+            </w:drawing>
+          </mc:Choice>
+          <mc:Fallback>
+            <w:pict>
+              <v:shape w14:anchorId="7A1DA94A" id="Text Box 49" o:spid="_x0000_s1052" type="#_x0000_t202" style="position:absolute;margin-left:309pt;margin-top:44.55pt;width:31.2pt;height:23.4pt;z-index:251708416;visibility:visible;mso-wrap-style:square;mso-height-percent:0;mso-wrap-distance-left:9pt;mso-wrap-distance-top:0;mso-wrap-distance-right:9pt;mso-wrap-distance-bottom:0;mso-position-horizontal:absolute;mso-position-horizontal-relative:text;mso-position-vertical:absolute;mso-position-vertical-relative:text;mso-height-percent:0;mso-height-relative:margin;v-text-anchor:top" o:gfxdata="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" fillcolor="white [3201]" strokecolor="white [3212]" strokeweight=".5pt">
+                <v:textbox>
+                  <w:txbxContent>
+                    <w:p>
+                      <w:pPr>
+                        <w:rPr>
+                          <w:lang w:val="en-US"/>
+                        </w:rPr>
+                      </w:pPr>
+                      <w:r>
+                        <w:rPr>
+                          <w:lang w:val="en-US"/>
+                        </w:rPr>
+                        <w:t>Yes</w:t>
+                      </w:r>
+                    </w:p>
+                  </w:txbxContent>
+                </v:textbox>
+              </v:shape>
+            </w:pict>
+          </mc:Fallback>
+        </mc:AlternateContent>
+      </w:r>
+      <w:r>
+        <w:rPr>
+          <w:noProof/>
+          <w:sz w:val="28"/>
+          <w:szCs w:val="28"/>
+        </w:rPr>
+        <mc:AlternateContent>
+          <mc:Choice Requires="wps">
+            <w:drawing>
+              <wp:anchor distT="0" distB="0" distL="114300" distR="114300" simplePos="0" relativeHeight="251707392" behindDoc="0" locked="0" layoutInCell="1" allowOverlap="1" wp14:anchorId="45ADC9FE" wp14:editId="27F20759">
                 <wp:simplePos x="0" y="0"/>
                 <wp:positionH relativeFrom="column">
                   <wp:posOffset>1653540</wp:posOffset>
@@ -9231,7 +8392,7 @@
           </mc:Choice>
           <mc:Fallback>
             <w:pict>
-              <v:shape w14:anchorId="45ADC9FE" id="Text Box 48" o:spid="_x0000_s1052" type="#_x0000_t202" style="position:absolute;margin-left:130.2pt;margin-top:16.8pt;width:30pt;height:19.8pt;z-index:251707392;visibility:visible;mso-wrap-style:square;mso-width-percent:0;mso-height-percent:0;mso-wrap-distance-left:9pt;mso-wrap-distance-top:0;mso-wrap-distance-right:9pt;mso-wrap-distance-bottom:0;mso-position-horizontal:absolute;mso-position-horizontal-relative:text;mso-position-vertical:absolute;mso-position-vertical-relative:text;mso-width-percent:0;mso-height-percent:0;mso-width-relative:margin;mso-height-relative:margin;v-text-anchor:top" o:gfxdata="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" fillcolor="white [3201]" strokecolor="white [3212]" strokeweight=".5pt">
+              <v:shape w14:anchorId="45ADC9FE" id="Text Box 48" o:spid="_x0000_s1053" type="#_x0000_t202" style="position:absolute;margin-left:130.2pt;margin-top:16.8pt;width:30pt;height:19.8pt;z-index:251707392;visibility:visible;mso-wrap-style:square;mso-width-percent:0;mso-height-percent:0;mso-wrap-distance-left:9pt;mso-wrap-distance-top:0;mso-wrap-distance-right:9pt;mso-wrap-distance-bottom:0;mso-position-horizontal:absolute;mso-position-horizontal-relative:text;mso-position-vertical:absolute;mso-position-vertical-relative:text;mso-width-percent:0;mso-height-percent:0;mso-width-relative:margin;mso-height-relative:margin;v-text-anchor:top" o:gfxdata="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" fillcolor="white [3201]" strokecolor="white [3212]" strokeweight=".5pt">
                 <v:textbox>
                   <w:txbxContent>
                     <w:p>
@@ -9255,6 +8416,2013 @@
       </w:r>
       <w:r>
         <w:t>Yes</w:t>
+      </w:r>
+    </w:p>
+    <w:p/>
+    <w:p/>
+    <w:p/>
+    <w:p/>
+    <w:p>
+      <w:pPr>
+        <w:rPr>
+          <w:sz w:val="28"/>
+          <w:szCs w:val="28"/>
+        </w:rPr>
+      </w:pPr>
+    </w:p>
+    <w:p/>
+    <w:p>
+      <w:pPr>
+        <w:rPr>
+          <w:b/>
+          <w:bCs/>
+          <w:sz w:val="32"/>
+          <w:szCs w:val="32"/>
+        </w:rPr>
+      </w:pPr>
+      <w:r>
+        <w:rPr>
+          <w:b/>
+          <w:bCs/>
+          <w:sz w:val="32"/>
+          <w:szCs w:val="32"/>
+        </w:rPr>
+        <w:t>Delegates:</w:t>
+      </w:r>
+    </w:p>
+    <w:p>
+      <w:r>
+        <w:t>Delegate is like a type-safe function parameter</w:t>
+      </w:r>
+      <w:r>
+        <w:br/>
+        <w:t>It allows you to:</w:t>
+      </w:r>
+      <w:r>
+        <w:br/>
+      </w:r>
+      <w:r>
+        <w:tab/>
+        <w:t>Store a reference to a method</w:t>
+      </w:r>
+      <w:r>
+        <w:br/>
+      </w:r>
+      <w:r>
+        <w:tab/>
+        <w:t>Pass methods as Parameters</w:t>
+      </w:r>
+      <w:r>
+        <w:br/>
+      </w:r>
+      <w:r>
+        <w:tab/>
+        <w:t>Calls methods dynamically</w:t>
+      </w:r>
+      <w:r>
+        <w:br/>
+      </w:r>
+      <w:r>
+        <w:rPr>
+          <w:b/>
+          <w:bCs/>
+          <w:sz w:val="24"/>
+          <w:szCs w:val="24"/>
+        </w:rPr>
+        <w:t>Synatx:</w:t>
+      </w:r>
+      <w:r>
+        <w:rPr>
+          <w:b/>
+          <w:bCs/>
+          <w:sz w:val="24"/>
+          <w:szCs w:val="24"/>
+        </w:rPr>
+        <w:br/>
+      </w:r>
+      <w:r>
+        <w:t>public delegate void MyDelegate(String message);</w:t>
+      </w:r>
+      <w:r>
+        <w:br/>
+      </w:r>
+      <w:r>
+        <w:rPr>
+          <w:b/>
+          <w:bCs/>
+          <w:sz w:val="24"/>
+          <w:szCs w:val="24"/>
+        </w:rPr>
+        <w:t>Example:</w:t>
+      </w:r>
+      <w:r>
+        <w:rPr>
+          <w:b/>
+          <w:bCs/>
+          <w:sz w:val="24"/>
+          <w:szCs w:val="24"/>
+        </w:rPr>
+        <w:br/>
+      </w:r>
+      <w:r>
+        <w:t>class Program</w:t>
+      </w:r>
+      <w:r>
+        <w:br/>
+        <w:t>{</w:t>
+      </w:r>
+      <w:r>
+        <w:br/>
+        <w:t xml:space="preserve">    public delegate void PrintDelegate(String msg);</w:t>
+      </w:r>
+      <w:r>
+        <w:br/>
+        <w:t xml:space="preserve">    static void Main()</w:t>
+      </w:r>
+      <w:r>
+        <w:br/>
+        <w:t xml:space="preserve">    {</w:t>
+      </w:r>
+      <w:r>
+        <w:br/>
+        <w:t xml:space="preserve">        PrintDelegate del = showMessage;</w:t>
+      </w:r>
+      <w:r>
+        <w:br/>
+        <w:t xml:space="preserve">        del(“Hello from Delegate”);</w:t>
+      </w:r>
+      <w:r>
+        <w:br/>
+        <w:t xml:space="preserve">    }</w:t>
+      </w:r>
+      <w:r>
+        <w:br/>
+        <w:t xml:space="preserve">    static void showMessage(string message)</w:t>
+      </w:r>
+      <w:r>
+        <w:br/>
+        <w:t xml:space="preserve">    {</w:t>
+      </w:r>
+      <w:r>
+        <w:br/>
+        <w:t xml:space="preserve">        Console.WriteLine(message);</w:t>
+      </w:r>
+      <w:r>
+        <w:br/>
+        <w:t xml:space="preserve">    }</w:t>
+      </w:r>
+      <w:r>
+        <w:br/>
+        <w:t>}</w:t>
+      </w:r>
+    </w:p>
+    <w:p>
+      <w:pPr>
+        <w:rPr>
+          <w:b/>
+          <w:bCs/>
+          <w:sz w:val="28"/>
+          <w:szCs w:val="28"/>
+        </w:rPr>
+      </w:pPr>
+      <w:r>
+        <w:rPr>
+          <w:b/>
+          <w:bCs/>
+          <w:sz w:val="28"/>
+          <w:szCs w:val="28"/>
+        </w:rPr>
+        <w:t>Built in Delegates:</w:t>
+      </w:r>
+    </w:p>
+    <w:p>
+      <w:pPr>
+        <w:rPr>
+          <w:b/>
+          <w:bCs/>
+          <w:sz w:val="28"/>
+          <w:szCs w:val="28"/>
+        </w:rPr>
+      </w:pPr>
+      <w:r>
+        <w:rPr>
+          <w:b/>
+          <w:bCs/>
+          <w:sz w:val="28"/>
+          <w:szCs w:val="28"/>
+        </w:rPr>
+        <w:t>Action:</w:t>
+      </w:r>
+    </w:p>
+    <w:p>
+      <w:r>
+        <w:lastRenderedPageBreak/>
+        <w:t>It takes input and there will be no return.</w:t>
+      </w:r>
+      <w:r>
+        <w:br/>
+        <w:t>Used for logging, printing and executing logic.</w:t>
+      </w:r>
+      <w:r>
+        <w:br/>
+      </w:r>
+      <w:r>
+        <w:rPr>
+          <w:b/>
+          <w:bCs/>
+          <w:sz w:val="24"/>
+          <w:szCs w:val="24"/>
+        </w:rPr>
+        <w:t>Example:</w:t>
+      </w:r>
+      <w:r>
+        <w:rPr>
+          <w:b/>
+          <w:bCs/>
+          <w:sz w:val="24"/>
+          <w:szCs w:val="24"/>
+        </w:rPr>
+        <w:br/>
+      </w:r>
+      <w:r>
+        <w:t>Action&lt;string&gt; action = msg =&gt; Console.WriteLine(msg);</w:t>
+      </w:r>
+      <w:r>
+        <w:br/>
+        <w:t>action(“Using Action”);</w:t>
+      </w:r>
+    </w:p>
+    <w:p>
+      <w:pPr>
+        <w:rPr>
+          <w:b/>
+          <w:bCs/>
+          <w:sz w:val="28"/>
+          <w:szCs w:val="28"/>
+        </w:rPr>
+      </w:pPr>
+      <w:r>
+        <w:rPr>
+          <w:b/>
+          <w:bCs/>
+          <w:sz w:val="28"/>
+          <w:szCs w:val="28"/>
+        </w:rPr>
+        <w:t>Func:</w:t>
+      </w:r>
+    </w:p>
+    <w:p>
+      <w:r>
+        <w:t>It takes input and returns a value.</w:t>
+      </w:r>
+      <w:r>
+        <w:br/>
+        <w:t>Last Parameter is always a return type.</w:t>
+      </w:r>
+      <w:r>
+        <w:br/>
+      </w:r>
+      <w:r>
+        <w:rPr>
+          <w:b/>
+          <w:bCs/>
+          <w:sz w:val="24"/>
+          <w:szCs w:val="24"/>
+        </w:rPr>
+        <w:t>Example:</w:t>
+      </w:r>
+      <w:r>
+        <w:rPr>
+          <w:b/>
+          <w:bCs/>
+          <w:sz w:val="24"/>
+          <w:szCs w:val="24"/>
+        </w:rPr>
+        <w:br/>
+      </w:r>
+      <w:r>
+        <w:t>Func&lt;int, int, int&gt; add = (a,b) =&gt; a + b;</w:t>
+      </w:r>
+    </w:p>
+    <w:p>
+      <w:pPr>
+        <w:rPr>
+          <w:b/>
+          <w:bCs/>
+          <w:sz w:val="28"/>
+          <w:szCs w:val="28"/>
+        </w:rPr>
+      </w:pPr>
+      <w:r>
+        <w:rPr>
+          <w:b/>
+          <w:bCs/>
+          <w:sz w:val="28"/>
+          <w:szCs w:val="28"/>
+        </w:rPr>
+        <w:t>Predicate:</w:t>
+      </w:r>
+    </w:p>
+    <w:p>
+      <w:r>
+        <w:t>It takes input and returns Boolean.</w:t>
+      </w:r>
+      <w:r>
+        <w:br/>
+        <w:t>Mainly used for filtering.</w:t>
+      </w:r>
+      <w:r>
+        <w:br/>
+      </w:r>
+      <w:r>
+        <w:rPr>
+          <w:b/>
+          <w:bCs/>
+          <w:sz w:val="24"/>
+          <w:szCs w:val="24"/>
+        </w:rPr>
+        <w:t>Example:</w:t>
+      </w:r>
+      <w:r>
+        <w:rPr>
+          <w:b/>
+          <w:bCs/>
+          <w:sz w:val="24"/>
+          <w:szCs w:val="24"/>
+        </w:rPr>
+        <w:br/>
+      </w:r>
+      <w:r>
+        <w:t>Predicate&lt;int&gt; isEven = x =&gt; x % 2 == 0</w:t>
+      </w:r>
+    </w:p>
+    <w:p/>
+    <w:p>
+      <w:pPr>
+        <w:rPr>
+          <w:b/>
+          <w:bCs/>
+          <w:sz w:val="32"/>
+          <w:szCs w:val="32"/>
+        </w:rPr>
+      </w:pPr>
+      <w:r>
+        <w:rPr>
+          <w:b/>
+          <w:bCs/>
+          <w:sz w:val="32"/>
+          <w:szCs w:val="32"/>
+        </w:rPr>
+        <w:t>Events:</w:t>
+      </w:r>
+    </w:p>
+    <w:p>
+      <w:r>
+        <w:t>Event is a wrapper around a delegate.</w:t>
+      </w:r>
+      <w:r>
+        <w:br/>
+        <w:t>It is used for:</w:t>
+      </w:r>
+      <w:r>
+        <w:br/>
+      </w:r>
+      <w:r>
+        <w:tab/>
+        <w:t>Publisher to Subscriber Communication.</w:t>
+      </w:r>
+      <w:r>
+        <w:br/>
+      </w:r>
+      <w:r>
+        <w:tab/>
+        <w:t>Loose Coupling.</w:t>
+      </w:r>
+      <w:r>
+        <w:br/>
+      </w:r>
+      <w:r>
+        <w:tab/>
+        <w:t>Real World Triggers. (Button Click, Notifications)</w:t>
+      </w:r>
+      <w:r>
+        <w:br/>
+        <w:t>Key Concept:</w:t>
+      </w:r>
+      <w:r>
+        <w:br/>
+      </w:r>
+      <w:r>
+        <w:tab/>
+        <w:t>Publisher will raise the event.</w:t>
+      </w:r>
+      <w:r>
+        <w:br/>
+      </w:r>
+      <w:r>
+        <w:tab/>
+        <w:t>Subscriber will handle the event.</w:t>
+      </w:r>
+      <w:r>
+        <w:br/>
+      </w:r>
+      <w:r>
+        <w:rPr>
+          <w:b/>
+          <w:bCs/>
+          <w:sz w:val="24"/>
+          <w:szCs w:val="24"/>
+        </w:rPr>
+        <w:t>Example:</w:t>
+      </w:r>
+      <w:r>
+        <w:rPr>
+          <w:b/>
+          <w:bCs/>
+          <w:sz w:val="24"/>
+          <w:szCs w:val="24"/>
+        </w:rPr>
+        <w:br/>
+      </w:r>
+      <w:r>
+        <w:t>class Process</w:t>
+      </w:r>
+      <w:r>
+        <w:br/>
+        <w:t>{</w:t>
+      </w:r>
+      <w:r>
+        <w:br/>
+        <w:t xml:space="preserve">    public delegate void ProcessCompletedHandler();</w:t>
+      </w:r>
+      <w:r>
+        <w:br/>
+        <w:t xml:space="preserve">    //EventDeclaration</w:t>
+      </w:r>
+      <w:r>
+        <w:br/>
+        <w:t xml:space="preserve">    public event ProcessCompletedHandler ProcessCompleted;</w:t>
+      </w:r>
+      <w:r>
+        <w:br/>
+        <w:t xml:space="preserve">    public void StartProcess()</w:t>
+      </w:r>
+      <w:r>
+        <w:br/>
+        <w:t xml:space="preserve">    {</w:t>
+      </w:r>
+      <w:r>
+        <w:br/>
+        <w:t xml:space="preserve">        Console.WriteLine(“Process Started…”);</w:t>
+      </w:r>
+      <w:r>
+        <w:br/>
+        <w:t xml:space="preserve">        //Raise Event</w:t>
+      </w:r>
+      <w:r>
+        <w:br/>
+        <w:t xml:space="preserve">        ProcessCompleted?.Invoke();</w:t>
+      </w:r>
+      <w:r>
+        <w:br/>
+        <w:t xml:space="preserve">    }</w:t>
+      </w:r>
+      <w:r>
+        <w:br/>
+        <w:t>}</w:t>
+      </w:r>
+      <w:r>
+        <w:rPr>
+          <w:b/>
+          <w:bCs/>
+          <w:sz w:val="24"/>
+          <w:szCs w:val="24"/>
+        </w:rPr>
+        <w:br/>
+      </w:r>
+      <w:r>
+        <w:t>class Program</w:t>
+      </w:r>
+      <w:r>
+        <w:br/>
+        <w:t>{</w:t>
+      </w:r>
+      <w:r>
+        <w:br/>
+        <w:t xml:space="preserve">    static void Main()</w:t>
+      </w:r>
+      <w:r>
+        <w:br/>
+        <w:t xml:space="preserve">    {</w:t>
+      </w:r>
+      <w:r>
+        <w:br/>
+        <w:t xml:space="preserve">        Process process = new Process();</w:t>
+      </w:r>
+      <w:r>
+        <w:br/>
+      </w:r>
+      <w:r>
+        <w:lastRenderedPageBreak/>
+        <w:t xml:space="preserve">        //Subscibe</w:t>
+      </w:r>
+      <w:r>
+        <w:br/>
+        <w:t xml:space="preserve">        process.ProcessCompleted += OnProcessCompleted;</w:t>
+      </w:r>
+      <w:r>
+        <w:br/>
+        <w:t xml:space="preserve">        process.StartProcess();</w:t>
+      </w:r>
+      <w:r>
+        <w:br/>
+        <w:t xml:space="preserve">    }</w:t>
+      </w:r>
+      <w:r>
+        <w:br/>
+        <w:t xml:space="preserve">    static void OnProcessCompleted()</w:t>
+      </w:r>
+      <w:r>
+        <w:br/>
+        <w:t xml:space="preserve">    {</w:t>
+      </w:r>
+      <w:r>
+        <w:br/>
+        <w:t xml:space="preserve">        Console.WriteLine(“Process Completed”);</w:t>
+      </w:r>
+      <w:r>
+        <w:br/>
+        <w:t xml:space="preserve">    }</w:t>
+      </w:r>
+      <w:r>
+        <w:br/>
+        <w:t>}</w:t>
+      </w:r>
+    </w:p>
+    <w:p>
+      <w:pPr>
+        <w:rPr>
+          <w:b/>
+          <w:bCs/>
+          <w:sz w:val="28"/>
+          <w:szCs w:val="28"/>
+        </w:rPr>
+      </w:pPr>
+      <w:r>
+        <w:rPr>
+          <w:b/>
+          <w:bCs/>
+          <w:sz w:val="28"/>
+          <w:szCs w:val="28"/>
+        </w:rPr>
+        <w:t>Delegate Vs Event:</w:t>
+      </w:r>
+    </w:p>
+    <w:tbl>
+      <w:tblPr>
+        <w:tblStyle w:val="TableGrid"/>
+        <w:tblW w:w="0" w:type="auto"/>
+        <w:tblLook w:val="04A0" w:firstRow="1" w:lastRow="0" w:firstColumn="1" w:lastColumn="0" w:noHBand="0" w:noVBand="1"/>
+      </w:tblPr>
+      <w:tblGrid>
+        <w:gridCol w:w="3005"/>
+        <w:gridCol w:w="3005"/>
+        <w:gridCol w:w="3006"/>
+      </w:tblGrid>
+      <w:tr>
+        <w:tc>
+          <w:tcPr>
+            <w:tcW w:w="3005" w:type="dxa"/>
+            <w:vAlign w:val="center"/>
+          </w:tcPr>
+          <w:p>
+            <w:pPr>
+              <w:jc w:val="center"/>
+              <w:rPr>
+                <w:b/>
+                <w:bCs/>
+                <w:sz w:val="24"/>
+                <w:szCs w:val="24"/>
+              </w:rPr>
+            </w:pPr>
+            <w:r>
+              <w:rPr>
+                <w:b/>
+                <w:bCs/>
+                <w:sz w:val="24"/>
+                <w:szCs w:val="24"/>
+              </w:rPr>
+              <w:t>Feature</w:t>
+            </w:r>
+          </w:p>
+        </w:tc>
+        <w:tc>
+          <w:tcPr>
+            <w:tcW w:w="3005" w:type="dxa"/>
+            <w:vAlign w:val="center"/>
+          </w:tcPr>
+          <w:p>
+            <w:pPr>
+              <w:jc w:val="center"/>
+              <w:rPr>
+                <w:b/>
+                <w:bCs/>
+                <w:sz w:val="24"/>
+                <w:szCs w:val="24"/>
+              </w:rPr>
+            </w:pPr>
+            <w:r>
+              <w:rPr>
+                <w:b/>
+                <w:bCs/>
+                <w:sz w:val="24"/>
+                <w:szCs w:val="24"/>
+              </w:rPr>
+              <w:t>Delegate</w:t>
+            </w:r>
+          </w:p>
+        </w:tc>
+        <w:tc>
+          <w:tcPr>
+            <w:tcW w:w="3006" w:type="dxa"/>
+            <w:vAlign w:val="center"/>
+          </w:tcPr>
+          <w:p>
+            <w:pPr>
+              <w:jc w:val="center"/>
+              <w:rPr>
+                <w:b/>
+                <w:bCs/>
+                <w:sz w:val="24"/>
+                <w:szCs w:val="24"/>
+              </w:rPr>
+            </w:pPr>
+            <w:r>
+              <w:rPr>
+                <w:b/>
+                <w:bCs/>
+                <w:sz w:val="24"/>
+                <w:szCs w:val="24"/>
+              </w:rPr>
+              <w:t>Event</w:t>
+            </w:r>
+          </w:p>
+        </w:tc>
+      </w:tr>
+      <w:tr>
+        <w:tc>
+          <w:tcPr>
+            <w:tcW w:w="3005" w:type="dxa"/>
+            <w:vAlign w:val="center"/>
+          </w:tcPr>
+          <w:p>
+            <w:pPr>
+              <w:jc w:val="center"/>
+            </w:pPr>
+            <w:r>
+              <w:t>Access</w:t>
+            </w:r>
+          </w:p>
+        </w:tc>
+        <w:tc>
+          <w:tcPr>
+            <w:tcW w:w="3005" w:type="dxa"/>
+            <w:vAlign w:val="center"/>
+          </w:tcPr>
+          <w:p>
+            <w:pPr>
+              <w:jc w:val="center"/>
+            </w:pPr>
+            <w:r>
+              <w:t>Can be invoked anywhere</w:t>
+            </w:r>
+          </w:p>
+        </w:tc>
+        <w:tc>
+          <w:tcPr>
+            <w:tcW w:w="3006" w:type="dxa"/>
+            <w:vAlign w:val="center"/>
+          </w:tcPr>
+          <w:p>
+            <w:pPr>
+              <w:jc w:val="center"/>
+            </w:pPr>
+            <w:r>
+              <w:t>Only inside Class</w:t>
+            </w:r>
+          </w:p>
+        </w:tc>
+      </w:tr>
+      <w:tr>
+        <w:tc>
+          <w:tcPr>
+            <w:tcW w:w="3005" w:type="dxa"/>
+            <w:vAlign w:val="center"/>
+          </w:tcPr>
+          <w:p>
+            <w:pPr>
+              <w:jc w:val="center"/>
+            </w:pPr>
+            <w:r>
+              <w:t>Usage</w:t>
+            </w:r>
+          </w:p>
+        </w:tc>
+        <w:tc>
+          <w:tcPr>
+            <w:tcW w:w="3005" w:type="dxa"/>
+            <w:vAlign w:val="center"/>
+          </w:tcPr>
+          <w:p>
+            <w:pPr>
+              <w:jc w:val="center"/>
+            </w:pPr>
+            <w:r>
+              <w:t>Method Reference</w:t>
+            </w:r>
+          </w:p>
+        </w:tc>
+        <w:tc>
+          <w:tcPr>
+            <w:tcW w:w="3006" w:type="dxa"/>
+            <w:vAlign w:val="center"/>
+          </w:tcPr>
+          <w:p>
+            <w:pPr>
+              <w:jc w:val="center"/>
+            </w:pPr>
+            <w:r>
+              <w:t>Notification System</w:t>
+            </w:r>
+          </w:p>
+        </w:tc>
+      </w:tr>
+      <w:tr>
+        <w:tc>
+          <w:tcPr>
+            <w:tcW w:w="3005" w:type="dxa"/>
+            <w:vAlign w:val="center"/>
+          </w:tcPr>
+          <w:p>
+            <w:pPr>
+              <w:jc w:val="center"/>
+            </w:pPr>
+            <w:r>
+              <w:t>Safety</w:t>
+            </w:r>
+          </w:p>
+        </w:tc>
+        <w:tc>
+          <w:tcPr>
+            <w:tcW w:w="3005" w:type="dxa"/>
+            <w:vAlign w:val="center"/>
+          </w:tcPr>
+          <w:p>
+            <w:pPr>
+              <w:jc w:val="center"/>
+            </w:pPr>
+            <w:r>
+              <w:t>Less Secure</w:t>
+            </w:r>
+          </w:p>
+        </w:tc>
+        <w:tc>
+          <w:tcPr>
+            <w:tcW w:w="3006" w:type="dxa"/>
+            <w:vAlign w:val="center"/>
+          </w:tcPr>
+          <w:p>
+            <w:pPr>
+              <w:jc w:val="center"/>
+            </w:pPr>
+            <w:r>
+              <w:t>More Secure</w:t>
+            </w:r>
+          </w:p>
+        </w:tc>
+      </w:tr>
+      <w:tr>
+        <w:tc>
+          <w:tcPr>
+            <w:tcW w:w="3005" w:type="dxa"/>
+            <w:vAlign w:val="center"/>
+          </w:tcPr>
+          <w:p>
+            <w:pPr>
+              <w:jc w:val="center"/>
+            </w:pPr>
+            <w:r>
+              <w:t>Purpose</w:t>
+            </w:r>
+          </w:p>
+        </w:tc>
+        <w:tc>
+          <w:tcPr>
+            <w:tcW w:w="3005" w:type="dxa"/>
+            <w:vAlign w:val="center"/>
+          </w:tcPr>
+          <w:p>
+            <w:pPr>
+              <w:jc w:val="center"/>
+            </w:pPr>
+            <w:r>
+              <w:t>Call Methods</w:t>
+            </w:r>
+          </w:p>
+        </w:tc>
+        <w:tc>
+          <w:tcPr>
+            <w:tcW w:w="3006" w:type="dxa"/>
+            <w:vAlign w:val="center"/>
+          </w:tcPr>
+          <w:p>
+            <w:pPr>
+              <w:jc w:val="center"/>
+            </w:pPr>
+            <w:r>
+              <w:t>Notify Subcribers</w:t>
+            </w:r>
+          </w:p>
+        </w:tc>
+      </w:tr>
+    </w:tbl>
+    <w:p>
+      <w:pPr>
+        <w:rPr>
+          <w:b/>
+          <w:bCs/>
+          <w:sz w:val="28"/>
+          <w:szCs w:val="28"/>
+        </w:rPr>
+      </w:pPr>
+    </w:p>
+    <w:p>
+      <w:pPr>
+        <w:rPr>
+          <w:b/>
+          <w:bCs/>
+          <w:sz w:val="28"/>
+          <w:szCs w:val="28"/>
+        </w:rPr>
+      </w:pPr>
+    </w:p>
+    <w:p>
+      <w:pPr>
+        <w:rPr>
+          <w:b/>
+          <w:bCs/>
+          <w:sz w:val="32"/>
+          <w:szCs w:val="32"/>
+        </w:rPr>
+      </w:pPr>
+      <w:r>
+        <w:rPr>
+          <w:b/>
+          <w:bCs/>
+          <w:sz w:val="32"/>
+          <w:szCs w:val="32"/>
+        </w:rPr>
+        <w:t>Async/Await:</w:t>
+      </w:r>
+    </w:p>
+    <w:p>
+      <w:r>
+        <w:t>Used for Non-Blocking Operations.</w:t>
+      </w:r>
+      <w:r>
+        <w:br/>
+        <w:t>Helps to run tasks without freezing the main thread.</w:t>
+      </w:r>
+      <w:r>
+        <w:br/>
+        <w:t>Common in:</w:t>
+      </w:r>
+      <w:r>
+        <w:br/>
+      </w:r>
+      <w:r>
+        <w:tab/>
+        <w:t>API Calls.</w:t>
+      </w:r>
+      <w:r>
+        <w:br/>
+      </w:r>
+      <w:r>
+        <w:tab/>
+        <w:t>Database Operations.</w:t>
+      </w:r>
+      <w:r>
+        <w:br/>
+      </w:r>
+      <w:r>
+        <w:tab/>
+        <w:t>File Handling.</w:t>
+      </w:r>
+    </w:p>
+    <w:p>
+      <w:pPr>
+        <w:rPr>
+          <w:b/>
+          <w:bCs/>
+          <w:sz w:val="28"/>
+          <w:szCs w:val="28"/>
+        </w:rPr>
+      </w:pPr>
+      <w:r>
+        <w:rPr>
+          <w:b/>
+          <w:bCs/>
+          <w:sz w:val="28"/>
+          <w:szCs w:val="28"/>
+        </w:rPr>
+        <w:t>Key Words:</w:t>
+      </w:r>
+    </w:p>
+    <w:p>
+      <w:r>
+        <w:t>async – marks a method as asynchronous.</w:t>
+      </w:r>
+      <w:r>
+        <w:br/>
+        <w:t>await – waits for a task to complete.</w:t>
+      </w:r>
+      <w:r>
+        <w:t xml:space="preserve"> </w:t>
+      </w:r>
+      <w:r>
+        <w:t xml:space="preserve">(Without </w:t>
+      </w:r>
+      <w:r>
+        <w:t>Blocking)</w:t>
+      </w:r>
+      <w:r>
+        <w:br/>
+        <w:t>Task – Represents async Operation.</w:t>
+      </w:r>
+      <w:r>
+        <w:br/>
+      </w:r>
+      <w:r>
+        <w:rPr>
+          <w:b/>
+          <w:bCs/>
+          <w:sz w:val="24"/>
+          <w:szCs w:val="24"/>
+        </w:rPr>
+        <w:t>Example:</w:t>
+      </w:r>
+      <w:r>
+        <w:rPr>
+          <w:b/>
+          <w:bCs/>
+          <w:sz w:val="24"/>
+          <w:szCs w:val="24"/>
+        </w:rPr>
+        <w:br/>
+      </w:r>
+      <w:r>
+        <w:t>class Program</w:t>
+      </w:r>
+      <w:r>
+        <w:br/>
+        <w:t>{</w:t>
+      </w:r>
+      <w:r>
+        <w:br/>
+        <w:t xml:space="preserve">    static async Task Main()</w:t>
+      </w:r>
+      <w:r>
+        <w:br/>
+        <w:t xml:space="preserve">    {</w:t>
+      </w:r>
+      <w:r>
+        <w:br/>
+        <w:t xml:space="preserve">        </w:t>
+      </w:r>
+      <w:r>
+        <w:t>Console.WriteLine(“Start”);</w:t>
+      </w:r>
+      <w:r>
+        <w:br/>
+        <w:t xml:space="preserve">        await Long</w:t>
+      </w:r>
+      <w:r>
+        <w:t>TaskAsync();</w:t>
+      </w:r>
+      <w:r>
+        <w:br/>
+        <w:t xml:space="preserve">        Console.WriteLine(“End”);</w:t>
+      </w:r>
+      <w:r>
+        <w:br/>
+        <w:t xml:space="preserve">    }</w:t>
+      </w:r>
+      <w:r>
+        <w:br/>
+        <w:t xml:space="preserve">    static async Task LongTask()</w:t>
+      </w:r>
+      <w:r>
+        <w:br/>
+        <w:t xml:space="preserve">    {</w:t>
+      </w:r>
+      <w:r>
+        <w:br/>
+        <w:t xml:space="preserve">        await Task.Delay(</w:t>
+      </w:r>
+      <w:r>
+        <w:t>3000</w:t>
+      </w:r>
+      <w:r>
+        <w:t>)</w:t>
+      </w:r>
+      <w:r>
+        <w:t>; //Non-Blocking Delay</w:t>
+      </w:r>
+      <w:r>
+        <w:br/>
+        <w:t xml:space="preserve">        Console.WriteLine(“Task Completed”);</w:t>
+      </w:r>
+      <w:r>
+        <w:br/>
+      </w:r>
+      <w:r>
+        <w:lastRenderedPageBreak/>
+        <w:t xml:space="preserve">    }</w:t>
+      </w:r>
+      <w:r>
+        <w:br/>
+        <w:t>}</w:t>
+      </w:r>
+    </w:p>
+    <w:p>
+      <w:pPr>
+        <w:rPr>
+          <w:b/>
+          <w:bCs/>
+          <w:sz w:val="28"/>
+          <w:szCs w:val="28"/>
+        </w:rPr>
+      </w:pPr>
+      <w:r>
+        <w:rPr>
+          <w:b/>
+          <w:bCs/>
+          <w:sz w:val="28"/>
+          <w:szCs w:val="28"/>
+        </w:rPr>
+        <w:t>Rules:</w:t>
+      </w:r>
+    </w:p>
+    <w:p>
+      <w:r>
+        <w:t>async without await – warning</w:t>
+      </w:r>
+      <w:r>
+        <w:br/>
+        <w:t xml:space="preserve">    async Task Test() // must use await inside</w:t>
+      </w:r>
+      <w:r>
+        <w:br/>
+        <w:t>Avoid .Result or .wait()</w:t>
+      </w:r>
+      <w:r>
+        <w:br/>
+        <w:t xml:space="preserve">    var result = GetDataAsync().Result; //Can cause DeadLock</w:t>
+      </w:r>
+      <w:r>
+        <w:br/>
+        <w:t>Use Task instead of void</w:t>
+      </w:r>
+      <w:r>
+        <w:br/>
+        <w:t xml:space="preserve">    async Task MyMethod()</w:t>
+      </w:r>
+      <w:r>
+        <w:br/>
+        <w:t xml:space="preserve">    async void MyMethod() //Only for events</w:t>
+      </w:r>
+      <w:r>
+        <w:br/>
+        <w:t>Parallel Vs Sequential</w:t>
+      </w:r>
+      <w:r>
+        <w:br/>
+        <w:t xml:space="preserve">    //Sequential(Slow)</w:t>
+      </w:r>
+      <w:r>
+        <w:br/>
+        <w:t xml:space="preserve">    await Task1();</w:t>
+      </w:r>
+      <w:r>
+        <w:br/>
+        <w:t xml:space="preserve">    await Task2();</w:t>
+      </w:r>
+      <w:r>
+        <w:br/>
+        <w:t xml:space="preserve">    //Paralle(fast)</w:t>
+      </w:r>
+      <w:r>
+        <w:br/>
+        <w:t xml:space="preserve">    await Task.whenAll(Task1(), Task2());</w:t>
+      </w:r>
+    </w:p>
+    <w:p>
+      <w:pPr>
+        <w:rPr>
+          <w:b/>
+          <w:bCs/>
+          <w:sz w:val="28"/>
+          <w:szCs w:val="28"/>
+        </w:rPr>
+      </w:pPr>
+      <w:r>
+        <w:rPr>
+          <w:b/>
+          <w:bCs/>
+          <w:sz w:val="28"/>
+          <w:szCs w:val="28"/>
+        </w:rPr>
+        <w:t>When to Use Async/Await:</w:t>
+      </w:r>
+    </w:p>
+    <w:p>
+      <w:r>
+        <w:t>Use When:</w:t>
+      </w:r>
+      <w:r>
+        <w:br/>
+      </w:r>
+      <w:r>
+        <w:tab/>
+        <w:t>Calling APIs</w:t>
+      </w:r>
+      <w:r>
+        <w:br/>
+      </w:r>
+      <w:r>
+        <w:tab/>
+        <w:t>Database queries</w:t>
+      </w:r>
+      <w:r>
+        <w:br/>
+      </w:r>
+      <w:r>
+        <w:tab/>
+        <w:t>File I/O</w:t>
+      </w:r>
+      <w:r>
+        <w:br/>
+      </w:r>
+      <w:r>
+        <w:tab/>
+        <w:t>Long running Tasks</w:t>
+      </w:r>
+      <w:r>
+        <w:br/>
+        <w:t>Avoid When:</w:t>
+      </w:r>
+      <w:r>
+        <w:br/>
+      </w:r>
+      <w:r>
+        <w:tab/>
+        <w:t>Simple Calculations</w:t>
+      </w:r>
+      <w:r>
+        <w:br/>
+      </w:r>
+      <w:r>
+        <w:tab/>
+        <w:t>CPU – Bound Work(Use Parallel)</w:t>
+      </w:r>
+    </w:p>
+    <w:p>
+      <w:pPr>
+        <w:rPr>
+          <w:b/>
+          <w:bCs/>
+          <w:sz w:val="28"/>
+          <w:szCs w:val="28"/>
+        </w:rPr>
+      </w:pPr>
+      <w:r>
+        <w:rPr>
+          <w:b/>
+          <w:bCs/>
+          <w:sz w:val="28"/>
+          <w:szCs w:val="28"/>
+        </w:rPr>
+        <w:t>Thread Vs async:</w:t>
+      </w:r>
+    </w:p>
+    <w:p>
+      <w:r>
+        <w:t>Thread is heavy and OS-managed.</w:t>
+      </w:r>
+      <w:r>
+        <w:br/>
+        <w:t>async is light weight and Task based.</w:t>
+      </w:r>
+    </w:p>
+    <w:p>
+      <w:pPr>
+        <w:rPr>
+          <w:b/>
+          <w:bCs/>
+          <w:sz w:val="28"/>
+          <w:szCs w:val="28"/>
+        </w:rPr>
+      </w:pPr>
+      <w:r>
+        <w:rPr>
+          <w:b/>
+          <w:bCs/>
+          <w:sz w:val="28"/>
+          <w:szCs w:val="28"/>
+        </w:rPr>
+        <w:t>Does async create new Thread:</w:t>
+      </w:r>
+    </w:p>
+    <w:p>
+      <w:r>
+        <w:t>No, It uses thread Pool internally.</w:t>
+      </w:r>
+    </w:p>
+    <w:p>
+      <w:pPr>
+        <w:rPr>
+          <w:b/>
+          <w:bCs/>
+          <w:sz w:val="28"/>
+          <w:szCs w:val="28"/>
+        </w:rPr>
+      </w:pPr>
+      <w:r>
+        <w:rPr>
+          <w:b/>
+          <w:bCs/>
+          <w:sz w:val="28"/>
+          <w:szCs w:val="28"/>
+        </w:rPr>
+        <w:t>Task:</w:t>
+      </w:r>
+    </w:p>
+    <w:p>
+      <w:r>
+        <w:t>It represents ongoing operations.</w:t>
+      </w:r>
+    </w:p>
+    <w:p/>
+    <w:p>
+      <w:pPr>
+        <w:rPr>
+          <w:b/>
+          <w:bCs/>
+          <w:sz w:val="32"/>
+          <w:szCs w:val="32"/>
+        </w:rPr>
+      </w:pPr>
+      <w:r>
+        <w:rPr>
+          <w:b/>
+          <w:bCs/>
+          <w:sz w:val="32"/>
+          <w:szCs w:val="32"/>
+        </w:rPr>
+        <w:t>LINQ:</w:t>
+      </w:r>
+    </w:p>
+    <w:p>
+      <w:r>
+        <w:t>LINQ lets you query collections like list, array,</w:t>
+      </w:r>
+      <w:r>
+        <w:t xml:space="preserve"> </w:t>
+      </w:r>
+      <w:r>
+        <w:t>etc in a clean SQL – like array.</w:t>
+      </w:r>
+      <w:r>
+        <w:br/>
+        <w:t>Instead of writing loops you write expression queries.</w:t>
+      </w:r>
+    </w:p>
+    <w:p>
+      <w:pPr>
+        <w:rPr>
+          <w:b/>
+          <w:bCs/>
+          <w:sz w:val="28"/>
+          <w:szCs w:val="28"/>
+        </w:rPr>
+      </w:pPr>
+      <w:r>
+        <w:rPr>
+          <w:b/>
+          <w:bCs/>
+          <w:sz w:val="28"/>
+          <w:szCs w:val="28"/>
+        </w:rPr>
+        <w:t>Why LINQ:</w:t>
+      </w:r>
+    </w:p>
+    <w:p>
+      <w:pPr>
+        <w:rPr>
+          <w:b/>
+          <w:bCs/>
+          <w:sz w:val="28"/>
+          <w:szCs w:val="28"/>
+        </w:rPr>
+      </w:pPr>
+      <w:r>
+        <w:rPr>
+          <w:b/>
+          <w:bCs/>
+          <w:sz w:val="28"/>
+          <w:szCs w:val="28"/>
+        </w:rPr>
+        <w:lastRenderedPageBreak/>
+        <w:t>Without LINQ:</w:t>
+      </w:r>
+    </w:p>
+    <w:p>
+      <w:r>
+        <w:t>foreach(var num in numbers)</w:t>
+      </w:r>
+      <w:r>
+        <w:br/>
+        <w:t>{</w:t>
+      </w:r>
+      <w:r>
+        <w:br/>
+        <w:t xml:space="preserve">    if(num % 2 == 0)</w:t>
+      </w:r>
+      <w:r>
+        <w:br/>
+        <w:t xml:space="preserve">    {</w:t>
+      </w:r>
+      <w:r>
+        <w:br/>
+        <w:t xml:space="preserve">        Console.WriteLine(num);</w:t>
+      </w:r>
+      <w:r>
+        <w:br/>
+        <w:t xml:space="preserve">    }</w:t>
+      </w:r>
+      <w:r>
+        <w:br/>
+        <w:t>}</w:t>
+      </w:r>
+    </w:p>
+    <w:p>
+      <w:pPr>
+        <w:rPr>
+          <w:b/>
+          <w:bCs/>
+          <w:sz w:val="28"/>
+          <w:szCs w:val="28"/>
+        </w:rPr>
+      </w:pPr>
+      <w:r>
+        <w:rPr>
+          <w:b/>
+          <w:bCs/>
+          <w:sz w:val="28"/>
+          <w:szCs w:val="28"/>
+        </w:rPr>
+        <w:t>With LINQ:</w:t>
+      </w:r>
+    </w:p>
+    <w:p>
+      <w:r>
+        <w:t>Var result = numbers.where(x =&gt; x % 2 == 0)</w:t>
+      </w:r>
+    </w:p>
+    <w:p>
+      <w:r>
+        <w:t>Cleaner</w:t>
+      </w:r>
+      <w:r>
+        <w:br/>
+        <w:t>Readable</w:t>
+      </w:r>
+      <w:r>
+        <w:br/>
+        <w:t>Powerful</w:t>
+      </w:r>
+    </w:p>
+    <w:p>
+      <w:r>
+        <w:rPr>
+          <w:b/>
+          <w:bCs/>
+          <w:sz w:val="24"/>
+          <w:szCs w:val="24"/>
+        </w:rPr>
+        <w:t>Example:</w:t>
+      </w:r>
+      <w:r>
+        <w:rPr>
+          <w:b/>
+          <w:bCs/>
+          <w:sz w:val="24"/>
+          <w:szCs w:val="24"/>
+        </w:rPr>
+        <w:br/>
+      </w:r>
+      <w:r>
+        <w:t>class Program</w:t>
+      </w:r>
+      <w:r>
+        <w:br/>
+        <w:t>{</w:t>
+      </w:r>
+      <w:r>
+        <w:br/>
+        <w:t xml:space="preserve">    static void Main()</w:t>
+      </w:r>
+      <w:r>
+        <w:br/>
+        <w:t xml:space="preserve">    {</w:t>
+      </w:r>
+      <w:r>
+        <w:br/>
+        <w:t xml:space="preserve">        List&lt;int&gt; numbers = new List&lt;int&gt; {1, 2, 3, 4, 5, 6};</w:t>
+      </w:r>
+      <w:r>
+        <w:br/>
+        <w:t xml:space="preserve">        var evenNumbers = numbers.where(x =&gt; x % 2 == 0);</w:t>
+      </w:r>
+      <w:r>
+        <w:br/>
+        <w:t xml:space="preserve">        foreach(var num in evenNumbers)</w:t>
+      </w:r>
+      <w:r>
+        <w:br/>
+        <w:t xml:space="preserve">        {</w:t>
+      </w:r>
+      <w:r>
+        <w:br/>
+        <w:t xml:space="preserve">            Console.WriteLine(num);</w:t>
+      </w:r>
+      <w:r>
+        <w:br/>
+        <w:t xml:space="preserve">        }</w:t>
+      </w:r>
+      <w:r>
+        <w:br/>
+        <w:t xml:space="preserve">    }</w:t>
+      </w:r>
+      <w:r>
+        <w:br/>
+        <w:t>}</w:t>
+      </w:r>
+    </w:p>
+    <w:p>
+      <w:pPr>
+        <w:rPr>
+          <w:b/>
+          <w:bCs/>
+          <w:sz w:val="28"/>
+          <w:szCs w:val="28"/>
+        </w:rPr>
+      </w:pPr>
+      <w:r>
+        <w:rPr>
+          <w:b/>
+          <w:bCs/>
+          <w:sz w:val="28"/>
+          <w:szCs w:val="28"/>
+        </w:rPr>
+        <w:t>LINQ Methods:</w:t>
+      </w:r>
+    </w:p>
+    <w:p>
+      <w:pPr>
+        <w:rPr>
+          <w:b/>
+          <w:bCs/>
+          <w:sz w:val="28"/>
+          <w:szCs w:val="28"/>
+        </w:rPr>
+      </w:pPr>
+      <w:r>
+        <w:rPr>
+          <w:b/>
+          <w:bCs/>
+          <w:sz w:val="28"/>
+          <w:szCs w:val="28"/>
+        </w:rPr>
+        <w:t>WHERE – Filtering:</w:t>
+      </w:r>
+    </w:p>
+    <w:p>
+      <w:r>
+        <w:t>Var result = numbers.where(x =&gt; x &gt; 3);</w:t>
+      </w:r>
+    </w:p>
+    <w:p>
+      <w:pPr>
+        <w:rPr>
+          <w:b/>
+          <w:bCs/>
+          <w:sz w:val="28"/>
+          <w:szCs w:val="28"/>
+        </w:rPr>
+      </w:pPr>
+      <w:r>
+        <w:rPr>
+          <w:b/>
+          <w:bCs/>
+          <w:sz w:val="28"/>
+          <w:szCs w:val="28"/>
+        </w:rPr>
+        <w:t>SELECT – Projection: (Transform)</w:t>
+      </w:r>
+    </w:p>
+    <w:p>
+      <w:r>
+        <w:t>Var squares = numbers.select(x =&gt; x * x);</w:t>
+      </w:r>
+    </w:p>
+    <w:p>
+      <w:pPr>
+        <w:rPr>
+          <w:b/>
+          <w:bCs/>
+          <w:sz w:val="28"/>
+          <w:szCs w:val="28"/>
+        </w:rPr>
+      </w:pPr>
+      <w:r>
+        <w:rPr>
+          <w:b/>
+          <w:bCs/>
+          <w:sz w:val="28"/>
+          <w:szCs w:val="28"/>
+        </w:rPr>
+        <w:t>First / FirstOrDefault:</w:t>
+      </w:r>
+    </w:p>
+    <w:p>
+      <w:r>
+        <w:t>Var first = numbers.First(x =&gt; x &gt; 2);</w:t>
+      </w:r>
+      <w:r>
+        <w:br/>
+        <w:t>var safe = numbers.FirstOrDefault(x =&gt; x &gt; 10); //</w:t>
+      </w:r>
+      <w:r>
+        <w:t>returns 0 for default</w:t>
+      </w:r>
+    </w:p>
+    <w:p>
+      <w:pPr>
+        <w:rPr>
+          <w:b/>
+          <w:bCs/>
+          <w:sz w:val="28"/>
+          <w:szCs w:val="28"/>
+        </w:rPr>
+      </w:pPr>
+      <w:r>
+        <w:rPr>
+          <w:b/>
+          <w:bCs/>
+          <w:sz w:val="28"/>
+          <w:szCs w:val="28"/>
+        </w:rPr>
+        <w:t>OrderBy / OrderByDescending:</w:t>
+      </w:r>
+    </w:p>
+    <w:p>
+      <w:r>
+        <w:t>Var sorted = numbers.OrderBy(x =&gt; x);</w:t>
+      </w:r>
+      <w:r>
+        <w:br/>
+        <w:t>var desc = numbers.OrderByDescending(x =&gt; x);</w:t>
+      </w:r>
+    </w:p>
+    <w:p>
+      <w:pPr>
+        <w:rPr>
+          <w:b/>
+          <w:bCs/>
+          <w:sz w:val="28"/>
+          <w:szCs w:val="28"/>
+        </w:rPr>
+      </w:pPr>
+      <w:r>
+        <w:rPr>
+          <w:b/>
+          <w:bCs/>
+          <w:sz w:val="28"/>
+          <w:szCs w:val="28"/>
+        </w:rPr>
+        <w:lastRenderedPageBreak/>
+        <w:t>Count / Any / All:</w:t>
+      </w:r>
+    </w:p>
+    <w:p>
+      <w:r>
+        <w:t>Int count = numbers.Count(x =&gt; x &gt; 2);</w:t>
+      </w:r>
+      <w:r>
+        <w:br/>
+        <w:t>bool any = numbers.Any(x =&gt; x &gt; 5);</w:t>
+      </w:r>
+      <w:r>
+        <w:br/>
+        <w:t>bool all = numbers.All(x =&gt; x &gt; 0);</w:t>
+      </w:r>
+    </w:p>
+    <w:p>
+      <w:pPr>
+        <w:rPr>
+          <w:b/>
+          <w:bCs/>
+          <w:sz w:val="28"/>
+          <w:szCs w:val="28"/>
+        </w:rPr>
+      </w:pPr>
+      <w:r>
+        <w:rPr>
+          <w:b/>
+          <w:bCs/>
+          <w:sz w:val="28"/>
+          <w:szCs w:val="28"/>
+        </w:rPr>
+        <w:t>Method Syntax Vs Query Syntax:</w:t>
+      </w:r>
+    </w:p>
+    <w:p>
+      <w:pPr>
+        <w:rPr>
+          <w:b/>
+          <w:bCs/>
+          <w:sz w:val="28"/>
+          <w:szCs w:val="28"/>
+        </w:rPr>
+      </w:pPr>
+      <w:r>
+        <w:rPr>
+          <w:b/>
+          <w:bCs/>
+          <w:sz w:val="28"/>
+          <w:szCs w:val="28"/>
+        </w:rPr>
+        <w:t>Method Syntax:</w:t>
+      </w:r>
+    </w:p>
+    <w:p>
+      <w:r>
+        <w:t>Var result = numbers.where(x =&gt; x &gt; 2).select(x =&gt; x * 10);</w:t>
+      </w:r>
+    </w:p>
+    <w:p>
+      <w:pPr>
+        <w:rPr>
+          <w:b/>
+          <w:bCs/>
+          <w:sz w:val="28"/>
+          <w:szCs w:val="28"/>
+        </w:rPr>
+      </w:pPr>
+      <w:r>
+        <w:rPr>
+          <w:b/>
+          <w:bCs/>
+          <w:sz w:val="28"/>
+          <w:szCs w:val="28"/>
+        </w:rPr>
+        <w:t>Query Syntax:</w:t>
+      </w:r>
+    </w:p>
+    <w:p>
+      <w:r>
+        <w:t>Var result = from n in numbers</w:t>
+      </w:r>
+      <w:r>
+        <w:br/>
+      </w:r>
+      <w:r>
+        <w:tab/>
+        <w:t xml:space="preserve">       where n &gt; 2</w:t>
+      </w:r>
+      <w:r>
+        <w:br/>
+      </w:r>
+      <w:r>
+        <w:tab/>
+        <w:t xml:space="preserve">       select n * 10;</w:t>
+      </w:r>
+    </w:p>
+    <w:p>
+      <w:pPr>
+        <w:rPr>
+          <w:b/>
+          <w:bCs/>
+          <w:sz w:val="28"/>
+          <w:szCs w:val="28"/>
+        </w:rPr>
+      </w:pPr>
+      <w:r>
+        <w:rPr>
+          <w:b/>
+          <w:bCs/>
+          <w:sz w:val="28"/>
+          <w:szCs w:val="28"/>
+        </w:rPr>
+        <w:t>GroupBy:</w:t>
+      </w:r>
+    </w:p>
+    <w:p>
+      <w:r>
+        <w:t>Var groups = employees.GroupBy(e =&gt; e.salary);</w:t>
+      </w:r>
+      <w:r>
+        <w:br/>
+        <w:t>foreach(var group in groups)</w:t>
+      </w:r>
+      <w:r>
+        <w:br/>
+        <w:t>{</w:t>
+      </w:r>
+      <w:r>
+        <w:br/>
+        <w:t xml:space="preserve">    Console.WriteLine(“Salary: ” + group.key);</w:t>
+      </w:r>
+      <w:r>
+        <w:br/>
+        <w:t xml:space="preserve">    foreach(var emp in group)</w:t>
+      </w:r>
+      <w:r>
+        <w:br/>
+        <w:t xml:space="preserve">    {</w:t>
+      </w:r>
+      <w:r>
+        <w:br/>
+        <w:t xml:space="preserve">        Console.WriteLine(emp.Name);</w:t>
+      </w:r>
+      <w:r>
+        <w:br/>
+        <w:t xml:space="preserve">    }</w:t>
+      </w:r>
+      <w:r>
+        <w:br/>
+        <w:t>}</w:t>
+      </w:r>
+    </w:p>
+    <w:p>
+      <w:pPr>
+        <w:rPr>
+          <w:b/>
+          <w:bCs/>
+          <w:sz w:val="28"/>
+          <w:szCs w:val="28"/>
+        </w:rPr>
+      </w:pPr>
+      <w:r>
+        <w:rPr>
+          <w:b/>
+          <w:bCs/>
+          <w:sz w:val="28"/>
+          <w:szCs w:val="28"/>
+        </w:rPr>
+        <w:t>Join:</w:t>
+      </w:r>
+    </w:p>
+    <w:p>
+      <w:r>
+        <w:t>Var result = from emp in employees</w:t>
+      </w:r>
+      <w:r>
+        <w:br/>
+      </w:r>
+      <w:r>
+        <w:tab/>
+        <w:t xml:space="preserve">       join dept in departments</w:t>
+      </w:r>
+      <w:r>
+        <w:br/>
+      </w:r>
+      <w:r>
+        <w:tab/>
+        <w:t xml:space="preserve">       on emp.deptId equals deptId</w:t>
+      </w:r>
+      <w:r>
+        <w:br/>
+        <w:t xml:space="preserve">                      select new</w:t>
+      </w:r>
+      <w:r>
+        <w:br/>
+        <w:t xml:space="preserve">                      {</w:t>
+      </w:r>
+      <w:r>
+        <w:br/>
+        <w:t xml:space="preserve">                          emp.Name,</w:t>
+      </w:r>
+      <w:r>
+        <w:br/>
+        <w:t xml:space="preserve">                          dept.DeptName</w:t>
+      </w:r>
+      <w:r>
+        <w:br/>
+        <w:t xml:space="preserve">                      } </w:t>
+      </w:r>
+    </w:p>
+    <w:p>
+      <w:pPr>
+        <w:rPr>
+          <w:b/>
+          <w:bCs/>
+          <w:sz w:val="28"/>
+          <w:szCs w:val="28"/>
+        </w:rPr>
+      </w:pPr>
+      <w:r>
+        <w:rPr>
+          <w:b/>
+          <w:bCs/>
+          <w:sz w:val="28"/>
+          <w:szCs w:val="28"/>
+        </w:rPr>
+        <w:t>Key Points:</w:t>
+      </w:r>
+    </w:p>
+    <w:p>
+      <w:r>
+        <w:t>LINQ works with IEnumerable / IQueryable.</w:t>
+      </w:r>
+      <w:r>
+        <w:br/>
+        <w:t>Deffered Execution. (executed when Iterated)</w:t>
+      </w:r>
+      <w:r>
+        <w:br/>
+        <w:t>Improves redability and reduce loops.</w:t>
+      </w:r>
+      <w:r>
+        <w:br/>
+        <w:t>Supports Chaining.</w:t>
+      </w:r>
+    </w:p>
+    <w:p>
+      <w:pPr>
+        <w:rPr>
+          <w:b/>
+          <w:bCs/>
+          <w:sz w:val="28"/>
+          <w:szCs w:val="28"/>
+        </w:rPr>
+      </w:pPr>
+      <w:r>
+        <w:rPr>
+          <w:b/>
+          <w:bCs/>
+          <w:sz w:val="28"/>
+          <w:szCs w:val="28"/>
+        </w:rPr>
+        <w:t>Common Mistakes:</w:t>
+      </w:r>
+    </w:p>
+    <w:p>
+      <w:pPr>
+        <w:rPr>
+          <w:b/>
+          <w:bCs/>
+          <w:sz w:val="28"/>
+          <w:szCs w:val="28"/>
+        </w:rPr>
+      </w:pPr>
+      <w:r>
+        <w:rPr>
+          <w:b/>
+          <w:bCs/>
+          <w:sz w:val="28"/>
+          <w:szCs w:val="28"/>
+        </w:rPr>
+        <w:t>Multiple Enumeration:</w:t>
+      </w:r>
+    </w:p>
+    <w:p>
+      <w:r>
+        <w:lastRenderedPageBreak/>
+        <w:t>Var data = numbers.where(x =&gt; x &gt; 2);</w:t>
+      </w:r>
+      <w:r>
+        <w:br/>
+        <w:t>foreach(var d in data) {}</w:t>
+      </w:r>
+      <w:r>
+        <w:br/>
+        <w:t>foreach(var d in data) {} //re-executes query</w:t>
+      </w:r>
+      <w:r>
+        <w:br/>
+      </w:r>
+      <w:r>
+        <w:rPr>
+          <w:b/>
+          <w:bCs/>
+          <w:sz w:val="24"/>
+          <w:szCs w:val="24"/>
+        </w:rPr>
+        <w:t>Fix:</w:t>
+      </w:r>
+      <w:r>
+        <w:rPr>
+          <w:b/>
+          <w:bCs/>
+          <w:sz w:val="24"/>
+          <w:szCs w:val="24"/>
+        </w:rPr>
+        <w:br/>
+      </w:r>
+      <w:r>
+        <w:t>var data = numbers.where(x =&gt; x &gt; 2).ToList();</w:t>
+      </w:r>
+    </w:p>
+    <w:p>
+      <w:pPr>
+        <w:rPr>
+          <w:b/>
+          <w:bCs/>
+          <w:sz w:val="28"/>
+          <w:szCs w:val="28"/>
+        </w:rPr>
+      </w:pPr>
+      <w:r>
+        <w:rPr>
+          <w:b/>
+          <w:bCs/>
+          <w:sz w:val="28"/>
+          <w:szCs w:val="28"/>
+        </w:rPr>
+        <w:t>First Vs FirstOrDefault:</w:t>
+      </w:r>
+    </w:p>
+    <w:p>
+      <w:r>
+        <w:t>First() – throws Exception</w:t>
+      </w:r>
+      <w:r>
+        <w:br/>
+        <w:t>FirstOrDefault() – safe</w:t>
+      </w:r>
+    </w:p>
+    <w:p>
+      <w:pPr>
+        <w:rPr>
+          <w:b/>
+          <w:bCs/>
+          <w:sz w:val="28"/>
+          <w:szCs w:val="28"/>
+        </w:rPr>
+      </w:pPr>
+      <w:r>
+        <w:rPr>
+          <w:b/>
+          <w:bCs/>
+          <w:sz w:val="28"/>
+          <w:szCs w:val="28"/>
+        </w:rPr>
+        <w:t>Deffered Execution:</w:t>
+      </w:r>
+    </w:p>
+    <w:p>
+      <w:r>
+        <w:t>Query runs only when iterated.</w:t>
+      </w:r>
+    </w:p>
+    <w:p>
+      <w:pPr>
+        <w:rPr>
+          <w:b/>
+          <w:bCs/>
+          <w:sz w:val="28"/>
+          <w:szCs w:val="28"/>
+        </w:rPr>
+      </w:pPr>
+      <w:r>
+        <w:rPr>
+          <w:b/>
+          <w:bCs/>
+          <w:sz w:val="28"/>
+          <w:szCs w:val="28"/>
+        </w:rPr>
+        <w:t>IEnumerable Vs IQueryable:</w:t>
+      </w:r>
+    </w:p>
+    <w:p>
+      <w:r>
+        <w:t>IEnumerable in memory.</w:t>
+      </w:r>
+      <w:r>
+        <w:br/>
+        <w:t>IQueryable in database query.</w:t>
       </w:r>
     </w:p>
     <w:sectPr>
@@ -9306,7 +10474,6 @@
     </w:pPr>
     <w:r>
       <w:tab/>
-      <w:t>Yes</w:t>
     </w:r>
   </w:p>
 </w:ftr>
